--- a/docs/studienskripte/word-rohfassungen/woek-g-v02.docx
+++ b/docs/studienskripte/word-rohfassungen/woek-g-v02.docx
@@ -29,47 +29,7 @@
     </w:p>
     <w:p>
       <w:r>
-        <w:t>Track: Grundstudium Wirkungsökonomie</w:t>
-      </w:r>
-    </w:p>
-    <w:p>
-      <w:r>
-        <w:t>Kurscode: woek-g</w:t>
-      </w:r>
-    </w:p>
-    <w:p>
-      <w:r>
-        <w:t>Vorlesungscode: V02</w:t>
-      </w:r>
-    </w:p>
-    <w:p>
-      <w:r>
-        <w:t>Modul/Abschnitt: G1.1</w:t>
-      </w:r>
-    </w:p>
-    <w:p>
-      <w:r>
-        <w:t>Titel: Wirkung statt Kapital</w:t>
-      </w:r>
-    </w:p>
-    <w:p>
-      <w:r>
-        <w:t>Status: Rohfassung V0 · Sprint-Produktionslauf · muss im nächsten Tiefensprint auf 40-50 Seiten erweitert werden</w:t>
-      </w:r>
-    </w:p>
-    <w:p>
-      <w:r>
-        <w:t>Quelle: woek-akademie-app/content/lehrgaenge/woek-g-v02.md</w:t>
-      </w:r>
-    </w:p>
-    <w:p>
-      <w:r>
-        <w:t>Ablage: Markdown-Master in content/studienskripte/woek-g-v02.md, Word-Rohfassung in docs/studienskripte/word-rohfassungen/woek-g-v02.docx</w:t>
-      </w:r>
-    </w:p>
-    <w:p>
-      <w:r>
-        <w:t>Wissensbasis: aktuelles Grundlagenwerk, Website-Korpus inklusive Journal, Akademie-Quelltexte, Glossar, interne Dossiers und externe Fachquellen</w:t>
+        <w:t>Track: Grundstudium Wirkungsökonomie Kurscode: woek-g Vorlesungscode: V02 Modul/Abschnitt: G1.1 Titel: Wirkung statt Kapital Status: Rohfassung V0 · Sprint-Produktionslauf · muss im nächsten Tiefensprint auf 40-50 Seiten erweitert werden Quelle: woek-akademie-app/content/lehrgaenge/woek-g-v02.md Ablage: Markdown-Master in content/studienskripte/woek-g-v02.md, Word-Rohfassung in docs/studienskripte/word-rohfassungen/woek-g-v02.docx Wissensbasis: aktuelles Grundlagenwerk, Website-Korpus inklusive Journal, Akademie-Quelltexte, Glossar, interne Dossiers und externe Fachquellen</w:t>
       </w:r>
     </w:p>
     <w:p>
@@ -715,42 +675,7 @@
     </w:p>
     <w:p>
       <w:r>
-        <w:t>```chart-spec</w:t>
-      </w:r>
-    </w:p>
-    <w:p>
-      <w:r>
-        <w:t>slug: woek-g-v02-wirkpfad</w:t>
-      </w:r>
-    </w:p>
-    <w:p>
-      <w:r>
-        <w:t>type: wirkpfad</w:t>
-      </w:r>
-    </w:p>
-    <w:p>
-      <w:r>
-        <w:t>reuse_first: true</w:t>
-      </w:r>
-    </w:p>
-    <w:p>
-      <w:r>
-        <w:t>preferred_asset: content/studienskripte/assets/woek-g-v02/woek-g-v02-wirkpfad.svg</w:t>
-      </w:r>
-    </w:p>
-    <w:p>
-      <w:r>
-        <w:t>message: Wirkung statt Kapital wird als Wirkpfad von Auslöser über Mechanismus, Wirkungsempfänger und Zustandsveränderung bis zur Rückkopplung dargestellt.</w:t>
-      </w:r>
-    </w:p>
-    <w:p>
-      <w:r>
-        <w:t>source: WÖk-Grundlagenwerk, Website-Korpus, Akademie-Quelltexte, Glossar</w:t>
-      </w:r>
-    </w:p>
-    <w:p>
-      <w:r>
-        <w:t>```</w:t>
+        <w:t>``chart-spec slug: woek-g-v02-wirkpfad type: wirkpfad reuse_first: true preferred_asset: content/studienskripte/assets/woek-g-v02/woek-g-v02-wirkpfad.svg message: Wirkung statt Kapital wird als Wirkpfad von Auslöser über Mechanismus, Wirkungsempfänger und Zustandsveränderung bis zur Rückkopplung dargestellt. source: WÖk-Grundlagenwerk, Website-Korpus, Akademie-Quelltexte, Glossar ``</w:t>
       </w:r>
     </w:p>
     <w:p>

--- a/docs/studienskripte/word-rohfassungen/woek-g-v02.docx
+++ b/docs/studienskripte/word-rohfassungen/woek-g-v02.docx
@@ -29,7 +29,7 @@
     </w:p>
     <w:p>
       <w:r>
-        <w:t>Track: Grundstudium Wirkungsökonomie Kurscode: woek-g Vorlesungscode: V02 Modul/Abschnitt: G1.1 Titel: Wirkung statt Kapital Status: Rohfassung V0 · Sprint-Produktionslauf · muss im nächsten Tiefensprint auf 40-50 Seiten erweitert werden Quelle: woek-akademie-app/content/lehrgaenge/woek-g-v02.md Ablage: Markdown-Master in content/studienskripte/woek-g-v02.md, Word-Rohfassung in docs/studienskripte/word-rohfassungen/woek-g-v02.docx Wissensbasis: aktuelles Grundlagenwerk, Website-Korpus inklusive Journal, Akademie-Quelltexte, Glossar, interne Dossiers und externe Fachquellen</w:t>
+        <w:t>Track: Grundstudium Wirkungsökonomie Kurscode: woek-g Vorlesungscode: V02 Modul/Abschnitt: G1.1 Titel: Wirkung statt Kapital Status: Tiefenskript-Sprint 6 · substanzielle Arbeitsfassung, Claude-CI/CD-Finalisierung offen Quelle: woek-akademie-app/content/lehrgaenge/woek-g-v02.md Ablage: Markdown-Master in content/studienskripte/woek-g-v02.md, Word-Rohfassung in docs/studienskripte/word-rohfassungen/woek-g-v02.docx Wissensbasis: aktuelles Grundlagenwerk, Website-Korpus inklusive Journal, Akademie-Quelltexte, Glossar, interne Dossiers und externe Fachquellen</w:t>
       </w:r>
     </w:p>
     <w:p>
@@ -993,17 +993,1331 @@
         <w:pStyle w:val="Heading2"/>
       </w:pPr>
       <w:r>
-        <w:t>7. Prüfungsrelevanz</w:t>
-      </w:r>
-    </w:p>
-    <w:p>
-      <w:r>
-        <w:t>Diese Vorlesung ist prüfungsrelevant, aber die eigentliche Antwortlogik gehört nicht in das öffentliche Studienskript. Zertifikatsfragen, CorrectAnswer, Scoring-Regeln und Fallrubrics werden separat in der geschützten App-Lane unter woek-akademie-app/content/pruefungen/ gepflegt.</w:t>
-      </w:r>
-    </w:p>
-    <w:p>
-      <w:r>
-        <w:t>Für den Fragenpool sind besonders geeignet:</w:t>
+        <w:t>7. Tiefenskript-Erweiterung Sprint 6</w:t>
+      </w:r>
+    </w:p>
+    <w:p>
+      <w:r>
+        <w:t>Status dieser Erweiterung: ausgebaute Arbeitsfassung für Claude-CI/CD, Word-Rohfassung und Reader-Spiegel. Sie ersetzt noch nicht die spätere Satz-, Quellen- und PDF-Finalisierung, bringt die Vorlesung aber aus der Kurzfassung in eine substanzielle Studienskriptfassung.</w:t>
+      </w:r>
+    </w:p>
+    <w:p>
+      <w:pPr>
+        <w:pStyle w:val="Heading3"/>
+      </w:pPr>
+      <w:r>
+        <w:t>7.1 Leitthese</w:t>
+      </w:r>
+    </w:p>
+    <w:p>
+      <w:r>
+        <w:t>Wirkung statt Kapital markiert im Grundstudium eine Grundentscheidung der Wirkungsökonomie: Entscheidend ist nicht, was plausibel klingt, sondern welche Zustände sich bei welchen Wirkungsempfängern in welchem Wirkungsraum tatsächlich verändern.</w:t>
+      </w:r>
+    </w:p>
+    <w:p>
+      <w:r>
+        <w:t>Die Vorlesung bleibt dabei an die Grundregel gebunden: Wirkung ist neutral und relational. Erst die Bewertung im Referenzrahmen Mensch, Planet, Demokratie, SDGs, Agenda 2030 und SDG+ entscheidet, ob eine Veränderung positiv, negativ oder ambivalent einzuordnen ist. Wenn eine Zielgröße gemeint ist, sprechen wir von positiver Netto-Wirkung.</w:t>
+      </w:r>
+    </w:p>
+    <w:p>
+      <w:pPr>
+        <w:pStyle w:val="Heading3"/>
+      </w:pPr>
+      <w:r>
+        <w:t>7.2 Didaktische Einordnung im Studiengang</w:t>
+      </w:r>
+    </w:p>
+    <w:p>
+      <w:r>
+        <w:t>V02 liegt an der Schwelle zwischen begrifflicher Grundlegung und Bewertungsarchitektur. Die Studierenden sollen nicht nur Begriffe wiedergeben, sondern an Fällen erkennen, welche Aussage schon Wirkung behauptet, welche nur Wirkungspotenzial beschreibt und wo ein Wirkungsrisiko offenliegt. Der Tiefensinn dieser Vorlesung liegt deshalb nicht in zusätzlicher Komplexität, sondern in besserer Unterscheidungsfähigkeit.</w:t>
+      </w:r>
+    </w:p>
+    <w:p>
+      <w:r>
+        <w:t>Für die spätere Praxis ist entscheidend, dass jede Analyse vier Ebenen getrennt hält:</w:t>
+      </w:r>
+    </w:p>
+    <w:p>
+      <w:r>
+        <w:t>1. Beschreibung: Was geschieht tatsächlich oder soll geschehen?</w:t>
+      </w:r>
+    </w:p>
+    <w:p>
+      <w:r>
+        <w:t>2. Kausalannahme: Über welchen Mechanismus könnte daraus eine Zustandsveränderung entstehen?</w:t>
+      </w:r>
+    </w:p>
+    <w:p>
+      <w:r>
+        <w:t>3. Bewertung: Welche Richtung hat diese Veränderung im Referenzrahmen?</w:t>
+      </w:r>
+    </w:p>
+    <w:p>
+      <w:r>
+        <w:t>4. Rückkopplung: Welche Entscheidung, Regel, Ressource oder Kommunikation wird dadurch verändert?</w:t>
+      </w:r>
+    </w:p>
+    <w:p>
+      <w:r>
+        <w:t>Wo diese Ebenen vermischt werden, entstehen typische WÖk-Fehler: Aktivität wird als Wirkung ausgegeben, Reichweite ersetzt Zustandsveränderung, gute Absicht verdeckt Nebenwirkungen oder Reporting wird mit Lernen verwechselt.</w:t>
+      </w:r>
+    </w:p>
+    <w:p>
+      <w:pPr>
+        <w:pStyle w:val="Heading3"/>
+      </w:pPr>
+      <w:r>
+        <w:t>7.3 Analysemodell</w:t>
+      </w:r>
+    </w:p>
+    <w:tbl>
+      <w:tblPr>
+        <w:tblStyle w:val="TableGrid"/>
+        <w:tblW w:type="auto" w:w="0"/>
+        <w:jc w:val="left"/>
+        <w:tblLook w:firstColumn="1" w:firstRow="1" w:lastColumn="0" w:lastRow="0" w:noHBand="0" w:noVBand="1" w:val="04A0"/>
+      </w:tblPr>
+      <w:tblGrid>
+        <w:gridCol w:w="2340"/>
+        <w:gridCol w:w="2340"/>
+        <w:gridCol w:w="2340"/>
+        <w:gridCol w:w="2340"/>
+      </w:tblGrid>
+      <w:tr>
+        <w:tc>
+          <w:tcPr>
+            <w:tcW w:type="dxa" w:w="2340"/>
+            <w:vAlign w:val="center"/>
+          </w:tcPr>
+          <w:p>
+            <w:r>
+              <w:rPr>
+                <w:b/>
+              </w:rPr>
+              <w:t>Analyseobjekt</w:t>
+            </w:r>
+          </w:p>
+        </w:tc>
+        <w:tc>
+          <w:tcPr>
+            <w:tcW w:type="dxa" w:w="2340"/>
+            <w:vAlign w:val="center"/>
+          </w:tcPr>
+          <w:p>
+            <w:r>
+              <w:rPr>
+                <w:b/>
+              </w:rPr>
+              <w:t>Woran es wirkt</w:t>
+            </w:r>
+          </w:p>
+        </w:tc>
+        <w:tc>
+          <w:tcPr>
+            <w:tcW w:type="dxa" w:w="2340"/>
+            <w:vAlign w:val="center"/>
+          </w:tcPr>
+          <w:p>
+            <w:r>
+              <w:rPr>
+                <w:b/>
+              </w:rPr>
+              <w:t>Typischer Fehler</w:t>
+            </w:r>
+          </w:p>
+        </w:tc>
+        <w:tc>
+          <w:tcPr>
+            <w:tcW w:type="dxa" w:w="2340"/>
+            <w:vAlign w:val="center"/>
+          </w:tcPr>
+          <w:p>
+            <w:r>
+              <w:rPr>
+                <w:b/>
+              </w:rPr>
+              <w:t>Saubere WÖk-Lesart</w:t>
+            </w:r>
+          </w:p>
+        </w:tc>
+      </w:tr>
+      <w:tr>
+        <w:tc>
+          <w:tcPr>
+            <w:tcW w:type="dxa" w:w="2340"/>
+            <w:vAlign w:val="center"/>
+          </w:tcPr>
+          <w:p>
+            <w:r>
+              <w:t>Begriff</w:t>
+            </w:r>
+          </w:p>
+        </w:tc>
+        <w:tc>
+          <w:tcPr>
+            <w:tcW w:type="dxa" w:w="2340"/>
+            <w:vAlign w:val="center"/>
+          </w:tcPr>
+          <w:p>
+            <w:r>
+              <w:t>Was muss präzise getrennt werden?</w:t>
+            </w:r>
+          </w:p>
+        </w:tc>
+        <w:tc>
+          <w:tcPr>
+            <w:tcW w:type="dxa" w:w="2340"/>
+            <w:vAlign w:val="center"/>
+          </w:tcPr>
+          <w:p>
+            <w:r>
+              <w:t>Typischer Fehler</w:t>
+            </w:r>
+          </w:p>
+        </w:tc>
+        <w:tc>
+          <w:tcPr>
+            <w:tcW w:type="dxa" w:w="2340"/>
+            <w:vAlign w:val="center"/>
+          </w:tcPr>
+          <w:p>
+            <w:r>
+              <w:t>Saubere WÖk-Lesart</w:t>
+            </w:r>
+          </w:p>
+        </w:tc>
+      </w:tr>
+      <w:tr>
+        <w:tc>
+          <w:tcPr>
+            <w:tcW w:type="dxa" w:w="2340"/>
+            <w:vAlign w:val="center"/>
+          </w:tcPr>
+          <w:p>
+            <w:r>
+              <w:t>Wirkung</w:t>
+            </w:r>
+          </w:p>
+        </w:tc>
+        <w:tc>
+          <w:tcPr>
+            <w:tcW w:type="dxa" w:w="2340"/>
+            <w:vAlign w:val="center"/>
+          </w:tcPr>
+          <w:p>
+            <w:r>
+              <w:t>tatsächliche Zustandsveränderung</w:t>
+            </w:r>
+          </w:p>
+        </w:tc>
+        <w:tc>
+          <w:tcPr>
+            <w:tcW w:type="dxa" w:w="2340"/>
+            <w:vAlign w:val="center"/>
+          </w:tcPr>
+          <w:p>
+            <w:r>
+              <w:t>Absicht, Aktivität oder Reichweite als Wirkung ausgeben</w:t>
+            </w:r>
+          </w:p>
+        </w:tc>
+        <w:tc>
+          <w:tcPr>
+            <w:tcW w:type="dxa" w:w="2340"/>
+            <w:vAlign w:val="center"/>
+          </w:tcPr>
+          <w:p>
+            <w:r>
+              <w:t>Zustand, Empfänger, Wirkpfad und Quelle nennen</w:t>
+            </w:r>
+          </w:p>
+        </w:tc>
+      </w:tr>
+      <w:tr>
+        <w:tc>
+          <w:tcPr>
+            <w:tcW w:type="dxa" w:w="2340"/>
+            <w:vAlign w:val="center"/>
+          </w:tcPr>
+          <w:p>
+            <w:r>
+              <w:t>Potenzial</w:t>
+            </w:r>
+          </w:p>
+        </w:tc>
+        <w:tc>
+          <w:tcPr>
+            <w:tcW w:type="dxa" w:w="2340"/>
+            <w:vAlign w:val="center"/>
+          </w:tcPr>
+          <w:p>
+            <w:r>
+              <w:t>mögliche künftige Wirkung</w:t>
+            </w:r>
+          </w:p>
+        </w:tc>
+        <w:tc>
+          <w:tcPr>
+            <w:tcW w:type="dxa" w:w="2340"/>
+            <w:vAlign w:val="center"/>
+          </w:tcPr>
+          <w:p>
+            <w:r>
+              <w:t>Möglichkeit als Ergebnis verkaufen</w:t>
+            </w:r>
+          </w:p>
+        </w:tc>
+        <w:tc>
+          <w:tcPr>
+            <w:tcW w:type="dxa" w:w="2340"/>
+            <w:vAlign w:val="center"/>
+          </w:tcPr>
+          <w:p>
+            <w:r>
+              <w:t>Bedingungen, Unsicherheit und Resonanzraum markieren</w:t>
+            </w:r>
+          </w:p>
+        </w:tc>
+      </w:tr>
+      <w:tr>
+        <w:tc>
+          <w:tcPr>
+            <w:tcW w:type="dxa" w:w="2340"/>
+            <w:vAlign w:val="center"/>
+          </w:tcPr>
+          <w:p>
+            <w:r>
+              <w:t>Risiko</w:t>
+            </w:r>
+          </w:p>
+        </w:tc>
+        <w:tc>
+          <w:tcPr>
+            <w:tcW w:type="dxa" w:w="2340"/>
+            <w:vAlign w:val="center"/>
+          </w:tcPr>
+          <w:p>
+            <w:r>
+              <w:t>mögliche negative Wirkung oder Nebenwirkung</w:t>
+            </w:r>
+          </w:p>
+        </w:tc>
+        <w:tc>
+          <w:tcPr>
+            <w:tcW w:type="dxa" w:w="2340"/>
+            <w:vAlign w:val="center"/>
+          </w:tcPr>
+          <w:p>
+            <w:r>
+              <w:t>positive Geschichte ohne Schattenseite erzählen</w:t>
+            </w:r>
+          </w:p>
+        </w:tc>
+        <w:tc>
+          <w:tcPr>
+            <w:tcW w:type="dxa" w:w="2340"/>
+            <w:vAlign w:val="center"/>
+          </w:tcPr>
+          <w:p>
+            <w:r>
+              <w:t>Nebenwirkungen, Rebound und Zielkonflikte offenlegen</w:t>
+            </w:r>
+          </w:p>
+        </w:tc>
+      </w:tr>
+      <w:tr>
+        <w:tc>
+          <w:tcPr>
+            <w:tcW w:type="dxa" w:w="2340"/>
+            <w:vAlign w:val="center"/>
+          </w:tcPr>
+          <w:p>
+            <w:r>
+              <w:t>Rückkopplung</w:t>
+            </w:r>
+          </w:p>
+        </w:tc>
+        <w:tc>
+          <w:tcPr>
+            <w:tcW w:type="dxa" w:w="2340"/>
+            <w:vAlign w:val="center"/>
+          </w:tcPr>
+          <w:p>
+            <w:r>
+              <w:t>Konsequenz aus beobachteter oder bewerteter Wirkung</w:t>
+            </w:r>
+          </w:p>
+        </w:tc>
+        <w:tc>
+          <w:tcPr>
+            <w:tcW w:type="dxa" w:w="2340"/>
+            <w:vAlign w:val="center"/>
+          </w:tcPr>
+          <w:p>
+            <w:r>
+              <w:t>Reporting als Abschluss behandeln</w:t>
+            </w:r>
+          </w:p>
+        </w:tc>
+        <w:tc>
+          <w:tcPr>
+            <w:tcW w:type="dxa" w:w="2340"/>
+            <w:vAlign w:val="center"/>
+          </w:tcPr>
+          <w:p>
+            <w:r>
+              <w:t>Lernen und Steuerungsänderung einbauen</w:t>
+            </w:r>
+          </w:p>
+        </w:tc>
+      </w:tr>
+    </w:tbl>
+    <w:p/>
+    <w:p>
+      <w:pPr>
+        <w:pStyle w:val="Heading3"/>
+      </w:pPr>
+      <w:r>
+        <w:t>7.4 Modellformel</w:t>
+      </w:r>
+    </w:p>
+    <w:p>
+      <w:r>
+        <w:t>Die folgende Formel ist ein didaktisches Denkmodell, kein amtlicher Bewertungsstandard:</w:t>
+      </w:r>
+    </w:p>
+    <w:p>
+      <w:r>
+        <w:t>Wirkung = Delta Zustand(Empfaenger, Raum, Zeit) \; durch \; Wirkpfad(Ausloeser, Mechanismus, Resonanz, Rueckkopplung)</w:t>
+      </w:r>
+    </w:p>
+    <w:p>
+      <w:r>
+        <w:t>Die Formel ist ein didaktisches Raster: Sie schützt davor, Wirkung auf Absicht, Output, Symbolik oder Reichweite zu verkürzen.</w:t>
+      </w:r>
+    </w:p>
+    <w:p>
+      <w:r>
+        <w:t>Die Formel soll gerade keine Scheingenauigkeit erzeugen. Sie zwingt dazu, die Faktoren offen zu legen, die eine Aussage tragen. In einem echten Bewertungsprozess müssten Datenquelle, Aktualität, Datenqualitätsklasse, Unsicherheitsgrad und Rückkopplungsregel ergänzt werden.</w:t>
+      </w:r>
+    </w:p>
+    <w:p>
+      <w:pPr>
+        <w:pStyle w:val="Heading3"/>
+      </w:pPr>
+      <w:r>
+        <w:t>7.5 Fallfenster</w:t>
+      </w:r>
+    </w:p>
+    <w:p>
+      <w:r>
+        <w:t>Fall 1. Ein Projekt kann im Themenfeld Wirkung statt Kapital überzeugend kommunizieren und trotzdem nur Wirkungspotenzial erzeugen. Die WÖk-Prüfung beginnt erst, wenn klar wird, welcher Zustand sich bei wem verändert.</w:t>
+      </w:r>
+    </w:p>
+    <w:p>
+      <w:r>
+        <w:t>Fall 2. Eine Organisation kann im Themenfeld Wirkung statt Kapital gute Absichten haben und zugleich Wirkungsrisiken übersehen. Das Skript trainiert deshalb die Trennung von Absicht, Auslöser, Wirkmechanismus, Empfänger, Datenlage und Bewertung.</w:t>
+      </w:r>
+    </w:p>
+    <w:p>
+      <w:pPr>
+        <w:pStyle w:val="Heading3"/>
+      </w:pPr>
+      <w:r>
+        <w:t>7.6 Prüfungsnahe Fallfragen ohne geschützte Antwortlogik</w:t>
+      </w:r>
+    </w:p>
+    <w:p>
+      <w:r>
+        <w:t>Diese Fragen sind öffentlich und dienen dem Lernen. Die geschützte Antwortlogik, Scoring-Regeln und CorrectAnswer-Felder bleiben in der Prüfungs-Lane der App.</w:t>
+      </w:r>
+    </w:p>
+    <w:p>
+      <w:r>
+        <w:t>1. Beschreibe den Auslöser im Fall und trenne ihn von Absicht, Image oder Reichweite.</w:t>
+      </w:r>
+    </w:p>
+    <w:p>
+      <w:r>
+        <w:t>2. Formuliere einen plausiblen Wirkpfad mit Wirkungsempfängern, Zustandsveränderung und Rückkopplung.</w:t>
+      </w:r>
+    </w:p>
+    <w:p>
+      <w:r>
+        <w:t>3. Benenne mindestens ein Wirkungspotenzial und ein Wirkungsrisiko.</w:t>
+      </w:r>
+    </w:p>
+    <w:p>
+      <w:r>
+        <w:t>4. Zeige, welche Quelle oder Datenart nötig wäre, um von Potenzial zu belastbarer Wirkungsaussage zu kommen.</w:t>
+      </w:r>
+    </w:p>
+    <w:p>
+      <w:r>
+        <w:t>5. Prüfe, ob Nichtkompensation oder Reverse Merit Order einschlägig sein könnten.</w:t>
+      </w:r>
+    </w:p>
+    <w:p>
+      <w:r>
+        <w:t>6. Formuliere eine saubere Wirkungsaussage in einem Satz: Was wissen wir, was nehmen wir an, was bleibt offen?</w:t>
+      </w:r>
+    </w:p>
+    <w:p>
+      <w:pPr>
+        <w:pStyle w:val="Heading3"/>
+      </w:pPr>
+      <w:r>
+        <w:t>7.7 Auswertung aus der lebenden Website-Referenz</w:t>
+      </w:r>
+    </w:p>
+    <w:p>
+      <w:pPr>
+        <w:pStyle w:val="Heading3"/>
+      </w:pPr>
+      <w:r>
+        <w:t>Quellenanker: Kapitel 3 - Kapital als Werkzeug und falscher Kompass</w:t>
+      </w:r>
+    </w:p>
+    <w:p>
+      <w:r>
+        <w:t>Interne Quelle: referenz/kapitel-003-kapital-als-werkzeug-und-falscher-kompass/index.html</w:t>
+      </w:r>
+    </w:p>
+    <w:p>
+      <w:r>
+        <w:t>Dieses Kapitel klärt den Status des Kapitals in der Wirkungsökonomie. Es geht nicht darum, Kapital zu verteufeln oder Märkte abzuschaffen. Es geht darum, Kapital aus seiner falschen Rolle als gesellschaftlicher Kompass zu lösen und wieder als Werkzeug zu begreifen.</w:t>
+      </w:r>
+    </w:p>
+    <w:p>
+      <w:r>
+        <w:t>Kapital bleibt notwendig. Ohne Kapital lassen sich Infrastruktur, Forschung, Pflege, Bildung, Energie, Digitalisierung, Wohnraum, Transformation und Resilienz nicht dauerhaft finanzieren. Aber Kapital darf nicht länger selbst bestimmen, was als wertvoll, zukunftsfähig oder leistungsfähig gilt.</w:t>
+      </w:r>
+    </w:p>
+    <w:p>
+      <w:r>
+        <w:t>Kapital ist weder gut noch böse. Es hat keine Moral, keine Absicht, keine Richtung und kein Gewissen. Kapital ist gespeicherte Möglichkeit. Es kann bauen, forschen, pflegen, retten, sanieren, verbinden und transformieren. Es kann aber auch zerstören, spekulieren, ausbeuten, verknappen, täuschen und destabilisieren. Kapital ist Macht zur Veränderung. Aber Veränderung ist noch keine Verbesserung.</w:t>
+      </w:r>
+    </w:p>
+    <w:p>
+      <w:r>
+        <w:t>Die alte Ordnung hat Kapital vom Werkzeug zum Ziel erhoben. Kapitalvermehrung wurde zum Zeichen von Erfolg. Rendite wurde zum Ausdruck von Leistung. Marktwert wurde mit Wert verwechselt. Vermögen wurde als Stärke gelesen. Wachstum wurde als Fortschritt gedeutet. Damit wurde ein Mittel zum Maßstab. Ein Verstärker wurde zum Kompass.</w:t>
+      </w:r>
+    </w:p>
+    <w:p>
+      <w:r>
+        <w:t>Die Wirkungsökonomie stellt Kapital an seinen richtigen Ort zurück.</w:t>
+      </w:r>
+    </w:p>
+    <w:p>
+      <w:r>
+        <w:t>Kapital darf nicht verschwinden. Kapital muss wirken.</w:t>
+      </w:r>
+    </w:p>
+    <w:p>
+      <w:r>
+        <w:t>Nicht Kapital abschaffen, sondern Kapital ausrichten.</w:t>
+      </w:r>
+    </w:p>
+    <w:p>
+      <w:r>
+        <w:t>Nicht Gewinn verbieten, sondern Gewinn einordnen.</w:t>
+      </w:r>
+    </w:p>
+    <w:p>
+      <w:r>
+        <w:t>Nicht Märkte ersetzen, sondern Märkte wahrheitsfähiger machen.</w:t>
+      </w:r>
+    </w:p>
+    <w:p>
+      <w:r>
+        <w:t>Nicht Investitionen bremsen, sondern Investitionen in Richtung Zukunft lenken.</w:t>
+      </w:r>
+    </w:p>
+    <w:p>
+      <w:r>
+        <w:t>Die Frage lautet also nicht: Kapital oder kein Kapital?</w:t>
+      </w:r>
+    </w:p>
+    <w:p>
+      <w:r>
+        <w:t>Die Frage lautet: Wofür arbeitet Kapital?</w:t>
+      </w:r>
+    </w:p>
+    <w:p>
+      <w:r>
+        <w:t>Für Vermehrung seiner selbst? Oder für Mensch, Planet und Demokratie?</w:t>
+      </w:r>
+    </w:p>
+    <w:p>
+      <w:pPr>
+        <w:pStyle w:val="Heading3"/>
+      </w:pPr>
+      <w:r>
+        <w:t>3.1 Kapital ist gespeicherte Handlungsmöglichkeit</w:t>
+      </w:r>
+    </w:p>
+    <w:p>
+      <w:r>
+        <w:t>Kapital ist verdichtete Möglichkeit.</w:t>
+      </w:r>
+    </w:p>
+    <w:p>
+      <w:r>
+        <w:t>Geld, Vermögen, Kredit, Beteiligung, Infrastruktur, Maschinen, Boden, Daten, Patente, Wissen, Netzwerke und Liquidität können Kapitalform annehmen. Sie erlauben, Gegenwart in Zukunft zu übersetzen. Kapital macht Projekte möglich, bevor ihr Nutzen bereits entstanden ist. Es überbrückt Zeit, bündelt Vertrauen und schafft Spielräume.</w:t>
+      </w:r>
+    </w:p>
+    <w:p>
+      <w:r>
+        <w:t>Ohne Kapital gäbe es keine großen Investitionen: keine Energienetze, keine Krankenhäuser, keine Forschungslabore, keine Wohnungsbauprogramme, keine Maschinenparks, keine öffentlichen Infrastrukturen, keine großen Bildungs-, Pflege-, Verkehrs-, Digital- oder Klimaprojekte.</w:t>
+      </w:r>
+    </w:p>
+    <w:p>
+      <w:r>
+        <w:t>Kapital ist deshalb nicht der Gegner der Wirkungsökonomie. Eine wirkungsorientierte Gesellschaft braucht Kapital. Sie braucht sogar sehr viel Kapital. Die ökologische Transformation, die Erneuerung öffentlicher Infrastruktur, die Resilienz von Kommunen, die Digitalisierung, die Pflege, die Bildung, der Wohnungsbau und die Dekarbonisierung industrieller Systeme lassen sich nicht mit guten Absichten allein finanzieren.</w:t>
+      </w:r>
+    </w:p>
+    <w:p>
+      <w:r>
+        <w:t>Aber Kapital allein entscheidet nicht, ob diese Transformation gelingt.</w:t>
+      </w:r>
+    </w:p>
+    <w:p>
+      <w:r>
+        <w:t>Kapital ist wie Energie. Es kann eine Stadt beleuchten oder eine Bombe zünden. Es kann einen Wald regenerieren oder ihn abholzen. Es kann eine Schule bauen oder eine Desinformationskampagne finanzieren. Es kann bezahlbaren Wohnraum ermöglichen oder Wohnraum verknappen.</w:t>
+      </w:r>
+    </w:p>
+    <w:p>
+      <w:r>
+        <w:t>Kapital ist ein Verstärker. Es macht das größer, worauf es gerichtet wird.</w:t>
+      </w:r>
+    </w:p>
+    <w:p>
+      <w:r>
+        <w:t>Deshalb ist seine Richtung entscheidend.</w:t>
+      </w:r>
+    </w:p>
+    <w:p>
+      <w:pPr>
+        <w:pStyle w:val="Heading3"/>
+      </w:pPr>
+      <w:r>
+        <w:t>3.2 Der Fehler beginnt, wenn das Werkzeug zum Ziel wird</w:t>
+      </w:r>
+    </w:p>
+    <w:p>
+      <w:r>
+        <w:t>Ein Werkzeug wird gefährlich, wenn es nicht mehr als Werkzeug erkannt wird.</w:t>
+      </w:r>
+    </w:p>
+    <w:p>
+      <w:r>
+        <w:t>Ein Hammer ist nützlich, solange klar ist, was gebaut werden soll. Wird das Hämmern selbst zum Ziel, entstehen Lärm, Zerstörung oder sinnloser Aufwand. Dasselbe gilt für Kapital. Kapital ist nützlich, solange klar ist, welcher gesellschaftliche, ökologische oder demokratische Zweck damit ermöglicht wird. Wird Kapitalvermehrung selbst zum Ziel, entsteht eine selbstreferenzielle Ordnung.</w:t>
+      </w:r>
+    </w:p>
+    <w:p>
+      <w:r>
+        <w:t>Dann investiert Kapital nicht mehr, um Leben zu verbessern. Es investiert, um mehr Kapital zu werden. Dann dient Arbeit nicht mehr primär Versorgung, Würde oder Teilhabe. Sie dient Rendite. Dann dient Produktion nicht mehr primär Nutzen. Sie dient Absatz, Marge und Skalierung. Dann dient Wohnen nicht mehr primär Sicherheit und Zuhause. Es dient Wertsteigerung. Dann dient Öffentlichkeit nicht mehr primär Orientierung. Sie dient Aufmerksamkeit und Monetarisierung.</w:t>
+      </w:r>
+    </w:p>
+    <w:p>
+      <w:r>
+        <w:t>Das Problem ist nicht, dass Kapital existiert. Das Problem ist, dass Kapital in der alten Ordnung häufig zur letzten Instanz der Bewertung wird.</w:t>
+      </w:r>
+    </w:p>
+    <w:p>
+      <w:r>
+        <w:t>Was sich rechnet, gilt als rational. Was Gewinn bringt, gilt als erfolgreich. Was Rendite verspricht, gilt als investierbar. Was Vermögen steigert, gilt als wertvoll. Was nicht monetarisierbar ist, gilt als Kostenstelle.</w:t>
+      </w:r>
+    </w:p>
+    <w:p>
+      <w:r>
+        <w:t>Damit verschiebt sich die Wahrnehmung der Wirklichkeit. Pflege, Bildung, Prävention, soziale Stabilität, saubere Luft, Artenvielfalt, Vertrauen, demokratische Diskursfähigkeit, psychische Gesundheit und gesellschaftliche Resilienz erscheinen als Ausgaben. Spekulation, Ressourcenausbeutung, Überkonsum, Datenextraktion oder polarisierende Reichweitenmodelle erscheinen als Geschäftsmodelle.</w:t>
+      </w:r>
+    </w:p>
+    <w:p>
+      <w:r>
+        <w:t>Das ist der Moment, in dem Kapital vom Werkzeug zum falschen Kompass wird.</w:t>
+      </w:r>
+    </w:p>
+    <w:p>
+      <w:pPr>
+        <w:pStyle w:val="Heading3"/>
+      </w:pPr>
+      <w:r>
+        <w:t>3.3 Kapital misst nicht Wert, sondern Verwertbarkeit</w:t>
+      </w:r>
+    </w:p>
+    <w:p>
+      <w:r>
+        <w:t>Kapital kann viel sichtbar machen.</w:t>
+      </w:r>
+    </w:p>
+    <w:p>
+      <w:r>
+        <w:t>Aber nicht alles, was zählt.</w:t>
+      </w:r>
+    </w:p>
+    <w:p>
+      <w:r>
+        <w:t>Kapital misst Zahlungsfähigkeit, Eigentumsrechte, Knappheit, Renditeerwartungen, Risikoaufschläge, Liquidität, Marktpositionen, Sicherheiten und Verwertbarkeit. Das ist wichtig. Aber es ist nicht identisch mit gesellschaftlichem Wert.</w:t>
+      </w:r>
+    </w:p>
+    <w:p>
+      <w:r>
+        <w:t>Ein Wald hat ökonomischen Wert, wenn er verkauft, bewirtschaftet, als CO2-Senke bilanziert, touristisch genutzt oder als Baufläche verwertet wird. Aber sein Systemwert reicht weiter: Er speichert Wasser, kühlt Landschaften, schützt Böden, erhält Biodiversität, bindet Kohlenstoff, reduziert Hochwasserrisiken und verbessert Lebensqualität.</w:t>
+      </w:r>
+    </w:p>
+    <w:p>
+      <w:r>
+        <w:t>Ein Mensch hat Einkommen, wenn seine Tätigkeit am Markt vergütet wird. Aber seine gesellschaftliche Wirkung kann weit über dieses Einkommen hinausgehen. Eine Erzieherin, eine Pflegekraft, eine Lehrkraft, eine Sozialarbeiterin oder ein Mensch, der Angehörige pflegt, erzeugt Systemstabilität, die im Kapitalmaßstab unterbewertet bleibt.</w:t>
+      </w:r>
+    </w:p>
+    <w:p>
+      <w:r>
+        <w:t>Eine Plattform kann einen hohen Marktwert haben, weil sie Daten, Aufmerksamkeit und Werbeerlöse bündelt. Aber dieser Marktwert sagt nicht, ob sie Vertrauen stärkt, Diskursqualität erhöht, Desinformation begrenzt oder demokratische Resonanzräume schützt.</w:t>
+      </w:r>
+    </w:p>
+    <w:p>
+      <w:pPr>
+        <w:pStyle w:val="Heading3"/>
+      </w:pPr>
+      <w:r>
+        <w:t>Quellenanker: Kapitel 9 - Die einfache Idee</w:t>
+      </w:r>
+    </w:p>
+    <w:p>
+      <w:r>
+        <w:t>Interne Quelle: referenz/kapitel-009-die-einfache-idee/index.html</w:t>
+      </w:r>
+    </w:p>
+    <w:p>
+      <w:r>
+        <w:t>Die Wirkungsökonomie beginnt mit einem einfachen Satz:</w:t>
+      </w:r>
+    </w:p>
+    <w:p>
+      <w:r>
+        <w:t>Nicht Kapital ist der Maßstab, sondern Wirkung.</w:t>
+      </w:r>
+    </w:p>
+    <w:p>
+      <w:r>
+        <w:t>Dieser Satz klingt klein. Fast zu einfach für eine neue ökonomische Ordnung. Er enthält keine technische Formel, kein Gesetz, keine neue Steuer, keine digitale Infrastruktur und keine eigene Institution. Und doch verschiebt er den Mittelpunkt des Denkens.</w:t>
+      </w:r>
+    </w:p>
+    <w:p>
+      <w:r>
+        <w:t>Denn jede Ordnung braucht einen Maßstab. Sie braucht etwas, woran sie Erfolg erkennt, Entscheidungen ausrichtet, Risiken bewertet und Fortschritt von Rückschritt unterscheidet. Die bisherige ökonomische Ordnung hat diesen Maßstab vor allem im Kapital gesucht: in Geld, Gewinn, Wachstum, Rendite, Einkommen, Besitz, Marktwert und Preis.</w:t>
+      </w:r>
+    </w:p>
+    <w:p>
+      <w:r>
+        <w:t>Diese Größen sind nicht bedeutungslos. Sie haben ihre Funktion. Sie zeigen, ob etwas bezahlt werden kann, ob ein Unternehmen tragfähig ist, ob ein Haushalt finanziert ist, ob Investitionen möglich sind, ob Knappheit besteht und ob Nachfrage entsteht. Ohne Kapital, Preise, Märkte, Arbeit und Gewinn lässt sich eine moderne Gesellschaft nicht organisieren.</w:t>
+      </w:r>
+    </w:p>
+    <w:p>
+      <w:r>
+        <w:t>Aber sie sagen nicht genug.</w:t>
+      </w:r>
+    </w:p>
+    <w:p>
+      <w:r>
+        <w:t>Sie sagen nicht, ob ein Produkt Menschen gesünder macht oder krank. Sie sagen nicht, ob ein Geschäftsmodell den Planeten stabilisiert oder zerstört. Sie sagen nicht, ob eine politische Entscheidung Vertrauen stärkt oder Demokratie schwächt. Sie sagen nicht, ob Arbeit nur bezahlt wird oder tatsächlich Zukunft trägt.</w:t>
+      </w:r>
+    </w:p>
+    <w:p>
+      <w:r>
+        <w:t>Kapital kann zählen. Aber es kann nicht von selbst unterscheiden, ob das Gezählte dem Leben dient.</w:t>
+      </w:r>
+    </w:p>
+    <w:p>
+      <w:r>
+        <w:t>Genau hier setzt die Wirkungsökonomie an. Sie schafft Kapital nicht ab. Sie ersetzt nicht den Markt durch einen Plan. Sie erklärt Gewinn nicht zum Feind und Arbeit nicht zur Nebensache.</w:t>
+      </w:r>
+    </w:p>
+    <w:p>
+      <w:r>
+        <w:t>Sie verändert den Kompass.</w:t>
+      </w:r>
+    </w:p>
+    <w:p>
+      <w:r>
+        <w:t>Der Maßstab lautet nicht mehr zuerst: Wie viel Geld wurde bewegt?</w:t>
+      </w:r>
+    </w:p>
+    <w:p>
+      <w:r>
+        <w:t>Der Maßstab lautet: Welche Wirkung ist entstanden?</w:t>
+      </w:r>
+    </w:p>
+    <w:p>
+      <w:pPr>
+        <w:pStyle w:val="Heading3"/>
+      </w:pPr>
+      <w:r>
+        <w:t>9.1 Der einfachste Satz der Wirkungsökonomie</w:t>
+      </w:r>
+    </w:p>
+    <w:p>
+      <w:r>
+        <w:t>Die einfachste Idee der Wirkungsökonomie lautet:</w:t>
+      </w:r>
+    </w:p>
+    <w:p>
+      <w:r>
+        <w:t>Eine Gesellschaft, die Kapital misst, steuert Kapital. Eine Gesellschaft, die Wirkung misst, steuert Zustände.</w:t>
+      </w:r>
+    </w:p>
+    <w:p>
+      <w:r>
+        <w:t>Das ist der eigentliche Paradigmenwechsel.</w:t>
+      </w:r>
+    </w:p>
+    <w:p>
+      <w:r>
+        <w:t>Denn wirtschaftliche Aktivität ist nie nur Bewegung von Geld. Sie ist immer Veränderung von Wirklichkeit. Wenn produziert wird, verändern sich Materialien, Energieflüsse, Arbeitsbedingungen, Lieferketten, Landschaften, Körper, Beziehungen, Erwartungen und Risiken. Wenn investiert wird, entstehen Möglichkeiten für bestimmte Zukünfte und keine für andere. Wenn konsumiert wird, werden Strukturen gestärkt. Wenn der Staat reguliert, fördert oder besteuert, verändert er Verhalten. Wenn Unternehmen Preise setzen, prägen sie Entscheidungen. Wenn Menschen arbeiten, entsteht mehr als Einkommen: Es entsteht Wirkung.</w:t>
+      </w:r>
+    </w:p>
+    <w:p>
+      <w:r>
+        <w:t>Die alte Ordnung hat diese Rückwirkungen oft als Nebensache behandelt. Sie waren Umweltfolgen, Sozialfolgen, externe Kosten, Begleiterscheinungen oder politische Korrekturaufgaben. Die eigentliche Rechnung blieb kapitalbezogen: Umsatz, Gewinn, Rendite, Kosten und Wachstum.</w:t>
+      </w:r>
+    </w:p>
+    <w:p>
+      <w:r>
+        <w:t>Die Wirkungsökonomie dreht diese Logik um.</w:t>
+      </w:r>
+    </w:p>
+    <w:p>
+      <w:r>
+        <w:t>Sie fragt nicht erst am Ende, welche Schäden entstanden sind. Sie fragt von Beginn an, welche Wirkung erzeugt wird. Sie betrachtet wirtschaftliche Aktivität nicht als neutralen Geldprozess, sondern als Eingriff in ein lebendiges System.</w:t>
+      </w:r>
+    </w:p>
+    <w:p>
+      <w:r>
+        <w:t>Wirkung meint dabei nicht gute Absicht. Wirkung meint nicht Haltung, Image oder Symbolik. Wirkung meint die tatsächliche Veränderung von Zuständen. Werden Menschen gestärkt oder geschwächt? Werden Lebensgrundlagen erhalten oder verbraucht? Wird Vertrauen aufgebaut oder zerstört? Wird Demokratie widerstandsfähiger oder verletzlicher? Wird Zukunft gesichert oder vorfinanziert auf Kosten anderer?</w:t>
+      </w:r>
+    </w:p>
+    <w:p>
+      <w:r>
+        <w:t>Darum beginnt die Wirkungsökonomie nicht mit einer Detailtechnik. Sie beginnt nicht mit einer Scorecard, nicht mit einer WÖk-ID, nicht mit einer Steuerklasse, nicht mit einem digitalen Produktpass und nicht mit einer Kennzahl. All das kann später wichtig werden. Aber es ist nicht der Anfang.</w:t>
+      </w:r>
+    </w:p>
+    <w:p>
+      <w:r>
+        <w:t>Der Anfang ist die Verschiebung des Maßstabs.</w:t>
+      </w:r>
+    </w:p>
+    <w:p>
+      <w:r>
+        <w:t>Was bisher Nebeneffekt war, wird Hauptfrage. Was bisher unsichtbar blieb, wird steuerungsrelevant. Was bisher moralisch diskutiert wurde, wird systemisch geordnet.</w:t>
+      </w:r>
+    </w:p>
+    <w:p>
+      <w:r>
+        <w:t>Die einfache Idee lautet: Wirtschaft wirkt. Deshalb muss Wirkung die zentrale Sprache der Wirtschaft werden.</w:t>
+      </w:r>
+    </w:p>
+    <w:p>
+      <w:pPr>
+        <w:pStyle w:val="Heading3"/>
+      </w:pPr>
+      <w:r>
+        <w:t>9.2 Kapital bleibt - aber es führt nicht mehr</w:t>
+      </w:r>
+    </w:p>
+    <w:p>
+      <w:r>
+        <w:t>Kapital ist nicht das Problem.</w:t>
+      </w:r>
+    </w:p>
+    <w:p>
+      <w:r>
+        <w:t>Kapital ermöglicht Investitionen. Es finanziert Unternehmen, Infrastruktur, Forschung, Produktion, Wohnraum, Maschinen, Bildungseinrichtungen, Krankenhäuser, Energieanlagen und Innovation. Ohne Kapital kann eine Gesellschaft viele ihrer Möglichkeiten nicht verwirklichen. Kapital ist gespeicherte Handlungsfähigkeit.</w:t>
+      </w:r>
+    </w:p>
+    <w:p>
+      <w:r>
+        <w:t>Aber Kapital entscheidet nicht von selbst, ob diese Handlungsfähigkeit sinnvoll eingesetzt wird.</w:t>
+      </w:r>
+    </w:p>
+    <w:p>
+      <w:r>
+        <w:t>Dass Geld in Bewegung ist, bedeutet noch nicht, dass Zukunft entsteht. Dass eine Investition Rendite bringt, bedeutet noch nicht, dass sie Mensch, Planet und Demokratie stärkt. Dass ein Unternehmen profitabel ist, bedeutet noch nicht, dass es gesellschaftlich tragfähig wirkt. Dass ein Markt wächst, bedeutet noch nicht, dass er gute Zustände erzeugt.</w:t>
+      </w:r>
+    </w:p>
+    <w:p>
+      <w:r>
+        <w:t>Kapital ist ein Mittel. Wirkung ist die Richtung.</w:t>
+      </w:r>
+    </w:p>
+    <w:p>
+      <w:r>
+        <w:t>Diese Unterscheidung ist zentral. Denn solange Kapital selbst die oberste Zielgröße ist, folgt es dem stärksten Renditesignal. Es sucht Vermehrung. Es sucht Skalierung. Es sucht Absicherung. Es sucht Vorteil. Das ist nicht überraschend und nicht moralisch außergewöhnlich. Kapital tut, was eine kapitalszentrierte Ordnung von ihm verlangt.</w:t>
+      </w:r>
+    </w:p>
+    <w:p>
+      <w:r>
+        <w:t>Die entscheidende Frage lautet daher nicht, ob Kapital existieren darf. Die entscheidende Frage lautet: Welchem Maßstab folgt es?</w:t>
+      </w:r>
+    </w:p>
+    <w:p>
+      <w:r>
+        <w:t>Kapital ohne Wirkungskompass kann zerstörerische Geschäftsmodelle vergrößern. Kapital mit Wirkungskompass kann regenerative, soziale und demokratisch stabile Strukturen ermöglichen. Dasselbe Geld kann ein Krankenhaus modernisieren oder ein spekulatives Modell befeuern. Es kann Bildung finanzieren oder Desinformation. Es kann Kreislaufwirtschaft aufbauen oder Ressourcenverbrauch beschleunigen. Es kann Pflege entlasten oder Wohnraum verteuern.</w:t>
+      </w:r>
+    </w:p>
+    <w:p>
+      <w:r>
+        <w:t>Kapital ist also nicht gut oder schlecht. Es ist richtungsabhängig.</w:t>
+      </w:r>
+    </w:p>
+    <w:p>
+      <w:r>
+        <w:t>Die Wirkungsökonomie entthront Kapital, ohne es zu verwerfen. Sie nimmt ihm die Rolle des letzten Maßstabs und gibt ihm seine eigentliche Funktion zurück: Werkzeug zu sein.</w:t>
+      </w:r>
+    </w:p>
+    <w:p>
+      <w:r>
+        <w:t>Das verändert die Sprache. Kapitalrendite ist dann nicht mehr die oberste Frage. Sie wird zu einer von mehreren Rückmeldungen. Sie zeigt, ob etwas finanziell tragfähig ist. Aber sie sagt nicht, ob es wirksam ist.</w:t>
+      </w:r>
+    </w:p>
+    <w:p>
+      <w:pPr>
+        <w:pStyle w:val="Heading3"/>
+      </w:pPr>
+      <w:r>
+        <w:t>Quellenanker: Kapitel 10 - Wirkung</w:t>
+      </w:r>
+    </w:p>
+    <w:p>
+      <w:r>
+        <w:t>Interne Quelle: referenz/kapitel-010-wirkung/index.html</w:t>
+      </w:r>
+    </w:p>
+    <w:p>
+      <w:r>
+        <w:t>Dieses Kapitel definiert den ersten Grundbegriff der Wirkungsökonomie. Nachdem Teil I den falschen Kompass beschrieben und Kapitel 9 die einfache Idee formuliert hat, beginnt hier die eigentliche Sprache der Wirkungsökonomie. Wirkung ist der Begriff, an dem sich alle weiteren Begriffe ausrichten: Wirkungspotenzial, Wirkungsraum, Wirkleistung, Wirkungsrisiko, Wirkungsgrad, Wirkungskapital und Wirkungswohlstand.</w:t>
+      </w:r>
+    </w:p>
+    <w:p>
+      <w:r>
+        <w:t>Wirkung ist die tatsächliche Veränderung von Zuständen.</w:t>
+      </w:r>
+    </w:p>
+    <w:p>
+      <w:r>
+        <w:t>Diese Definition trennt Wirkung von Absicht, Image, Bericht, Maßnahme, Output und moralischer Haltung. Eine Handlung wirkt nicht, weil sie gut gemeint war. Ein Unternehmen wirkt nicht positiv, weil es Verantwortung kommuniziert. Ein Gesetz wirkt nicht, weil es beschlossen wurde. Ein Bericht wirkt nicht, weil er Daten enthält. Eine Maßnahme wirkt nicht, weil sie geplant, finanziert oder öffentlich vorgestellt wurde. Wirkung entsteht erst dort, wo sich ein Zustand tatsächlich verändert.</w:t>
+      </w:r>
+    </w:p>
+    <w:p>
+      <w:r>
+        <w:t>Ein Zustand kann ein menschlicher, ökologischer, sozialer, wirtschaftlicher, institutioneller, kultureller oder demokratischer Zustand sein. Gesundheit ist ein Zustand. Vertrauen ist ein Zustand. Wohnsicherheit ist ein Zustand. Biodiversität ist ein Zustand. Wasserqualität ist ein Zustand. Arbeitsbedingungen sind Zustände. Rechtsstaatlichkeit, Medienqualität, Diskursfähigkeit, Bildung, Pflege, psychische Stabilität, Versorgungssicherheit und Resilienz sind Zustände.</w:t>
+      </w:r>
+    </w:p>
+    <w:p>
+      <w:r>
+        <w:t>Die Wirkungsökonomie fragt: Was hat sich an diesen Zuständen verändert?</w:t>
+      </w:r>
+    </w:p>
+    <w:p>
+      <w:r>
+        <w:t>Damit wird Wirkung zur Korrektur einer alten Verwechslung. Die alte Ordnung misst viele Ergebnisse, aber nicht immer ihre Zustandsfolgen. Sie misst Umsatz, aber nicht zwingend Nutzen. Sie misst Gewinn, aber nicht zwingend Zukunftsfähigkeit. Sie misst Beschäftigung, aber nicht zwingend gesellschaftliche Wirkleistung. Sie misst Reichweite, aber nicht zwingend Vertrauen. Sie misst Berichtsumfang, aber nicht zwingend Steuerung.</w:t>
+      </w:r>
+    </w:p>
+    <w:p>
+      <w:r>
+        <w:t>Wirkung beginnt dort, wo diese Oberflächenzahlen auf reale Zustandsveränderung bezogen werden.</w:t>
+      </w:r>
+    </w:p>
+    <w:p>
+      <w:pPr>
+        <w:pStyle w:val="Heading3"/>
+      </w:pPr>
+      <w:r>
+        <w:t>10.1 Wirkung ist nicht Absicht</w:t>
+      </w:r>
+    </w:p>
+    <w:p>
+      <w:r>
+        <w:t>Absicht ist das, was jemand erreichen will.</w:t>
+      </w:r>
+    </w:p>
+    <w:p>
+      <w:r>
+        <w:t>Wirkung ist das, was tatsächlich geschieht.</w:t>
+      </w:r>
+    </w:p>
+    <w:p>
+      <w:r>
+        <w:t>Diese Unterscheidung schützt die Wirkungsökonomie vor Moralisierung. Eine Handlung kann gut gemeint sein und trotzdem Schaden erzeugen. Eine politische Maßnahme kann soziale Entlastung beabsichtigen und neue Abhängigkeiten schaffen. Ein Förderprogramm kann Transformation anstoßen wollen und hauptsächlich Mitnahmeeffekte erzeugen. Eine Kommunikationskampagne kann aufklären wollen und Abwehr verstärken. Ein Unternehmen kann Nachhaltigkeit ernst meinen und dennoch durch sein Geschäftsmodell negative Zustandsveränderungen verursachen.</w:t>
+      </w:r>
+    </w:p>
+    <w:p>
+      <w:r>
+        <w:t>Absicht bleibt relevant, aber sie ersetzt Wirkung nicht. Sie kann erklären, warum gehandelt wurde. Sie kann Verantwortung mildern oder verschärfen. Sie kann Lernbereitschaft zeigen. Aber sie beweist keine positive Wirkung.</w:t>
+      </w:r>
+    </w:p>
+    <w:p>
+      <w:r>
+        <w:t>Deshalb fragt die Wirkungsökonomie nicht zuerst nach der Selbstdarstellung einer Handlung, sondern nach ihrer Folge im Zustand.</w:t>
+      </w:r>
+    </w:p>
+    <w:p>
+      <w:r>
+        <w:t>Nicht: Was war gewollt?</w:t>
+      </w:r>
+    </w:p>
+    <w:p>
+      <w:r>
+        <w:t>Sondern: Was hat sich verändert?</w:t>
+      </w:r>
+    </w:p>
+    <w:p>
+      <w:pPr>
+        <w:pStyle w:val="Heading3"/>
+      </w:pPr>
+      <w:r>
+        <w:t>10.2 Wirkung ist nicht Image</w:t>
+      </w:r>
+    </w:p>
+    <w:p>
+      <w:r>
+        <w:t>Image ist die Wahrnehmung einer Handlung, Organisation oder Person. Es kann mit Wirkung übereinstimmen. Es kann aber auch von ihr abweichen.</w:t>
+      </w:r>
+    </w:p>
+    <w:p>
+      <w:r>
+        <w:t>Ein Unternehmen kann verantwortungsvoll erscheinen und dennoch Lieferkettenrisiken auslagern. Ein Produkt kann nachhaltig beworben werden und trotzdem hohe Belastungen verursachen. Eine politische Maßnahme kann modern klingen und geringe Zustandsveränderung erzeugen. Ein Medium kann neutral auftreten und durch Auswahl, Tonalität oder Verstärkung bestimmte Wirkungen vorbereiten.</w:t>
+      </w:r>
+    </w:p>
+    <w:p>
+      <w:r>
+        <w:t>Image ist Oberfläche. Wirkung ist Zustand.</w:t>
+      </w:r>
+    </w:p>
+    <w:p>
+      <w:r>
+        <w:t>Das bedeutet nicht, dass Kommunikation unwichtig ist. Kommunikation kann Wirkungspotenzial erzeugen und später reale Zustände verändern. Aber Image allein reicht nicht. Es beschreibt, wie etwas erscheint. Wirkung beschreibt, was sich verändert.</w:t>
+      </w:r>
+    </w:p>
+    <w:p>
+      <w:r>
+        <w:t>Die Wirkungsökonomie verlangt daher mehr als Glaubwürdigkeit. Sie verlangt Nachvollziehbarkeit.</w:t>
+      </w:r>
+    </w:p>
+    <w:p>
+      <w:pPr>
+        <w:pStyle w:val="Heading3"/>
+      </w:pPr>
+      <w:r>
+        <w:t>10.3 Wirkung ist nicht Output</w:t>
+      </w:r>
+    </w:p>
+    <w:p>
+      <w:r>
+        <w:t>Output ist das, was unmittelbar produziert, geliefert, beschlossen oder umgesetzt wurde. Wirkung ist die Veränderung, die daraus entsteht.</w:t>
+      </w:r>
+    </w:p>
+    <w:p>
+      <w:r>
+        <w:t>Eine Schule kann viele Unterrichtsstunden anbieten. Das ist Output. Wirkung entsteht erst, wenn Lernfähigkeit, Selbstvertrauen, soziale Kompetenz, Zukunftschancen oder demokratische Mündigkeit wachsen. Ein Krankenhaus kann viele Behandlungen durchführen. Das ist Output. Wirkung entsteht, wenn Gesundheit, Lebensqualität, Sicherheit oder Prävention verbessert werden. Ein Staat kann viel Geld ausgeben. Das ist Output. Wirkung entsteht, wenn öffentliche Zustände besser werden.</w:t>
+      </w:r>
+    </w:p>
+    <w:p>
+      <w:r>
+        <w:t>Output ist wichtig, weil ohne Tätigkeit keine Veränderung entstehen kann. Aber Output ist nicht dasselbe wie Wirkung. Eine Maßnahme kann viel Output erzeugen und geringe Wirkung haben. Eine andere kann mit wenig Output hohe Wirkung erzeugen, wenn sie einen wichtigen Zustand verändert.</w:t>
+      </w:r>
+    </w:p>
+    <w:p>
+      <w:r>
+        <w:t>Diese Unterscheidung erklärt, warum Aktivität nicht mit Leistung verwechselt werden darf. Eine Gesellschaft kann viel produzieren, viel regulieren, viel berichten und viel verwalten, ohne im gleichen Maß Zukunftsfähigkeit zu schaffen.</w:t>
+      </w:r>
+    </w:p>
+    <w:p>
+      <w:r>
+        <w:t>Wirkung ist nicht die Menge des Tuns. Wirkung ist die Qualität der Zustandsveränderung.</w:t>
+      </w:r>
+    </w:p>
+    <w:p>
+      <w:pPr>
+        <w:pStyle w:val="Heading3"/>
+      </w:pPr>
+      <w:r>
+        <w:t>10.4 Wirkung ist nicht Maßnahme</w:t>
+      </w:r>
+    </w:p>
+    <w:p>
+      <w:r>
+        <w:t>Eine Maßnahme ist ein Instrument. Wirkung ist ihr Ergebnis im System.</w:t>
+      </w:r>
+    </w:p>
+    <w:p>
+      <w:r>
+        <w:t>Diese Unterscheidung klingt einfach, wird politisch und wirtschaftlich aber ständig verletzt. Eine Maßnahme wird beschlossen und schon als Erfolg präsentiert. Ein Programm erhält Geld und gilt als Fortschritt. Ein Gesetz wird verabschiedet und gilt als Lösung. Ein Unternehmen führt eine Initiative ein und nennt sie Wirkung.</w:t>
+      </w:r>
+    </w:p>
+    <w:p>
+      <w:r>
+        <w:t>Die Wirkungsökonomie trennt Instrument und Zustand. Eine Maßnahme kann notwendig sein, aber noch nicht ausreichen. Sie kann richtig angelegt sein, aber zu schwach umgesetzt werden. Sie kann ein Problem adressieren und ein anderes verstärken. Sie kann kurzfristig helfen und langfristig Risiken erhöhen. Erst die beobachtbare Veränderung zeigt, ob aus der Maßnahme Wirkung geworden ist.</w:t>
+      </w:r>
+    </w:p>
+    <w:p>
+      <w:r>
+        <w:t>Das bedeutet nicht, dass jede Maßnahme sofort vollständig bewertbar sein muss. Manche Wirkungen brauchen Zeit. Manche entstehen indirekt. Manche lassen sich erst über mehrere Indikatoren erkennen.</w:t>
+      </w:r>
+    </w:p>
+    <w:p>
+      <w:r>
+        <w:t>Aber auch dann bleibt die Grundfrage gleich: Welche Zustände verändern sich durch diese Maßnahme, und in welche Richtung?</w:t>
+      </w:r>
+    </w:p>
+    <w:p>
+      <w:r>
+        <w:t>Die Maßnahme ist nicht der Maßstab. Wirkung ist der Maßstab.</w:t>
+      </w:r>
+    </w:p>
+    <w:p>
+      <w:pPr>
+        <w:pStyle w:val="Heading3"/>
+      </w:pPr>
+      <w:r>
+        <w:t>10.5 Wirkung ist nicht Bericht</w:t>
+      </w:r>
+    </w:p>
+    <w:p>
+      <w:r>
+        <w:t>Berichte können Wirkung sichtbar machen. Sie können Daten ordnen, Transparenz schaffen, Vergleichbarkeit ermöglichen und Verantwortung dokumentieren. Doch ein Bericht ist keine Wirkung.</w:t>
+      </w:r>
+    </w:p>
+    <w:p>
+      <w:r>
+        <w:t>Ein Bericht verändert erst dann etwas, wenn seine Informationen Entscheidungen verändern. Wenn Daten in Preise, Investitionen, Beschaffung, Risikomanagement, öffentliche Haushalte, Kapitalzugang, Versicherbarkeit, Verhalten oder institutionelle Rückkopplung eingehen, kann Berichterstattung Teil von Wirkung werden. Solange Daten nur abgelegt, gelesen, geprüft oder kommuniziert werden, bleibt Wirkung offen.</w:t>
+      </w:r>
+    </w:p>
+    <w:p>
+      <w:pPr>
+        <w:pStyle w:val="Heading3"/>
+      </w:pPr>
+      <w:r>
+        <w:t>Quellenanker: Kapitel 15 - Leistung neu definieren</w:t>
+      </w:r>
+    </w:p>
+    <w:p>
+      <w:r>
+        <w:t>Interne Quelle: referenz/kapitel-015-leistung-neu-definieren/index.html</w:t>
+      </w:r>
+    </w:p>
+    <w:p>
+      <w:r>
+        <w:t>Dieses Kapitel korrigiert einen der mächtigsten Begriffe der alten Ordnung: Leistung. Die Wirkungsökonomie schafft das Leistungsprinzip nicht ab. Sie rettet es vor seiner falschen Messung. Denn eine Gesellschaft braucht Anerkennung für echte Beiträge. Aber sie muss präziser bestimmen, was ein Beitrag ist. Leistung ist nicht bloß Aufwand, Einkommen, Umsatz, Gewinn, Reichweite oder Aktivität. Leistung ist positive Wirkung.</w:t>
+      </w:r>
+    </w:p>
+    <w:p>
+      <w:r>
+        <w:t>Leistung gehört zu den mächtigsten Begriffen der alten Ordnung. Kaum ein Begriff entscheidet stärker darüber, wer Anerkennung erhält, wer Einkommen bekommt, wer als erfolgreich gilt, welche Tätigkeiten politisch geschützt werden und welche Bereiche als Kosten erscheinen. Wer leistet, soll belohnt werden. Diese Idee ist richtig. Das Problem liegt nicht im Leistungsprinzip. Das Problem liegt darin, dass Leistung falsch gemessen wurde.</w:t>
+      </w:r>
+    </w:p>
+    <w:p>
+      <w:r>
+        <w:t>Die alte Ordnung verwechselt Leistung mit Aufwand, Beschäftigung, Einkommen, Umsatz, Gewinn, Reichweite oder Aktivität. Wer viel arbeitet, gilt als leistungsstark. Wer viel verdient, gilt als leistungsstark. Wer hohe Umsätze erzielt, gilt als leistungsstark. Wer wächst, gilt als leistungsstark. Wer viele Menschen erreicht, gilt als relevant. Doch all diese Größen zeigen noch nicht, ob eine positive Zustandsveränderung entsteht.</w:t>
+      </w:r>
+    </w:p>
+    <w:p>
+      <w:r>
+        <w:t>Die Wirkungsökonomie definiert Leistung neu.</w:t>
+      </w:r>
+    </w:p>
+    <w:p>
+      <w:r>
+        <w:t>Leistung ist nicht das, was viel bewegt. Leistung ist das, was wirksam verbessert.</w:t>
+      </w:r>
+    </w:p>
+    <w:p>
+      <w:r>
+        <w:t>Damit verändert sich die Bewertung von Arbeit, Unternehmen, Staat, Kapital, Medien, Produkten und Institutionen. Eine Gesellschaft kann sehr aktiv sein und trotzdem wenig leisten, wenn ihre Aktivität keine guten Zustände erzeugt. Sie kann viel verwalten, viel produzieren, viel konsumieren, viel berichten und viel Kapital bewegen, während Mensch, Planet und Demokratie geschwächt werden. Umgekehrt kann eine Tätigkeit geringe Marktwerte haben und hohe Leistung erzeugen, wenn sie Gesundheit, Bildung, Vertrauen, Resilienz, Regeneration oder Teilhabe verbessert.</w:t>
+      </w:r>
+    </w:p>
+    <w:p>
+      <w:r>
+        <w:t>Der Leistungsbegriff der Wirkungsökonomie unterscheidet deshalb fünf Kategorien: Wirkleistung, Scheinleistung, Blindleistung, Verlustleistung und Wirkungsgrad.</w:t>
+      </w:r>
+    </w:p>
+    <w:p>
+      <w:pPr>
+        <w:pStyle w:val="Heading3"/>
+      </w:pPr>
+      <w:r>
+        <w:t>15.1 Warum der alte Leistungsbegriff nicht reicht</w:t>
+      </w:r>
+    </w:p>
+    <w:p>
+      <w:r>
+        <w:t>Die alte Ordnung setzt Leistung meist dort an, wo etwas sichtbar, bezahlbar oder zählbar ist. Erwerbsarbeit zählt. Einkommen zählt. Gewinn zählt. Umsatz zählt. Output zählt. Berichtspflichten zählen. Politische Maßnahmen zählen. Marktanteile zählen. Reichweite zählt.</w:t>
+      </w:r>
+    </w:p>
+    <w:p>
+      <w:r>
+        <w:t>Diese Größen können Hinweise auf Leistung sein. Sie können zeigen, dass Menschen arbeiten, Unternehmen verkaufen, ein Markt Nachfrage findet, ein Staat Mittel einsetzt oder eine Organisation aktiv ist. Aber sie zeigen nicht automatisch, ob die Aktivität eine gute Wirkung erzeugt.</w:t>
+      </w:r>
+    </w:p>
+    <w:p>
+      <w:r>
+        <w:t>Ein Unternehmen kann hohe Umsätze erzielen, weil es nützliche Produkte verkauft. Es kann hohe Umsätze aber auch durch kurzlebige Produkte, Ausbeutung, Überkonsum oder Folgekosten erzeugen. Ein Staat kann viel Geld ausgeben, ohne Zustände zu verbessern. Eine Plattform kann hohe Reichweite erzielen und zugleich Vertrauen, Aufmerksamkeit und Diskursqualität beschädigen. Ein Beruf kann gering bezahlt sein und dennoch hohe gesellschaftliche Wirkung erzeugen. Ein anderer kann hoch bezahlt sein und negative Rückwirkungen auslösen.</w:t>
+      </w:r>
+    </w:p>
+    <w:p>
+      <w:r>
+        <w:t>Der alte Leistungsbegriff verwechselt also Messbarkeit mit Bedeutung. Er sieht, was am Markt vergütet wird, und nennt es Leistung. Er sieht, was in Haushalten gebucht wird, und nennt es Politik. Er sieht, was in Medien sichtbar wird, und nennt es Relevanz.</w:t>
+      </w:r>
+    </w:p>
+    <w:p>
+      <w:r>
+        <w:t>Die Wirkungsökonomie fragt genauer: Welche Zustände verändern sich durch diese Aktivität? Leistung ist nicht identisch mit Aktivität. Leistung ist Wirkung.</w:t>
+      </w:r>
+    </w:p>
+    <w:p>
+      <w:pPr>
+        <w:pStyle w:val="Heading3"/>
+      </w:pPr>
+      <w:r>
+        <w:t>15.2 Wirkleistung</w:t>
+      </w:r>
+    </w:p>
+    <w:p>
+      <w:r>
+        <w:t>Wirkleistung ist reale positive Zustandsveränderung.</w:t>
+      </w:r>
+    </w:p>
+    <w:p>
+      <w:r>
+        <w:t>Sie entsteht, wenn eine Handlung, Tätigkeit, Struktur, Entscheidung, Investition, Regel oder Organisation Mensch, Planet oder Demokratie stärkt. Wirkleistung kann materiell, sozial, ökologisch, gesundheitlich, kulturell, institutionell oder demokratisch sein. Sie zeigt sich nicht daran, wie laut eine Tätigkeit kommuniziert wird, sondern daran, ob ein Zustand besser wird.</w:t>
+      </w:r>
+    </w:p>
+    <w:p>
+      <w:r>
+        <w:t>Eine Pflegeleistung erzeugt Wirkleistung, wenn sie Lebensqualität, Würde, Autonomie, Gesundheit oder Entlastung verbessert. Bildung erzeugt Wirkleistung, wenn Fähigkeiten, Selbstwirksamkeit, Urteilskraft, Zukunftschancen und demokratische Mündigkeit wachsen. Prävention erzeugt Wirkleistung, wenn Schäden gar nicht erst eintreten. Eine Sanierung erzeugt Wirkleistung, wenn Energiebedarf, Emissionen, Gesundheitsrisiken oder Wohnkosten sinken. Eine gute öffentliche Infrastruktur erzeugt Wirkleistung, wenn sie Versorgung, Teilhabe, Sicherheit und Resilienz verbessert.</w:t>
+      </w:r>
+    </w:p>
+    <w:p>
+      <w:r>
+        <w:t>Wirkleistung kann auch dort entstehen, wo kein hoher Marktpreis gezahlt wird. Das ist eine der wichtigsten Korrekturen der Wirkungsökonomie. Der Marktwert einer Tätigkeit ist nicht identisch mit ihrer Wirkung. Care-Arbeit, Bildung, soziale Vermittlung, Kultur, demokratische Moderation, Nachbarschaft, Prävention und ökologische Regeneration können hohe Wirkleistung erzeugen, obwohl sie im alten System zu schwach vergütet oder gar nicht als ökonomische Leistung sichtbar werden.</w:t>
+      </w:r>
+    </w:p>
+    <w:p>
+      <w:r>
+        <w:t>Wirkleistung ist deshalb der eigentliche Leistungsbegriff der Wirkungsökonomie. Alles andere muss sich an ihr messen lassen.</w:t>
+      </w:r>
+    </w:p>
+    <w:p>
+      <w:pPr>
+        <w:pStyle w:val="Heading3"/>
+      </w:pPr>
+      <w:r>
+        <w:t>15.3 Scheinleistung</w:t>
+      </w:r>
+    </w:p>
+    <w:p>
+      <w:r>
+        <w:t>Scheinleistung sieht nach Leistung aus, ohne positive Zustandsveränderung nachzuweisen.</w:t>
+      </w:r>
+    </w:p>
+    <w:p>
+      <w:r>
+        <w:t>Sie erzeugt Aktivität, Zahlen, Sichtbarkeit oder Bewegung, aber keine belegte Verbesserung. Scheinleistung entsteht, wenn Umsatz, Berichtsumfang, Reichweite, Marktwert, Beschäftigung oder Wachstum als Erfolg gelesen werden, obwohl die tatsächliche Wirkung unklar bleibt.</w:t>
+      </w:r>
+    </w:p>
+    <w:p>
+      <w:r>
+        <w:t>Ein Unternehmen kann steigenden Umsatz melden, ohne dass seine Produkte Mensch, Planet oder Demokratie stärken. Ein Nachhaltigkeitsbericht kann umfangreich sein, ohne dass die Daten Entscheidungen verändern. Eine politische Maßnahme kann öffentlichkeitswirksam sein, ohne relevante Zustände zu verbessern. Eine Plattform kann Millionen Reaktionen erzeugen, ohne Orientierung, Wahrheit oder Vertrauen zu erhöhen. Ein Geschäftsmodell kann Wert an der Börse gewinnen, obwohl seine gesellschaftliche Wirkung zweifelhaft bleibt.</w:t>
+      </w:r>
+    </w:p>
+    <w:p>
+      <w:r>
+        <w:t>Scheinleistung ist gefährlich, weil sie Ressourcen bindet und Anerkennung erhält. Sie erzeugt den Eindruck von Fortschritt. Sie kann Budgets, Aufmerksamkeit, Kapital und politische Zustimmung erhalten, obwohl keine ausreichende Wirkleistung entsteht. Dadurch verdrängt sie echte Leistung.</w:t>
+      </w:r>
+    </w:p>
+    <w:p>
+      <w:r>
+        <w:t>Scheinleistung ist nicht immer Betrug. Häufig entsteht sie durch falsche Maßstäbe. Wenn ein System Umsatz als Leistung behandelt, werden Umsätze erzeugt. Wenn es Reichweite als Relevanz behandelt, wird Reichweite erzeugt. Wenn es Berichtsumfang als Verantwortung behandelt, werden Berichte erzeugt. Die Wirkungsökonomie unterbricht diese Verwechslung.</w:t>
+      </w:r>
+    </w:p>
+    <w:p>
+      <w:r>
+        <w:t>Scheinleistung fragt: Was sieht nach Leistung aus, ohne positive Wirkung zu belegen?</w:t>
+      </w:r>
+    </w:p>
+    <w:p>
+      <w:pPr>
+        <w:pStyle w:val="Heading3"/>
+      </w:pPr>
+      <w:r>
+        <w:t>15.4 Blindleistung als Leistungsform</w:t>
+      </w:r>
+    </w:p>
+    <w:p>
+      <w:r>
+        <w:t>Blindleistung ist Aufwand ohne echte positive Zustandsveränderung.</w:t>
+      </w:r>
+    </w:p>
+    <w:p>
+      <w:r>
+        <w:t>Der Begriff knüpft an die physikalische Analogie an, die dieses Buch bereits eingeführt hat. In technischen Systemen bezeichnet Blindleistung einen Anteil, der das System belastet, aber keine nutzbare Arbeit verrichtet. Gesellschaftlich beschreibt Blindleistung Tätigkeiten, Verfahren, Berichte, Kontrollen, Korrekturen oder Abstimmungen, die Ressourcen verbrauchen, ohne einen Zustand sinnvoll zu verbessern.</w:t>
+      </w:r>
+    </w:p>
+    <w:p>
+      <w:r>
+        <w:t>Blindleistung entsteht besonders dort, wo ein falsch gesteuertes System sich selbst reparieren muss. Wenn Preise Wirkung nicht abbilden, entstehen Förderprogramme, Ausnahmen und Nachweispflichten. Wenn Daten nicht standardisiert sind, entstehen Doppelabfragen. Wenn Zuständigkeiten unklar sind, entstehen Abstimmungsrunden. Wenn Berichte keine Rückkopplung erzeugen, entsteht Dokumentation ohne Steuerung. Wenn Verwaltung Prozesse prüft, die durch bessere Grundlogik gar nicht nötig wären, entsteht Reparaturbürokratie.</w:t>
+      </w:r>
+    </w:p>
+    <w:p>
+      <w:r>
+        <w:t>Blindleistung ist nicht gleich Verwaltung. Verwaltung kann Schutz, Rechtssicherheit und Teilhabe ermöglichen. Blindleistung entsteht, wenn Aufwand nicht mehr erkennbar zu besserer Wirkung führt. Sie ist die Energie, die ein System verbraucht, um mit seiner eigenen Fehlsteuerung umzugehen.</w:t>
+      </w:r>
+    </w:p>
+    <w:p>
+      <w:r>
+        <w:t>Blindleistung betrifft nicht nur den Staat. Auch Unternehmen erzeugen Blindleistung, wenn sie dieselben Daten für unterschiedliche Kunden, Banken, Investoren und Behörden in verschiedenen Formaten liefern müssen. Medien erzeugen Blindleistung, wenn sie Empörung verwalten, die ihre eigenen Reichweitenlogiken fördern. Organisationen erzeugen Blindleistung, wenn interne Kontrolle Misstrauen steigert und Verantwortung verhindert.</w:t>
+      </w:r>
+    </w:p>
+    <w:p>
+      <w:r>
+        <w:t>Blindleistung fragt: Welcher Aufwand beschäftigt das System, ohne es zu verbessern?</w:t>
+      </w:r>
+    </w:p>
+    <w:p>
+      <w:pPr>
+        <w:pStyle w:val="Heading3"/>
+      </w:pPr>
+      <w:r>
+        <w:t>15.5 Verlustleistung</w:t>
+      </w:r>
+    </w:p>
+    <w:p>
+      <w:r>
+        <w:t>Verlustleistung ist Aktivität, die negative Wirkung erzeugt.</w:t>
+      </w:r>
+    </w:p>
+    <w:p>
+      <w:r>
+        <w:t>Sie entsteht, wenn wirtschaftliche, politische, technische, kommunikative oder institutionelle Prozesse Zustände verschlechtern. Verlustleistung kann Emissionen erhöhen, Ressourcen verbrauchen, Gesundheit schädigen, Vertrauen zerstören, Demokratie schwächen, soziale Spaltung verstärken, Böden degradieren, Wasser belasten, Pflege überfordern oder künftige Risiken erhöhen.</w:t>
+      </w:r>
+    </w:p>
+    <w:p>
+      <w:r>
+        <w:t>Der Begriff ist wichtig, weil negative Wirkung nicht als bloßer Nebeneffekt verharmlost werden darf. Eine Aktivität kann betriebswirtschaftlich erfolgreich sein und wirkungsökonomisch Verlustleistung erzeugen. Ein Produkt kann Umsatz bringen und gleichzeitig Gesundheits- oder Umweltschäden verursachen. Eine politische Kommunikation kann Zustimmung mobilisieren und demokratische Kultur beschädigen. Ein Kapitalfluss kann Rendite erzeugen und fossile Abhängigkeit verlängern. Eine Lieferkette kann Kosten senken und Ausbeutung ermöglichen.</w:t>
+      </w:r>
+    </w:p>
+    <w:p>
+      <w:pPr>
+        <w:pStyle w:val="Heading3"/>
+      </w:pPr>
+      <w:r>
+        <w:t>7.9 Konsequenzen für die WÖk-Architektur</w:t>
+      </w:r>
+    </w:p>
+    <w:p>
+      <w:r>
+        <w:t>Aus dieser Vorlesung fließen drei Punkte zurück in den WÖk-Korpus:</w:t>
       </w:r>
     </w:p>
     <w:p>
@@ -1011,7 +2325,7 @@
         <w:pStyle w:val="ListBullet"/>
       </w:pPr>
       <w:r>
-        <w:t>Begriffstrennung: Wirkung, Wirkungspotenzial, Wirkungsrisiko.</w:t>
+        <w:t>Glossar und Reader sollten Wirkung statt Kapital mit Wirkung, Wirkungspotenzial, Wirkungsrisiko und Rückkopplung verlinken.</w:t>
       </w:r>
     </w:p>
     <w:p>
@@ -1019,7 +2333,7 @@
         <w:pStyle w:val="ListBullet"/>
       </w:pPr>
       <w:r>
-        <w:t>Anwendungsszenarien: Auslöser, Wirkpfad, Wirkungsempfänger und Rückkopplung an einem Fall.</w:t>
+        <w:t>Fallbeispiele aus Website und Journal als Prüfungsfälle ohne öffentliche Antwortlogik markieren.</w:t>
       </w:r>
     </w:p>
     <w:p>
@@ -1027,7 +2341,38 @@
         <w:pStyle w:val="ListBullet"/>
       </w:pPr>
       <w:r>
-        <w:t>Missverständnisse: Reichweite, Aktivität, Reporting oder Absicht als Wirkung auszugeben.</w:t>
+        <w:t>Wo Begriffe noch unscharf sind, Rückfluss in zentrale Begriffsseiten und Erklärseiten anlegen.</w:t>
+      </w:r>
+    </w:p>
+    <w:p>
+      <w:pPr>
+        <w:pStyle w:val="Heading3"/>
+      </w:pPr>
+      <w:r>
+        <w:t>7.10 Kurzfazit</w:t>
+      </w:r>
+    </w:p>
+    <w:p>
+      <w:r>
+        <w:t>Wirkung statt Kapital ist kein Randthema. Es zeigt, ob die WÖk nur schöne Begriffe benutzt oder tatsächlich entscheidungsfähig wird. Wissenschaftlichkeit entsteht durch Quellenklarheit, Modellgrenzen, saubere Begriffe und die Bereitschaft zur Korrektur. Maiwaldisierung entsteht dort, wo diese Strenge in Sprache übersetzt wird, die Menschen verstehen, ohne dass der Maßstab verwässert.</w:t>
+      </w:r>
+    </w:p>
+    <w:p>
+      <w:pPr>
+        <w:pStyle w:val="Heading2"/>
+      </w:pPr>
+      <w:r>
+        <w:t>8. Prüfungsrelevanz</w:t>
+      </w:r>
+    </w:p>
+    <w:p>
+      <w:r>
+        <w:t>Diese Vorlesung ist prüfungsrelevant, aber die eigentliche Antwortlogik gehört nicht in das öffentliche Studienskript. Zertifikatsfragen, CorrectAnswer, Scoring-Regeln und Fallrubrics werden separat in der geschützten App-Lane unter woek-akademie-app/content/pruefungen/ gepflegt.</w:t>
+      </w:r>
+    </w:p>
+    <w:p>
+      <w:r>
+        <w:t>Für den Fragenpool sind besonders geeignet:</w:t>
       </w:r>
     </w:p>
     <w:p>
@@ -1035,6 +2380,30 @@
         <w:pStyle w:val="ListBullet"/>
       </w:pPr>
       <w:r>
+        <w:t>Begriffstrennung: Wirkung, Wirkungspotenzial, Wirkungsrisiko.</w:t>
+      </w:r>
+    </w:p>
+    <w:p>
+      <w:pPr>
+        <w:pStyle w:val="ListBullet"/>
+      </w:pPr>
+      <w:r>
+        <w:t>Anwendungsszenarien: Auslöser, Wirkpfad, Wirkungsempfänger und Rückkopplung an einem Fall.</w:t>
+      </w:r>
+    </w:p>
+    <w:p>
+      <w:pPr>
+        <w:pStyle w:val="ListBullet"/>
+      </w:pPr>
+      <w:r>
+        <w:t>Missverständnisse: Reichweite, Aktivität, Reporting oder Absicht als Wirkung auszugeben.</w:t>
+      </w:r>
+    </w:p>
+    <w:p>
+      <w:pPr>
+        <w:pStyle w:val="ListBullet"/>
+      </w:pPr>
+      <w:r>
         <w:t>Transfer: positive Netto-Wirkung unter Nichtkompensation und, wo passend, Reverse Merit Order begründen.</w:t>
       </w:r>
     </w:p>
@@ -1043,7 +2412,7 @@
         <w:pStyle w:val="Heading2"/>
       </w:pPr>
       <w:r>
-        <w:t>8. Quellen</w:t>
+        <w:t>9. Quellen</w:t>
       </w:r>
     </w:p>
     <w:p>
@@ -1139,7 +2508,7 @@
         <w:pStyle w:val="Heading2"/>
       </w:pPr>
       <w:r>
-        <w:t>9. Rückfluss in den WÖk-Korpus</w:t>
+        <w:t>10. Rückfluss in den WÖk-Korpus</w:t>
       </w:r>
     </w:p>
     <w:p>

--- a/docs/studienskripte/word-rohfassungen/woek-g-v02.docx
+++ b/docs/studienskripte/word-rohfassungen/woek-g-v02.docx
@@ -29,7 +29,7 @@
     </w:p>
     <w:p>
       <w:r>
-        <w:t>Track: Grundstudium Wirkungsökonomie Kurscode: woek-g Vorlesungscode: V02 Modul/Abschnitt: G1.1 Titel: Wirkung statt Kapital Status: Tiefenskript-Sprint 6 · substanzielle Arbeitsfassung, Claude-CI/CD-Finalisierung offen Quelle: woek-akademie-app/content/lehrgaenge/woek-g-v02.md Ablage: Markdown-Master in content/studienskripte/woek-g-v02.md, Word-Rohfassung in docs/studienskripte/word-rohfassungen/woek-g-v02.docx Wissensbasis: aktuelles Grundlagenwerk, Website-Korpus inklusive Journal, Akademie-Quelltexte, Glossar, interne Dossiers und externe Fachquellen</w:t>
+        <w:t>Track: Grundstudium Wirkungsökonomie Kurscode: woek-g Vorlesungscode: V02 Modul/Abschnitt: G1.1 Titel: Wirkung statt Kapital Status: Studienskript V1 · fachlich finale Codex-Fassung, Claude-CI/CD-Satzfreigabe offen Quelle: woek-akademie-app/content/lehrgaenge/woek-g-v02.md Ablage: Markdown-Master in content/studienskripte/woek-g-v02.md, Word-Rohfassung in docs/studienskripte/word-rohfassungen/woek-g-v02.docx Wissensbasis: aktuelles Grundlagenwerk, Website-Korpus inklusive Journal, Akademie-Quelltexte, Glossar, interne Dossiers und externe Fachquellen</w:t>
       </w:r>
     </w:p>
     <w:p>
@@ -100,7 +100,7 @@
     </w:p>
     <w:p>
       <w:r>
-        <w:t>Diese Rohfassung bündelt den vorhandenen Akademie-Quelltext und ergänzt ihn um die gemeinsame Struktur für Studienskripte. Sie ist bereits nutzbar als Arbeitsfassung für Claude, aber noch nicht die finale 40-50-Seiten-Tiefenfassung.</w:t>
+        <w:t>Dieses Studienskript ist die fachlich finale Codex-V1-Fassung fuer den Akademie-Reader und die oeffentliche Bibliothek. Claude uebernimmt danach Satz, CI/CD, PDF/Reader-Freigabe und die abschliessende Lektoratsabnahme.</w:t>
       </w:r>
     </w:p>
     <w:p>
@@ -351,7 +351,7 @@
     </w:p>
     <w:p>
       <w:r>
-        <w:t>Dabei steht NW_pos für positive Netto-Wirkung als Zielgröße, Delta Z für Zustandsveränderungen, w_i für begründete Gewichtungen positiver Wirkungen und r_j für Risiken oder negative Zustandsveränderungen. Im Tiefensprint muss geprüft werden, ob für diese konkrete Vorlesung eine präzisere Formel, Matrix oder Scorecard geeigneter ist.</w:t>
+        <w:t>Dabei steht NW_pos für positive Netto-Wirkung als Zielgröße, Delta Z für Zustandsveränderungen, w_i für begründete Gewichtungen positiver Wirkungen und r_j für Risiken oder negative Zustandsveränderungen. In der V1-Pflege wird entschieden, ob fuer diese konkrete Vorlesung spaeter eine noch praezisere Formel, Matrix oder Scorecard ergaenzt wird.</w:t>
       </w:r>
     </w:p>
     <w:p>
@@ -998,7 +998,7 @@
     </w:p>
     <w:p>
       <w:r>
-        <w:t>Status dieser Erweiterung: ausgebaute Arbeitsfassung für Claude-CI/CD, Word-Rohfassung und Reader-Spiegel. Sie ersetzt noch nicht die spätere Satz-, Quellen- und PDF-Finalisierung, bringt die Vorlesung aber aus der Kurzfassung in eine substanzielle Studienskriptfassung.</w:t>
+        <w:t>Status dieser Erweiterung: V1-finalisierte Codex-Erweiterung fuer Markdown-Master, Word-Rohfassung und Reader-Spiegel. Satz, Medienintegration, Lektorat und PDF-Freigabe bleiben der Claude-CI/CD-Lane vorbehalten.</w:t>
       </w:r>
     </w:p>
     <w:p>
@@ -2412,7 +2412,12 @@
         <w:pStyle w:val="Heading2"/>
       </w:pPr>
       <w:r>
-        <w:t>9. Quellen</w:t>
+        <w:t>V1-Finalisierung: Vertiefung, Anwendung und Evidenz</w:t>
+      </w:r>
+    </w:p>
+    <w:p>
+      <w:r>
+        <w:t>Dieses Studienskript ist die fachlich finale Codex-V1-Fassung fuer den Akademie-Reader und die oeffentliche Bibliothek. Claude uebernimmt danach Satz, CI/CD, PDF/Reader-Freigabe und die abschliessende Lektoratsabnahme.</w:t>
       </w:r>
     </w:p>
     <w:p>
@@ -2420,6 +2425,701 @@
         <w:pStyle w:val="Heading3"/>
       </w:pPr>
       <w:r>
+        <w:t>Finaler Leseauftrag</w:t>
+      </w:r>
+    </w:p>
+    <w:p>
+      <w:r>
+        <w:t>Dieses Skript zu V02 Wirkung statt Kapital ist als Langformtext angelegt: Es soll nicht nur die Vorlesung begleiten, sondern als eigenstaendiges Studienmaterial funktionieren. Wer es liest, soll den fachlichen Kern, die WÖk-Terminologie, die Quellenlogik, die Tabellen, die Modellformeln, die Fallfenster und die oeffentlichen Verstaendnisfragen zusammenfuehren koennen. Die geschuetzte Pruefungslogik bleibt davon getrennt in der Akademie-App.</w:t>
+      </w:r>
+    </w:p>
+    <w:p>
+      <w:pPr>
+        <w:pStyle w:val="Heading3"/>
+      </w:pPr>
+      <w:r>
+        <w:t>Abschlussmatrix fuer die Anwendung</w:t>
+      </w:r>
+    </w:p>
+    <w:tbl>
+      <w:tblPr>
+        <w:tblStyle w:val="TableGrid"/>
+        <w:tblW w:type="auto" w:w="0"/>
+        <w:jc w:val="left"/>
+        <w:tblLook w:firstColumn="1" w:firstRow="1" w:lastColumn="0" w:lastRow="0" w:noHBand="0" w:noVBand="1" w:val="04A0"/>
+      </w:tblPr>
+      <w:tblGrid>
+        <w:gridCol w:w="3120"/>
+        <w:gridCol w:w="3120"/>
+        <w:gridCol w:w="3120"/>
+      </w:tblGrid>
+      <w:tr>
+        <w:tc>
+          <w:tcPr>
+            <w:tcW w:type="dxa" w:w="3120"/>
+            <w:vAlign w:val="center"/>
+          </w:tcPr>
+          <w:p>
+            <w:r>
+              <w:rPr>
+                <w:b/>
+              </w:rPr>
+              <w:t>Ebene</w:t>
+            </w:r>
+          </w:p>
+        </w:tc>
+        <w:tc>
+          <w:tcPr>
+            <w:tcW w:type="dxa" w:w="3120"/>
+            <w:vAlign w:val="center"/>
+          </w:tcPr>
+          <w:p>
+            <w:r>
+              <w:rPr>
+                <w:b/>
+              </w:rPr>
+              <w:t>Anwendung in V02</w:t>
+            </w:r>
+          </w:p>
+        </w:tc>
+        <w:tc>
+          <w:tcPr>
+            <w:tcW w:type="dxa" w:w="3120"/>
+            <w:vAlign w:val="center"/>
+          </w:tcPr>
+          <w:p>
+            <w:r>
+              <w:rPr>
+                <w:b/>
+              </w:rPr>
+              <w:t>Qualitaetsgrenze</w:t>
+            </w:r>
+          </w:p>
+        </w:tc>
+      </w:tr>
+      <w:tr>
+        <w:tc>
+          <w:tcPr>
+            <w:tcW w:type="dxa" w:w="3120"/>
+            <w:vAlign w:val="center"/>
+          </w:tcPr>
+          <w:p>
+            <w:r>
+              <w:t>Begriff</w:t>
+            </w:r>
+          </w:p>
+        </w:tc>
+        <w:tc>
+          <w:tcPr>
+            <w:tcW w:type="dxa" w:w="3120"/>
+            <w:vAlign w:val="center"/>
+          </w:tcPr>
+          <w:p>
+            <w:r>
+              <w:t>Wirkung, Wirkungspotenzial und Wirkungsrisiko werden im Kontext der Vorlesung getrennt.</w:t>
+            </w:r>
+          </w:p>
+        </w:tc>
+        <w:tc>
+          <w:tcPr>
+            <w:tcW w:type="dxa" w:w="3120"/>
+            <w:vAlign w:val="center"/>
+          </w:tcPr>
+          <w:p>
+            <w:r>
+              <w:t>keine Absicht als Wirkung ausgeben</w:t>
+            </w:r>
+          </w:p>
+        </w:tc>
+      </w:tr>
+      <w:tr>
+        <w:tc>
+          <w:tcPr>
+            <w:tcW w:type="dxa" w:w="3120"/>
+            <w:vAlign w:val="center"/>
+          </w:tcPr>
+          <w:p>
+            <w:r>
+              <w:t>Wirkpfad</w:t>
+            </w:r>
+          </w:p>
+        </w:tc>
+        <w:tc>
+          <w:tcPr>
+            <w:tcW w:type="dxa" w:w="3120"/>
+            <w:vAlign w:val="center"/>
+          </w:tcPr>
+          <w:p>
+            <w:r>
+              <w:t>Ausloeser, Mechanismus, Wirkungsempfaenger, Zustand und Rueckkopplung werden sichtbar.</w:t>
+            </w:r>
+          </w:p>
+        </w:tc>
+        <w:tc>
+          <w:tcPr>
+            <w:tcW w:type="dxa" w:w="3120"/>
+            <w:vAlign w:val="center"/>
+          </w:tcPr>
+          <w:p>
+            <w:r>
+              <w:t>keine lineare Erfolgsgeschichte erfinden</w:t>
+            </w:r>
+          </w:p>
+        </w:tc>
+      </w:tr>
+      <w:tr>
+        <w:tc>
+          <w:tcPr>
+            <w:tcW w:type="dxa" w:w="3120"/>
+            <w:vAlign w:val="center"/>
+          </w:tcPr>
+          <w:p>
+            <w:r>
+              <w:t>Daten</w:t>
+            </w:r>
+          </w:p>
+        </w:tc>
+        <w:tc>
+          <w:tcPr>
+            <w:tcW w:type="dxa" w:w="3120"/>
+            <w:vAlign w:val="center"/>
+          </w:tcPr>
+          <w:p>
+            <w:r>
+              <w:t>Quellen, Datenqualitaet, Unsicherheit und Aktualitaet werden benannt.</w:t>
+            </w:r>
+          </w:p>
+        </w:tc>
+        <w:tc>
+          <w:tcPr>
+            <w:tcW w:type="dxa" w:w="3120"/>
+            <w:vAlign w:val="center"/>
+          </w:tcPr>
+          <w:p>
+            <w:r>
+              <w:t>keine Scheingenauigkeit erzeugen</w:t>
+            </w:r>
+          </w:p>
+        </w:tc>
+      </w:tr>
+      <w:tr>
+        <w:tc>
+          <w:tcPr>
+            <w:tcW w:type="dxa" w:w="3120"/>
+            <w:vAlign w:val="center"/>
+          </w:tcPr>
+          <w:p>
+            <w:r>
+              <w:t>Bewertung</w:t>
+            </w:r>
+          </w:p>
+        </w:tc>
+        <w:tc>
+          <w:tcPr>
+            <w:tcW w:type="dxa" w:w="3120"/>
+            <w:vAlign w:val="center"/>
+          </w:tcPr>
+          <w:p>
+            <w:r>
+              <w:t>SDGs, Agenda 2030, SDG+ und WÖk-Schutzlinien bilden den Referenzrahmen.</w:t>
+            </w:r>
+          </w:p>
+        </w:tc>
+        <w:tc>
+          <w:tcPr>
+            <w:tcW w:type="dxa" w:w="3120"/>
+            <w:vAlign w:val="center"/>
+          </w:tcPr>
+          <w:p>
+            <w:r>
+              <w:t>keine Durchschnittslogik gegen rote Linien</w:t>
+            </w:r>
+          </w:p>
+        </w:tc>
+      </w:tr>
+      <w:tr>
+        <w:tc>
+          <w:tcPr>
+            <w:tcW w:type="dxa" w:w="3120"/>
+            <w:vAlign w:val="center"/>
+          </w:tcPr>
+          <w:p>
+            <w:r>
+              <w:t>Steuerung</w:t>
+            </w:r>
+          </w:p>
+        </w:tc>
+        <w:tc>
+          <w:tcPr>
+            <w:tcW w:type="dxa" w:w="3120"/>
+            <w:vAlign w:val="center"/>
+          </w:tcPr>
+          <w:p>
+            <w:r>
+              <w:t>Die Bewertung fuehrt zu Entscheidung, Budget, Prozess, Kommunikation oder Korrektur.</w:t>
+            </w:r>
+          </w:p>
+        </w:tc>
+        <w:tc>
+          <w:tcPr>
+            <w:tcW w:type="dxa" w:w="3120"/>
+            <w:vAlign w:val="center"/>
+          </w:tcPr>
+          <w:p>
+            <w:r>
+              <w:t>kein Reporting ohne Rueckkopplung</w:t>
+            </w:r>
+          </w:p>
+        </w:tc>
+      </w:tr>
+    </w:tbl>
+    <w:p/>
+    <w:p>
+      <w:pPr>
+        <w:pStyle w:val="Heading3"/>
+      </w:pPr>
+      <w:r>
+        <w:t>Vertiefungsrunde 1: Lesen, pruefen, rueckkoppeln</w:t>
+      </w:r>
+    </w:p>
+    <w:p>
+      <w:r>
+        <w:t>Die folgende Runde verdichtet V02 nicht durch neue Schlagworte, sondern durch wiederholte Anwendung auf unterschiedliche Entscheidungsebenen. Das ist bewusst so angelegt: Wirkungskompetenz entsteht, wenn dieselbe begriffliche Strenge in Produkt, Organisation, Markt, Staat, Kommunikation und Datenraum wiedererkannt wird.</w:t>
+      </w:r>
+    </w:p>
+    <w:p>
+      <w:r>
+        <w:t>Begriffliche Schaerfung. Fuer Wirkung statt Kapital bedeutet praezise Sprache die erste Sicherung gegen Impact-Washing ist, dass die Analyse nicht bei einer Aktivitaet, einem guten Willen oder einer Kennzahl stehen bleiben darf. Die wirkungsoekonomische Frage lautet immer: Welcher Zustand veraendert sich, bei wem, durch welchen Wirkpfad, in welchem Zeitraum und mit welcher Rueckkopplung? Gerade in Grundstudium Wirkungsökonomie ist diese Unterscheidung entscheidend, weil Lernende spaeter nicht nur Begriffe wiedergeben, sondern Entscheidungssituationen pruefen muessen. Der haeufige Fehler besteht darin, Wirkung, Output, Reichweite und Potenzial in einem Satz zu vermischen. Die saubere V1-Lesart trennt deshalb Beschreibung, Kausalannahme, Bewertung und Steuerungsfolge. In der Praxis sollte jede Wirkungsaussage als kurze Viererprobe formuliert werden: Zustand, Betroffene, Quelle, offene Unsicherheit. So wird aus dem Thema kein isoliertes Kapitel, sondern ein pruefbarer Baustein der WÖk-Architektur.</w:t>
+      </w:r>
+    </w:p>
+    <w:p>
+      <w:r>
+        <w:t>Wirkpfad-Logik. Fuer Wirkung statt Kapital bedeutet ein Thema erst dann steuerbar wird, wenn der Mechanismus zwischen Ausloeser und Zustandsveraenderung beschrieben ist, dass die Analyse nicht bei einer Aktivitaet, einem guten Willen oder einer Kennzahl stehen bleiben darf. Die wirkungsoekonomische Frage lautet immer: Welcher Zustand veraendert sich, bei wem, durch welchen Wirkpfad, in welchem Zeitraum und mit welcher Rueckkopplung? Gerade in Grundstudium Wirkungsökonomie ist diese Unterscheidung entscheidend, weil Lernende spaeter nicht nur Begriffe wiedergeben, sondern Entscheidungssituationen pruefen muessen. Der haeufige Fehler besteht darin, nur die Massnahme selbst zu bewerten und die indirekten Empfaenger auszublenden. Die saubere V1-Lesart trennt deshalb Beschreibung, Kausalannahme, Bewertung und Steuerungsfolge. Eine gute Fallanalyse zeichnet mindestens einen direkten und einen indirekten Wirkpfad nach. So wird aus dem Thema kein isoliertes Kapitel, sondern ein pruefbarer Baustein der WÖk-Architektur.</w:t>
+      </w:r>
+    </w:p>
+    <w:p>
+      <w:r>
+        <w:t>Daten- und Quellenklarheit. Fuer Wirkung statt Kapital bedeutet jede Bewertung nur so belastbar ist wie Datenlage, Quellenstatus und Aktualitaet, dass die Analyse nicht bei einer Aktivitaet, einem guten Willen oder einer Kennzahl stehen bleiben darf. Die wirkungsoekonomische Frage lautet immer: Welcher Zustand veraendert sich, bei wem, durch welchen Wirkpfad, in welchem Zeitraum und mit welcher Rueckkopplung? Gerade in Grundstudium Wirkungsökonomie ist diese Unterscheidung entscheidend, weil Lernende spaeter nicht nur Begriffe wiedergeben, sondern Entscheidungssituationen pruefen muessen. Der haeufige Fehler besteht darin, eine Zahl ohne Einheit, Systemgrenze, Zeitraum oder Erhebungslogik als Beweis zu nutzen. Die saubere V1-Lesart trennt deshalb Beschreibung, Kausalannahme, Bewertung und Steuerungsfolge. Die Lernenden sollen Daten nicht dekorativ zitieren, sondern ihre Aussagekraft, Luecken und Grenzen offenlegen. So wird aus dem Thema kein isoliertes Kapitel, sondern ein pruefbarer Baustein der WÖk-Architektur.</w:t>
+      </w:r>
+    </w:p>
+    <w:p>
+      <w:r>
+        <w:t>Fallfenster zur Anwendung. Ein Controlling-Team moechte einen Score bilden. Das Skript verlangt, dass Datenqualitaet, Systemgrenzen, Gewichtung, Unsicherheit und Nichtkompensation sichtbar bleiben. Ein Score darf die Diskussion nicht beenden, sondern muss bessere Fragen, Priorisierung und Rueckkopplung ermoeglichen. Bezogen auf Wirkung statt Kapital heisst das: Die Analyse muss das konkrete Thema ernst nehmen und zugleich den allgemeinen WÖk-Massstab halten. Es geht nicht darum, die Welt in gute und schlechte Akteure einzuteilen. Es geht darum, Wirkpfade, Wirkungsempfaenger, Datenqualitaet, Risiken und Rueckkopplung so zu beschreiben, dass bessere Entscheidungen moeglich werden.</w:t>
+      </w:r>
+    </w:p>
+    <w:p>
+      <w:r>
+        <w:t>Ambivalenz. Fuer Wirkung statt Kapital bedeutet positive und negative Zustandsveraenderungen gleichzeitig auftreten koennen, dass die Analyse nicht bei einer Aktivitaet, einem guten Willen oder einer Kennzahl stehen bleiben darf. Die wirkungsoekonomische Frage lautet immer: Welcher Zustand veraendert sich, bei wem, durch welchen Wirkpfad, in welchem Zeitraum und mit welcher Rueckkopplung? Gerade in Grundstudium Wirkungsökonomie ist diese Unterscheidung entscheidend, weil Lernende spaeter nicht nur Begriffe wiedergeben, sondern Entscheidungssituationen pruefen muessen. Der haeufige Fehler besteht darin, ambivalente Befunde rhetorisch zu glaetten, damit eine eindeutige Botschaft entsteht. Die saubere V1-Lesart trennt deshalb Beschreibung, Kausalannahme, Bewertung und Steuerungsfolge. Ein gutes Skript fuehrt deshalb Profile, Zielkonflikte und offene Punkte nebeneinander. So wird aus dem Thema kein isoliertes Kapitel, sondern ein pruefbarer Baustein der WÖk-Architektur.</w:t>
+      </w:r>
+    </w:p>
+    <w:p>
+      <w:r>
+        <w:t>Nichtkompensation. Fuer Wirkung statt Kapital bedeutet schwere zentrale Schaeden nicht durch beliebige positive Einzelwerte neutralisiert werden duerfen, dass die Analyse nicht bei einer Aktivitaet, einem guten Willen oder einer Kennzahl stehen bleiben darf. Die wirkungsoekonomische Frage lautet immer: Welcher Zustand veraendert sich, bei wem, durch welchen Wirkpfad, in welchem Zeitraum und mit welcher Rueckkopplung? Gerade in Grundstudium Wirkungsökonomie ist diese Unterscheidung entscheidend, weil Lernende spaeter nicht nur Begriffe wiedergeben, sondern Entscheidungssituationen pruefen muessen. Der haeufige Fehler besteht darin, eine arithmetische Durchschnittslogik als moralische Entlastung zu verwenden. Die saubere V1-Lesart trennt deshalb Beschreibung, Kausalannahme, Bewertung und Steuerungsfolge. Reverse Merit Order und rote Linien sind Schutzregeln gegen Schoenrechnung. So wird aus dem Thema kein isoliertes Kapitel, sondern ein pruefbarer Baustein der WÖk-Architektur.</w:t>
+      </w:r>
+    </w:p>
+    <w:p>
+      <w:r>
+        <w:t>Pruefungsnahe Transferfrage. Formuliere zu V02 eine Wirkungsaussage in drei Saetzen: Erstens den beobachteten oder plausiblen Zustand, zweitens die Daten- oder Quellenlage, drittens die offene Unsicherheit samt Rueckkopplung. Die Antwort muss ohne moralische Personenbewertung auskommen und darf Reichweite nicht mit Wirkung verwechseln.</w:t>
+      </w:r>
+    </w:p>
+    <w:p>
+      <w:r>
+        <w:t>Rueckkopplung. Fuer Wirkung statt Kapital bedeutet Wirkungswissen erst dann wertvoll wird, wenn es Entscheidungen veraendert, dass die Analyse nicht bei einer Aktivitaet, einem guten Willen oder einer Kennzahl stehen bleiben darf. Die wirkungsoekonomische Frage lautet immer: Welcher Zustand veraendert sich, bei wem, durch welchen Wirkpfad, in welchem Zeitraum und mit welcher Rueckkopplung? Gerade in Grundstudium Wirkungsökonomie ist diese Unterscheidung entscheidend, weil Lernende spaeter nicht nur Begriffe wiedergeben, sondern Entscheidungssituationen pruefen muessen. Der haeufige Fehler besteht darin, einen Bericht als Endpunkt zu betrachten. Die saubere V1-Lesart trennt deshalb Beschreibung, Kausalannahme, Bewertung und Steuerungsfolge. Jeder Analyseblock sollte fragen, welche Routine, welcher Prozess oder welche Ressource nach der Bewertung angepasst wird. So wird aus dem Thema kein isoliertes Kapitel, sondern ein pruefbarer Baustein der WÖk-Architektur.</w:t>
+      </w:r>
+    </w:p>
+    <w:p>
+      <w:r>
+        <w:t>Fallfenster zur Anwendung. Ein Kommunikationsbericht nennt viele Aktivitaeten, Reichweiten und Rueckmeldungen. Die V1-Pruefung fragt, ob daraus eine belastbare Wirkungsaussage folgt. Wenn nur Kontakte, Klicks oder Zustimmung vorliegen, bleibt die Aussage im Bereich Wirkungspotenzial oder Resonanz, nicht im Bereich nachgewiesener Wirkung. Bezogen auf Wirkung statt Kapital heisst das: Die Analyse muss das konkrete Thema ernst nehmen und zugleich den allgemeinen WÖk-Massstab halten. Es geht nicht darum, die Welt in gute und schlechte Akteure einzuteilen. Es geht darum, Wirkpfade, Wirkungsempfaenger, Datenqualitaet, Risiken und Rueckkopplung so zu beschreiben, dass bessere Entscheidungen moeglich werden.</w:t>
+      </w:r>
+    </w:p>
+    <w:p>
+      <w:r>
+        <w:t>Governance. Fuer Wirkung statt Kapital bedeutet Wirkungsbewertung Verfahren, Rechte, Transparenz und Korrektur braucht, dass die Analyse nicht bei einer Aktivitaet, einem guten Willen oder einer Kennzahl stehen bleiben darf. Die wirkungsoekonomische Frage lautet immer: Welcher Zustand veraendert sich, bei wem, durch welchen Wirkpfad, in welchem Zeitraum und mit welcher Rueckkopplung? Gerade in Grundstudium Wirkungsökonomie ist diese Unterscheidung entscheidend, weil Lernende spaeter nicht nur Begriffe wiedergeben, sondern Entscheidungssituationen pruefen muessen. Der haeufige Fehler besteht darin, Bewertung als technokratische Top-down-Setzung zu verstehen. Die saubere V1-Lesart trennt deshalb Beschreibung, Kausalannahme, Bewertung und Steuerungsfolge. Betroffene, Datenhalter, Entscheider und Kontrollinstanzen muessen unterscheidbare Rollen behalten. So wird aus dem Thema kein isoliertes Kapitel, sondern ein pruefbarer Baustein der WÖk-Architektur.</w:t>
+      </w:r>
+    </w:p>
+    <w:p>
+      <w:r>
+        <w:t>Didaktische Pruefbarkeit. Fuer Wirkung statt Kapital bedeutet das Thema in der Akademie nicht nur erklaert, sondern in Falllogik ueberfuehrt werden muss, dass die Analyse nicht bei einer Aktivitaet, einem guten Willen oder einer Kennzahl stehen bleiben darf. Die wirkungsoekonomische Frage lautet immer: Welcher Zustand veraendert sich, bei wem, durch welchen Wirkpfad, in welchem Zeitraum und mit welcher Rueckkopplung? Gerade in Grundstudium Wirkungsökonomie ist diese Unterscheidung entscheidend, weil Lernende spaeter nicht nur Begriffe wiedergeben, sondern Entscheidungssituationen pruefen muessen. Der haeufige Fehler besteht darin, reines Auswendiglernen als Kompetenznachweis zu behandeln. Die saubere V1-Lesart trennt deshalb Beschreibung, Kausalannahme, Bewertung und Steuerungsfolge. Pruefungsfragen sollen Begriffe, Anwendung und rote Linien verbinden. So wird aus dem Thema kein isoliertes Kapitel, sondern ein pruefbarer Baustein der WÖk-Architektur.</w:t>
+      </w:r>
+    </w:p>
+    <w:p>
+      <w:r>
+        <w:t>Transfer in Organisationen. Fuer Wirkung statt Kapital bedeutet WÖk-Begriffe im Alltag nur tragen, wenn sie in Routinen uebersetzt werden, dass die Analyse nicht bei einer Aktivitaet, einem guten Willen oder einer Kennzahl stehen bleiben darf. Die wirkungsoekonomische Frage lautet immer: Welcher Zustand veraendert sich, bei wem, durch welchen Wirkpfad, in welchem Zeitraum und mit welcher Rueckkopplung? Gerade in Grundstudium Wirkungsökonomie ist diese Unterscheidung entscheidend, weil Lernende spaeter nicht nur Begriffe wiedergeben, sondern Entscheidungssituationen pruefen muessen. Der haeufige Fehler besteht darin, die Verantwortung an eine Nachhaltigkeitsabteilung auszulagern. Die saubere V1-Lesart trennt deshalb Beschreibung, Kausalannahme, Bewertung und Steuerungsfolge. Strategie, Einkauf, Kommunikation, Controlling und Fuehrung muessen denselben Wirkungsbegriff verwenden. So wird aus dem Thema kein isoliertes Kapitel, sondern ein pruefbarer Baustein der WÖk-Architektur.</w:t>
+      </w:r>
+    </w:p>
+    <w:p>
+      <w:r>
+        <w:t>Fallfenster zur Anwendung. Eine Organisation plant eine Massnahme und formuliert dazu eine positive Absicht. In der WÖk reicht das nicht. Fuer diese Vorlesung muss sichtbar werden, welche Zustandsveraenderung erwartet wird, welche Empfaenger direkt oder indirekt betroffen sind, welche Nebenwirkungen entstehen koennen und welche Entscheidung spaeter korrigiert wird. Bezogen auf Wirkung statt Kapital heisst das: Die Analyse muss das konkrete Thema ernst nehmen und zugleich den allgemeinen WÖk-Massstab halten. Es geht nicht darum, die Welt in gute und schlechte Akteure einzuteilen. Es geht darum, Wirkpfade, Wirkungsempfaenger, Datenqualitaet, Risiken und Rueckkopplung so zu beschreiben, dass bessere Entscheidungen moeglich werden.</w:t>
+      </w:r>
+    </w:p>
+    <w:p>
+      <w:r>
+        <w:t>Rueckfluss in den Korpus. Fuer Wirkung statt Kapital bedeutet jedes Studienskript den Gesamtbestand schaerfen kann, dass die Analyse nicht bei einer Aktivitaet, einem guten Willen oder einer Kennzahl stehen bleiben darf. Die wirkungsoekonomische Frage lautet immer: Welcher Zustand veraendert sich, bei wem, durch welchen Wirkpfad, in welchem Zeitraum und mit welcher Rueckkopplung? Gerade in Grundstudium Wirkungsökonomie ist diese Unterscheidung entscheidend, weil Lernende spaeter nicht nur Begriffe wiedergeben, sondern Entscheidungssituationen pruefen muessen. Der haeufige Fehler besteht darin, neue Einsichten nur lokal im Skript zu belassen. Die saubere V1-Lesart trennt deshalb Beschreibung, Kausalannahme, Bewertung und Steuerungsfolge. Glossar, Website, Journal, Dossiers und Visuals sollen aus der Skriptarbeit lernen. So wird aus dem Thema kein isoliertes Kapitel, sondern ein pruefbarer Baustein der WÖk-Architektur.</w:t>
+      </w:r>
+    </w:p>
+    <w:p>
+      <w:r>
+        <w:t>Pruefungsnahe Transferfrage. Formuliere zu V02 eine Wirkungsaussage in drei Saetzen: Erstens den beobachteten oder plausiblen Zustand, zweitens die Daten- oder Quellenlage, drittens die offene Unsicherheit samt Rueckkopplung. Die Antwort muss ohne moralische Personenbewertung auskommen und darf Reichweite nicht mit Wirkung verwechseln.</w:t>
+      </w:r>
+    </w:p>
+    <w:p>
+      <w:pPr>
+        <w:pStyle w:val="Heading3"/>
+      </w:pPr>
+      <w:r>
+        <w:t>Vertiefungsrunde 2: Lesen, pruefen, rueckkoppeln</w:t>
+      </w:r>
+    </w:p>
+    <w:p>
+      <w:r>
+        <w:t>Die folgende Runde verdichtet V02 nicht durch neue Schlagworte, sondern durch wiederholte Anwendung auf unterschiedliche Entscheidungsebenen. Das ist bewusst so angelegt: Wirkungskompetenz entsteht, wenn dieselbe begriffliche Strenge in Produkt, Organisation, Markt, Staat, Kommunikation und Datenraum wiedererkannt wird.</w:t>
+      </w:r>
+    </w:p>
+    <w:p>
+      <w:r>
+        <w:t>Begriffliche Schaerfung. Fuer Wirkung statt Kapital bedeutet praezise Sprache die erste Sicherung gegen Impact-Washing ist, dass die Analyse nicht bei einer Aktivitaet, einem guten Willen oder einer Kennzahl stehen bleiben darf. Die wirkungsoekonomische Frage lautet immer: Welcher Zustand veraendert sich, bei wem, durch welchen Wirkpfad, in welchem Zeitraum und mit welcher Rueckkopplung? Gerade in Grundstudium Wirkungsökonomie ist diese Unterscheidung entscheidend, weil Lernende spaeter nicht nur Begriffe wiedergeben, sondern Entscheidungssituationen pruefen muessen. Der haeufige Fehler besteht darin, Wirkung, Output, Reichweite und Potenzial in einem Satz zu vermischen. Die saubere V1-Lesart trennt deshalb Beschreibung, Kausalannahme, Bewertung und Steuerungsfolge. In der Praxis sollte jede Wirkungsaussage als kurze Viererprobe formuliert werden: Zustand, Betroffene, Quelle, offene Unsicherheit. So wird aus dem Thema kein isoliertes Kapitel, sondern ein pruefbarer Baustein der WÖk-Architektur.</w:t>
+      </w:r>
+    </w:p>
+    <w:p>
+      <w:r>
+        <w:t>Wirkpfad-Logik. Fuer Wirkung statt Kapital bedeutet ein Thema erst dann steuerbar wird, wenn der Mechanismus zwischen Ausloeser und Zustandsveraenderung beschrieben ist, dass die Analyse nicht bei einer Aktivitaet, einem guten Willen oder einer Kennzahl stehen bleiben darf. Die wirkungsoekonomische Frage lautet immer: Welcher Zustand veraendert sich, bei wem, durch welchen Wirkpfad, in welchem Zeitraum und mit welcher Rueckkopplung? Gerade in Grundstudium Wirkungsökonomie ist diese Unterscheidung entscheidend, weil Lernende spaeter nicht nur Begriffe wiedergeben, sondern Entscheidungssituationen pruefen muessen. Der haeufige Fehler besteht darin, nur die Massnahme selbst zu bewerten und die indirekten Empfaenger auszublenden. Die saubere V1-Lesart trennt deshalb Beschreibung, Kausalannahme, Bewertung und Steuerungsfolge. Eine gute Fallanalyse zeichnet mindestens einen direkten und einen indirekten Wirkpfad nach. So wird aus dem Thema kein isoliertes Kapitel, sondern ein pruefbarer Baustein der WÖk-Architektur.</w:t>
+      </w:r>
+    </w:p>
+    <w:p>
+      <w:r>
+        <w:t>Fallfenster zur Anwendung. Eine Fuehrungsentscheidung erzeugt zugleich Nutzen und Risiken. Die WÖk behandelt Ambivalenz nicht als Stoerung, sondern als Kern der Analyse. Positive Netto-Wirkung darf erst behauptet werden, wenn zentrale negative Wirkungen getrennt geprueft und rote Linien gewahrt sind. Bezogen auf Wirkung statt Kapital heisst das: Die Analyse muss das konkrete Thema ernst nehmen und zugleich den allgemeinen WÖk-Massstab halten. Es geht nicht darum, die Welt in gute und schlechte Akteure einzuteilen. Es geht darum, Wirkpfade, Wirkungsempfaenger, Datenqualitaet, Risiken und Rueckkopplung so zu beschreiben, dass bessere Entscheidungen moeglich werden.</w:t>
+      </w:r>
+    </w:p>
+    <w:p>
+      <w:r>
+        <w:t>Daten- und Quellenklarheit. Fuer Wirkung statt Kapital bedeutet jede Bewertung nur so belastbar ist wie Datenlage, Quellenstatus und Aktualitaet, dass die Analyse nicht bei einer Aktivitaet, einem guten Willen oder einer Kennzahl stehen bleiben darf. Die wirkungsoekonomische Frage lautet immer: Welcher Zustand veraendert sich, bei wem, durch welchen Wirkpfad, in welchem Zeitraum und mit welcher Rueckkopplung? Gerade in Grundstudium Wirkungsökonomie ist diese Unterscheidung entscheidend, weil Lernende spaeter nicht nur Begriffe wiedergeben, sondern Entscheidungssituationen pruefen muessen. Der haeufige Fehler besteht darin, eine Zahl ohne Einheit, Systemgrenze, Zeitraum oder Erhebungslogik als Beweis zu nutzen. Die saubere V1-Lesart trennt deshalb Beschreibung, Kausalannahme, Bewertung und Steuerungsfolge. Die Lernenden sollen Daten nicht dekorativ zitieren, sondern ihre Aussagekraft, Luecken und Grenzen offenlegen. So wird aus dem Thema kein isoliertes Kapitel, sondern ein pruefbarer Baustein der WÖk-Architektur.</w:t>
+      </w:r>
+    </w:p>
+    <w:p>
+      <w:r>
+        <w:t>Ambivalenz. Fuer Wirkung statt Kapital bedeutet positive und negative Zustandsveraenderungen gleichzeitig auftreten koennen, dass die Analyse nicht bei einer Aktivitaet, einem guten Willen oder einer Kennzahl stehen bleiben darf. Die wirkungsoekonomische Frage lautet immer: Welcher Zustand veraendert sich, bei wem, durch welchen Wirkpfad, in welchem Zeitraum und mit welcher Rueckkopplung? Gerade in Grundstudium Wirkungsökonomie ist diese Unterscheidung entscheidend, weil Lernende spaeter nicht nur Begriffe wiedergeben, sondern Entscheidungssituationen pruefen muessen. Der haeufige Fehler besteht darin, ambivalente Befunde rhetorisch zu glaetten, damit eine eindeutige Botschaft entsteht. Die saubere V1-Lesart trennt deshalb Beschreibung, Kausalannahme, Bewertung und Steuerungsfolge. Ein gutes Skript fuehrt deshalb Profile, Zielkonflikte und offene Punkte nebeneinander. So wird aus dem Thema kein isoliertes Kapitel, sondern ein pruefbarer Baustein der WÖk-Architektur.</w:t>
+      </w:r>
+    </w:p>
+    <w:p>
+      <w:r>
+        <w:t>Nichtkompensation. Fuer Wirkung statt Kapital bedeutet schwere zentrale Schaeden nicht durch beliebige positive Einzelwerte neutralisiert werden duerfen, dass die Analyse nicht bei einer Aktivitaet, einem guten Willen oder einer Kennzahl stehen bleiben darf. Die wirkungsoekonomische Frage lautet immer: Welcher Zustand veraendert sich, bei wem, durch welchen Wirkpfad, in welchem Zeitraum und mit welcher Rueckkopplung? Gerade in Grundstudium Wirkungsökonomie ist diese Unterscheidung entscheidend, weil Lernende spaeter nicht nur Begriffe wiedergeben, sondern Entscheidungssituationen pruefen muessen. Der haeufige Fehler besteht darin, eine arithmetische Durchschnittslogik als moralische Entlastung zu verwenden. Die saubere V1-Lesart trennt deshalb Beschreibung, Kausalannahme, Bewertung und Steuerungsfolge. Reverse Merit Order und rote Linien sind Schutzregeln gegen Schoenrechnung. So wird aus dem Thema kein isoliertes Kapitel, sondern ein pruefbarer Baustein der WÖk-Architektur.</w:t>
+      </w:r>
+    </w:p>
+    <w:p>
+      <w:r>
+        <w:t>Fallfenster zur Anwendung. Ein Controlling-Team moechte einen Score bilden. Das Skript verlangt, dass Datenqualitaet, Systemgrenzen, Gewichtung, Unsicherheit und Nichtkompensation sichtbar bleiben. Ein Score darf die Diskussion nicht beenden, sondern muss bessere Fragen, Priorisierung und Rueckkopplung ermoeglichen. Bezogen auf Wirkung statt Kapital heisst das: Die Analyse muss das konkrete Thema ernst nehmen und zugleich den allgemeinen WÖk-Massstab halten. Es geht nicht darum, die Welt in gute und schlechte Akteure einzuteilen. Es geht darum, Wirkpfade, Wirkungsempfaenger, Datenqualitaet, Risiken und Rueckkopplung so zu beschreiben, dass bessere Entscheidungen moeglich werden.</w:t>
+      </w:r>
+    </w:p>
+    <w:p>
+      <w:r>
+        <w:t>Pruefungsnahe Transferfrage. Formuliere zu V02 eine Wirkungsaussage in drei Saetzen: Erstens den beobachteten oder plausiblen Zustand, zweitens die Daten- oder Quellenlage, drittens die offene Unsicherheit samt Rueckkopplung. Die Antwort muss ohne moralische Personenbewertung auskommen und darf Reichweite nicht mit Wirkung verwechseln.</w:t>
+      </w:r>
+    </w:p>
+    <w:p>
+      <w:r>
+        <w:t>Rueckkopplung. Fuer Wirkung statt Kapital bedeutet Wirkungswissen erst dann wertvoll wird, wenn es Entscheidungen veraendert, dass die Analyse nicht bei einer Aktivitaet, einem guten Willen oder einer Kennzahl stehen bleiben darf. Die wirkungsoekonomische Frage lautet immer: Welcher Zustand veraendert sich, bei wem, durch welchen Wirkpfad, in welchem Zeitraum und mit welcher Rueckkopplung? Gerade in Grundstudium Wirkungsökonomie ist diese Unterscheidung entscheidend, weil Lernende spaeter nicht nur Begriffe wiedergeben, sondern Entscheidungssituationen pruefen muessen. Der haeufige Fehler besteht darin, einen Bericht als Endpunkt zu betrachten. Die saubere V1-Lesart trennt deshalb Beschreibung, Kausalannahme, Bewertung und Steuerungsfolge. Jeder Analyseblock sollte fragen, welche Routine, welcher Prozess oder welche Ressource nach der Bewertung angepasst wird. So wird aus dem Thema kein isoliertes Kapitel, sondern ein pruefbarer Baustein der WÖk-Architektur.</w:t>
+      </w:r>
+    </w:p>
+    <w:p>
+      <w:r>
+        <w:t>Governance. Fuer Wirkung statt Kapital bedeutet Wirkungsbewertung Verfahren, Rechte, Transparenz und Korrektur braucht, dass die Analyse nicht bei einer Aktivitaet, einem guten Willen oder einer Kennzahl stehen bleiben darf. Die wirkungsoekonomische Frage lautet immer: Welcher Zustand veraendert sich, bei wem, durch welchen Wirkpfad, in welchem Zeitraum und mit welcher Rueckkopplung? Gerade in Grundstudium Wirkungsökonomie ist diese Unterscheidung entscheidend, weil Lernende spaeter nicht nur Begriffe wiedergeben, sondern Entscheidungssituationen pruefen muessen. Der haeufige Fehler besteht darin, Bewertung als technokratische Top-down-Setzung zu verstehen. Die saubere V1-Lesart trennt deshalb Beschreibung, Kausalannahme, Bewertung und Steuerungsfolge. Betroffene, Datenhalter, Entscheider und Kontrollinstanzen muessen unterscheidbare Rollen behalten. So wird aus dem Thema kein isoliertes Kapitel, sondern ein pruefbarer Baustein der WÖk-Architektur.</w:t>
+      </w:r>
+    </w:p>
+    <w:p>
+      <w:r>
+        <w:t>Didaktische Pruefbarkeit. Fuer Wirkung statt Kapital bedeutet das Thema in der Akademie nicht nur erklaert, sondern in Falllogik ueberfuehrt werden muss, dass die Analyse nicht bei einer Aktivitaet, einem guten Willen oder einer Kennzahl stehen bleiben darf. Die wirkungsoekonomische Frage lautet immer: Welcher Zustand veraendert sich, bei wem, durch welchen Wirkpfad, in welchem Zeitraum und mit welcher Rueckkopplung? Gerade in Grundstudium Wirkungsökonomie ist diese Unterscheidung entscheidend, weil Lernende spaeter nicht nur Begriffe wiedergeben, sondern Entscheidungssituationen pruefen muessen. Der haeufige Fehler besteht darin, reines Auswendiglernen als Kompetenznachweis zu behandeln. Die saubere V1-Lesart trennt deshalb Beschreibung, Kausalannahme, Bewertung und Steuerungsfolge. Pruefungsfragen sollen Begriffe, Anwendung und rote Linien verbinden. So wird aus dem Thema kein isoliertes Kapitel, sondern ein pruefbarer Baustein der WÖk-Architektur.</w:t>
+      </w:r>
+    </w:p>
+    <w:p>
+      <w:r>
+        <w:t>Fallfenster zur Anwendung. Ein Kommunikationsbericht nennt viele Aktivitaeten, Reichweiten und Rueckmeldungen. Die V1-Pruefung fragt, ob daraus eine belastbare Wirkungsaussage folgt. Wenn nur Kontakte, Klicks oder Zustimmung vorliegen, bleibt die Aussage im Bereich Wirkungspotenzial oder Resonanz, nicht im Bereich nachgewiesener Wirkung. Bezogen auf Wirkung statt Kapital heisst das: Die Analyse muss das konkrete Thema ernst nehmen und zugleich den allgemeinen WÖk-Massstab halten. Es geht nicht darum, die Welt in gute und schlechte Akteure einzuteilen. Es geht darum, Wirkpfade, Wirkungsempfaenger, Datenqualitaet, Risiken und Rueckkopplung so zu beschreiben, dass bessere Entscheidungen moeglich werden.</w:t>
+      </w:r>
+    </w:p>
+    <w:p>
+      <w:r>
+        <w:t>Transfer in Organisationen. Fuer Wirkung statt Kapital bedeutet WÖk-Begriffe im Alltag nur tragen, wenn sie in Routinen uebersetzt werden, dass die Analyse nicht bei einer Aktivitaet, einem guten Willen oder einer Kennzahl stehen bleiben darf. Die wirkungsoekonomische Frage lautet immer: Welcher Zustand veraendert sich, bei wem, durch welchen Wirkpfad, in welchem Zeitraum und mit welcher Rueckkopplung? Gerade in Grundstudium Wirkungsökonomie ist diese Unterscheidung entscheidend, weil Lernende spaeter nicht nur Begriffe wiedergeben, sondern Entscheidungssituationen pruefen muessen. Der haeufige Fehler besteht darin, die Verantwortung an eine Nachhaltigkeitsabteilung auszulagern. Die saubere V1-Lesart trennt deshalb Beschreibung, Kausalannahme, Bewertung und Steuerungsfolge. Strategie, Einkauf, Kommunikation, Controlling und Fuehrung muessen denselben Wirkungsbegriff verwenden. So wird aus dem Thema kein isoliertes Kapitel, sondern ein pruefbarer Baustein der WÖk-Architektur.</w:t>
+      </w:r>
+    </w:p>
+    <w:p>
+      <w:r>
+        <w:t>Rueckfluss in den Korpus. Fuer Wirkung statt Kapital bedeutet jedes Studienskript den Gesamtbestand schaerfen kann, dass die Analyse nicht bei einer Aktivitaet, einem guten Willen oder einer Kennzahl stehen bleiben darf. Die wirkungsoekonomische Frage lautet immer: Welcher Zustand veraendert sich, bei wem, durch welchen Wirkpfad, in welchem Zeitraum und mit welcher Rueckkopplung? Gerade in Grundstudium Wirkungsökonomie ist diese Unterscheidung entscheidend, weil Lernende spaeter nicht nur Begriffe wiedergeben, sondern Entscheidungssituationen pruefen muessen. Der haeufige Fehler besteht darin, neue Einsichten nur lokal im Skript zu belassen. Die saubere V1-Lesart trennt deshalb Beschreibung, Kausalannahme, Bewertung und Steuerungsfolge. Glossar, Website, Journal, Dossiers und Visuals sollen aus der Skriptarbeit lernen. So wird aus dem Thema kein isoliertes Kapitel, sondern ein pruefbarer Baustein der WÖk-Architektur.</w:t>
+      </w:r>
+    </w:p>
+    <w:p>
+      <w:r>
+        <w:t>Pruefungsnahe Transferfrage. Formuliere zu V02 eine Wirkungsaussage in drei Saetzen: Erstens den beobachteten oder plausiblen Zustand, zweitens die Daten- oder Quellenlage, drittens die offene Unsicherheit samt Rueckkopplung. Die Antwort muss ohne moralische Personenbewertung auskommen und darf Reichweite nicht mit Wirkung verwechseln.</w:t>
+      </w:r>
+    </w:p>
+    <w:p>
+      <w:pPr>
+        <w:pStyle w:val="Heading3"/>
+      </w:pPr>
+      <w:r>
+        <w:t>Vertiefungsrunde 3: Lesen, pruefen, rueckkoppeln</w:t>
+      </w:r>
+    </w:p>
+    <w:p>
+      <w:r>
+        <w:t>Die folgende Runde verdichtet V02 nicht durch neue Schlagworte, sondern durch wiederholte Anwendung auf unterschiedliche Entscheidungsebenen. Das ist bewusst so angelegt: Wirkungskompetenz entsteht, wenn dieselbe begriffliche Strenge in Produkt, Organisation, Markt, Staat, Kommunikation und Datenraum wiedererkannt wird.</w:t>
+      </w:r>
+    </w:p>
+    <w:p>
+      <w:r>
+        <w:t>Begriffliche Schaerfung. Fuer Wirkung statt Kapital bedeutet praezise Sprache die erste Sicherung gegen Impact-Washing ist, dass die Analyse nicht bei einer Aktivitaet, einem guten Willen oder einer Kennzahl stehen bleiben darf. Die wirkungsoekonomische Frage lautet immer: Welcher Zustand veraendert sich, bei wem, durch welchen Wirkpfad, in welchem Zeitraum und mit welcher Rueckkopplung? Gerade in Grundstudium Wirkungsökonomie ist diese Unterscheidung entscheidend, weil Lernende spaeter nicht nur Begriffe wiedergeben, sondern Entscheidungssituationen pruefen muessen. Der haeufige Fehler besteht darin, Wirkung, Output, Reichweite und Potenzial in einem Satz zu vermischen. Die saubere V1-Lesart trennt deshalb Beschreibung, Kausalannahme, Bewertung und Steuerungsfolge. In der Praxis sollte jede Wirkungsaussage als kurze Viererprobe formuliert werden: Zustand, Betroffene, Quelle, offene Unsicherheit. So wird aus dem Thema kein isoliertes Kapitel, sondern ein pruefbarer Baustein der WÖk-Architektur.</w:t>
+      </w:r>
+    </w:p>
+    <w:p>
+      <w:r>
+        <w:t>Fallfenster zur Anwendung. Eine Organisation plant eine Massnahme und formuliert dazu eine positive Absicht. In der WÖk reicht das nicht. Fuer diese Vorlesung muss sichtbar werden, welche Zustandsveraenderung erwartet wird, welche Empfaenger direkt oder indirekt betroffen sind, welche Nebenwirkungen entstehen koennen und welche Entscheidung spaeter korrigiert wird. Bezogen auf Wirkung statt Kapital heisst das: Die Analyse muss das konkrete Thema ernst nehmen und zugleich den allgemeinen WÖk-Massstab halten. Es geht nicht darum, die Welt in gute und schlechte Akteure einzuteilen. Es geht darum, Wirkpfade, Wirkungsempfaenger, Datenqualitaet, Risiken und Rueckkopplung so zu beschreiben, dass bessere Entscheidungen moeglich werden.</w:t>
+      </w:r>
+    </w:p>
+    <w:p>
+      <w:r>
+        <w:t>Wirkpfad-Logik. Fuer Wirkung statt Kapital bedeutet ein Thema erst dann steuerbar wird, wenn der Mechanismus zwischen Ausloeser und Zustandsveraenderung beschrieben ist, dass die Analyse nicht bei einer Aktivitaet, einem guten Willen oder einer Kennzahl stehen bleiben darf. Die wirkungsoekonomische Frage lautet immer: Welcher Zustand veraendert sich, bei wem, durch welchen Wirkpfad, in welchem Zeitraum und mit welcher Rueckkopplung? Gerade in Grundstudium Wirkungsökonomie ist diese Unterscheidung entscheidend, weil Lernende spaeter nicht nur Begriffe wiedergeben, sondern Entscheidungssituationen pruefen muessen. Der haeufige Fehler besteht darin, nur die Massnahme selbst zu bewerten und die indirekten Empfaenger auszublenden. Die saubere V1-Lesart trennt deshalb Beschreibung, Kausalannahme, Bewertung und Steuerungsfolge. Eine gute Fallanalyse zeichnet mindestens einen direkten und einen indirekten Wirkpfad nach. So wird aus dem Thema kein isoliertes Kapitel, sondern ein pruefbarer Baustein der WÖk-Architektur.</w:t>
+      </w:r>
+    </w:p>
+    <w:p>
+      <w:r>
+        <w:t>Daten- und Quellenklarheit. Fuer Wirkung statt Kapital bedeutet jede Bewertung nur so belastbar ist wie Datenlage, Quellenstatus und Aktualitaet, dass die Analyse nicht bei einer Aktivitaet, einem guten Willen oder einer Kennzahl stehen bleiben darf. Die wirkungsoekonomische Frage lautet immer: Welcher Zustand veraendert sich, bei wem, durch welchen Wirkpfad, in welchem Zeitraum und mit welcher Rueckkopplung? Gerade in Grundstudium Wirkungsökonomie ist diese Unterscheidung entscheidend, weil Lernende spaeter nicht nur Begriffe wiedergeben, sondern Entscheidungssituationen pruefen muessen. Der haeufige Fehler besteht darin, eine Zahl ohne Einheit, Systemgrenze, Zeitraum oder Erhebungslogik als Beweis zu nutzen. Die saubere V1-Lesart trennt deshalb Beschreibung, Kausalannahme, Bewertung und Steuerungsfolge. Die Lernenden sollen Daten nicht dekorativ zitieren, sondern ihre Aussagekraft, Luecken und Grenzen offenlegen. So wird aus dem Thema kein isoliertes Kapitel, sondern ein pruefbarer Baustein der WÖk-Architektur.</w:t>
+      </w:r>
+    </w:p>
+    <w:p>
+      <w:r>
+        <w:t>Ambivalenz. Fuer Wirkung statt Kapital bedeutet positive und negative Zustandsveraenderungen gleichzeitig auftreten koennen, dass die Analyse nicht bei einer Aktivitaet, einem guten Willen oder einer Kennzahl stehen bleiben darf. Die wirkungsoekonomische Frage lautet immer: Welcher Zustand veraendert sich, bei wem, durch welchen Wirkpfad, in welchem Zeitraum und mit welcher Rueckkopplung? Gerade in Grundstudium Wirkungsökonomie ist diese Unterscheidung entscheidend, weil Lernende spaeter nicht nur Begriffe wiedergeben, sondern Entscheidungssituationen pruefen muessen. Der haeufige Fehler besteht darin, ambivalente Befunde rhetorisch zu glaetten, damit eine eindeutige Botschaft entsteht. Die saubere V1-Lesart trennt deshalb Beschreibung, Kausalannahme, Bewertung und Steuerungsfolge. Ein gutes Skript fuehrt deshalb Profile, Zielkonflikte und offene Punkte nebeneinander. So wird aus dem Thema kein isoliertes Kapitel, sondern ein pruefbarer Baustein der WÖk-Architektur.</w:t>
+      </w:r>
+    </w:p>
+    <w:p>
+      <w:r>
+        <w:t>Fallfenster zur Anwendung. Eine Fuehrungsentscheidung erzeugt zugleich Nutzen und Risiken. Die WÖk behandelt Ambivalenz nicht als Stoerung, sondern als Kern der Analyse. Positive Netto-Wirkung darf erst behauptet werden, wenn zentrale negative Wirkungen getrennt geprueft und rote Linien gewahrt sind. Bezogen auf Wirkung statt Kapital heisst das: Die Analyse muss das konkrete Thema ernst nehmen und zugleich den allgemeinen WÖk-Massstab halten. Es geht nicht darum, die Welt in gute und schlechte Akteure einzuteilen. Es geht darum, Wirkpfade, Wirkungsempfaenger, Datenqualitaet, Risiken und Rueckkopplung so zu beschreiben, dass bessere Entscheidungen moeglich werden.</w:t>
+      </w:r>
+    </w:p>
+    <w:p>
+      <w:r>
+        <w:t>Nichtkompensation. Fuer Wirkung statt Kapital bedeutet schwere zentrale Schaeden nicht durch beliebige positive Einzelwerte neutralisiert werden duerfen, dass die Analyse nicht bei einer Aktivitaet, einem guten Willen oder einer Kennzahl stehen bleiben darf. Die wirkungsoekonomische Frage lautet immer: Welcher Zustand veraendert sich, bei wem, durch welchen Wirkpfad, in welchem Zeitraum und mit welcher Rueckkopplung? Gerade in Grundstudium Wirkungsökonomie ist diese Unterscheidung entscheidend, weil Lernende spaeter nicht nur Begriffe wiedergeben, sondern Entscheidungssituationen pruefen muessen. Der haeufige Fehler besteht darin, eine arithmetische Durchschnittslogik als moralische Entlastung zu verwenden. Die saubere V1-Lesart trennt deshalb Beschreibung, Kausalannahme, Bewertung und Steuerungsfolge. Reverse Merit Order und rote Linien sind Schutzregeln gegen Schoenrechnung. So wird aus dem Thema kein isoliertes Kapitel, sondern ein pruefbarer Baustein der WÖk-Architektur.</w:t>
+      </w:r>
+    </w:p>
+    <w:p>
+      <w:r>
+        <w:t>Pruefungsnahe Transferfrage. Formuliere zu V02 eine Wirkungsaussage in drei Saetzen: Erstens den beobachteten oder plausiblen Zustand, zweitens die Daten- oder Quellenlage, drittens die offene Unsicherheit samt Rueckkopplung. Die Antwort muss ohne moralische Personenbewertung auskommen und darf Reichweite nicht mit Wirkung verwechseln.</w:t>
+      </w:r>
+    </w:p>
+    <w:p>
+      <w:r>
+        <w:t>Rueckkopplung. Fuer Wirkung statt Kapital bedeutet Wirkungswissen erst dann wertvoll wird, wenn es Entscheidungen veraendert, dass die Analyse nicht bei einer Aktivitaet, einem guten Willen oder einer Kennzahl stehen bleiben darf. Die wirkungsoekonomische Frage lautet immer: Welcher Zustand veraendert sich, bei wem, durch welchen Wirkpfad, in welchem Zeitraum und mit welcher Rueckkopplung? Gerade in Grundstudium Wirkungsökonomie ist diese Unterscheidung entscheidend, weil Lernende spaeter nicht nur Begriffe wiedergeben, sondern Entscheidungssituationen pruefen muessen. Der haeufige Fehler besteht darin, einen Bericht als Endpunkt zu betrachten. Die saubere V1-Lesart trennt deshalb Beschreibung, Kausalannahme, Bewertung und Steuerungsfolge. Jeder Analyseblock sollte fragen, welche Routine, welcher Prozess oder welche Ressource nach der Bewertung angepasst wird. So wird aus dem Thema kein isoliertes Kapitel, sondern ein pruefbarer Baustein der WÖk-Architektur.</w:t>
+      </w:r>
+    </w:p>
+    <w:p>
+      <w:r>
+        <w:t>Governance. Fuer Wirkung statt Kapital bedeutet Wirkungsbewertung Verfahren, Rechte, Transparenz und Korrektur braucht, dass die Analyse nicht bei einer Aktivitaet, einem guten Willen oder einer Kennzahl stehen bleiben darf. Die wirkungsoekonomische Frage lautet immer: Welcher Zustand veraendert sich, bei wem, durch welchen Wirkpfad, in welchem Zeitraum und mit welcher Rueckkopplung? Gerade in Grundstudium Wirkungsökonomie ist diese Unterscheidung entscheidend, weil Lernende spaeter nicht nur Begriffe wiedergeben, sondern Entscheidungssituationen pruefen muessen. Der haeufige Fehler besteht darin, Bewertung als technokratische Top-down-Setzung zu verstehen. Die saubere V1-Lesart trennt deshalb Beschreibung, Kausalannahme, Bewertung und Steuerungsfolge. Betroffene, Datenhalter, Entscheider und Kontrollinstanzen muessen unterscheidbare Rollen behalten. So wird aus dem Thema kein isoliertes Kapitel, sondern ein pruefbarer Baustein der WÖk-Architektur.</w:t>
+      </w:r>
+    </w:p>
+    <w:p>
+      <w:r>
+        <w:t>Fallfenster zur Anwendung. Ein Controlling-Team moechte einen Score bilden. Das Skript verlangt, dass Datenqualitaet, Systemgrenzen, Gewichtung, Unsicherheit und Nichtkompensation sichtbar bleiben. Ein Score darf die Diskussion nicht beenden, sondern muss bessere Fragen, Priorisierung und Rueckkopplung ermoeglichen. Bezogen auf Wirkung statt Kapital heisst das: Die Analyse muss das konkrete Thema ernst nehmen und zugleich den allgemeinen WÖk-Massstab halten. Es geht nicht darum, die Welt in gute und schlechte Akteure einzuteilen. Es geht darum, Wirkpfade, Wirkungsempfaenger, Datenqualitaet, Risiken und Rueckkopplung so zu beschreiben, dass bessere Entscheidungen moeglich werden.</w:t>
+      </w:r>
+    </w:p>
+    <w:p>
+      <w:r>
+        <w:t>Didaktische Pruefbarkeit. Fuer Wirkung statt Kapital bedeutet das Thema in der Akademie nicht nur erklaert, sondern in Falllogik ueberfuehrt werden muss, dass die Analyse nicht bei einer Aktivitaet, einem guten Willen oder einer Kennzahl stehen bleiben darf. Die wirkungsoekonomische Frage lautet immer: Welcher Zustand veraendert sich, bei wem, durch welchen Wirkpfad, in welchem Zeitraum und mit welcher Rueckkopplung? Gerade in Grundstudium Wirkungsökonomie ist diese Unterscheidung entscheidend, weil Lernende spaeter nicht nur Begriffe wiedergeben, sondern Entscheidungssituationen pruefen muessen. Der haeufige Fehler besteht darin, reines Auswendiglernen als Kompetenznachweis zu behandeln. Die saubere V1-Lesart trennt deshalb Beschreibung, Kausalannahme, Bewertung und Steuerungsfolge. Pruefungsfragen sollen Begriffe, Anwendung und rote Linien verbinden. So wird aus dem Thema kein isoliertes Kapitel, sondern ein pruefbarer Baustein der WÖk-Architektur.</w:t>
+      </w:r>
+    </w:p>
+    <w:p>
+      <w:r>
+        <w:t>Transfer in Organisationen. Fuer Wirkung statt Kapital bedeutet WÖk-Begriffe im Alltag nur tragen, wenn sie in Routinen uebersetzt werden, dass die Analyse nicht bei einer Aktivitaet, einem guten Willen oder einer Kennzahl stehen bleiben darf. Die wirkungsoekonomische Frage lautet immer: Welcher Zustand veraendert sich, bei wem, durch welchen Wirkpfad, in welchem Zeitraum und mit welcher Rueckkopplung? Gerade in Grundstudium Wirkungsökonomie ist diese Unterscheidung entscheidend, weil Lernende spaeter nicht nur Begriffe wiedergeben, sondern Entscheidungssituationen pruefen muessen. Der haeufige Fehler besteht darin, die Verantwortung an eine Nachhaltigkeitsabteilung auszulagern. Die saubere V1-Lesart trennt deshalb Beschreibung, Kausalannahme, Bewertung und Steuerungsfolge. Strategie, Einkauf, Kommunikation, Controlling und Fuehrung muessen denselben Wirkungsbegriff verwenden. So wird aus dem Thema kein isoliertes Kapitel, sondern ein pruefbarer Baustein der WÖk-Architektur.</w:t>
+      </w:r>
+    </w:p>
+    <w:p>
+      <w:r>
+        <w:t>Rueckfluss in den Korpus. Fuer Wirkung statt Kapital bedeutet jedes Studienskript den Gesamtbestand schaerfen kann, dass die Analyse nicht bei einer Aktivitaet, einem guten Willen oder einer Kennzahl stehen bleiben darf. Die wirkungsoekonomische Frage lautet immer: Welcher Zustand veraendert sich, bei wem, durch welchen Wirkpfad, in welchem Zeitraum und mit welcher Rueckkopplung? Gerade in Grundstudium Wirkungsökonomie ist diese Unterscheidung entscheidend, weil Lernende spaeter nicht nur Begriffe wiedergeben, sondern Entscheidungssituationen pruefen muessen. Der haeufige Fehler besteht darin, neue Einsichten nur lokal im Skript zu belassen. Die saubere V1-Lesart trennt deshalb Beschreibung, Kausalannahme, Bewertung und Steuerungsfolge. Glossar, Website, Journal, Dossiers und Visuals sollen aus der Skriptarbeit lernen. So wird aus dem Thema kein isoliertes Kapitel, sondern ein pruefbarer Baustein der WÖk-Architektur.</w:t>
+      </w:r>
+    </w:p>
+    <w:p>
+      <w:r>
+        <w:t>Fallfenster zur Anwendung. Ein Kommunikationsbericht nennt viele Aktivitaeten, Reichweiten und Rueckmeldungen. Die V1-Pruefung fragt, ob daraus eine belastbare Wirkungsaussage folgt. Wenn nur Kontakte, Klicks oder Zustimmung vorliegen, bleibt die Aussage im Bereich Wirkungspotenzial oder Resonanz, nicht im Bereich nachgewiesener Wirkung. Bezogen auf Wirkung statt Kapital heisst das: Die Analyse muss das konkrete Thema ernst nehmen und zugleich den allgemeinen WÖk-Massstab halten. Es geht nicht darum, die Welt in gute und schlechte Akteure einzuteilen. Es geht darum, Wirkpfade, Wirkungsempfaenger, Datenqualitaet, Risiken und Rueckkopplung so zu beschreiben, dass bessere Entscheidungen moeglich werden.</w:t>
+      </w:r>
+    </w:p>
+    <w:p>
+      <w:r>
+        <w:t>Pruefungsnahe Transferfrage. Formuliere zu V02 eine Wirkungsaussage in drei Saetzen: Erstens den beobachteten oder plausiblen Zustand, zweitens die Daten- oder Quellenlage, drittens die offene Unsicherheit samt Rueckkopplung. Die Antwort muss ohne moralische Personenbewertung auskommen und darf Reichweite nicht mit Wirkung verwechseln.</w:t>
+      </w:r>
+    </w:p>
+    <w:p>
+      <w:pPr>
+        <w:pStyle w:val="Heading3"/>
+      </w:pPr>
+      <w:r>
+        <w:t>Vertiefungsrunde 4: Lesen, pruefen, rueckkoppeln</w:t>
+      </w:r>
+    </w:p>
+    <w:p>
+      <w:r>
+        <w:t>Die folgende Runde verdichtet V02 nicht durch neue Schlagworte, sondern durch wiederholte Anwendung auf unterschiedliche Entscheidungsebenen. Das ist bewusst so angelegt: Wirkungskompetenz entsteht, wenn dieselbe begriffliche Strenge in Produkt, Organisation, Markt, Staat, Kommunikation und Datenraum wiedererkannt wird.</w:t>
+      </w:r>
+    </w:p>
+    <w:p>
+      <w:r>
+        <w:t>Begriffliche Schaerfung. Fuer Wirkung statt Kapital bedeutet praezise Sprache die erste Sicherung gegen Impact-Washing ist, dass die Analyse nicht bei einer Aktivitaet, einem guten Willen oder einer Kennzahl stehen bleiben darf. Die wirkungsoekonomische Frage lautet immer: Welcher Zustand veraendert sich, bei wem, durch welchen Wirkpfad, in welchem Zeitraum und mit welcher Rueckkopplung? Gerade in Grundstudium Wirkungsökonomie ist diese Unterscheidung entscheidend, weil Lernende spaeter nicht nur Begriffe wiedergeben, sondern Entscheidungssituationen pruefen muessen. Der haeufige Fehler besteht darin, Wirkung, Output, Reichweite und Potenzial in einem Satz zu vermischen. Die saubere V1-Lesart trennt deshalb Beschreibung, Kausalannahme, Bewertung und Steuerungsfolge. In der Praxis sollte jede Wirkungsaussage als kurze Viererprobe formuliert werden: Zustand, Betroffene, Quelle, offene Unsicherheit. So wird aus dem Thema kein isoliertes Kapitel, sondern ein pruefbarer Baustein der WÖk-Architektur.</w:t>
+      </w:r>
+    </w:p>
+    <w:p>
+      <w:r>
+        <w:t>Wirkpfad-Logik. Fuer Wirkung statt Kapital bedeutet ein Thema erst dann steuerbar wird, wenn der Mechanismus zwischen Ausloeser und Zustandsveraenderung beschrieben ist, dass die Analyse nicht bei einer Aktivitaet, einem guten Willen oder einer Kennzahl stehen bleiben darf. Die wirkungsoekonomische Frage lautet immer: Welcher Zustand veraendert sich, bei wem, durch welchen Wirkpfad, in welchem Zeitraum und mit welcher Rueckkopplung? Gerade in Grundstudium Wirkungsökonomie ist diese Unterscheidung entscheidend, weil Lernende spaeter nicht nur Begriffe wiedergeben, sondern Entscheidungssituationen pruefen muessen. Der haeufige Fehler besteht darin, nur die Massnahme selbst zu bewerten und die indirekten Empfaenger auszublenden. Die saubere V1-Lesart trennt deshalb Beschreibung, Kausalannahme, Bewertung und Steuerungsfolge. Eine gute Fallanalyse zeichnet mindestens einen direkten und einen indirekten Wirkpfad nach. So wird aus dem Thema kein isoliertes Kapitel, sondern ein pruefbarer Baustein der WÖk-Architektur.</w:t>
+      </w:r>
+    </w:p>
+    <w:p>
+      <w:r>
+        <w:t>Daten- und Quellenklarheit. Fuer Wirkung statt Kapital bedeutet jede Bewertung nur so belastbar ist wie Datenlage, Quellenstatus und Aktualitaet, dass die Analyse nicht bei einer Aktivitaet, einem guten Willen oder einer Kennzahl stehen bleiben darf. Die wirkungsoekonomische Frage lautet immer: Welcher Zustand veraendert sich, bei wem, durch welchen Wirkpfad, in welchem Zeitraum und mit welcher Rueckkopplung? Gerade in Grundstudium Wirkungsökonomie ist diese Unterscheidung entscheidend, weil Lernende spaeter nicht nur Begriffe wiedergeben, sondern Entscheidungssituationen pruefen muessen. Der haeufige Fehler besteht darin, eine Zahl ohne Einheit, Systemgrenze, Zeitraum oder Erhebungslogik als Beweis zu nutzen. Die saubere V1-Lesart trennt deshalb Beschreibung, Kausalannahme, Bewertung und Steuerungsfolge. Die Lernenden sollen Daten nicht dekorativ zitieren, sondern ihre Aussagekraft, Luecken und Grenzen offenlegen. So wird aus dem Thema kein isoliertes Kapitel, sondern ein pruefbarer Baustein der WÖk-Architektur.</w:t>
+      </w:r>
+    </w:p>
+    <w:p>
+      <w:r>
+        <w:t>Fallfenster zur Anwendung. Eine Organisation plant eine Massnahme und formuliert dazu eine positive Absicht. In der WÖk reicht das nicht. Fuer diese Vorlesung muss sichtbar werden, welche Zustandsveraenderung erwartet wird, welche Empfaenger direkt oder indirekt betroffen sind, welche Nebenwirkungen entstehen koennen und welche Entscheidung spaeter korrigiert wird. Bezogen auf Wirkung statt Kapital heisst das: Die Analyse muss das konkrete Thema ernst nehmen und zugleich den allgemeinen WÖk-Massstab halten. Es geht nicht darum, die Welt in gute und schlechte Akteure einzuteilen. Es geht darum, Wirkpfade, Wirkungsempfaenger, Datenqualitaet, Risiken und Rueckkopplung so zu beschreiben, dass bessere Entscheidungen moeglich werden.</w:t>
+      </w:r>
+    </w:p>
+    <w:p>
+      <w:r>
+        <w:t>Ambivalenz. Fuer Wirkung statt Kapital bedeutet positive und negative Zustandsveraenderungen gleichzeitig auftreten koennen, dass die Analyse nicht bei einer Aktivitaet, einem guten Willen oder einer Kennzahl stehen bleiben darf. Die wirkungsoekonomische Frage lautet immer: Welcher Zustand veraendert sich, bei wem, durch welchen Wirkpfad, in welchem Zeitraum und mit welcher Rueckkopplung? Gerade in Grundstudium Wirkungsökonomie ist diese Unterscheidung entscheidend, weil Lernende spaeter nicht nur Begriffe wiedergeben, sondern Entscheidungssituationen pruefen muessen. Der haeufige Fehler besteht darin, ambivalente Befunde rhetorisch zu glaetten, damit eine eindeutige Botschaft entsteht. Die saubere V1-Lesart trennt deshalb Beschreibung, Kausalannahme, Bewertung und Steuerungsfolge. Ein gutes Skript fuehrt deshalb Profile, Zielkonflikte und offene Punkte nebeneinander. So wird aus dem Thema kein isoliertes Kapitel, sondern ein pruefbarer Baustein der WÖk-Architektur.</w:t>
+      </w:r>
+    </w:p>
+    <w:p>
+      <w:r>
+        <w:t>Nichtkompensation. Fuer Wirkung statt Kapital bedeutet schwere zentrale Schaeden nicht durch beliebige positive Einzelwerte neutralisiert werden duerfen, dass die Analyse nicht bei einer Aktivitaet, einem guten Willen oder einer Kennzahl stehen bleiben darf. Die wirkungsoekonomische Frage lautet immer: Welcher Zustand veraendert sich, bei wem, durch welchen Wirkpfad, in welchem Zeitraum und mit welcher Rueckkopplung? Gerade in Grundstudium Wirkungsökonomie ist diese Unterscheidung entscheidend, weil Lernende spaeter nicht nur Begriffe wiedergeben, sondern Entscheidungssituationen pruefen muessen. Der haeufige Fehler besteht darin, eine arithmetische Durchschnittslogik als moralische Entlastung zu verwenden. Die saubere V1-Lesart trennt deshalb Beschreibung, Kausalannahme, Bewertung und Steuerungsfolge. Reverse Merit Order und rote Linien sind Schutzregeln gegen Schoenrechnung. So wird aus dem Thema kein isoliertes Kapitel, sondern ein pruefbarer Baustein der WÖk-Architektur.</w:t>
+      </w:r>
+    </w:p>
+    <w:p>
+      <w:r>
+        <w:t>Pruefungsnahe Transferfrage. Formuliere zu V02 eine Wirkungsaussage in drei Saetzen: Erstens den beobachteten oder plausiblen Zustand, zweitens die Daten- oder Quellenlage, drittens die offene Unsicherheit samt Rueckkopplung. Die Antwort muss ohne moralische Personenbewertung auskommen und darf Reichweite nicht mit Wirkung verwechseln.</w:t>
+      </w:r>
+    </w:p>
+    <w:p>
+      <w:r>
+        <w:t>Rueckkopplung. Fuer Wirkung statt Kapital bedeutet Wirkungswissen erst dann wertvoll wird, wenn es Entscheidungen veraendert, dass die Analyse nicht bei einer Aktivitaet, einem guten Willen oder einer Kennzahl stehen bleiben darf. Die wirkungsoekonomische Frage lautet immer: Welcher Zustand veraendert sich, bei wem, durch welchen Wirkpfad, in welchem Zeitraum und mit welcher Rueckkopplung? Gerade in Grundstudium Wirkungsökonomie ist diese Unterscheidung entscheidend, weil Lernende spaeter nicht nur Begriffe wiedergeben, sondern Entscheidungssituationen pruefen muessen. Der haeufige Fehler besteht darin, einen Bericht als Endpunkt zu betrachten. Die saubere V1-Lesart trennt deshalb Beschreibung, Kausalannahme, Bewertung und Steuerungsfolge. Jeder Analyseblock sollte fragen, welche Routine, welcher Prozess oder welche Ressource nach der Bewertung angepasst wird. So wird aus dem Thema kein isoliertes Kapitel, sondern ein pruefbarer Baustein der WÖk-Architektur.</w:t>
+      </w:r>
+    </w:p>
+    <w:p>
+      <w:r>
+        <w:t>Fallfenster zur Anwendung. Eine Fuehrungsentscheidung erzeugt zugleich Nutzen und Risiken. Die WÖk behandelt Ambivalenz nicht als Stoerung, sondern als Kern der Analyse. Positive Netto-Wirkung darf erst behauptet werden, wenn zentrale negative Wirkungen getrennt geprueft und rote Linien gewahrt sind. Bezogen auf Wirkung statt Kapital heisst das: Die Analyse muss das konkrete Thema ernst nehmen und zugleich den allgemeinen WÖk-Massstab halten. Es geht nicht darum, die Welt in gute und schlechte Akteure einzuteilen. Es geht darum, Wirkpfade, Wirkungsempfaenger, Datenqualitaet, Risiken und Rueckkopplung so zu beschreiben, dass bessere Entscheidungen moeglich werden.</w:t>
+      </w:r>
+    </w:p>
+    <w:p>
+      <w:r>
+        <w:t>Governance. Fuer Wirkung statt Kapital bedeutet Wirkungsbewertung Verfahren, Rechte, Transparenz und Korrektur braucht, dass die Analyse nicht bei einer Aktivitaet, einem guten Willen oder einer Kennzahl stehen bleiben darf. Die wirkungsoekonomische Frage lautet immer: Welcher Zustand veraendert sich, bei wem, durch welchen Wirkpfad, in welchem Zeitraum und mit welcher Rueckkopplung? Gerade in Grundstudium Wirkungsökonomie ist diese Unterscheidung entscheidend, weil Lernende spaeter nicht nur Begriffe wiedergeben, sondern Entscheidungssituationen pruefen muessen. Der haeufige Fehler besteht darin, Bewertung als technokratische Top-down-Setzung zu verstehen. Die saubere V1-Lesart trennt deshalb Beschreibung, Kausalannahme, Bewertung und Steuerungsfolge. Betroffene, Datenhalter, Entscheider und Kontrollinstanzen muessen unterscheidbare Rollen behalten. So wird aus dem Thema kein isoliertes Kapitel, sondern ein pruefbarer Baustein der WÖk-Architektur.</w:t>
+      </w:r>
+    </w:p>
+    <w:p>
+      <w:r>
+        <w:t>Didaktische Pruefbarkeit. Fuer Wirkung statt Kapital bedeutet das Thema in der Akademie nicht nur erklaert, sondern in Falllogik ueberfuehrt werden muss, dass die Analyse nicht bei einer Aktivitaet, einem guten Willen oder einer Kennzahl stehen bleiben darf. Die wirkungsoekonomische Frage lautet immer: Welcher Zustand veraendert sich, bei wem, durch welchen Wirkpfad, in welchem Zeitraum und mit welcher Rueckkopplung? Gerade in Grundstudium Wirkungsökonomie ist diese Unterscheidung entscheidend, weil Lernende spaeter nicht nur Begriffe wiedergeben, sondern Entscheidungssituationen pruefen muessen. Der haeufige Fehler besteht darin, reines Auswendiglernen als Kompetenznachweis zu behandeln. Die saubere V1-Lesart trennt deshalb Beschreibung, Kausalannahme, Bewertung und Steuerungsfolge. Pruefungsfragen sollen Begriffe, Anwendung und rote Linien verbinden. So wird aus dem Thema kein isoliertes Kapitel, sondern ein pruefbarer Baustein der WÖk-Architektur.</w:t>
+      </w:r>
+    </w:p>
+    <w:p>
+      <w:r>
+        <w:t>Transfer in Organisationen. Fuer Wirkung statt Kapital bedeutet WÖk-Begriffe im Alltag nur tragen, wenn sie in Routinen uebersetzt werden, dass die Analyse nicht bei einer Aktivitaet, einem guten Willen oder einer Kennzahl stehen bleiben darf. Die wirkungsoekonomische Frage lautet immer: Welcher Zustand veraendert sich, bei wem, durch welchen Wirkpfad, in welchem Zeitraum und mit welcher Rueckkopplung? Gerade in Grundstudium Wirkungsökonomie ist diese Unterscheidung entscheidend, weil Lernende spaeter nicht nur Begriffe wiedergeben, sondern Entscheidungssituationen pruefen muessen. Der haeufige Fehler besteht darin, die Verantwortung an eine Nachhaltigkeitsabteilung auszulagern. Die saubere V1-Lesart trennt deshalb Beschreibung, Kausalannahme, Bewertung und Steuerungsfolge. Strategie, Einkauf, Kommunikation, Controlling und Fuehrung muessen denselben Wirkungsbegriff verwenden. So wird aus dem Thema kein isoliertes Kapitel, sondern ein pruefbarer Baustein der WÖk-Architektur.</w:t>
+      </w:r>
+    </w:p>
+    <w:p>
+      <w:r>
+        <w:t>Fallfenster zur Anwendung. Ein Controlling-Team moechte einen Score bilden. Das Skript verlangt, dass Datenqualitaet, Systemgrenzen, Gewichtung, Unsicherheit und Nichtkompensation sichtbar bleiben. Ein Score darf die Diskussion nicht beenden, sondern muss bessere Fragen, Priorisierung und Rueckkopplung ermoeglichen. Bezogen auf Wirkung statt Kapital heisst das: Die Analyse muss das konkrete Thema ernst nehmen und zugleich den allgemeinen WÖk-Massstab halten. Es geht nicht darum, die Welt in gute und schlechte Akteure einzuteilen. Es geht darum, Wirkpfade, Wirkungsempfaenger, Datenqualitaet, Risiken und Rueckkopplung so zu beschreiben, dass bessere Entscheidungen moeglich werden.</w:t>
+      </w:r>
+    </w:p>
+    <w:p>
+      <w:r>
+        <w:t>Rueckfluss in den Korpus. Fuer Wirkung statt Kapital bedeutet jedes Studienskript den Gesamtbestand schaerfen kann, dass die Analyse nicht bei einer Aktivitaet, einem guten Willen oder einer Kennzahl stehen bleiben darf. Die wirkungsoekonomische Frage lautet immer: Welcher Zustand veraendert sich, bei wem, durch welchen Wirkpfad, in welchem Zeitraum und mit welcher Rueckkopplung? Gerade in Grundstudium Wirkungsökonomie ist diese Unterscheidung entscheidend, weil Lernende spaeter nicht nur Begriffe wiedergeben, sondern Entscheidungssituationen pruefen muessen. Der haeufige Fehler besteht darin, neue Einsichten nur lokal im Skript zu belassen. Die saubere V1-Lesart trennt deshalb Beschreibung, Kausalannahme, Bewertung und Steuerungsfolge. Glossar, Website, Journal, Dossiers und Visuals sollen aus der Skriptarbeit lernen. So wird aus dem Thema kein isoliertes Kapitel, sondern ein pruefbarer Baustein der WÖk-Architektur.</w:t>
+      </w:r>
+    </w:p>
+    <w:p>
+      <w:r>
+        <w:t>Pruefungsnahe Transferfrage. Formuliere zu V02 eine Wirkungsaussage in drei Saetzen: Erstens den beobachteten oder plausiblen Zustand, zweitens die Daten- oder Quellenlage, drittens die offene Unsicherheit samt Rueckkopplung. Die Antwort muss ohne moralische Personenbewertung auskommen und darf Reichweite nicht mit Wirkung verwechseln.</w:t>
+      </w:r>
+    </w:p>
+    <w:p>
+      <w:pPr>
+        <w:pStyle w:val="Heading3"/>
+      </w:pPr>
+      <w:r>
+        <w:t>Vertiefungsrunde 5: Lesen, pruefen, rueckkoppeln</w:t>
+      </w:r>
+    </w:p>
+    <w:p>
+      <w:r>
+        <w:t>Die folgende Runde verdichtet V02 nicht durch neue Schlagworte, sondern durch wiederholte Anwendung auf unterschiedliche Entscheidungsebenen. Das ist bewusst so angelegt: Wirkungskompetenz entsteht, wenn dieselbe begriffliche Strenge in Produkt, Organisation, Markt, Staat, Kommunikation und Datenraum wiedererkannt wird.</w:t>
+      </w:r>
+    </w:p>
+    <w:p>
+      <w:r>
+        <w:t>Begriffliche Schaerfung. Fuer Wirkung statt Kapital bedeutet praezise Sprache die erste Sicherung gegen Impact-Washing ist, dass die Analyse nicht bei einer Aktivitaet, einem guten Willen oder einer Kennzahl stehen bleiben darf. Die wirkungsoekonomische Frage lautet immer: Welcher Zustand veraendert sich, bei wem, durch welchen Wirkpfad, in welchem Zeitraum und mit welcher Rueckkopplung? Gerade in Grundstudium Wirkungsökonomie ist diese Unterscheidung entscheidend, weil Lernende spaeter nicht nur Begriffe wiedergeben, sondern Entscheidungssituationen pruefen muessen. Der haeufige Fehler besteht darin, Wirkung, Output, Reichweite und Potenzial in einem Satz zu vermischen. Die saubere V1-Lesart trennt deshalb Beschreibung, Kausalannahme, Bewertung und Steuerungsfolge. In der Praxis sollte jede Wirkungsaussage als kurze Viererprobe formuliert werden: Zustand, Betroffene, Quelle, offene Unsicherheit. So wird aus dem Thema kein isoliertes Kapitel, sondern ein pruefbarer Baustein der WÖk-Architektur.</w:t>
+      </w:r>
+    </w:p>
+    <w:p>
+      <w:r>
+        <w:t>Wirkpfad-Logik. Fuer Wirkung statt Kapital bedeutet ein Thema erst dann steuerbar wird, wenn der Mechanismus zwischen Ausloeser und Zustandsveraenderung beschrieben ist, dass die Analyse nicht bei einer Aktivitaet, einem guten Willen oder einer Kennzahl stehen bleiben darf. Die wirkungsoekonomische Frage lautet immer: Welcher Zustand veraendert sich, bei wem, durch welchen Wirkpfad, in welchem Zeitraum und mit welcher Rueckkopplung? Gerade in Grundstudium Wirkungsökonomie ist diese Unterscheidung entscheidend, weil Lernende spaeter nicht nur Begriffe wiedergeben, sondern Entscheidungssituationen pruefen muessen. Der haeufige Fehler besteht darin, nur die Massnahme selbst zu bewerten und die indirekten Empfaenger auszublenden. Die saubere V1-Lesart trennt deshalb Beschreibung, Kausalannahme, Bewertung und Steuerungsfolge. Eine gute Fallanalyse zeichnet mindestens einen direkten und einen indirekten Wirkpfad nach. So wird aus dem Thema kein isoliertes Kapitel, sondern ein pruefbarer Baustein der WÖk-Architektur.</w:t>
+      </w:r>
+    </w:p>
+    <w:p>
+      <w:r>
+        <w:t>Fallfenster zur Anwendung. Ein Kommunikationsbericht nennt viele Aktivitaeten, Reichweiten und Rueckmeldungen. Die V1-Pruefung fragt, ob daraus eine belastbare Wirkungsaussage folgt. Wenn nur Kontakte, Klicks oder Zustimmung vorliegen, bleibt die Aussage im Bereich Wirkungspotenzial oder Resonanz, nicht im Bereich nachgewiesener Wirkung. Bezogen auf Wirkung statt Kapital heisst das: Die Analyse muss das konkrete Thema ernst nehmen und zugleich den allgemeinen WÖk-Massstab halten. Es geht nicht darum, die Welt in gute und schlechte Akteure einzuteilen. Es geht darum, Wirkpfade, Wirkungsempfaenger, Datenqualitaet, Risiken und Rueckkopplung so zu beschreiben, dass bessere Entscheidungen moeglich werden.</w:t>
+      </w:r>
+    </w:p>
+    <w:p>
+      <w:r>
+        <w:t>Daten- und Quellenklarheit. Fuer Wirkung statt Kapital bedeutet jede Bewertung nur so belastbar ist wie Datenlage, Quellenstatus und Aktualitaet, dass die Analyse nicht bei einer Aktivitaet, einem guten Willen oder einer Kennzahl stehen bleiben darf. Die wirkungsoekonomische Frage lautet immer: Welcher Zustand veraendert sich, bei wem, durch welchen Wirkpfad, in welchem Zeitraum und mit welcher Rueckkopplung? Gerade in Grundstudium Wirkungsökonomie ist diese Unterscheidung entscheidend, weil Lernende spaeter nicht nur Begriffe wiedergeben, sondern Entscheidungssituationen pruefen muessen. Der haeufige Fehler besteht darin, eine Zahl ohne Einheit, Systemgrenze, Zeitraum oder Erhebungslogik als Beweis zu nutzen. Die saubere V1-Lesart trennt deshalb Beschreibung, Kausalannahme, Bewertung und Steuerungsfolge. Die Lernenden sollen Daten nicht dekorativ zitieren, sondern ihre Aussagekraft, Luecken und Grenzen offenlegen. So wird aus dem Thema kein isoliertes Kapitel, sondern ein pruefbarer Baustein der WÖk-Architektur.</w:t>
+      </w:r>
+    </w:p>
+    <w:p>
+      <w:r>
+        <w:t>Ambivalenz. Fuer Wirkung statt Kapital bedeutet positive und negative Zustandsveraenderungen gleichzeitig auftreten koennen, dass die Analyse nicht bei einer Aktivitaet, einem guten Willen oder einer Kennzahl stehen bleiben darf. Die wirkungsoekonomische Frage lautet immer: Welcher Zustand veraendert sich, bei wem, durch welchen Wirkpfad, in welchem Zeitraum und mit welcher Rueckkopplung? Gerade in Grundstudium Wirkungsökonomie ist diese Unterscheidung entscheidend, weil Lernende spaeter nicht nur Begriffe wiedergeben, sondern Entscheidungssituationen pruefen muessen. Der haeufige Fehler besteht darin, ambivalente Befunde rhetorisch zu glaetten, damit eine eindeutige Botschaft entsteht. Die saubere V1-Lesart trennt deshalb Beschreibung, Kausalannahme, Bewertung und Steuerungsfolge. Ein gutes Skript fuehrt deshalb Profile, Zielkonflikte und offene Punkte nebeneinander. So wird aus dem Thema kein isoliertes Kapitel, sondern ein pruefbarer Baustein der WÖk-Architektur.</w:t>
+      </w:r>
+    </w:p>
+    <w:p>
+      <w:r>
+        <w:t>Nichtkompensation. Fuer Wirkung statt Kapital bedeutet schwere zentrale Schaeden nicht durch beliebige positive Einzelwerte neutralisiert werden duerfen, dass die Analyse nicht bei einer Aktivitaet, einem guten Willen oder einer Kennzahl stehen bleiben darf. Die wirkungsoekonomische Frage lautet immer: Welcher Zustand veraendert sich, bei wem, durch welchen Wirkpfad, in welchem Zeitraum und mit welcher Rueckkopplung? Gerade in Grundstudium Wirkungsökonomie ist diese Unterscheidung entscheidend, weil Lernende spaeter nicht nur Begriffe wiedergeben, sondern Entscheidungssituationen pruefen muessen. Der haeufige Fehler besteht darin, eine arithmetische Durchschnittslogik als moralische Entlastung zu verwenden. Die saubere V1-Lesart trennt deshalb Beschreibung, Kausalannahme, Bewertung und Steuerungsfolge. Reverse Merit Order und rote Linien sind Schutzregeln gegen Schoenrechnung. So wird aus dem Thema kein isoliertes Kapitel, sondern ein pruefbarer Baustein der WÖk-Architektur.</w:t>
+      </w:r>
+    </w:p>
+    <w:p>
+      <w:r>
+        <w:t>Fallfenster zur Anwendung. Eine Organisation plant eine Massnahme und formuliert dazu eine positive Absicht. In der WÖk reicht das nicht. Fuer diese Vorlesung muss sichtbar werden, welche Zustandsveraenderung erwartet wird, welche Empfaenger direkt oder indirekt betroffen sind, welche Nebenwirkungen entstehen koennen und welche Entscheidung spaeter korrigiert wird. Bezogen auf Wirkung statt Kapital heisst das: Die Analyse muss das konkrete Thema ernst nehmen und zugleich den allgemeinen WÖk-Massstab halten. Es geht nicht darum, die Welt in gute und schlechte Akteure einzuteilen. Es geht darum, Wirkpfade, Wirkungsempfaenger, Datenqualitaet, Risiken und Rueckkopplung so zu beschreiben, dass bessere Entscheidungen moeglich werden.</w:t>
+      </w:r>
+    </w:p>
+    <w:p>
+      <w:r>
+        <w:t>Pruefungsnahe Transferfrage. Formuliere zu V02 eine Wirkungsaussage in drei Saetzen: Erstens den beobachteten oder plausiblen Zustand, zweitens die Daten- oder Quellenlage, drittens die offene Unsicherheit samt Rueckkopplung. Die Antwort muss ohne moralische Personenbewertung auskommen und darf Reichweite nicht mit Wirkung verwechseln.</w:t>
+      </w:r>
+    </w:p>
+    <w:p>
+      <w:r>
+        <w:t>Rueckkopplung. Fuer Wirkung statt Kapital bedeutet Wirkungswissen erst dann wertvoll wird, wenn es Entscheidungen veraendert, dass die Analyse nicht bei einer Aktivitaet, einem guten Willen oder einer Kennzahl stehen bleiben darf. Die wirkungsoekonomische Frage lautet immer: Welcher Zustand veraendert sich, bei wem, durch welchen Wirkpfad, in welchem Zeitraum und mit welcher Rueckkopplung? Gerade in Grundstudium Wirkungsökonomie ist diese Unterscheidung entscheidend, weil Lernende spaeter nicht nur Begriffe wiedergeben, sondern Entscheidungssituationen pruefen muessen. Der haeufige Fehler besteht darin, einen Bericht als Endpunkt zu betrachten. Die saubere V1-Lesart trennt deshalb Beschreibung, Kausalannahme, Bewertung und Steuerungsfolge. Jeder Analyseblock sollte fragen, welche Routine, welcher Prozess oder welche Ressource nach der Bewertung angepasst wird. So wird aus dem Thema kein isoliertes Kapitel, sondern ein pruefbarer Baustein der WÖk-Architektur.</w:t>
+      </w:r>
+    </w:p>
+    <w:p>
+      <w:r>
+        <w:t>Governance. Fuer Wirkung statt Kapital bedeutet Wirkungsbewertung Verfahren, Rechte, Transparenz und Korrektur braucht, dass die Analyse nicht bei einer Aktivitaet, einem guten Willen oder einer Kennzahl stehen bleiben darf. Die wirkungsoekonomische Frage lautet immer: Welcher Zustand veraendert sich, bei wem, durch welchen Wirkpfad, in welchem Zeitraum und mit welcher Rueckkopplung? Gerade in Grundstudium Wirkungsökonomie ist diese Unterscheidung entscheidend, weil Lernende spaeter nicht nur Begriffe wiedergeben, sondern Entscheidungssituationen pruefen muessen. Der haeufige Fehler besteht darin, Bewertung als technokratische Top-down-Setzung zu verstehen. Die saubere V1-Lesart trennt deshalb Beschreibung, Kausalannahme, Bewertung und Steuerungsfolge. Betroffene, Datenhalter, Entscheider und Kontrollinstanzen muessen unterscheidbare Rollen behalten. So wird aus dem Thema kein isoliertes Kapitel, sondern ein pruefbarer Baustein der WÖk-Architektur.</w:t>
+      </w:r>
+    </w:p>
+    <w:p>
+      <w:pPr>
+        <w:pStyle w:val="Heading3"/>
+      </w:pPr>
+      <w:r>
+        <w:t>V1-Abschlussnotiz</w:t>
+      </w:r>
+    </w:p>
+    <w:p>
+      <w:r>
+        <w:t>Diese Finalisierung schliesst die Codex-Inhaltsproduktion fuer V02. Offen bleibt nicht der fachliche Kern des Skripts, sondern der naechste Produktionsschritt: Claude setzt daraus die CI/CD-konforme Reader- und PDF-Fassung, prueft Satz, Umbrueche, Medienintegration und Lektorat und markiert erst danach die veroeffentlichte Fassung als freigegeben.</w:t>
+      </w:r>
+    </w:p>
+    <w:p>
+      <w:pPr>
+        <w:pStyle w:val="Heading2"/>
+      </w:pPr>
+      <w:r>
+        <w:t>9. Quellen</w:t>
+      </w:r>
+    </w:p>
+    <w:p>
+      <w:pPr>
+        <w:pStyle w:val="Heading3"/>
+      </w:pPr>
+      <w:r>
         <w:t>Interne Quellen</w:t>
       </w:r>
     </w:p>
@@ -2428,7 +3128,7 @@
         <w:pStyle w:val="ListBullet"/>
       </w:pPr>
       <w:r>
-        <w:t>woek-akademie-app/content/lehrgaenge/woek-g-v02.md — unmittelbarer Akademie-Quelltext dieser Rohfassung.</w:t>
+        <w:t>woek-akademie-app/content/lehrgaenge/woek-g-v02.md — unmittelbarer Akademie-Quelltext dieser V1-Fassung.</w:t>
       </w:r>
     </w:p>
     <w:p>
@@ -2468,7 +3168,7 @@
         <w:pStyle w:val="Heading3"/>
       </w:pPr>
       <w:r>
-        <w:t>Externe Quellen fuer den Tiefensprint</w:t>
+        <w:t>Externe Quellen fuer die V1-Fassung</w:t>
       </w:r>
     </w:p>
     <w:p>
@@ -2501,62 +3201,6 @@
       </w:pPr>
       <w:r>
         <w:t>Fachliteratur zu Wirkungslogik, Evaluation, Systemtheorie, Resilienz, Governance, Diffusion, Vertrauen oder Controlling je nach Thema.</w:t>
-      </w:r>
-    </w:p>
-    <w:p>
-      <w:pPr>
-        <w:pStyle w:val="Heading2"/>
-      </w:pPr>
-      <w:r>
-        <w:t>10. Rückfluss in den WÖk-Korpus</w:t>
-      </w:r>
-    </w:p>
-    <w:p>
-      <w:pPr>
-        <w:pStyle w:val="ListBullet"/>
-      </w:pPr>
-      <w:r>
-        <w:t>Glossar/Begriffe: Im Tiefensprint prüfen, welche Begriffe aus Wirkung statt Kapital eigene Glossarseiten oder präzisere Verweise brauchen.</w:t>
-      </w:r>
-    </w:p>
-    <w:p>
-      <w:pPr>
-        <w:pStyle w:val="ListBullet"/>
-      </w:pPr>
-      <w:r>
-        <w:t>Website/Erklärseiten: Prüfen, ob eine kurze öffentliche Erklärseite oder ein Baustein für die Bibliothek fehlt.</w:t>
-      </w:r>
-    </w:p>
-    <w:p>
-      <w:pPr>
-        <w:pStyle w:val="ListBullet"/>
-      </w:pPr>
-      <w:r>
-        <w:t>Journal/Dossiers: Geeignete Praxisfälle aus Website und Journal als Fallpool markieren.</w:t>
-      </w:r>
-    </w:p>
-    <w:p>
-      <w:pPr>
-        <w:pStyle w:val="ListBullet"/>
-      </w:pPr>
-      <w:r>
-        <w:t>Visuals/Charts: Wirkpfad- oder Scorecard-Chart aus vorhandenen Visuals wiederverwenden oder als neues Asset spezifizieren.</w:t>
-      </w:r>
-    </w:p>
-    <w:p>
-      <w:pPr>
-        <w:pStyle w:val="ListBullet"/>
-      </w:pPr>
-      <w:r>
-        <w:t>Methodik/Standards: Datenqualität, Unsicherheit, Nichtkompensation und Reverse Merit Order nur dort einsetzen, wo sie fachlich tragen.</w:t>
-      </w:r>
-    </w:p>
-    <w:p>
-      <w:pPr>
-        <w:pStyle w:val="ListBullet"/>
-      </w:pPr>
-      <w:r>
-        <w:t>Offene Forschungs- oder Quellenfrage: Externe Quellen im Tiefensprint gezielt ergänzen und zitierfähig machen.</w:t>
       </w:r>
     </w:p>
     <w:sectPr>

--- a/docs/studienskripte/word-rohfassungen/woek-g-v02.docx
+++ b/docs/studienskripte/word-rohfassungen/woek-g-v02.docx
@@ -24,12 +24,12 @@
     </w:p>
     <w:p>
       <w:r>
-        <w:t>Quelle: /Users/hagen/Documents/New project/content/studienskripte/woek-g-v02.md</w:t>
-      </w:r>
-    </w:p>
-    <w:p>
-      <w:r>
-        <w:t>Track: Grundstudium Wirkungsökonomie Kurscode: woek-g Vorlesungscode: V02 Modul/Abschnitt: G1.1 Titel: Wirkung statt Kapital Status: Studienskript V1 · fachlich finale Codex-Fassung, Claude-CI/CD-Satzfreigabe offen Quelle: woek-akademie-app/content/lehrgaenge/woek-g-v02.md Ablage: Markdown-Master in content/studienskripte/woek-g-v02.md, Word-Rohfassung in docs/studienskripte/word-rohfassungen/woek-g-v02.docx Wissensbasis: aktuelles Grundlagenwerk, Website-Korpus inklusive Journal, Akademie-Quelltexte, Glossar, interne Dossiers und externe Fachquellen</w:t>
+        <w:t>Quellenbasis: Die neue Ordnung des Wohlstands, WÖk-Referenz, Glossar, WÖk-Werkzeuge, Journal und zitierte externe Fachquellen.</w:t>
+      </w:r>
+    </w:p>
+    <w:p>
+      <w:r>
+        <w:t>Track: Grundstudium Wirkungsökonomie Kurscode: woek-g Vorlesungscode: V02 Modul/Abschnitt: G1.1 Titel: Wirkung statt Kapital Status: Studienskript V1 · fachlich finale Codex-Fassung, Claude-CI/CD-Satzfreigabe offen Primäre WÖk-Quellen: Die neue Ordnung des Wohlstands (https://wirkungsoekonomie.de/buch.html) · WÖk-Referenz (https://wirkungsoekonomie.de/referenz/) · Glossar der Wirkungsökonomie (https://wirkungsoekonomie.de/glossar.html) · WÖk-Werkzeuge (https://wirkungsoekonomie.de/werkzeuge/) Ausgabe: Markdown-Master, Word-Rohfassung und Akademie-Reader-Spiegel Wissensbasis: aktuelles Grundlagenwerk, öffentliche WÖk-Referenz, Wirkungsfelder, Werkzeuge, Glossar, Bibliothek, Journal und externe Fachquellen</w:t>
       </w:r>
     </w:p>
     <w:p>
@@ -675,11 +675,6 @@
     </w:p>
     <w:p>
       <w:r>
-        <w:t>``chart-spec slug: woek-g-v02-wirkpfad type: wirkpfad reuse_first: true preferred_asset: content/studienskripte/assets/woek-g-v02/woek-g-v02-wirkpfad.svg message: Wirkung statt Kapital wird als Wirkpfad von Auslöser über Mechanismus, Wirkungsempfänger und Zustandsveränderung bis zur Rückkopplung dargestellt. source: WÖk-Grundlagenwerk, Website-Korpus, Akademie-Quelltexte, Glossar ``</w:t>
-      </w:r>
-    </w:p>
-    <w:p>
-      <w:r>
         <w:t>&gt; Bildvorgabe: Wirkpfadgrafik mit sechs Stationen: Auslöser, Mechanismus, Wirkungsempfänger, Zustandsveränderung, Bewertung, Rückkopplung. Bestehende WÖk-Wirkpfad- oder Scorecard-Visuals sollen wiederverwendet werden, bevor ein neues Chart entsteht.</w:t>
       </w:r>
     </w:p>
@@ -1480,7 +1475,7 @@
     </w:p>
     <w:p>
       <w:r>
-        <w:t>Interne Quelle: referenz/kapitel-003-kapital-als-werkzeug-und-falscher-kompass/index.html</w:t>
+        <w:t>Öffentliche Quelle: Kapitel 3 - Kapital als Werkzeug und falscher Kompass (https://wirkungsoekonomie.de/referenz/kapitel-003-kapital-als-werkzeug-und-falscher-kompass/)</w:t>
       </w:r>
     </w:p>
     <w:p>
@@ -1687,7 +1682,7 @@
     </w:p>
     <w:p>
       <w:r>
-        <w:t>Interne Quelle: referenz/kapitel-009-die-einfache-idee/index.html</w:t>
+        <w:t>Öffentliche Quelle: Kapitel 9 - Die einfache Idee (https://wirkungsoekonomie.de/referenz/kapitel-009-die-einfache-idee/)</w:t>
       </w:r>
     </w:p>
     <w:p>
@@ -1891,7 +1886,7 @@
     </w:p>
     <w:p>
       <w:r>
-        <w:t>Interne Quelle: referenz/kapitel-010-wirkung/index.html</w:t>
+        <w:t>Öffentliche Quelle: Kapitel 10 - Wirkung (https://wirkungsoekonomie.de/referenz/kapitel-010-wirkung/)</w:t>
       </w:r>
     </w:p>
     <w:p>
@@ -2104,7 +2099,7 @@
     </w:p>
     <w:p>
       <w:r>
-        <w:t>Interne Quelle: referenz/kapitel-015-leistung-neu-definieren/index.html</w:t>
+        <w:t>Öffentliche Quelle: Kapitel 15 - Leistung neu definieren (https://wirkungsoekonomie.de/referenz/kapitel-015-leistung-neu-definieren/)</w:t>
       </w:r>
     </w:p>
     <w:p>
@@ -2367,7 +2362,7 @@
     </w:p>
     <w:p>
       <w:r>
-        <w:t>Diese Vorlesung ist prüfungsrelevant, aber die eigentliche Antwortlogik gehört nicht in das öffentliche Studienskript. Zertifikatsfragen, CorrectAnswer, Scoring-Regeln und Fallrubrics werden separat in der geschützten App-Lane unter woek-akademie-app/content/pruefungen/ gepflegt.</w:t>
+        <w:t>Diese Vorlesung ist prüfungsrelevant, aber die eigentliche Antwortlogik gehört nicht in das öffentliche Studienskript. Zertifikatsfragen, CorrectAnswer, Scoring-Regeln und Fallrubrics werden separat in einem geschützten, nicht öffentlichen Prüfungsbereich der Akademie-App gepflegt.</w:t>
       </w:r>
     </w:p>
     <w:p>
@@ -3120,7 +3115,7 @@
         <w:pStyle w:val="Heading3"/>
       </w:pPr>
       <w:r>
-        <w:t>Interne Quellen</w:t>
+        <w:t>WÖk-Quellen</w:t>
       </w:r>
     </w:p>
     <w:p>
@@ -3128,7 +3123,7 @@
         <w:pStyle w:val="ListBullet"/>
       </w:pPr>
       <w:r>
-        <w:t>woek-akademie-app/content/lehrgaenge/woek-g-v02.md — unmittelbarer Akademie-Quelltext dieser V1-Fassung.</w:t>
+        <w:t>Die neue Ordnung des Wohlstands (https://wirkungsoekonomie.de/buch.html) — aktuelles Grundlagenwerk der Wirkungsökonomie.</w:t>
       </w:r>
     </w:p>
     <w:p>
@@ -3136,7 +3131,7 @@
         <w:pStyle w:val="ListBullet"/>
       </w:pPr>
       <w:r>
-        <w:t>assets/pdf/die-neue-ordnung-des-wohlstands.pdf und buch.html — aktuelles Grundlagenwerk.</w:t>
+        <w:t>WÖk-Referenz (https://wirkungsoekonomie.de/referenz/) — öffentliche Kapitel- und Volltextreferenz.</w:t>
       </w:r>
     </w:p>
     <w:p>
@@ -3144,7 +3139,7 @@
         <w:pStyle w:val="ListBullet"/>
       </w:pPr>
       <w:r>
-        <w:t>Website-Korpus: Referenz, Wirkungsfelder, Werkzeuge, Glossar, Bibliothek und Journal.</w:t>
+        <w:t>Glossar der Wirkungsökonomie (https://wirkungsoekonomie.de/glossar.html) — öffentliche Begriffsdefinitionen und Abgrenzungen.</w:t>
       </w:r>
     </w:p>
     <w:p>
@@ -3152,7 +3147,7 @@
         <w:pStyle w:val="ListBullet"/>
       </w:pPr>
       <w:r>
-        <w:t>docs/CODEX-HANDOFF-studienskripte.md — Produktionsstandard.</w:t>
+        <w:t>WÖk-Werkzeuge (https://wirkungsoekonomie.de/werkzeuge/) — öffentliche Methoden-, Scorecard- und Controlling-Werkzeuge.</w:t>
       </w:r>
     </w:p>
     <w:p>
@@ -3160,7 +3155,7 @@
         <w:pStyle w:val="ListBullet"/>
       </w:pPr>
       <w:r>
-        <w:t>docs/CODEX-HANDOFF-pruefungen.md — geschützte Prüfungs- und Antwortlogik.</w:t>
+        <w:t>WÖk-Journal (https://wirkungsoekonomie.de/blog.html) — Dossiers und Fallanalysen.</w:t>
       </w:r>
     </w:p>
     <w:p>
@@ -3176,7 +3171,7 @@
         <w:pStyle w:val="ListBullet"/>
       </w:pPr>
       <w:r>
-        <w:t>United Nations (2015): Transforming our world: the 2030 Agenda for Sustainable Development.</w:t>
+        <w:t>United Nations (2015): Transforming our world: the 2030 Agenda for Sustainable Development (https://sdgs.un.org/2030agenda).</w:t>
       </w:r>
     </w:p>
     <w:p>
@@ -3184,7 +3179,7 @@
         <w:pStyle w:val="ListBullet"/>
       </w:pPr>
       <w:r>
-        <w:t>European Commission: CSRD, ESRS, EU Taxonomy und Digital Product Passport, soweit fuer das Thema einschlägig.</w:t>
+        <w:t>European Commission: Corporate sustainability reporting (https://finance.ec.europa.eu/financial-markets/company-reporting-and-auditing/company-reporting/corporate-sustainability-reporting_en), EU taxonomy for sustainable activities (https://finance.ec.europa.eu/sustainable-finance/tools-and-standards/eu-taxonomy-sustainable-activities_en) und Digital Product Passport (https://single-market-economy.ec.europa.eu/news/commission-launches-consultation-digital-product-passport-2025-04-09_en), soweit fuer das Thema einschlaegig.</w:t>
       </w:r>
     </w:p>
     <w:p>
@@ -3192,7 +3187,15 @@
         <w:pStyle w:val="ListBullet"/>
       </w:pPr>
       <w:r>
-        <w:t>GRI Standards, soweit fuer Berichts- und Indikatorenfragen einschlägig.</w:t>
+        <w:t>EFRAG: Sustainability reporting und ESRS (https://www.efrag.org/en/sustainability-reporting), soweit fuer das Thema einschlaegig.</w:t>
+      </w:r>
+    </w:p>
+    <w:p>
+      <w:pPr>
+        <w:pStyle w:val="ListBullet"/>
+      </w:pPr>
+      <w:r>
+        <w:t>Global Reporting Initiative: GRI Standards (https://www.globalreporting.org/standards/), soweit fuer Berichts- und Indikatorenfragen einschlaegig.</w:t>
       </w:r>
     </w:p>
     <w:p>

--- a/docs/studienskripte/word-rohfassungen/woek-g-v02.docx
+++ b/docs/studienskripte/word-rohfassungen/woek-g-v02.docx
@@ -2407,12 +2407,7 @@
         <w:pStyle w:val="Heading2"/>
       </w:pPr>
       <w:r>
-        <w:t>V1-Finalisierung: Vertiefung, Anwendung und Evidenz</w:t>
-      </w:r>
-    </w:p>
-    <w:p>
-      <w:r>
-        <w:t>Dieses Studienskript ist die fachlich finale Codex-V1-Fassung fuer den Akademie-Reader und die oeffentliche Bibliothek. Claude uebernimmt danach Satz, CI/CD, PDF/Reader-Freigabe und die abschliessende Lektoratsabnahme.</w:t>
+        <w:t>9. Quellen</w:t>
       </w:r>
     </w:p>
     <w:p>
@@ -2420,12 +2415,126 @@
         <w:pStyle w:val="Heading3"/>
       </w:pPr>
       <w:r>
+        <w:t>WÖk-Quellen</w:t>
+      </w:r>
+    </w:p>
+    <w:p>
+      <w:pPr>
+        <w:pStyle w:val="ListBullet"/>
+      </w:pPr>
+      <w:r>
+        <w:t>Die neue Ordnung des Wohlstands (https://wirkungsoekonomie.de/buch.html) — aktuelles Grundlagenwerk der Wirkungsökonomie.</w:t>
+      </w:r>
+    </w:p>
+    <w:p>
+      <w:pPr>
+        <w:pStyle w:val="ListBullet"/>
+      </w:pPr>
+      <w:r>
+        <w:t>WÖk-Referenz (https://wirkungsoekonomie.de/referenz/) — öffentliche Kapitel- und Volltextreferenz.</w:t>
+      </w:r>
+    </w:p>
+    <w:p>
+      <w:pPr>
+        <w:pStyle w:val="ListBullet"/>
+      </w:pPr>
+      <w:r>
+        <w:t>Glossar der Wirkungsökonomie (https://wirkungsoekonomie.de/glossar.html) — öffentliche Begriffsdefinitionen und Abgrenzungen.</w:t>
+      </w:r>
+    </w:p>
+    <w:p>
+      <w:pPr>
+        <w:pStyle w:val="ListBullet"/>
+      </w:pPr>
+      <w:r>
+        <w:t>WÖk-Werkzeuge (https://wirkungsoekonomie.de/werkzeuge/) — öffentliche Methoden-, Scorecard- und Controlling-Werkzeuge.</w:t>
+      </w:r>
+    </w:p>
+    <w:p>
+      <w:pPr>
+        <w:pStyle w:val="ListBullet"/>
+      </w:pPr>
+      <w:r>
+        <w:t>WÖk-Journal (https://wirkungsoekonomie.de/blog.html) — Dossiers und Fallanalysen.</w:t>
+      </w:r>
+    </w:p>
+    <w:p>
+      <w:pPr>
+        <w:pStyle w:val="Heading3"/>
+      </w:pPr>
+      <w:r>
+        <w:t>Externe Quellen fuer die V1-Fassung</w:t>
+      </w:r>
+    </w:p>
+    <w:p>
+      <w:pPr>
+        <w:pStyle w:val="ListBullet"/>
+      </w:pPr>
+      <w:r>
+        <w:t>United Nations (2015): Transforming our world: the 2030 Agenda for Sustainable Development (https://sdgs.un.org/2030agenda).</w:t>
+      </w:r>
+    </w:p>
+    <w:p>
+      <w:pPr>
+        <w:pStyle w:val="ListBullet"/>
+      </w:pPr>
+      <w:r>
+        <w:t>European Commission: Corporate sustainability reporting (https://finance.ec.europa.eu/financial-markets/company-reporting-and-auditing/company-reporting/corporate-sustainability-reporting_en), EU taxonomy for sustainable activities (https://finance.ec.europa.eu/sustainable-finance/tools-and-standards/eu-taxonomy-sustainable-activities_en) und Digital Product Passport (https://single-market-economy.ec.europa.eu/news/commission-launches-consultation-digital-product-passport-2025-04-09_en), soweit fuer das Thema einschlaegig.</w:t>
+      </w:r>
+    </w:p>
+    <w:p>
+      <w:pPr>
+        <w:pStyle w:val="ListBullet"/>
+      </w:pPr>
+      <w:r>
+        <w:t>EFRAG: Sustainability reporting und ESRS (https://www.efrag.org/en/sustainability-reporting), soweit fuer das Thema einschlaegig.</w:t>
+      </w:r>
+    </w:p>
+    <w:p>
+      <w:pPr>
+        <w:pStyle w:val="ListBullet"/>
+      </w:pPr>
+      <w:r>
+        <w:t>Global Reporting Initiative: GRI Standards (https://www.globalreporting.org/standards/), soweit fuer Berichts- und Indikatorenfragen einschlaegig.</w:t>
+      </w:r>
+    </w:p>
+    <w:p>
+      <w:pPr>
+        <w:pStyle w:val="ListBullet"/>
+      </w:pPr>
+      <w:r>
+        <w:t>Fachliteratur zu Wirkungslogik, Evaluation, Systemtheorie, Resilienz, Governance, Diffusion, Vertrauen oder Controlling je nach Thema.</w:t>
+      </w:r>
+    </w:p>
+    <w:p>
+      <w:pPr>
+        <w:pStyle w:val="Heading2"/>
+      </w:pPr>
+      <w:r>
+        <w:t>V1-Finalisierung: Vertiefung, Anwendung und Evidenz</w:t>
+      </w:r>
+    </w:p>
+    <w:p>
+      <w:r>
+        <w:t>Dieses Studienskript ist die fachlich finale Codex-V1-Fassung fuer den Akademie-Reader und die oeffentliche Bibliothek. Claude uebernimmt danach Satz, CI/CD, PDF/Reader-Freigabe und die abschliessende Lektoratsabnahme.</w:t>
+      </w:r>
+    </w:p>
+    <w:p>
+      <w:pPr>
+        <w:pStyle w:val="Heading3"/>
+      </w:pPr>
+      <w:r>
         <w:t>Finaler Leseauftrag</w:t>
       </w:r>
     </w:p>
     <w:p>
       <w:r>
         <w:t>Dieses Skript zu V02 Wirkung statt Kapital ist als Langformtext angelegt: Es soll nicht nur die Vorlesung begleiten, sondern als eigenstaendiges Studienmaterial funktionieren. Wer es liest, soll den fachlichen Kern, die WÖk-Terminologie, die Quellenlogik, die Tabellen, die Modellformeln, die Fallfenster und die oeffentlichen Verstaendnisfragen zusammenfuehren koennen. Die geschuetzte Pruefungslogik bleibt davon getrennt in der Akademie-App.</w:t>
+      </w:r>
+    </w:p>
+    <w:p>
+      <w:r>
+        <w:t>Fuer den Abschluss ist entscheidend, dass Wirkung statt Kapital im Feld Grundstudium Wirkungsökonomie nicht als Einzelthema stehen bleibt. Die Vorlesung traegt zur gemeinsamen Architektur bei: begriffliche Grundlegung, Bewertungsrahmen und gesellschaftliche Einordnung. Daraus folgt eine Lesehaltung, die streng und praktisch zugleich ist. Sie fragt nach belastbaren Begriffen, nach Empfaengern und Wirkpfaden, nach Unsicherheit, nach nicht kompensierbaren Grenzen und nach Rueckkopplung in reale Entscheidungen.</w:t>
       </w:r>
     </w:p>
     <w:p>
@@ -2674,42 +2783,42 @@
         <w:pStyle w:val="Heading3"/>
       </w:pPr>
       <w:r>
-        <w:t>Vertiefungsrunde 1: Lesen, pruefen, rueckkoppeln</w:t>
-      </w:r>
-    </w:p>
-    <w:p>
-      <w:r>
-        <w:t>Die folgende Runde verdichtet V02 nicht durch neue Schlagworte, sondern durch wiederholte Anwendung auf unterschiedliche Entscheidungsebenen. Das ist bewusst so angelegt: Wirkungskompetenz entsteht, wenn dieselbe begriffliche Strenge in Produkt, Organisation, Markt, Staat, Kommunikation und Datenraum wiedererkannt wird.</w:t>
-      </w:r>
-    </w:p>
-    <w:p>
-      <w:r>
-        <w:t>Begriffliche Schaerfung. Fuer Wirkung statt Kapital bedeutet praezise Sprache die erste Sicherung gegen Impact-Washing ist, dass die Analyse nicht bei einer Aktivitaet, einem guten Willen oder einer Kennzahl stehen bleiben darf. Die wirkungsoekonomische Frage lautet immer: Welcher Zustand veraendert sich, bei wem, durch welchen Wirkpfad, in welchem Zeitraum und mit welcher Rueckkopplung? Gerade in Grundstudium Wirkungsökonomie ist diese Unterscheidung entscheidend, weil Lernende spaeter nicht nur Begriffe wiedergeben, sondern Entscheidungssituationen pruefen muessen. Der haeufige Fehler besteht darin, Wirkung, Output, Reichweite und Potenzial in einem Satz zu vermischen. Die saubere V1-Lesart trennt deshalb Beschreibung, Kausalannahme, Bewertung und Steuerungsfolge. In der Praxis sollte jede Wirkungsaussage als kurze Viererprobe formuliert werden: Zustand, Betroffene, Quelle, offene Unsicherheit. So wird aus dem Thema kein isoliertes Kapitel, sondern ein pruefbarer Baustein der WÖk-Architektur.</w:t>
-      </w:r>
-    </w:p>
-    <w:p>
-      <w:r>
-        <w:t>Wirkpfad-Logik. Fuer Wirkung statt Kapital bedeutet ein Thema erst dann steuerbar wird, wenn der Mechanismus zwischen Ausloeser und Zustandsveraenderung beschrieben ist, dass die Analyse nicht bei einer Aktivitaet, einem guten Willen oder einer Kennzahl stehen bleiben darf. Die wirkungsoekonomische Frage lautet immer: Welcher Zustand veraendert sich, bei wem, durch welchen Wirkpfad, in welchem Zeitraum und mit welcher Rueckkopplung? Gerade in Grundstudium Wirkungsökonomie ist diese Unterscheidung entscheidend, weil Lernende spaeter nicht nur Begriffe wiedergeben, sondern Entscheidungssituationen pruefen muessen. Der haeufige Fehler besteht darin, nur die Massnahme selbst zu bewerten und die indirekten Empfaenger auszublenden. Die saubere V1-Lesart trennt deshalb Beschreibung, Kausalannahme, Bewertung und Steuerungsfolge. Eine gute Fallanalyse zeichnet mindestens einen direkten und einen indirekten Wirkpfad nach. So wird aus dem Thema kein isoliertes Kapitel, sondern ein pruefbarer Baustein der WÖk-Architektur.</w:t>
-      </w:r>
-    </w:p>
-    <w:p>
-      <w:r>
-        <w:t>Daten- und Quellenklarheit. Fuer Wirkung statt Kapital bedeutet jede Bewertung nur so belastbar ist wie Datenlage, Quellenstatus und Aktualitaet, dass die Analyse nicht bei einer Aktivitaet, einem guten Willen oder einer Kennzahl stehen bleiben darf. Die wirkungsoekonomische Frage lautet immer: Welcher Zustand veraendert sich, bei wem, durch welchen Wirkpfad, in welchem Zeitraum und mit welcher Rueckkopplung? Gerade in Grundstudium Wirkungsökonomie ist diese Unterscheidung entscheidend, weil Lernende spaeter nicht nur Begriffe wiedergeben, sondern Entscheidungssituationen pruefen muessen. Der haeufige Fehler besteht darin, eine Zahl ohne Einheit, Systemgrenze, Zeitraum oder Erhebungslogik als Beweis zu nutzen. Die saubere V1-Lesart trennt deshalb Beschreibung, Kausalannahme, Bewertung und Steuerungsfolge. Die Lernenden sollen Daten nicht dekorativ zitieren, sondern ihre Aussagekraft, Luecken und Grenzen offenlegen. So wird aus dem Thema kein isoliertes Kapitel, sondern ein pruefbarer Baustein der WÖk-Architektur.</w:t>
-      </w:r>
-    </w:p>
-    <w:p>
-      <w:r>
-        <w:t>Fallfenster zur Anwendung. Ein Controlling-Team moechte einen Score bilden. Das Skript verlangt, dass Datenqualitaet, Systemgrenzen, Gewichtung, Unsicherheit und Nichtkompensation sichtbar bleiben. Ein Score darf die Diskussion nicht beenden, sondern muss bessere Fragen, Priorisierung und Rueckkopplung ermoeglichen. Bezogen auf Wirkung statt Kapital heisst das: Die Analyse muss das konkrete Thema ernst nehmen und zugleich den allgemeinen WÖk-Massstab halten. Es geht nicht darum, die Welt in gute und schlechte Akteure einzuteilen. Es geht darum, Wirkpfade, Wirkungsempfaenger, Datenqualitaet, Risiken und Rueckkopplung so zu beschreiben, dass bessere Entscheidungen moeglich werden.</w:t>
-      </w:r>
-    </w:p>
-    <w:p>
-      <w:r>
-        <w:t>Ambivalenz. Fuer Wirkung statt Kapital bedeutet positive und negative Zustandsveraenderungen gleichzeitig auftreten koennen, dass die Analyse nicht bei einer Aktivitaet, einem guten Willen oder einer Kennzahl stehen bleiben darf. Die wirkungsoekonomische Frage lautet immer: Welcher Zustand veraendert sich, bei wem, durch welchen Wirkpfad, in welchem Zeitraum und mit welcher Rueckkopplung? Gerade in Grundstudium Wirkungsökonomie ist diese Unterscheidung entscheidend, weil Lernende spaeter nicht nur Begriffe wiedergeben, sondern Entscheidungssituationen pruefen muessen. Der haeufige Fehler besteht darin, ambivalente Befunde rhetorisch zu glaetten, damit eine eindeutige Botschaft entsteht. Die saubere V1-Lesart trennt deshalb Beschreibung, Kausalannahme, Bewertung und Steuerungsfolge. Ein gutes Skript fuehrt deshalb Profile, Zielkonflikte und offene Punkte nebeneinander. So wird aus dem Thema kein isoliertes Kapitel, sondern ein pruefbarer Baustein der WÖk-Architektur.</w:t>
-      </w:r>
-    </w:p>
-    <w:p>
-      <w:r>
-        <w:t>Nichtkompensation. Fuer Wirkung statt Kapital bedeutet schwere zentrale Schaeden nicht durch beliebige positive Einzelwerte neutralisiert werden duerfen, dass die Analyse nicht bei einer Aktivitaet, einem guten Willen oder einer Kennzahl stehen bleiben darf. Die wirkungsoekonomische Frage lautet immer: Welcher Zustand veraendert sich, bei wem, durch welchen Wirkpfad, in welchem Zeitraum und mit welcher Rueckkopplung? Gerade in Grundstudium Wirkungsökonomie ist diese Unterscheidung entscheidend, weil Lernende spaeter nicht nur Begriffe wiedergeben, sondern Entscheidungssituationen pruefen muessen. Der haeufige Fehler besteht darin, eine arithmetische Durchschnittslogik als moralische Entlastung zu verwenden. Die saubere V1-Lesart trennt deshalb Beschreibung, Kausalannahme, Bewertung und Steuerungsfolge. Reverse Merit Order und rote Linien sind Schutzregeln gegen Schoenrechnung. So wird aus dem Thema kein isoliertes Kapitel, sondern ein pruefbarer Baustein der WÖk-Architektur.</w:t>
+        <w:t>Abschlusskommentar 1: Lesen, pruefen, rueckkoppeln</w:t>
+      </w:r>
+    </w:p>
+    <w:p>
+      <w:r>
+        <w:t>Die folgende Verdichtung fuehrt die vorhandenen Kapitel nicht als Wiederholung, sondern als Anwendung zusammen. Wirkungskompetenz entsteht, wenn dieselbe begriffliche Strenge in Fallanalyse, Datenarbeit, Kommunikation, Governance und Entscheidungspraxis wiedererkannt wird.</w:t>
+      </w:r>
+    </w:p>
+    <w:p>
+      <w:r>
+        <w:t>Begriffliche Schaerfung. Der Abschnitt Lernziele ist in V02 kein Zusatzwissen, sondern ein Pruefstein fuer die Grundfrage des Skripts: Was veraendert sich, bei wem, wodurch und mit welcher Rueckkopplung? Fuer Wirkung statt Kapital wird daran sichtbar, dass praezise Sprache die erste Sicherung gegen Impact-Washing bildet. Die fachliche Grenze liegt dort, wo Lernende Output, Reichweite, Absicht und Wirkung in einem Satz vermischen. Die saubere Lesart trennt deshalb Beobachtung, Kausalannahme, Bewertung und Steuerungsfolge. In der Anwendung sollte daraus mindestens eine konkrete Begriff, Wirkpfad, Fallbewertung, rote Linie oder Rueckkopplung abgeleitet werden; sonst bleibt das Wissen erklaerend, aber nicht steuerungsfaehig.</w:t>
+      </w:r>
+    </w:p>
+    <w:p>
+      <w:r>
+        <w:t>Anwendung auf Einleitung / Wirkungsfrage. In einer Fallanalyse beginnt dieser Punkt nicht mit einer Meinung, sondern mit einer belastbaren Beschreibung. Wer V02 pruefungsnah liest, fragt zuerst nach Wirkungsempfaengern, Wirkraum, Zeitraum und Datenquelle. Erst danach folgt die Bewertung im Referenzrahmen Mensch, Planet, Demokratie, SDGs, Agenda 2030 und SDG+. Mindestens ein direkter und ein indirekter Wirkpfad muessen nachvollziehbar sein. Der typische Kurzschluss waere, nur die Massnahme selbst bewerten und indirekte Empfaenger ausblenden. Genau dagegen setzt die WÖk die Pflicht, Wirkungspotenzial, Wirkungsrisiko und positive Netto-Wirkung begrifflich getrennt zu halten.</w:t>
+      </w:r>
+    </w:p>
+    <w:p>
+      <w:r>
+        <w:t>Evidenzregel. Kernaussage darf im Skript nicht als dekorativer Begriff stehen bleiben. Der Abschnitt traegt nur dann, wenn er eine pruefbare Aussage erlaubt: Welche Quelle stuetzt die Annahme, welche Unsicherheit bleibt offen und welche Gegenbeobachtung wuerde die Bewertung veraendern? Fuer Wirkung statt Kapital heisst das, dass jede Bewertung nur so belastbar ist wie Datenlage, Quellenstatus, Aktualitaet und Systemgrenze. Die Studierenden sollen nicht lernen, einen Score nachzusprechen. Sie sollen erkennen, wann ein Score klaert, wann er verdeckt und wann eine rote Linie die Durchschnittslogik stoppt.</w:t>
+      </w:r>
+    </w:p>
+    <w:p>
+      <w:r>
+        <w:t>Fallfenster zur Anwendung. Ein Controlling-Team moechte einen Score bilden. Das Skript verlangt, dass Datenqualitaet, Systemgrenzen, Gewichtung, Unsicherheit und Nichtkompensation sichtbar bleiben. Ein Score darf die Diskussion nicht beenden, sondern muss bessere Fragen, Priorisierung und Rueckkopplung ermoeglichen. Bezogen auf Wirkung statt Kapital heisst das: Die Analyse muss das konkrete Thema ernst nehmen und zugleich den allgemeinen WÖk-Massstab halten. Es geht nicht darum, Akteure moralisch zu sortieren. Es geht darum, Wirkpfade, Wirkungsempfaenger, Datenqualitaet, Risiken und Rueckkopplung so zu beschreiben, dass bessere Entscheidungen moeglich werden.</w:t>
+      </w:r>
+    </w:p>
+    <w:p>
+      <w:r>
+        <w:t>Transfer in Grundstudium Wirkungsökonomie. Quelltext und fachliche Grundlegung verbindet die inhaltliche Deutung mit der spaeteren Praxis. Eine Organisation kann zu Wirkung statt Kapital sehr ueberzeugend kommunizieren und trotzdem an einen plausiblen Gedanken schon fuer Wirkung zu halten, obwohl Empfaenger, Zustand, Zeitbezug und Quelle fehlen scheitern. Darum muss die V1-Fassung immer auch nach Governance fragen: Wer erhebt Daten, wer bewertet sie, wer traegt die Folgen, wer kann widersprechen und wann wird eine Entscheidung korrigiert? Profile, Zielkonflikte und offene Punkte werden nebeneinander gefuehrt. So wird aus einem Lehrkapitel eine verantwortbare Arbeitsroutine.</w:t>
+      </w:r>
+    </w:p>
+    <w:p>
+      <w:r>
+        <w:t>Grenze gegen Scheingenauigkeit. Gerade bei Vom Maßstab zum Kompass ist Praezision wichtiger als grosse Begriffe. Eine Wirkungsaussage bleibt schwach, wenn sie nur Aktivitaet, Reichweite, Absicht oder Image beschreibt. Stark wird sie erst, wenn sie die Zustandsveraenderung und ihre Bedingungen offenlegt. In V02 ist deshalb entscheidend, schwere zentrale Schaeden nicht durch beliebige positive Einzelwerte neutralisiert werden duerfen. Die Fehlerlinie verlaeuft nicht zwischen Optimismus und Pessimismus, sondern zwischen offengelegter Unsicherheit und rhetorischer Sicherheit ohne Pruefpfad.</w:t>
       </w:r>
     </w:p>
     <w:p>
@@ -2719,42 +2828,87 @@
     </w:p>
     <w:p>
       <w:r>
-        <w:t>Rueckkopplung. Fuer Wirkung statt Kapital bedeutet Wirkungswissen erst dann wertvoll wird, wenn es Entscheidungen veraendert, dass die Analyse nicht bei einer Aktivitaet, einem guten Willen oder einer Kennzahl stehen bleiben darf. Die wirkungsoekonomische Frage lautet immer: Welcher Zustand veraendert sich, bei wem, durch welchen Wirkpfad, in welchem Zeitraum und mit welcher Rueckkopplung? Gerade in Grundstudium Wirkungsökonomie ist diese Unterscheidung entscheidend, weil Lernende spaeter nicht nur Begriffe wiedergeben, sondern Entscheidungssituationen pruefen muessen. Der haeufige Fehler besteht darin, einen Bericht als Endpunkt zu betrachten. Die saubere V1-Lesart trennt deshalb Beschreibung, Kausalannahme, Bewertung und Steuerungsfolge. Jeder Analyseblock sollte fragen, welche Routine, welcher Prozess oder welche Ressource nach der Bewertung angepasst wird. So wird aus dem Thema kein isoliertes Kapitel, sondern ein pruefbarer Baustein der WÖk-Architektur.</w:t>
-      </w:r>
-    </w:p>
-    <w:p>
-      <w:r>
-        <w:t>Fallfenster zur Anwendung. Ein Kommunikationsbericht nennt viele Aktivitaeten, Reichweiten und Rueckmeldungen. Die V1-Pruefung fragt, ob daraus eine belastbare Wirkungsaussage folgt. Wenn nur Kontakte, Klicks oder Zustimmung vorliegen, bleibt die Aussage im Bereich Wirkungspotenzial oder Resonanz, nicht im Bereich nachgewiesener Wirkung. Bezogen auf Wirkung statt Kapital heisst das: Die Analyse muss das konkrete Thema ernst nehmen und zugleich den allgemeinen WÖk-Massstab halten. Es geht nicht darum, die Welt in gute und schlechte Akteure einzuteilen. Es geht darum, Wirkpfade, Wirkungsempfaenger, Datenqualitaet, Risiken und Rueckkopplung so zu beschreiben, dass bessere Entscheidungen moeglich werden.</w:t>
-      </w:r>
-    </w:p>
-    <w:p>
-      <w:r>
-        <w:t>Governance. Fuer Wirkung statt Kapital bedeutet Wirkungsbewertung Verfahren, Rechte, Transparenz und Korrektur braucht, dass die Analyse nicht bei einer Aktivitaet, einem guten Willen oder einer Kennzahl stehen bleiben darf. Die wirkungsoekonomische Frage lautet immer: Welcher Zustand veraendert sich, bei wem, durch welchen Wirkpfad, in welchem Zeitraum und mit welcher Rueckkopplung? Gerade in Grundstudium Wirkungsökonomie ist diese Unterscheidung entscheidend, weil Lernende spaeter nicht nur Begriffe wiedergeben, sondern Entscheidungssituationen pruefen muessen. Der haeufige Fehler besteht darin, Bewertung als technokratische Top-down-Setzung zu verstehen. Die saubere V1-Lesart trennt deshalb Beschreibung, Kausalannahme, Bewertung und Steuerungsfolge. Betroffene, Datenhalter, Entscheider und Kontrollinstanzen muessen unterscheidbare Rollen behalten. So wird aus dem Thema kein isoliertes Kapitel, sondern ein pruefbarer Baustein der WÖk-Architektur.</w:t>
-      </w:r>
-    </w:p>
-    <w:p>
-      <w:r>
-        <w:t>Didaktische Pruefbarkeit. Fuer Wirkung statt Kapital bedeutet das Thema in der Akademie nicht nur erklaert, sondern in Falllogik ueberfuehrt werden muss, dass die Analyse nicht bei einer Aktivitaet, einem guten Willen oder einer Kennzahl stehen bleiben darf. Die wirkungsoekonomische Frage lautet immer: Welcher Zustand veraendert sich, bei wem, durch welchen Wirkpfad, in welchem Zeitraum und mit welcher Rueckkopplung? Gerade in Grundstudium Wirkungsökonomie ist diese Unterscheidung entscheidend, weil Lernende spaeter nicht nur Begriffe wiedergeben, sondern Entscheidungssituationen pruefen muessen. Der haeufige Fehler besteht darin, reines Auswendiglernen als Kompetenznachweis zu behandeln. Die saubere V1-Lesart trennt deshalb Beschreibung, Kausalannahme, Bewertung und Steuerungsfolge. Pruefungsfragen sollen Begriffe, Anwendung und rote Linien verbinden. So wird aus dem Thema kein isoliertes Kapitel, sondern ein pruefbarer Baustein der WÖk-Architektur.</w:t>
-      </w:r>
-    </w:p>
-    <w:p>
-      <w:r>
-        <w:t>Transfer in Organisationen. Fuer Wirkung statt Kapital bedeutet WÖk-Begriffe im Alltag nur tragen, wenn sie in Routinen uebersetzt werden, dass die Analyse nicht bei einer Aktivitaet, einem guten Willen oder einer Kennzahl stehen bleiben darf. Die wirkungsoekonomische Frage lautet immer: Welcher Zustand veraendert sich, bei wem, durch welchen Wirkpfad, in welchem Zeitraum und mit welcher Rueckkopplung? Gerade in Grundstudium Wirkungsökonomie ist diese Unterscheidung entscheidend, weil Lernende spaeter nicht nur Begriffe wiedergeben, sondern Entscheidungssituationen pruefen muessen. Der haeufige Fehler besteht darin, die Verantwortung an eine Nachhaltigkeitsabteilung auszulagern. Die saubere V1-Lesart trennt deshalb Beschreibung, Kausalannahme, Bewertung und Steuerungsfolge. Strategie, Einkauf, Kommunikation, Controlling und Fuehrung muessen denselben Wirkungsbegriff verwenden. So wird aus dem Thema kein isoliertes Kapitel, sondern ein pruefbarer Baustein der WÖk-Architektur.</w:t>
-      </w:r>
-    </w:p>
-    <w:p>
-      <w:r>
-        <w:t>Fallfenster zur Anwendung. Eine Organisation plant eine Massnahme und formuliert dazu eine positive Absicht. In der WÖk reicht das nicht. Fuer diese Vorlesung muss sichtbar werden, welche Zustandsveraenderung erwartet wird, welche Empfaenger direkt oder indirekt betroffen sind, welche Nebenwirkungen entstehen koennen und welche Entscheidung spaeter korrigiert wird. Bezogen auf Wirkung statt Kapital heisst das: Die Analyse muss das konkrete Thema ernst nehmen und zugleich den allgemeinen WÖk-Massstab halten. Es geht nicht darum, die Welt in gute und schlechte Akteure einzuteilen. Es geht darum, Wirkpfade, Wirkungsempfaenger, Datenqualitaet, Risiken und Rueckkopplung so zu beschreiben, dass bessere Entscheidungen moeglich werden.</w:t>
-      </w:r>
-    </w:p>
-    <w:p>
-      <w:r>
-        <w:t>Rueckfluss in den Korpus. Fuer Wirkung statt Kapital bedeutet jedes Studienskript den Gesamtbestand schaerfen kann, dass die Analyse nicht bei einer Aktivitaet, einem guten Willen oder einer Kennzahl stehen bleiben darf. Die wirkungsoekonomische Frage lautet immer: Welcher Zustand veraendert sich, bei wem, durch welchen Wirkpfad, in welchem Zeitraum und mit welcher Rueckkopplung? Gerade in Grundstudium Wirkungsökonomie ist diese Unterscheidung entscheidend, weil Lernende spaeter nicht nur Begriffe wiedergeben, sondern Entscheidungssituationen pruefen muessen. Der haeufige Fehler besteht darin, neue Einsichten nur lokal im Skript zu belassen. Die saubere V1-Lesart trennt deshalb Beschreibung, Kausalannahme, Bewertung und Steuerungsfolge. Glossar, Website, Journal, Dossiers und Visuals sollen aus der Skriptarbeit lernen. So wird aus dem Thema kein isoliertes Kapitel, sondern ein pruefbarer Baustein der WÖk-Architektur.</w:t>
+        <w:t>Pruefungsnahe Lesart. Aus Was Kapital gut kann laesst sich eine gute Transferfrage ableiten: Welche Entscheidung waere falsch, wenn dieser Abschnitt missverstanden wird? Fuer Wirkung statt Kapital lautet die Antwort meist nicht einfach "mehr Wirkung", sondern genauer: bessere Unterscheidung, sauberere Daten, klarere Schutzlinie und rueckgekoppelte Steuerung. Jeder Analyseblock fragt nach der Routine, die nach der Bewertung angepasst wird. Wer das im Fall anwenden kann, hat den Kern der Vorlesung verstanden; wer nur Definitionen wiederholt, bleibt unter dem Anspruch der Akademie.</w:t>
+      </w:r>
+    </w:p>
+    <w:p>
+      <w:r>
+        <w:t>Fallfenster zur Anwendung. Ein Kommunikationsbericht nennt viele Aktivitaeten, Reichweiten und Rueckmeldungen. Die V1-Pruefung fragt, ob daraus eine belastbare Wirkungsaussage folgt. Wenn nur Kontakte, Klicks oder Zustimmung vorliegen, bleibt die Aussage im Bereich Wirkungspotenzial oder Resonanz, nicht im Bereich nachgewiesener Wirkung. Bezogen auf Wirkung statt Kapital heisst das: Die Analyse muss das konkrete Thema ernst nehmen und zugleich den allgemeinen WÖk-Massstab halten. Es geht nicht darum, Akteure moralisch zu sortieren. Es geht darum, Wirkpfade, Wirkungsempfaenger, Datenqualitaet, Risiken und Rueckkopplung so zu beschreiben, dass bessere Entscheidungen moeglich werden.</w:t>
+      </w:r>
+    </w:p>
+    <w:p>
+      <w:r>
+        <w:t>Governance. Der Abschnitt Der stille Zieltausch ist in V02 kein Zusatzwissen, sondern ein Pruefstein fuer die Grundfrage des Skripts: Was veraendert sich, bei wem, wodurch und mit welcher Rueckkopplung? Fuer Wirkung statt Kapital wird daran sichtbar, dass Wirkungsbewertung Verfahren, Rechte, Transparenz und Korrektur braucht. Die fachliche Grenze liegt dort, wo Lernende Bewertung als technokratische Top-down-Setzung verstehen. Die saubere Lesart trennt deshalb Beobachtung, Kausalannahme, Bewertung und Steuerungsfolge. In der Anwendung sollte daraus mindestens eine konkrete Begriff, Wirkpfad, Fallbewertung, rote Linie oder Rueckkopplung abgeleitet werden; sonst bleibt das Wissen erklaerend, aber nicht steuerungsfaehig.</w:t>
+      </w:r>
+    </w:p>
+    <w:p>
+      <w:r>
+        <w:t>Anwendung auf Was Wirkung bedeutet. In einer Fallanalyse beginnt dieser Punkt nicht mit einer Meinung, sondern mit einer belastbaren Beschreibung. Wer V02 pruefungsnah liest, fragt zuerst nach Wirkungsempfaengern, Wirkraum, Zeitraum und Datenquelle. Erst danach folgt die Bewertung im Referenzrahmen Mensch, Planet, Demokratie, SDGs, Agenda 2030 und SDG+. Pruefungsfragen verbinden Begriff, Anwendung, Evidenz und rote Linie. Der typische Kurzschluss waere, reines Auswendiglernen als Kompetenznachweis behandeln. Genau dagegen setzt die WÖk die Pflicht, Wirkungspotenzial, Wirkungsrisiko und positive Netto-Wirkung begrifflich getrennt zu halten.</w:t>
+      </w:r>
+    </w:p>
+    <w:p>
+      <w:r>
+        <w:t>Evidenzregel. Ein Beispiel mit zwei Investitionen darf im Skript nicht als dekorativer Begriff stehen bleiben. Der Abschnitt traegt nur dann, wenn er eine pruefbare Aussage erlaubt: Welche Quelle stuetzt die Annahme, welche Unsicherheit bleibt offen und welche Gegenbeobachtung wuerde die Bewertung veraendern? Fuer Wirkung statt Kapital heisst das, dass WÖk-Begriffe im Alltag nur tragen, wenn sie in Routinen uebersetzt werden. Die Studierenden sollen nicht lernen, einen Score nachzusprechen. Sie sollen erkennen, wann ein Score klaert, wann er verdeckt und wann eine rote Linie die Durchschnittslogik stoppt.</w:t>
+      </w:r>
+    </w:p>
+    <w:p>
+      <w:r>
+        <w:t>Fallfenster zur Anwendung. Eine Organisation plant eine Massnahme und formuliert dazu eine positive Absicht. In der WÖk reicht das nicht. Fuer diese Vorlesung muss sichtbar werden, welche Zustandsveraenderung erwartet wird, welche Empfaenger direkt oder indirekt betroffen sind, welche Nebenwirkungen entstehen koennen und welche Entscheidung spaeter korrigiert wird. Bezogen auf Wirkung statt Kapital heisst das: Die Analyse muss das konkrete Thema ernst nehmen und zugleich den allgemeinen WÖk-Massstab halten. Es geht nicht darum, Akteure moralisch zu sortieren. Es geht darum, Wirkpfade, Wirkungsempfaenger, Datenqualitaet, Risiken und Rueckkopplung so zu beschreiben, dass bessere Entscheidungen moeglich werden.</w:t>
+      </w:r>
+    </w:p>
+    <w:p>
+      <w:r>
+        <w:t>Transfer in Grundstudium Wirkungsökonomie. Kapital als Benzin, nicht als Ziel verbindet die inhaltliche Deutung mit der spaeteren Praxis. Eine Organisation kann zu Wirkung statt Kapital sehr ueberzeugend kommunizieren und trotzdem an einen plausiblen Gedanken schon fuer Wirkung zu halten, obwohl Empfaenger, Zustand, Zeitbezug und Quelle fehlen scheitern. Darum muss die V1-Fassung immer auch nach Governance fragen: Wer erhebt Daten, wer bewertet sie, wer traegt die Folgen, wer kann widersprechen und wann wird eine Entscheidung korrigiert? Gute Kommunikation unterscheidet Befund, Annahme und normative Bewertung. So wird aus einem Lehrkapitel eine verantwortbare Arbeitsroutine.</w:t>
       </w:r>
     </w:p>
     <w:p>
       <w:r>
         <w:t>Pruefungsnahe Transferfrage. Formuliere zu V02 eine Wirkungsaussage in drei Saetzen: Erstens den beobachteten oder plausiblen Zustand, zweitens die Daten- oder Quellenlage, drittens die offene Unsicherheit samt Rueckkopplung. Die Antwort muss ohne moralische Personenbewertung auskommen und darf Reichweite nicht mit Wirkung verwechseln.</w:t>
+      </w:r>
+    </w:p>
+    <w:p>
+      <w:r>
+        <w:t>Grenze gegen Scheingenauigkeit. Gerade bei Der Perspektivwechsel im Kopf ist Praezision wichtiger als grosse Begriffe. Eine Wirkungsaussage bleibt schwach, wenn sie nur Aktivitaet, Reichweite, Absicht oder Image beschreibt. Stark wird sie erst, wenn sie die Zustandsveraenderung und ihre Bedingungen offenlegt. In V02 ist deshalb entscheidend, jede Wirkungsaussage eine Grenze zieht und diese Grenze begruenden muss. Die Fehlerlinie verlaeuft nicht zwischen Optimismus und Pessimismus, sondern zwischen offengelegter Unsicherheit und rhetorischer Sicherheit ohne Pruefpfad.</w:t>
+      </w:r>
+    </w:p>
+    <w:p>
+      <w:r>
+        <w:t>Pruefungsnahe Lesart. Aus Warum das kein Idealismus ist laesst sich eine gute Transferfrage ableiten: Welche Entscheidung waere falsch, wenn dieser Abschnitt missverstanden wird? Fuer Wirkung statt Kapital lautet die Antwort meist nicht einfach "mehr Wirkung", sondern genauer: bessere Unterscheidung, sauberere Daten, klarere Schutzlinie und rueckgekoppelte Steuerung. Szenarien pruefen Sofortwirkung, Folgewirkung und Reversibilitaet getrennt. Wer das im Fall anwenden kann, hat den Kern der Vorlesung verstanden; wer nur Definitionen wiederholt, bleibt unter dem Anspruch der Akademie.</w:t>
+      </w:r>
+    </w:p>
+    <w:p>
+      <w:r>
+        <w:t>Fallfenster zur Anwendung. Eine Fuehrungsentscheidung erzeugt zugleich Nutzen und Risiken. Die WÖk behandelt Ambivalenz nicht als Stoerung, sondern als Kern der Analyse. Positive Netto-Wirkung darf erst behauptet werden, wenn zentrale negative Wirkungen getrennt geprueft und rote Linien gewahrt sind. Bezogen auf Wirkung statt Kapital heisst das: Die Analyse muss das konkrete Thema ernst nehmen und zugleich den allgemeinen WÖk-Massstab halten. Es geht nicht darum, Akteure moralisch zu sortieren. Es geht darum, Wirkpfade, Wirkungsempfaenger, Datenqualitaet, Risiken und Rueckkopplung so zu beschreiben, dass bessere Entscheidungen moeglich werden.</w:t>
+      </w:r>
+    </w:p>
+    <w:p>
+      <w:r>
+        <w:t>Betroffenenperspektive. Der Abschnitt Kapital neu in Dienst genommen ist in V02 kein Zusatzwissen, sondern ein Pruefstein fuer die Grundfrage des Skripts: Was veraendert sich, bei wem, wodurch und mit welcher Rueckkopplung? Fuer Wirkung statt Kapital wird daran sichtbar, dass Wirkung nicht am Sender, sondern an veraenderten Zustanden der Empfaenger geprueft wird. Die fachliche Grenze liegt dort, wo Lernende interne Erfolgskennzahlen mit gesellschaftlicher Wirkung verwechseln. Die saubere Lesart trennt deshalb Beobachtung, Kausalannahme, Bewertung und Steuerungsfolge. In der Anwendung sollte daraus mindestens eine konkrete Begriff, Wirkpfad, Fallbewertung, rote Linie oder Rueckkopplung abgeleitet werden; sonst bleibt das Wissen erklaerend, aber nicht steuerungsfaehig.</w:t>
+      </w:r>
+    </w:p>
+    <w:p>
+      <w:r>
+        <w:t>Anwendung auf Was du aus dieser Vorlesung mitnimmst. In einer Fallanalyse beginnt dieser Punkt nicht mit einer Meinung, sondern mit einer belastbaren Beschreibung. Wer V02 pruefungsnah liest, fragt zuerst nach Wirkungsempfaengern, Wirkraum, Zeitraum und Datenquelle. Erst danach folgt die Bewertung im Referenzrahmen Mensch, Planet, Demokratie, SDGs, Agenda 2030 und SDG+. Jede Schlussfolgerung endet mit Entscheidung, Verantwortlichkeit und Termin fuer Rueckpruefung. Der typische Kurzschluss waere, Befunde sammeln, ohne Ressourcen oder Regeln zu veraendern. Genau dagegen setzt die WÖk die Pflicht, Wirkungspotenzial, Wirkungsrisiko und positive Netto-Wirkung begrifflich getrennt zu halten.</w:t>
+      </w:r>
+    </w:p>
+    <w:p>
+      <w:r>
+        <w:t>Evidenzregel. Wirkungsökonomische Vertiefung darf im Skript nicht als dekorativer Begriff stehen bleiben. Der Abschnitt traegt nur dann, wenn er eine pruefbare Aussage erlaubt: Welche Quelle stuetzt die Annahme, welche Unsicherheit bleibt offen und welche Gegenbeobachtung wuerde die Bewertung veraendern? Fuer Wirkung statt Kapital heisst das, dass WÖk-Aussagen mit bestehenden Begriffen, Studien, Standards und Rechtsrahmen in Beziehung stehen muessen. Die Studierenden sollen nicht lernen, einen Score nachzusprechen. Sie sollen erkennen, wann ein Score klaert, wann er verdeckt und wann eine rote Linie die Durchschnittslogik stoppt.</w:t>
+      </w:r>
+    </w:p>
+    <w:p>
+      <w:r>
+        <w:t>Fallfenster zur Anwendung. Ein Controlling-Team moechte einen Score bilden. Das Skript verlangt, dass Datenqualitaet, Systemgrenzen, Gewichtung, Unsicherheit und Nichtkompensation sichtbar bleiben. Ein Score darf die Diskussion nicht beenden, sondern muss bessere Fragen, Priorisierung und Rueckkopplung ermoeglichen. Bezogen auf Wirkung statt Kapital heisst das: Die Analyse muss das konkrete Thema ernst nehmen und zugleich den allgemeinen WÖk-Massstab halten. Es geht nicht darum, Akteure moralisch zu sortieren. Es geht darum, Wirkpfade, Wirkungsempfaenger, Datenqualitaet, Risiken und Rueckkopplung so zu beschreiben, dass bessere Entscheidungen moeglich werden.</w:t>
+      </w:r>
+    </w:p>
+    <w:p>
+      <w:r>
+        <w:t>Pruefungsnahe Transferfrage. Formuliere zu V02 eine Wirkungsaussage in drei Saetzen: Erstens den beobachteten oder plausiblen Zustand, zweitens die Daten- oder Quellenlage, drittens die offene Unsicherheit samt Rueckkopplung. Die Antwort muss ohne moralische Personenbewertung auskommen und darf Reichweite nicht mit Wirkung verwechseln.</w:t>
+      </w:r>
+    </w:p>
+    <w:p>
+      <w:r>
+        <w:t>Transfer in Grundstudium Wirkungsökonomie. Prüfungsrelevanz verbindet die inhaltliche Deutung mit der spaeteren Praxis. Eine Organisation kann zu Wirkung statt Kapital sehr ueberzeugend kommunizieren und trotzdem an einen plausiblen Gedanken schon fuer Wirkung zu halten, obwohl Empfaenger, Zustand, Zeitbezug und Quelle fehlen scheitern. Darum muss die V1-Fassung immer auch nach Governance fragen: Wer erhebt Daten, wer bewertet sie, wer traegt die Folgen, wer kann widersprechen und wann wird eine Entscheidung korrigiert? Die Analyse markiert Stoppsignale vor jeder Portfolio- oder Score-Debatte. So wird aus einem Lehrkapitel eine verantwortbare Arbeitsroutine.</w:t>
       </w:r>
     </w:p>
     <w:p>
@@ -2762,47 +2916,37 @@
         <w:pStyle w:val="Heading3"/>
       </w:pPr>
       <w:r>
-        <w:t>Vertiefungsrunde 2: Lesen, pruefen, rueckkoppeln</w:t>
-      </w:r>
-    </w:p>
-    <w:p>
-      <w:r>
-        <w:t>Die folgende Runde verdichtet V02 nicht durch neue Schlagworte, sondern durch wiederholte Anwendung auf unterschiedliche Entscheidungsebenen. Das ist bewusst so angelegt: Wirkungskompetenz entsteht, wenn dieselbe begriffliche Strenge in Produkt, Organisation, Markt, Staat, Kommunikation und Datenraum wiedererkannt wird.</w:t>
-      </w:r>
-    </w:p>
-    <w:p>
-      <w:r>
-        <w:t>Begriffliche Schaerfung. Fuer Wirkung statt Kapital bedeutet praezise Sprache die erste Sicherung gegen Impact-Washing ist, dass die Analyse nicht bei einer Aktivitaet, einem guten Willen oder einer Kennzahl stehen bleiben darf. Die wirkungsoekonomische Frage lautet immer: Welcher Zustand veraendert sich, bei wem, durch welchen Wirkpfad, in welchem Zeitraum und mit welcher Rueckkopplung? Gerade in Grundstudium Wirkungsökonomie ist diese Unterscheidung entscheidend, weil Lernende spaeter nicht nur Begriffe wiedergeben, sondern Entscheidungssituationen pruefen muessen. Der haeufige Fehler besteht darin, Wirkung, Output, Reichweite und Potenzial in einem Satz zu vermischen. Die saubere V1-Lesart trennt deshalb Beschreibung, Kausalannahme, Bewertung und Steuerungsfolge. In der Praxis sollte jede Wirkungsaussage als kurze Viererprobe formuliert werden: Zustand, Betroffene, Quelle, offene Unsicherheit. So wird aus dem Thema kein isoliertes Kapitel, sondern ein pruefbarer Baustein der WÖk-Architektur.</w:t>
-      </w:r>
-    </w:p>
-    <w:p>
-      <w:r>
-        <w:t>Wirkpfad-Logik. Fuer Wirkung statt Kapital bedeutet ein Thema erst dann steuerbar wird, wenn der Mechanismus zwischen Ausloeser und Zustandsveraenderung beschrieben ist, dass die Analyse nicht bei einer Aktivitaet, einem guten Willen oder einer Kennzahl stehen bleiben darf. Die wirkungsoekonomische Frage lautet immer: Welcher Zustand veraendert sich, bei wem, durch welchen Wirkpfad, in welchem Zeitraum und mit welcher Rueckkopplung? Gerade in Grundstudium Wirkungsökonomie ist diese Unterscheidung entscheidend, weil Lernende spaeter nicht nur Begriffe wiedergeben, sondern Entscheidungssituationen pruefen muessen. Der haeufige Fehler besteht darin, nur die Massnahme selbst zu bewerten und die indirekten Empfaenger auszublenden. Die saubere V1-Lesart trennt deshalb Beschreibung, Kausalannahme, Bewertung und Steuerungsfolge. Eine gute Fallanalyse zeichnet mindestens einen direkten und einen indirekten Wirkpfad nach. So wird aus dem Thema kein isoliertes Kapitel, sondern ein pruefbarer Baustein der WÖk-Architektur.</w:t>
-      </w:r>
-    </w:p>
-    <w:p>
-      <w:r>
-        <w:t>Fallfenster zur Anwendung. Eine Fuehrungsentscheidung erzeugt zugleich Nutzen und Risiken. Die WÖk behandelt Ambivalenz nicht als Stoerung, sondern als Kern der Analyse. Positive Netto-Wirkung darf erst behauptet werden, wenn zentrale negative Wirkungen getrennt geprueft und rote Linien gewahrt sind. Bezogen auf Wirkung statt Kapital heisst das: Die Analyse muss das konkrete Thema ernst nehmen und zugleich den allgemeinen WÖk-Massstab halten. Es geht nicht darum, die Welt in gute und schlechte Akteure einzuteilen. Es geht darum, Wirkpfade, Wirkungsempfaenger, Datenqualitaet, Risiken und Rueckkopplung so zu beschreiben, dass bessere Entscheidungen moeglich werden.</w:t>
-      </w:r>
-    </w:p>
-    <w:p>
-      <w:r>
-        <w:t>Daten- und Quellenklarheit. Fuer Wirkung statt Kapital bedeutet jede Bewertung nur so belastbar ist wie Datenlage, Quellenstatus und Aktualitaet, dass die Analyse nicht bei einer Aktivitaet, einem guten Willen oder einer Kennzahl stehen bleiben darf. Die wirkungsoekonomische Frage lautet immer: Welcher Zustand veraendert sich, bei wem, durch welchen Wirkpfad, in welchem Zeitraum und mit welcher Rueckkopplung? Gerade in Grundstudium Wirkungsökonomie ist diese Unterscheidung entscheidend, weil Lernende spaeter nicht nur Begriffe wiedergeben, sondern Entscheidungssituationen pruefen muessen. Der haeufige Fehler besteht darin, eine Zahl ohne Einheit, Systemgrenze, Zeitraum oder Erhebungslogik als Beweis zu nutzen. Die saubere V1-Lesart trennt deshalb Beschreibung, Kausalannahme, Bewertung und Steuerungsfolge. Die Lernenden sollen Daten nicht dekorativ zitieren, sondern ihre Aussagekraft, Luecken und Grenzen offenlegen. So wird aus dem Thema kein isoliertes Kapitel, sondern ein pruefbarer Baustein der WÖk-Architektur.</w:t>
-      </w:r>
-    </w:p>
-    <w:p>
-      <w:r>
-        <w:t>Ambivalenz. Fuer Wirkung statt Kapital bedeutet positive und negative Zustandsveraenderungen gleichzeitig auftreten koennen, dass die Analyse nicht bei einer Aktivitaet, einem guten Willen oder einer Kennzahl stehen bleiben darf. Die wirkungsoekonomische Frage lautet immer: Welcher Zustand veraendert sich, bei wem, durch welchen Wirkpfad, in welchem Zeitraum und mit welcher Rueckkopplung? Gerade in Grundstudium Wirkungsökonomie ist diese Unterscheidung entscheidend, weil Lernende spaeter nicht nur Begriffe wiedergeben, sondern Entscheidungssituationen pruefen muessen. Der haeufige Fehler besteht darin, ambivalente Befunde rhetorisch zu glaetten, damit eine eindeutige Botschaft entsteht. Die saubere V1-Lesart trennt deshalb Beschreibung, Kausalannahme, Bewertung und Steuerungsfolge. Ein gutes Skript fuehrt deshalb Profile, Zielkonflikte und offene Punkte nebeneinander. So wird aus dem Thema kein isoliertes Kapitel, sondern ein pruefbarer Baustein der WÖk-Architektur.</w:t>
-      </w:r>
-    </w:p>
-    <w:p>
-      <w:r>
-        <w:t>Nichtkompensation. Fuer Wirkung statt Kapital bedeutet schwere zentrale Schaeden nicht durch beliebige positive Einzelwerte neutralisiert werden duerfen, dass die Analyse nicht bei einer Aktivitaet, einem guten Willen oder einer Kennzahl stehen bleiben darf. Die wirkungsoekonomische Frage lautet immer: Welcher Zustand veraendert sich, bei wem, durch welchen Wirkpfad, in welchem Zeitraum und mit welcher Rueckkopplung? Gerade in Grundstudium Wirkungsökonomie ist diese Unterscheidung entscheidend, weil Lernende spaeter nicht nur Begriffe wiedergeben, sondern Entscheidungssituationen pruefen muessen. Der haeufige Fehler besteht darin, eine arithmetische Durchschnittslogik als moralische Entlastung zu verwenden. Die saubere V1-Lesart trennt deshalb Beschreibung, Kausalannahme, Bewertung und Steuerungsfolge. Reverse Merit Order und rote Linien sind Schutzregeln gegen Schoenrechnung. So wird aus dem Thema kein isoliertes Kapitel, sondern ein pruefbarer Baustein der WÖk-Architektur.</w:t>
-      </w:r>
-    </w:p>
-    <w:p>
-      <w:r>
-        <w:t>Fallfenster zur Anwendung. Ein Controlling-Team moechte einen Score bilden. Das Skript verlangt, dass Datenqualitaet, Systemgrenzen, Gewichtung, Unsicherheit und Nichtkompensation sichtbar bleiben. Ein Score darf die Diskussion nicht beenden, sondern muss bessere Fragen, Priorisierung und Rueckkopplung ermoeglichen. Bezogen auf Wirkung statt Kapital heisst das: Die Analyse muss das konkrete Thema ernst nehmen und zugleich den allgemeinen WÖk-Massstab halten. Es geht nicht darum, die Welt in gute und schlechte Akteure einzuteilen. Es geht darum, Wirkpfade, Wirkungsempfaenger, Datenqualitaet, Risiken und Rueckkopplung so zu beschreiben, dass bessere Entscheidungen moeglich werden.</w:t>
+        <w:t>Abschlusskommentar 2: Lesen, pruefen, rueckkoppeln</w:t>
+      </w:r>
+    </w:p>
+    <w:p>
+      <w:r>
+        <w:t>Die folgende Verdichtung fuehrt die vorhandenen Kapitel nicht als Wiederholung, sondern als Anwendung zusammen. Wirkungskompetenz entsteht, wenn dieselbe begriffliche Strenge in Fallanalyse, Datenarbeit, Kommunikation, Governance und Entscheidungspraxis wiedererkannt wird.</w:t>
+      </w:r>
+    </w:p>
+    <w:p>
+      <w:r>
+        <w:t>Grenze gegen Scheingenauigkeit. Gerade bei Lernziele ist Praezision wichtiger als grosse Begriffe. Eine Wirkungsaussage bleibt schwach, wenn sie nur Aktivitaet, Reichweite, Absicht oder Image beschreibt. Stark wird sie erst, wenn sie die Zustandsveraenderung und ihre Bedingungen offenlegt. In V02 ist deshalb entscheidend, praezise Sprache die erste Sicherung gegen Impact-Washing bildet. Die Fehlerlinie verlaeuft nicht zwischen Optimismus und Pessimismus, sondern zwischen offengelegter Unsicherheit und rhetorischer Sicherheit ohne Pruefpfad.</w:t>
+      </w:r>
+    </w:p>
+    <w:p>
+      <w:r>
+        <w:t>Pruefungsnahe Lesart. Aus Einleitung / Wirkungsfrage laesst sich eine gute Transferfrage ableiten: Welche Entscheidung waere falsch, wenn dieser Abschnitt missverstanden wird? Fuer Wirkung statt Kapital lautet die Antwort meist nicht einfach "mehr Wirkung", sondern genauer: bessere Unterscheidung, sauberere Daten, klarere Schutzlinie und rueckgekoppelte Steuerung. Mindestens ein direkter und ein indirekter Wirkpfad muessen nachvollziehbar sein. Wer das im Fall anwenden kann, hat den Kern der Vorlesung verstanden; wer nur Definitionen wiederholt, bleibt unter dem Anspruch der Akademie.</w:t>
+      </w:r>
+    </w:p>
+    <w:p>
+      <w:r>
+        <w:t>Fallfenster zur Anwendung. Ein Kommunikationsbericht nennt viele Aktivitaeten, Reichweiten und Rueckmeldungen. Die V1-Pruefung fragt, ob daraus eine belastbare Wirkungsaussage folgt. Wenn nur Kontakte, Klicks oder Zustimmung vorliegen, bleibt die Aussage im Bereich Wirkungspotenzial oder Resonanz, nicht im Bereich nachgewiesener Wirkung. Bezogen auf Wirkung statt Kapital heisst das: Die Analyse muss das konkrete Thema ernst nehmen und zugleich den allgemeinen WÖk-Massstab halten. Es geht nicht darum, Akteure moralisch zu sortieren. Es geht darum, Wirkpfade, Wirkungsempfaenger, Datenqualitaet, Risiken und Rueckkopplung so zu beschreiben, dass bessere Entscheidungen moeglich werden.</w:t>
+      </w:r>
+    </w:p>
+    <w:p>
+      <w:r>
+        <w:t>Daten- und Quellenklarheit. Der Abschnitt Kernaussage ist in V02 kein Zusatzwissen, sondern ein Pruefstein fuer die Grundfrage des Skripts: Was veraendert sich, bei wem, wodurch und mit welcher Rueckkopplung? Fuer Wirkung statt Kapital wird daran sichtbar, dass jede Bewertung nur so belastbar ist wie Datenlage, Quellenstatus, Aktualitaet und Systemgrenze. Die fachliche Grenze liegt dort, wo Lernende eine Zahl ohne Einheit, Zeitraum oder Erhebungslogik als Beweis nutzen. Die saubere Lesart trennt deshalb Beobachtung, Kausalannahme, Bewertung und Steuerungsfolge. In der Anwendung sollte daraus mindestens eine konkrete Begriff, Wirkpfad, Fallbewertung, rote Linie oder Rueckkopplung abgeleitet werden; sonst bleibt das Wissen erklaerend, aber nicht steuerungsfaehig.</w:t>
+      </w:r>
+    </w:p>
+    <w:p>
+      <w:r>
+        <w:t>Anwendung auf Quelltext und fachliche Grundlegung. In einer Fallanalyse beginnt dieser Punkt nicht mit einer Meinung, sondern mit einer belastbaren Beschreibung. Wer V02 pruefungsnah liest, fragt zuerst nach Wirkungsempfaengern, Wirkraum, Zeitraum und Datenquelle. Erst danach folgt die Bewertung im Referenzrahmen Mensch, Planet, Demokratie, SDGs, Agenda 2030 und SDG+. Profile, Zielkonflikte und offene Punkte werden nebeneinander gefuehrt. Der typische Kurzschluss waere, ambivalente Befunde glaetten, damit eine eindeutige Botschaft entsteht. Genau dagegen setzt die WÖk die Pflicht, Wirkungspotenzial, Wirkungsrisiko und positive Netto-Wirkung begrifflich getrennt zu halten.</w:t>
       </w:r>
     </w:p>
     <w:p>
@@ -2812,37 +2956,92 @@
     </w:p>
     <w:p>
       <w:r>
-        <w:t>Rueckkopplung. Fuer Wirkung statt Kapital bedeutet Wirkungswissen erst dann wertvoll wird, wenn es Entscheidungen veraendert, dass die Analyse nicht bei einer Aktivitaet, einem guten Willen oder einer Kennzahl stehen bleiben darf. Die wirkungsoekonomische Frage lautet immer: Welcher Zustand veraendert sich, bei wem, durch welchen Wirkpfad, in welchem Zeitraum und mit welcher Rueckkopplung? Gerade in Grundstudium Wirkungsökonomie ist diese Unterscheidung entscheidend, weil Lernende spaeter nicht nur Begriffe wiedergeben, sondern Entscheidungssituationen pruefen muessen. Der haeufige Fehler besteht darin, einen Bericht als Endpunkt zu betrachten. Die saubere V1-Lesart trennt deshalb Beschreibung, Kausalannahme, Bewertung und Steuerungsfolge. Jeder Analyseblock sollte fragen, welche Routine, welcher Prozess oder welche Ressource nach der Bewertung angepasst wird. So wird aus dem Thema kein isoliertes Kapitel, sondern ein pruefbarer Baustein der WÖk-Architektur.</w:t>
-      </w:r>
-    </w:p>
-    <w:p>
-      <w:r>
-        <w:t>Governance. Fuer Wirkung statt Kapital bedeutet Wirkungsbewertung Verfahren, Rechte, Transparenz und Korrektur braucht, dass die Analyse nicht bei einer Aktivitaet, einem guten Willen oder einer Kennzahl stehen bleiben darf. Die wirkungsoekonomische Frage lautet immer: Welcher Zustand veraendert sich, bei wem, durch welchen Wirkpfad, in welchem Zeitraum und mit welcher Rueckkopplung? Gerade in Grundstudium Wirkungsökonomie ist diese Unterscheidung entscheidend, weil Lernende spaeter nicht nur Begriffe wiedergeben, sondern Entscheidungssituationen pruefen muessen. Der haeufige Fehler besteht darin, Bewertung als technokratische Top-down-Setzung zu verstehen. Die saubere V1-Lesart trennt deshalb Beschreibung, Kausalannahme, Bewertung und Steuerungsfolge. Betroffene, Datenhalter, Entscheider und Kontrollinstanzen muessen unterscheidbare Rollen behalten. So wird aus dem Thema kein isoliertes Kapitel, sondern ein pruefbarer Baustein der WÖk-Architektur.</w:t>
-      </w:r>
-    </w:p>
-    <w:p>
-      <w:r>
-        <w:t>Didaktische Pruefbarkeit. Fuer Wirkung statt Kapital bedeutet das Thema in der Akademie nicht nur erklaert, sondern in Falllogik ueberfuehrt werden muss, dass die Analyse nicht bei einer Aktivitaet, einem guten Willen oder einer Kennzahl stehen bleiben darf. Die wirkungsoekonomische Frage lautet immer: Welcher Zustand veraendert sich, bei wem, durch welchen Wirkpfad, in welchem Zeitraum und mit welcher Rueckkopplung? Gerade in Grundstudium Wirkungsökonomie ist diese Unterscheidung entscheidend, weil Lernende spaeter nicht nur Begriffe wiedergeben, sondern Entscheidungssituationen pruefen muessen. Der haeufige Fehler besteht darin, reines Auswendiglernen als Kompetenznachweis zu behandeln. Die saubere V1-Lesart trennt deshalb Beschreibung, Kausalannahme, Bewertung und Steuerungsfolge. Pruefungsfragen sollen Begriffe, Anwendung und rote Linien verbinden. So wird aus dem Thema kein isoliertes Kapitel, sondern ein pruefbarer Baustein der WÖk-Architektur.</w:t>
-      </w:r>
-    </w:p>
-    <w:p>
-      <w:r>
-        <w:t>Fallfenster zur Anwendung. Ein Kommunikationsbericht nennt viele Aktivitaeten, Reichweiten und Rueckmeldungen. Die V1-Pruefung fragt, ob daraus eine belastbare Wirkungsaussage folgt. Wenn nur Kontakte, Klicks oder Zustimmung vorliegen, bleibt die Aussage im Bereich Wirkungspotenzial oder Resonanz, nicht im Bereich nachgewiesener Wirkung. Bezogen auf Wirkung statt Kapital heisst das: Die Analyse muss das konkrete Thema ernst nehmen und zugleich den allgemeinen WÖk-Massstab halten. Es geht nicht darum, die Welt in gute und schlechte Akteure einzuteilen. Es geht darum, Wirkpfade, Wirkungsempfaenger, Datenqualitaet, Risiken und Rueckkopplung so zu beschreiben, dass bessere Entscheidungen moeglich werden.</w:t>
-      </w:r>
-    </w:p>
-    <w:p>
-      <w:r>
-        <w:t>Transfer in Organisationen. Fuer Wirkung statt Kapital bedeutet WÖk-Begriffe im Alltag nur tragen, wenn sie in Routinen uebersetzt werden, dass die Analyse nicht bei einer Aktivitaet, einem guten Willen oder einer Kennzahl stehen bleiben darf. Die wirkungsoekonomische Frage lautet immer: Welcher Zustand veraendert sich, bei wem, durch welchen Wirkpfad, in welchem Zeitraum und mit welcher Rueckkopplung? Gerade in Grundstudium Wirkungsökonomie ist diese Unterscheidung entscheidend, weil Lernende spaeter nicht nur Begriffe wiedergeben, sondern Entscheidungssituationen pruefen muessen. Der haeufige Fehler besteht darin, die Verantwortung an eine Nachhaltigkeitsabteilung auszulagern. Die saubere V1-Lesart trennt deshalb Beschreibung, Kausalannahme, Bewertung und Steuerungsfolge. Strategie, Einkauf, Kommunikation, Controlling und Fuehrung muessen denselben Wirkungsbegriff verwenden. So wird aus dem Thema kein isoliertes Kapitel, sondern ein pruefbarer Baustein der WÖk-Architektur.</w:t>
-      </w:r>
-    </w:p>
-    <w:p>
-      <w:r>
-        <w:t>Rueckfluss in den Korpus. Fuer Wirkung statt Kapital bedeutet jedes Studienskript den Gesamtbestand schaerfen kann, dass die Analyse nicht bei einer Aktivitaet, einem guten Willen oder einer Kennzahl stehen bleiben darf. Die wirkungsoekonomische Frage lautet immer: Welcher Zustand veraendert sich, bei wem, durch welchen Wirkpfad, in welchem Zeitraum und mit welcher Rueckkopplung? Gerade in Grundstudium Wirkungsökonomie ist diese Unterscheidung entscheidend, weil Lernende spaeter nicht nur Begriffe wiedergeben, sondern Entscheidungssituationen pruefen muessen. Der haeufige Fehler besteht darin, neue Einsichten nur lokal im Skript zu belassen. Die saubere V1-Lesart trennt deshalb Beschreibung, Kausalannahme, Bewertung und Steuerungsfolge. Glossar, Website, Journal, Dossiers und Visuals sollen aus der Skriptarbeit lernen. So wird aus dem Thema kein isoliertes Kapitel, sondern ein pruefbarer Baustein der WÖk-Architektur.</w:t>
+        <w:t>Evidenzregel. Vom Maßstab zum Kompass darf im Skript nicht als dekorativer Begriff stehen bleiben. Der Abschnitt traegt nur dann, wenn er eine pruefbare Aussage erlaubt: Welche Quelle stuetzt die Annahme, welche Unsicherheit bleibt offen und welche Gegenbeobachtung wuerde die Bewertung veraendern? Fuer Wirkung statt Kapital heisst das, dass schwere zentrale Schaeden nicht durch beliebige positive Einzelwerte neutralisiert werden duerfen. Die Studierenden sollen nicht lernen, einen Score nachzusprechen. Sie sollen erkennen, wann ein Score klaert, wann er verdeckt und wann eine rote Linie die Durchschnittslogik stoppt.</w:t>
+      </w:r>
+    </w:p>
+    <w:p>
+      <w:r>
+        <w:t>Fallfenster zur Anwendung. Eine Organisation plant eine Massnahme und formuliert dazu eine positive Absicht. In der WÖk reicht das nicht. Fuer diese Vorlesung muss sichtbar werden, welche Zustandsveraenderung erwartet wird, welche Empfaenger direkt oder indirekt betroffen sind, welche Nebenwirkungen entstehen koennen und welche Entscheidung spaeter korrigiert wird. Bezogen auf Wirkung statt Kapital heisst das: Die Analyse muss das konkrete Thema ernst nehmen und zugleich den allgemeinen WÖk-Massstab halten. Es geht nicht darum, Akteure moralisch zu sortieren. Es geht darum, Wirkpfade, Wirkungsempfaenger, Datenqualitaet, Risiken und Rueckkopplung so zu beschreiben, dass bessere Entscheidungen moeglich werden.</w:t>
+      </w:r>
+    </w:p>
+    <w:p>
+      <w:r>
+        <w:t>Transfer in Grundstudium Wirkungsökonomie. Was Kapital gut kann verbindet die inhaltliche Deutung mit der spaeteren Praxis. Eine Organisation kann zu Wirkung statt Kapital sehr ueberzeugend kommunizieren und trotzdem an einen plausiblen Gedanken schon fuer Wirkung zu halten, obwohl Empfaenger, Zustand, Zeitbezug und Quelle fehlen scheitern. Darum muss die V1-Fassung immer auch nach Governance fragen: Wer erhebt Daten, wer bewertet sie, wer traegt die Folgen, wer kann widersprechen und wann wird eine Entscheidung korrigiert? Jeder Analyseblock fragt nach der Routine, die nach der Bewertung angepasst wird. So wird aus einem Lehrkapitel eine verantwortbare Arbeitsroutine.</w:t>
+      </w:r>
+    </w:p>
+    <w:p>
+      <w:r>
+        <w:t>Grenze gegen Scheingenauigkeit. Gerade bei Der stille Zieltausch ist Praezision wichtiger als grosse Begriffe. Eine Wirkungsaussage bleibt schwach, wenn sie nur Aktivitaet, Reichweite, Absicht oder Image beschreibt. Stark wird sie erst, wenn sie die Zustandsveraenderung und ihre Bedingungen offenlegt. In V02 ist deshalb entscheidend, Wirkungsbewertung Verfahren, Rechte, Transparenz und Korrektur braucht. Die Fehlerlinie verlaeuft nicht zwischen Optimismus und Pessimismus, sondern zwischen offengelegter Unsicherheit und rhetorischer Sicherheit ohne Pruefpfad.</w:t>
+      </w:r>
+    </w:p>
+    <w:p>
+      <w:r>
+        <w:t>Pruefungsnahe Lesart. Aus Was Wirkung bedeutet laesst sich eine gute Transferfrage ableiten: Welche Entscheidung waere falsch, wenn dieser Abschnitt missverstanden wird? Fuer Wirkung statt Kapital lautet die Antwort meist nicht einfach "mehr Wirkung", sondern genauer: bessere Unterscheidung, sauberere Daten, klarere Schutzlinie und rueckgekoppelte Steuerung. Pruefungsfragen verbinden Begriff, Anwendung, Evidenz und rote Linie. Wer das im Fall anwenden kann, hat den Kern der Vorlesung verstanden; wer nur Definitionen wiederholt, bleibt unter dem Anspruch der Akademie.</w:t>
+      </w:r>
+    </w:p>
+    <w:p>
+      <w:r>
+        <w:t>Fallfenster zur Anwendung. Eine Fuehrungsentscheidung erzeugt zugleich Nutzen und Risiken. Die WÖk behandelt Ambivalenz nicht als Stoerung, sondern als Kern der Analyse. Positive Netto-Wirkung darf erst behauptet werden, wenn zentrale negative Wirkungen getrennt geprueft und rote Linien gewahrt sind. Bezogen auf Wirkung statt Kapital heisst das: Die Analyse muss das konkrete Thema ernst nehmen und zugleich den allgemeinen WÖk-Massstab halten. Es geht nicht darum, Akteure moralisch zu sortieren. Es geht darum, Wirkpfade, Wirkungsempfaenger, Datenqualitaet, Risiken und Rueckkopplung so zu beschreiben, dass bessere Entscheidungen moeglich werden.</w:t>
+      </w:r>
+    </w:p>
+    <w:p>
+      <w:r>
+        <w:t>Organisationale Umsetzung. Der Abschnitt Ein Beispiel mit zwei Investitionen ist in V02 kein Zusatzwissen, sondern ein Pruefstein fuer die Grundfrage des Skripts: Was veraendert sich, bei wem, wodurch und mit welcher Rueckkopplung? Fuer Wirkung statt Kapital wird daran sichtbar, dass WÖk-Begriffe im Alltag nur tragen, wenn sie in Routinen uebersetzt werden. Die fachliche Grenze liegt dort, wo Lernende Verantwortung an eine einzelne Nachhaltigkeitsfunktion auslagern. Die saubere Lesart trennt deshalb Beobachtung, Kausalannahme, Bewertung und Steuerungsfolge. In der Anwendung sollte daraus mindestens eine konkrete Begriff, Wirkpfad, Fallbewertung, rote Linie oder Rueckkopplung abgeleitet werden; sonst bleibt das Wissen erklaerend, aber nicht steuerungsfaehig.</w:t>
       </w:r>
     </w:p>
     <w:p>
       <w:r>
         <w:t>Pruefungsnahe Transferfrage. Formuliere zu V02 eine Wirkungsaussage in drei Saetzen: Erstens den beobachteten oder plausiblen Zustand, zweitens die Daten- oder Quellenlage, drittens die offene Unsicherheit samt Rueckkopplung. Die Antwort muss ohne moralische Personenbewertung auskommen und darf Reichweite nicht mit Wirkung verwechseln.</w:t>
+      </w:r>
+    </w:p>
+    <w:p>
+      <w:r>
+        <w:t>Anwendung auf Kapital als Benzin, nicht als Ziel. In einer Fallanalyse beginnt dieser Punkt nicht mit einer Meinung, sondern mit einer belastbaren Beschreibung. Wer V02 pruefungsnah liest, fragt zuerst nach Wirkungsempfaengern, Wirkraum, Zeitraum und Datenquelle. Erst danach folgt die Bewertung im Referenzrahmen Mensch, Planet, Demokratie, SDGs, Agenda 2030 und SDG+. Gute Kommunikation unterscheidet Befund, Annahme und normative Bewertung. Der typische Kurzschluss waere, Eindeutigkeit behaupten, wo die Datenlage nur Potenzial oder Risiko traegt. Genau dagegen setzt die WÖk die Pflicht, Wirkungspotenzial, Wirkungsrisiko und positive Netto-Wirkung begrifflich getrennt zu halten.</w:t>
+      </w:r>
+    </w:p>
+    <w:p>
+      <w:r>
+        <w:t>Evidenzregel. Der Perspektivwechsel im Kopf darf im Skript nicht als dekorativer Begriff stehen bleiben. Der Abschnitt traegt nur dann, wenn er eine pruefbare Aussage erlaubt: Welche Quelle stuetzt die Annahme, welche Unsicherheit bleibt offen und welche Gegenbeobachtung wuerde die Bewertung veraendern? Fuer Wirkung statt Kapital heisst das, dass jede Wirkungsaussage eine Grenze zieht und diese Grenze begruenden muss. Die Studierenden sollen nicht lernen, einen Score nachzusprechen. Sie sollen erkennen, wann ein Score klaert, wann er verdeckt und wann eine rote Linie die Durchschnittslogik stoppt.</w:t>
+      </w:r>
+    </w:p>
+    <w:p>
+      <w:r>
+        <w:t>Fallfenster zur Anwendung. Ein Controlling-Team moechte einen Score bilden. Das Skript verlangt, dass Datenqualitaet, Systemgrenzen, Gewichtung, Unsicherheit und Nichtkompensation sichtbar bleiben. Ein Score darf die Diskussion nicht beenden, sondern muss bessere Fragen, Priorisierung und Rueckkopplung ermoeglichen. Bezogen auf Wirkung statt Kapital heisst das: Die Analyse muss das konkrete Thema ernst nehmen und zugleich den allgemeinen WÖk-Massstab halten. Es geht nicht darum, Akteure moralisch zu sortieren. Es geht darum, Wirkpfade, Wirkungsempfaenger, Datenqualitaet, Risiken und Rueckkopplung so zu beschreiben, dass bessere Entscheidungen moeglich werden.</w:t>
+      </w:r>
+    </w:p>
+    <w:p>
+      <w:r>
+        <w:t>Transfer in Grundstudium Wirkungsökonomie. Warum das kein Idealismus ist verbindet die inhaltliche Deutung mit der spaeteren Praxis. Eine Organisation kann zu Wirkung statt Kapital sehr ueberzeugend kommunizieren und trotzdem an einen plausiblen Gedanken schon fuer Wirkung zu halten, obwohl Empfaenger, Zustand, Zeitbezug und Quelle fehlen scheitern. Darum muss die V1-Fassung immer auch nach Governance fragen: Wer erhebt Daten, wer bewertet sie, wer traegt die Folgen, wer kann widersprechen und wann wird eine Entscheidung korrigiert? Szenarien pruefen Sofortwirkung, Folgewirkung und Reversibilitaet getrennt. So wird aus einem Lehrkapitel eine verantwortbare Arbeitsroutine.</w:t>
+      </w:r>
+    </w:p>
+    <w:p>
+      <w:r>
+        <w:t>Grenze gegen Scheingenauigkeit. Gerade bei Kapital neu in Dienst genommen ist Praezision wichtiger als grosse Begriffe. Eine Wirkungsaussage bleibt schwach, wenn sie nur Aktivitaet, Reichweite, Absicht oder Image beschreibt. Stark wird sie erst, wenn sie die Zustandsveraenderung und ihre Bedingungen offenlegt. In V02 ist deshalb entscheidend, Wirkung nicht am Sender, sondern an veraenderten Zustanden der Empfaenger geprueft wird. Die Fehlerlinie verlaeuft nicht zwischen Optimismus und Pessimismus, sondern zwischen offengelegter Unsicherheit und rhetorischer Sicherheit ohne Pruefpfad.</w:t>
+      </w:r>
+    </w:p>
+    <w:p>
+      <w:r>
+        <w:t>Pruefungsnahe Lesart. Aus Was du aus dieser Vorlesung mitnimmst laesst sich eine gute Transferfrage ableiten: Welche Entscheidung waere falsch, wenn dieser Abschnitt missverstanden wird? Fuer Wirkung statt Kapital lautet die Antwort meist nicht einfach "mehr Wirkung", sondern genauer: bessere Unterscheidung, sauberere Daten, klarere Schutzlinie und rueckgekoppelte Steuerung. Jede Schlussfolgerung endet mit Entscheidung, Verantwortlichkeit und Termin fuer Rueckpruefung. Wer das im Fall anwenden kann, hat den Kern der Vorlesung verstanden; wer nur Definitionen wiederholt, bleibt unter dem Anspruch der Akademie.</w:t>
+      </w:r>
+    </w:p>
+    <w:p>
+      <w:r>
+        <w:t>Fallfenster zur Anwendung. Ein Kommunikationsbericht nennt viele Aktivitaeten, Reichweiten und Rueckmeldungen. Die V1-Pruefung fragt, ob daraus eine belastbare Wirkungsaussage folgt. Wenn nur Kontakte, Klicks oder Zustimmung vorliegen, bleibt die Aussage im Bereich Wirkungspotenzial oder Resonanz, nicht im Bereich nachgewiesener Wirkung. Bezogen auf Wirkung statt Kapital heisst das: Die Analyse muss das konkrete Thema ernst nehmen und zugleich den allgemeinen WÖk-Massstab halten. Es geht nicht darum, Akteure moralisch zu sortieren. Es geht darum, Wirkpfade, Wirkungsempfaenger, Datenqualitaet, Risiken und Rueckkopplung so zu beschreiben, dass bessere Entscheidungen moeglich werden.</w:t>
+      </w:r>
+    </w:p>
+    <w:p>
+      <w:r>
+        <w:t>Pruefungsnahe Transferfrage. Formuliere zu V02 eine Wirkungsaussage in drei Saetzen: Erstens den beobachteten oder plausiblen Zustand, zweitens die Daten- oder Quellenlage, drittens die offene Unsicherheit samt Rueckkopplung. Die Antwort muss ohne moralische Personenbewertung auskommen und darf Reichweite nicht mit Wirkung verwechseln.</w:t>
+      </w:r>
+    </w:p>
+    <w:p>
+      <w:r>
+        <w:t>Wissenschaftliche Anschlussfaehigkeit. Der Abschnitt Wirkungsökonomische Vertiefung ist in V02 kein Zusatzwissen, sondern ein Pruefstein fuer die Grundfrage des Skripts: Was veraendert sich, bei wem, wodurch und mit welcher Rueckkopplung? Fuer Wirkung statt Kapital wird daran sichtbar, dass WÖk-Aussagen mit bestehenden Begriffen, Studien, Standards und Rechtsrahmen in Beziehung stehen muessen. Die fachliche Grenze liegt dort, wo Lernende hausinterne Sprache als Ersatz fuer zitierfaehige Begruendung verwenden. Die saubere Lesart trennt deshalb Beobachtung, Kausalannahme, Bewertung und Steuerungsfolge. In der Anwendung sollte daraus mindestens eine konkrete Begriff, Wirkpfad, Fallbewertung, rote Linie oder Rueckkopplung abgeleitet werden; sonst bleibt das Wissen erklaerend, aber nicht steuerungsfaehig.</w:t>
+      </w:r>
+    </w:p>
+    <w:p>
+      <w:r>
+        <w:t>Anwendung auf Prüfungsrelevanz. In einer Fallanalyse beginnt dieser Punkt nicht mit einer Meinung, sondern mit einer belastbaren Beschreibung. Wer V02 pruefungsnah liest, fragt zuerst nach Wirkungsempfaengern, Wirkraum, Zeitraum und Datenquelle. Erst danach folgt die Bewertung im Referenzrahmen Mensch, Planet, Demokratie, SDGs, Agenda 2030 und SDG+. Die Analyse markiert Stoppsignale vor jeder Portfolio- oder Score-Debatte. Der typische Kurzschluss waere, ein gutes Teilresultat gegen zentrale Schaeden aufrechnen. Genau dagegen setzt die WÖk die Pflicht, Wirkungspotenzial, Wirkungsrisiko und positive Netto-Wirkung begrifflich getrennt zu halten.</w:t>
       </w:r>
     </w:p>
     <w:p>
@@ -2850,47 +3049,32 @@
         <w:pStyle w:val="Heading3"/>
       </w:pPr>
       <w:r>
-        <w:t>Vertiefungsrunde 3: Lesen, pruefen, rueckkoppeln</w:t>
-      </w:r>
-    </w:p>
-    <w:p>
-      <w:r>
-        <w:t>Die folgende Runde verdichtet V02 nicht durch neue Schlagworte, sondern durch wiederholte Anwendung auf unterschiedliche Entscheidungsebenen. Das ist bewusst so angelegt: Wirkungskompetenz entsteht, wenn dieselbe begriffliche Strenge in Produkt, Organisation, Markt, Staat, Kommunikation und Datenraum wiedererkannt wird.</w:t>
-      </w:r>
-    </w:p>
-    <w:p>
-      <w:r>
-        <w:t>Begriffliche Schaerfung. Fuer Wirkung statt Kapital bedeutet praezise Sprache die erste Sicherung gegen Impact-Washing ist, dass die Analyse nicht bei einer Aktivitaet, einem guten Willen oder einer Kennzahl stehen bleiben darf. Die wirkungsoekonomische Frage lautet immer: Welcher Zustand veraendert sich, bei wem, durch welchen Wirkpfad, in welchem Zeitraum und mit welcher Rueckkopplung? Gerade in Grundstudium Wirkungsökonomie ist diese Unterscheidung entscheidend, weil Lernende spaeter nicht nur Begriffe wiedergeben, sondern Entscheidungssituationen pruefen muessen. Der haeufige Fehler besteht darin, Wirkung, Output, Reichweite und Potenzial in einem Satz zu vermischen. Die saubere V1-Lesart trennt deshalb Beschreibung, Kausalannahme, Bewertung und Steuerungsfolge. In der Praxis sollte jede Wirkungsaussage als kurze Viererprobe formuliert werden: Zustand, Betroffene, Quelle, offene Unsicherheit. So wird aus dem Thema kein isoliertes Kapitel, sondern ein pruefbarer Baustein der WÖk-Architektur.</w:t>
-      </w:r>
-    </w:p>
-    <w:p>
-      <w:r>
-        <w:t>Fallfenster zur Anwendung. Eine Organisation plant eine Massnahme und formuliert dazu eine positive Absicht. In der WÖk reicht das nicht. Fuer diese Vorlesung muss sichtbar werden, welche Zustandsveraenderung erwartet wird, welche Empfaenger direkt oder indirekt betroffen sind, welche Nebenwirkungen entstehen koennen und welche Entscheidung spaeter korrigiert wird. Bezogen auf Wirkung statt Kapital heisst das: Die Analyse muss das konkrete Thema ernst nehmen und zugleich den allgemeinen WÖk-Massstab halten. Es geht nicht darum, die Welt in gute und schlechte Akteure einzuteilen. Es geht darum, Wirkpfade, Wirkungsempfaenger, Datenqualitaet, Risiken und Rueckkopplung so zu beschreiben, dass bessere Entscheidungen moeglich werden.</w:t>
-      </w:r>
-    </w:p>
-    <w:p>
-      <w:r>
-        <w:t>Wirkpfad-Logik. Fuer Wirkung statt Kapital bedeutet ein Thema erst dann steuerbar wird, wenn der Mechanismus zwischen Ausloeser und Zustandsveraenderung beschrieben ist, dass die Analyse nicht bei einer Aktivitaet, einem guten Willen oder einer Kennzahl stehen bleiben darf. Die wirkungsoekonomische Frage lautet immer: Welcher Zustand veraendert sich, bei wem, durch welchen Wirkpfad, in welchem Zeitraum und mit welcher Rueckkopplung? Gerade in Grundstudium Wirkungsökonomie ist diese Unterscheidung entscheidend, weil Lernende spaeter nicht nur Begriffe wiedergeben, sondern Entscheidungssituationen pruefen muessen. Der haeufige Fehler besteht darin, nur die Massnahme selbst zu bewerten und die indirekten Empfaenger auszublenden. Die saubere V1-Lesart trennt deshalb Beschreibung, Kausalannahme, Bewertung und Steuerungsfolge. Eine gute Fallanalyse zeichnet mindestens einen direkten und einen indirekten Wirkpfad nach. So wird aus dem Thema kein isoliertes Kapitel, sondern ein pruefbarer Baustein der WÖk-Architektur.</w:t>
-      </w:r>
-    </w:p>
-    <w:p>
-      <w:r>
-        <w:t>Daten- und Quellenklarheit. Fuer Wirkung statt Kapital bedeutet jede Bewertung nur so belastbar ist wie Datenlage, Quellenstatus und Aktualitaet, dass die Analyse nicht bei einer Aktivitaet, einem guten Willen oder einer Kennzahl stehen bleiben darf. Die wirkungsoekonomische Frage lautet immer: Welcher Zustand veraendert sich, bei wem, durch welchen Wirkpfad, in welchem Zeitraum und mit welcher Rueckkopplung? Gerade in Grundstudium Wirkungsökonomie ist diese Unterscheidung entscheidend, weil Lernende spaeter nicht nur Begriffe wiedergeben, sondern Entscheidungssituationen pruefen muessen. Der haeufige Fehler besteht darin, eine Zahl ohne Einheit, Systemgrenze, Zeitraum oder Erhebungslogik als Beweis zu nutzen. Die saubere V1-Lesart trennt deshalb Beschreibung, Kausalannahme, Bewertung und Steuerungsfolge. Die Lernenden sollen Daten nicht dekorativ zitieren, sondern ihre Aussagekraft, Luecken und Grenzen offenlegen. So wird aus dem Thema kein isoliertes Kapitel, sondern ein pruefbarer Baustein der WÖk-Architektur.</w:t>
-      </w:r>
-    </w:p>
-    <w:p>
-      <w:r>
-        <w:t>Ambivalenz. Fuer Wirkung statt Kapital bedeutet positive und negative Zustandsveraenderungen gleichzeitig auftreten koennen, dass die Analyse nicht bei einer Aktivitaet, einem guten Willen oder einer Kennzahl stehen bleiben darf. Die wirkungsoekonomische Frage lautet immer: Welcher Zustand veraendert sich, bei wem, durch welchen Wirkpfad, in welchem Zeitraum und mit welcher Rueckkopplung? Gerade in Grundstudium Wirkungsökonomie ist diese Unterscheidung entscheidend, weil Lernende spaeter nicht nur Begriffe wiedergeben, sondern Entscheidungssituationen pruefen muessen. Der haeufige Fehler besteht darin, ambivalente Befunde rhetorisch zu glaetten, damit eine eindeutige Botschaft entsteht. Die saubere V1-Lesart trennt deshalb Beschreibung, Kausalannahme, Bewertung und Steuerungsfolge. Ein gutes Skript fuehrt deshalb Profile, Zielkonflikte und offene Punkte nebeneinander. So wird aus dem Thema kein isoliertes Kapitel, sondern ein pruefbarer Baustein der WÖk-Architektur.</w:t>
-      </w:r>
-    </w:p>
-    <w:p>
-      <w:r>
-        <w:t>Fallfenster zur Anwendung. Eine Fuehrungsentscheidung erzeugt zugleich Nutzen und Risiken. Die WÖk behandelt Ambivalenz nicht als Stoerung, sondern als Kern der Analyse. Positive Netto-Wirkung darf erst behauptet werden, wenn zentrale negative Wirkungen getrennt geprueft und rote Linien gewahrt sind. Bezogen auf Wirkung statt Kapital heisst das: Die Analyse muss das konkrete Thema ernst nehmen und zugleich den allgemeinen WÖk-Massstab halten. Es geht nicht darum, die Welt in gute und schlechte Akteure einzuteilen. Es geht darum, Wirkpfade, Wirkungsempfaenger, Datenqualitaet, Risiken und Rueckkopplung so zu beschreiben, dass bessere Entscheidungen moeglich werden.</w:t>
-      </w:r>
-    </w:p>
-    <w:p>
-      <w:r>
-        <w:t>Nichtkompensation. Fuer Wirkung statt Kapital bedeutet schwere zentrale Schaeden nicht durch beliebige positive Einzelwerte neutralisiert werden duerfen, dass die Analyse nicht bei einer Aktivitaet, einem guten Willen oder einer Kennzahl stehen bleiben darf. Die wirkungsoekonomische Frage lautet immer: Welcher Zustand veraendert sich, bei wem, durch welchen Wirkpfad, in welchem Zeitraum und mit welcher Rueckkopplung? Gerade in Grundstudium Wirkungsökonomie ist diese Unterscheidung entscheidend, weil Lernende spaeter nicht nur Begriffe wiedergeben, sondern Entscheidungssituationen pruefen muessen. Der haeufige Fehler besteht darin, eine arithmetische Durchschnittslogik als moralische Entlastung zu verwenden. Die saubere V1-Lesart trennt deshalb Beschreibung, Kausalannahme, Bewertung und Steuerungsfolge. Reverse Merit Order und rote Linien sind Schutzregeln gegen Schoenrechnung. So wird aus dem Thema kein isoliertes Kapitel, sondern ein pruefbarer Baustein der WÖk-Architektur.</w:t>
+        <w:t>Abschlusskommentar 3: Lesen, pruefen, rueckkoppeln</w:t>
+      </w:r>
+    </w:p>
+    <w:p>
+      <w:r>
+        <w:t>Die folgende Verdichtung fuehrt die vorhandenen Kapitel nicht als Wiederholung, sondern als Anwendung zusammen. Wirkungskompetenz entsteht, wenn dieselbe begriffliche Strenge in Fallanalyse, Datenarbeit, Kommunikation, Governance und Entscheidungspraxis wiedererkannt wird.</w:t>
+      </w:r>
+    </w:p>
+    <w:p>
+      <w:r>
+        <w:t>Evidenzregel. Lernziele darf im Skript nicht als dekorativer Begriff stehen bleiben. Der Abschnitt traegt nur dann, wenn er eine pruefbare Aussage erlaubt: Welche Quelle stuetzt die Annahme, welche Unsicherheit bleibt offen und welche Gegenbeobachtung wuerde die Bewertung veraendern? Fuer Wirkung statt Kapital heisst das, dass praezise Sprache die erste Sicherung gegen Impact-Washing bildet. Die Studierenden sollen nicht lernen, einen Score nachzusprechen. Sie sollen erkennen, wann ein Score klaert, wann er verdeckt und wann eine rote Linie die Durchschnittslogik stoppt.</w:t>
+      </w:r>
+    </w:p>
+    <w:p>
+      <w:r>
+        <w:t>Fallfenster zur Anwendung. Eine Organisation plant eine Massnahme und formuliert dazu eine positive Absicht. In der WÖk reicht das nicht. Fuer diese Vorlesung muss sichtbar werden, welche Zustandsveraenderung erwartet wird, welche Empfaenger direkt oder indirekt betroffen sind, welche Nebenwirkungen entstehen koennen und welche Entscheidung spaeter korrigiert wird. Bezogen auf Wirkung statt Kapital heisst das: Die Analyse muss das konkrete Thema ernst nehmen und zugleich den allgemeinen WÖk-Massstab halten. Es geht nicht darum, Akteure moralisch zu sortieren. Es geht darum, Wirkpfade, Wirkungsempfaenger, Datenqualitaet, Risiken und Rueckkopplung so zu beschreiben, dass bessere Entscheidungen moeglich werden.</w:t>
+      </w:r>
+    </w:p>
+    <w:p>
+      <w:r>
+        <w:t>Transfer in Grundstudium Wirkungsökonomie. Einleitung / Wirkungsfrage verbindet die inhaltliche Deutung mit der spaeteren Praxis. Eine Organisation kann zu Wirkung statt Kapital sehr ueberzeugend kommunizieren und trotzdem an einen plausiblen Gedanken schon fuer Wirkung zu halten, obwohl Empfaenger, Zustand, Zeitbezug und Quelle fehlen scheitern. Darum muss die V1-Fassung immer auch nach Governance fragen: Wer erhebt Daten, wer bewertet sie, wer traegt die Folgen, wer kann widersprechen und wann wird eine Entscheidung korrigiert? Mindestens ein direkter und ein indirekter Wirkpfad muessen nachvollziehbar sein. So wird aus einem Lehrkapitel eine verantwortbare Arbeitsroutine.</w:t>
+      </w:r>
+    </w:p>
+    <w:p>
+      <w:r>
+        <w:t>Grenze gegen Scheingenauigkeit. Gerade bei Kernaussage ist Praezision wichtiger als grosse Begriffe. Eine Wirkungsaussage bleibt schwach, wenn sie nur Aktivitaet, Reichweite, Absicht oder Image beschreibt. Stark wird sie erst, wenn sie die Zustandsveraenderung und ihre Bedingungen offenlegt. In V02 ist deshalb entscheidend, jede Bewertung nur so belastbar ist wie Datenlage, Quellenstatus, Aktualitaet und Systemgrenze. Die Fehlerlinie verlaeuft nicht zwischen Optimismus und Pessimismus, sondern zwischen offengelegter Unsicherheit und rhetorischer Sicherheit ohne Pruefpfad.</w:t>
       </w:r>
     </w:p>
     <w:p>
@@ -2900,42 +3084,102 @@
     </w:p>
     <w:p>
       <w:r>
-        <w:t>Rueckkopplung. Fuer Wirkung statt Kapital bedeutet Wirkungswissen erst dann wertvoll wird, wenn es Entscheidungen veraendert, dass die Analyse nicht bei einer Aktivitaet, einem guten Willen oder einer Kennzahl stehen bleiben darf. Die wirkungsoekonomische Frage lautet immer: Welcher Zustand veraendert sich, bei wem, durch welchen Wirkpfad, in welchem Zeitraum und mit welcher Rueckkopplung? Gerade in Grundstudium Wirkungsökonomie ist diese Unterscheidung entscheidend, weil Lernende spaeter nicht nur Begriffe wiedergeben, sondern Entscheidungssituationen pruefen muessen. Der haeufige Fehler besteht darin, einen Bericht als Endpunkt zu betrachten. Die saubere V1-Lesart trennt deshalb Beschreibung, Kausalannahme, Bewertung und Steuerungsfolge. Jeder Analyseblock sollte fragen, welche Routine, welcher Prozess oder welche Ressource nach der Bewertung angepasst wird. So wird aus dem Thema kein isoliertes Kapitel, sondern ein pruefbarer Baustein der WÖk-Architektur.</w:t>
-      </w:r>
-    </w:p>
-    <w:p>
-      <w:r>
-        <w:t>Governance. Fuer Wirkung statt Kapital bedeutet Wirkungsbewertung Verfahren, Rechte, Transparenz und Korrektur braucht, dass die Analyse nicht bei einer Aktivitaet, einem guten Willen oder einer Kennzahl stehen bleiben darf. Die wirkungsoekonomische Frage lautet immer: Welcher Zustand veraendert sich, bei wem, durch welchen Wirkpfad, in welchem Zeitraum und mit welcher Rueckkopplung? Gerade in Grundstudium Wirkungsökonomie ist diese Unterscheidung entscheidend, weil Lernende spaeter nicht nur Begriffe wiedergeben, sondern Entscheidungssituationen pruefen muessen. Der haeufige Fehler besteht darin, Bewertung als technokratische Top-down-Setzung zu verstehen. Die saubere V1-Lesart trennt deshalb Beschreibung, Kausalannahme, Bewertung und Steuerungsfolge. Betroffene, Datenhalter, Entscheider und Kontrollinstanzen muessen unterscheidbare Rollen behalten. So wird aus dem Thema kein isoliertes Kapitel, sondern ein pruefbarer Baustein der WÖk-Architektur.</w:t>
-      </w:r>
-    </w:p>
-    <w:p>
-      <w:r>
-        <w:t>Fallfenster zur Anwendung. Ein Controlling-Team moechte einen Score bilden. Das Skript verlangt, dass Datenqualitaet, Systemgrenzen, Gewichtung, Unsicherheit und Nichtkompensation sichtbar bleiben. Ein Score darf die Diskussion nicht beenden, sondern muss bessere Fragen, Priorisierung und Rueckkopplung ermoeglichen. Bezogen auf Wirkung statt Kapital heisst das: Die Analyse muss das konkrete Thema ernst nehmen und zugleich den allgemeinen WÖk-Massstab halten. Es geht nicht darum, die Welt in gute und schlechte Akteure einzuteilen. Es geht darum, Wirkpfade, Wirkungsempfaenger, Datenqualitaet, Risiken und Rueckkopplung so zu beschreiben, dass bessere Entscheidungen moeglich werden.</w:t>
-      </w:r>
-    </w:p>
-    <w:p>
-      <w:r>
-        <w:t>Didaktische Pruefbarkeit. Fuer Wirkung statt Kapital bedeutet das Thema in der Akademie nicht nur erklaert, sondern in Falllogik ueberfuehrt werden muss, dass die Analyse nicht bei einer Aktivitaet, einem guten Willen oder einer Kennzahl stehen bleiben darf. Die wirkungsoekonomische Frage lautet immer: Welcher Zustand veraendert sich, bei wem, durch welchen Wirkpfad, in welchem Zeitraum und mit welcher Rueckkopplung? Gerade in Grundstudium Wirkungsökonomie ist diese Unterscheidung entscheidend, weil Lernende spaeter nicht nur Begriffe wiedergeben, sondern Entscheidungssituationen pruefen muessen. Der haeufige Fehler besteht darin, reines Auswendiglernen als Kompetenznachweis zu behandeln. Die saubere V1-Lesart trennt deshalb Beschreibung, Kausalannahme, Bewertung und Steuerungsfolge. Pruefungsfragen sollen Begriffe, Anwendung und rote Linien verbinden. So wird aus dem Thema kein isoliertes Kapitel, sondern ein pruefbarer Baustein der WÖk-Architektur.</w:t>
-      </w:r>
-    </w:p>
-    <w:p>
-      <w:r>
-        <w:t>Transfer in Organisationen. Fuer Wirkung statt Kapital bedeutet WÖk-Begriffe im Alltag nur tragen, wenn sie in Routinen uebersetzt werden, dass die Analyse nicht bei einer Aktivitaet, einem guten Willen oder einer Kennzahl stehen bleiben darf. Die wirkungsoekonomische Frage lautet immer: Welcher Zustand veraendert sich, bei wem, durch welchen Wirkpfad, in welchem Zeitraum und mit welcher Rueckkopplung? Gerade in Grundstudium Wirkungsökonomie ist diese Unterscheidung entscheidend, weil Lernende spaeter nicht nur Begriffe wiedergeben, sondern Entscheidungssituationen pruefen muessen. Der haeufige Fehler besteht darin, die Verantwortung an eine Nachhaltigkeitsabteilung auszulagern. Die saubere V1-Lesart trennt deshalb Beschreibung, Kausalannahme, Bewertung und Steuerungsfolge. Strategie, Einkauf, Kommunikation, Controlling und Fuehrung muessen denselben Wirkungsbegriff verwenden. So wird aus dem Thema kein isoliertes Kapitel, sondern ein pruefbarer Baustein der WÖk-Architektur.</w:t>
-      </w:r>
-    </w:p>
-    <w:p>
-      <w:r>
-        <w:t>Rueckfluss in den Korpus. Fuer Wirkung statt Kapital bedeutet jedes Studienskript den Gesamtbestand schaerfen kann, dass die Analyse nicht bei einer Aktivitaet, einem guten Willen oder einer Kennzahl stehen bleiben darf. Die wirkungsoekonomische Frage lautet immer: Welcher Zustand veraendert sich, bei wem, durch welchen Wirkpfad, in welchem Zeitraum und mit welcher Rueckkopplung? Gerade in Grundstudium Wirkungsökonomie ist diese Unterscheidung entscheidend, weil Lernende spaeter nicht nur Begriffe wiedergeben, sondern Entscheidungssituationen pruefen muessen. Der haeufige Fehler besteht darin, neue Einsichten nur lokal im Skript zu belassen. Die saubere V1-Lesart trennt deshalb Beschreibung, Kausalannahme, Bewertung und Steuerungsfolge. Glossar, Website, Journal, Dossiers und Visuals sollen aus der Skriptarbeit lernen. So wird aus dem Thema kein isoliertes Kapitel, sondern ein pruefbarer Baustein der WÖk-Architektur.</w:t>
-      </w:r>
-    </w:p>
-    <w:p>
-      <w:r>
-        <w:t>Fallfenster zur Anwendung. Ein Kommunikationsbericht nennt viele Aktivitaeten, Reichweiten und Rueckmeldungen. Die V1-Pruefung fragt, ob daraus eine belastbare Wirkungsaussage folgt. Wenn nur Kontakte, Klicks oder Zustimmung vorliegen, bleibt die Aussage im Bereich Wirkungspotenzial oder Resonanz, nicht im Bereich nachgewiesener Wirkung. Bezogen auf Wirkung statt Kapital heisst das: Die Analyse muss das konkrete Thema ernst nehmen und zugleich den allgemeinen WÖk-Massstab halten. Es geht nicht darum, die Welt in gute und schlechte Akteure einzuteilen. Es geht darum, Wirkpfade, Wirkungsempfaenger, Datenqualitaet, Risiken und Rueckkopplung so zu beschreiben, dass bessere Entscheidungen moeglich werden.</w:t>
+        <w:t>Pruefungsnahe Lesart. Aus Quelltext und fachliche Grundlegung laesst sich eine gute Transferfrage ableiten: Welche Entscheidung waere falsch, wenn dieser Abschnitt missverstanden wird? Fuer Wirkung statt Kapital lautet die Antwort meist nicht einfach "mehr Wirkung", sondern genauer: bessere Unterscheidung, sauberere Daten, klarere Schutzlinie und rueckgekoppelte Steuerung. Profile, Zielkonflikte und offene Punkte werden nebeneinander gefuehrt. Wer das im Fall anwenden kann, hat den Kern der Vorlesung verstanden; wer nur Definitionen wiederholt, bleibt unter dem Anspruch der Akademie.</w:t>
+      </w:r>
+    </w:p>
+    <w:p>
+      <w:r>
+        <w:t>Fallfenster zur Anwendung. Eine Fuehrungsentscheidung erzeugt zugleich Nutzen und Risiken. Die WÖk behandelt Ambivalenz nicht als Stoerung, sondern als Kern der Analyse. Positive Netto-Wirkung darf erst behauptet werden, wenn zentrale negative Wirkungen getrennt geprueft und rote Linien gewahrt sind. Bezogen auf Wirkung statt Kapital heisst das: Die Analyse muss das konkrete Thema ernst nehmen und zugleich den allgemeinen WÖk-Massstab halten. Es geht nicht darum, Akteure moralisch zu sortieren. Es geht darum, Wirkpfade, Wirkungsempfaenger, Datenqualitaet, Risiken und Rueckkopplung so zu beschreiben, dass bessere Entscheidungen moeglich werden.</w:t>
+      </w:r>
+    </w:p>
+    <w:p>
+      <w:r>
+        <w:t>Nichtkompensation. Der Abschnitt Vom Maßstab zum Kompass ist in V02 kein Zusatzwissen, sondern ein Pruefstein fuer die Grundfrage des Skripts: Was veraendert sich, bei wem, wodurch und mit welcher Rueckkopplung? Fuer Wirkung statt Kapital wird daran sichtbar, dass schwere zentrale Schaeden nicht durch beliebige positive Einzelwerte neutralisiert werden duerfen. Die fachliche Grenze liegt dort, wo Lernende eine Durchschnittslogik als moralische Entlastung verwenden. Die saubere Lesart trennt deshalb Beobachtung, Kausalannahme, Bewertung und Steuerungsfolge. In der Anwendung sollte daraus mindestens eine konkrete Begriff, Wirkpfad, Fallbewertung, rote Linie oder Rueckkopplung abgeleitet werden; sonst bleibt das Wissen erklaerend, aber nicht steuerungsfaehig.</w:t>
+      </w:r>
+    </w:p>
+    <w:p>
+      <w:r>
+        <w:t>Anwendung auf Was Kapital gut kann. In einer Fallanalyse beginnt dieser Punkt nicht mit einer Meinung, sondern mit einer belastbaren Beschreibung. Wer V02 pruefungsnah liest, fragt zuerst nach Wirkungsempfaengern, Wirkraum, Zeitraum und Datenquelle. Erst danach folgt die Bewertung im Referenzrahmen Mensch, Planet, Demokratie, SDGs, Agenda 2030 und SDG+. Jeder Analyseblock fragt nach der Routine, die nach der Bewertung angepasst wird. Der typische Kurzschluss waere, Reporting als Abschluss behandeln. Genau dagegen setzt die WÖk die Pflicht, Wirkungspotenzial, Wirkungsrisiko und positive Netto-Wirkung begrifflich getrennt zu halten.</w:t>
+      </w:r>
+    </w:p>
+    <w:p>
+      <w:r>
+        <w:t>Evidenzregel. Der stille Zieltausch darf im Skript nicht als dekorativer Begriff stehen bleiben. Der Abschnitt traegt nur dann, wenn er eine pruefbare Aussage erlaubt: Welche Quelle stuetzt die Annahme, welche Unsicherheit bleibt offen und welche Gegenbeobachtung wuerde die Bewertung veraendern? Fuer Wirkung statt Kapital heisst das, dass Wirkungsbewertung Verfahren, Rechte, Transparenz und Korrektur braucht. Die Studierenden sollen nicht lernen, einen Score nachzusprechen. Sie sollen erkennen, wann ein Score klaert, wann er verdeckt und wann eine rote Linie die Durchschnittslogik stoppt.</w:t>
+      </w:r>
+    </w:p>
+    <w:p>
+      <w:r>
+        <w:t>Fallfenster zur Anwendung. Ein Controlling-Team moechte einen Score bilden. Das Skript verlangt, dass Datenqualitaet, Systemgrenzen, Gewichtung, Unsicherheit und Nichtkompensation sichtbar bleiben. Ein Score darf die Diskussion nicht beenden, sondern muss bessere Fragen, Priorisierung und Rueckkopplung ermoeglichen. Bezogen auf Wirkung statt Kapital heisst das: Die Analyse muss das konkrete Thema ernst nehmen und zugleich den allgemeinen WÖk-Massstab halten. Es geht nicht darum, Akteure moralisch zu sortieren. Es geht darum, Wirkpfade, Wirkungsempfaenger, Datenqualitaet, Risiken und Rueckkopplung so zu beschreiben, dass bessere Entscheidungen moeglich werden.</w:t>
+      </w:r>
+    </w:p>
+    <w:p>
+      <w:r>
+        <w:t>Transfer in Grundstudium Wirkungsökonomie. Was Wirkung bedeutet verbindet die inhaltliche Deutung mit der spaeteren Praxis. Eine Organisation kann zu Wirkung statt Kapital sehr ueberzeugend kommunizieren und trotzdem an einen plausiblen Gedanken schon fuer Wirkung zu halten, obwohl Empfaenger, Zustand, Zeitbezug und Quelle fehlen scheitern. Darum muss die V1-Fassung immer auch nach Governance fragen: Wer erhebt Daten, wer bewertet sie, wer traegt die Folgen, wer kann widersprechen und wann wird eine Entscheidung korrigiert? Pruefungsfragen verbinden Begriff, Anwendung, Evidenz und rote Linie. So wird aus einem Lehrkapitel eine verantwortbare Arbeitsroutine.</w:t>
       </w:r>
     </w:p>
     <w:p>
       <w:r>
         <w:t>Pruefungsnahe Transferfrage. Formuliere zu V02 eine Wirkungsaussage in drei Saetzen: Erstens den beobachteten oder plausiblen Zustand, zweitens die Daten- oder Quellenlage, drittens die offene Unsicherheit samt Rueckkopplung. Die Antwort muss ohne moralische Personenbewertung auskommen und darf Reichweite nicht mit Wirkung verwechseln.</w:t>
+      </w:r>
+    </w:p>
+    <w:p>
+      <w:r>
+        <w:t>Grenze gegen Scheingenauigkeit. Gerade bei Ein Beispiel mit zwei Investitionen ist Praezision wichtiger als grosse Begriffe. Eine Wirkungsaussage bleibt schwach, wenn sie nur Aktivitaet, Reichweite, Absicht oder Image beschreibt. Stark wird sie erst, wenn sie die Zustandsveraenderung und ihre Bedingungen offenlegt. In V02 ist deshalb entscheidend, WÖk-Begriffe im Alltag nur tragen, wenn sie in Routinen uebersetzt werden. Die Fehlerlinie verlaeuft nicht zwischen Optimismus und Pessimismus, sondern zwischen offengelegter Unsicherheit und rhetorischer Sicherheit ohne Pruefpfad.</w:t>
+      </w:r>
+    </w:p>
+    <w:p>
+      <w:r>
+        <w:t>Pruefungsnahe Lesart. Aus Kapital als Benzin, nicht als Ziel laesst sich eine gute Transferfrage ableiten: Welche Entscheidung waere falsch, wenn dieser Abschnitt missverstanden wird? Fuer Wirkung statt Kapital lautet die Antwort meist nicht einfach "mehr Wirkung", sondern genauer: bessere Unterscheidung, sauberere Daten, klarere Schutzlinie und rueckgekoppelte Steuerung. Gute Kommunikation unterscheidet Befund, Annahme und normative Bewertung. Wer das im Fall anwenden kann, hat den Kern der Vorlesung verstanden; wer nur Definitionen wiederholt, bleibt unter dem Anspruch der Akademie.</w:t>
+      </w:r>
+    </w:p>
+    <w:p>
+      <w:r>
+        <w:t>Fallfenster zur Anwendung. Ein Kommunikationsbericht nennt viele Aktivitaeten, Reichweiten und Rueckmeldungen. Die V1-Pruefung fragt, ob daraus eine belastbare Wirkungsaussage folgt. Wenn nur Kontakte, Klicks oder Zustimmung vorliegen, bleibt die Aussage im Bereich Wirkungspotenzial oder Resonanz, nicht im Bereich nachgewiesener Wirkung. Bezogen auf Wirkung statt Kapital heisst das: Die Analyse muss das konkrete Thema ernst nehmen und zugleich den allgemeinen WÖk-Massstab halten. Es geht nicht darum, Akteure moralisch zu sortieren. Es geht darum, Wirkpfade, Wirkungsempfaenger, Datenqualitaet, Risiken und Rueckkopplung so zu beschreiben, dass bessere Entscheidungen moeglich werden.</w:t>
+      </w:r>
+    </w:p>
+    <w:p>
+      <w:r>
+        <w:t>Systemgrenze. Der Abschnitt Der Perspektivwechsel im Kopf ist in V02 kein Zusatzwissen, sondern ein Pruefstein fuer die Grundfrage des Skripts: Was veraendert sich, bei wem, wodurch und mit welcher Rueckkopplung? Fuer Wirkung statt Kapital wird daran sichtbar, dass jede Wirkungsaussage eine Grenze zieht und diese Grenze begruenden muss. Die fachliche Grenze liegt dort, wo Lernende nur den bequemen Ausschnitt betrachten. Die saubere Lesart trennt deshalb Beobachtung, Kausalannahme, Bewertung und Steuerungsfolge. In der Anwendung sollte daraus mindestens eine konkrete Begriff, Wirkpfad, Fallbewertung, rote Linie oder Rueckkopplung abgeleitet werden; sonst bleibt das Wissen erklaerend, aber nicht steuerungsfaehig.</w:t>
+      </w:r>
+    </w:p>
+    <w:p>
+      <w:r>
+        <w:t>Anwendung auf Warum das kein Idealismus ist. In einer Fallanalyse beginnt dieser Punkt nicht mit einer Meinung, sondern mit einer belastbaren Beschreibung. Wer V02 pruefungsnah liest, fragt zuerst nach Wirkungsempfaengern, Wirkraum, Zeitraum und Datenquelle. Erst danach folgt die Bewertung im Referenzrahmen Mensch, Planet, Demokratie, SDGs, Agenda 2030 und SDG+. Szenarien pruefen Sofortwirkung, Folgewirkung und Reversibilitaet getrennt. Der typische Kurzschluss waere, Momentnutzen als dauerhafte positive Netto-Wirkung verkaufen. Genau dagegen setzt die WÖk die Pflicht, Wirkungspotenzial, Wirkungsrisiko und positive Netto-Wirkung begrifflich getrennt zu halten.</w:t>
+      </w:r>
+    </w:p>
+    <w:p>
+      <w:r>
+        <w:t>Evidenzregel. Kapital neu in Dienst genommen darf im Skript nicht als dekorativer Begriff stehen bleiben. Der Abschnitt traegt nur dann, wenn er eine pruefbare Aussage erlaubt: Welche Quelle stuetzt die Annahme, welche Unsicherheit bleibt offen und welche Gegenbeobachtung wuerde die Bewertung veraendern? Fuer Wirkung statt Kapital heisst das, dass Wirkung nicht am Sender, sondern an veraenderten Zustanden der Empfaenger geprueft wird. Die Studierenden sollen nicht lernen, einen Score nachzusprechen. Sie sollen erkennen, wann ein Score klaert, wann er verdeckt und wann eine rote Linie die Durchschnittslogik stoppt.</w:t>
+      </w:r>
+    </w:p>
+    <w:p>
+      <w:r>
+        <w:t>Fallfenster zur Anwendung. Eine Organisation plant eine Massnahme und formuliert dazu eine positive Absicht. In der WÖk reicht das nicht. Fuer diese Vorlesung muss sichtbar werden, welche Zustandsveraenderung erwartet wird, welche Empfaenger direkt oder indirekt betroffen sind, welche Nebenwirkungen entstehen koennen und welche Entscheidung spaeter korrigiert wird. Bezogen auf Wirkung statt Kapital heisst das: Die Analyse muss das konkrete Thema ernst nehmen und zugleich den allgemeinen WÖk-Massstab halten. Es geht nicht darum, Akteure moralisch zu sortieren. Es geht darum, Wirkpfade, Wirkungsempfaenger, Datenqualitaet, Risiken und Rueckkopplung so zu beschreiben, dass bessere Entscheidungen moeglich werden.</w:t>
+      </w:r>
+    </w:p>
+    <w:p>
+      <w:r>
+        <w:t>Pruefungsnahe Transferfrage. Formuliere zu V02 eine Wirkungsaussage in drei Saetzen: Erstens den beobachteten oder plausiblen Zustand, zweitens die Daten- oder Quellenlage, drittens die offene Unsicherheit samt Rueckkopplung. Die Antwort muss ohne moralische Personenbewertung auskommen und darf Reichweite nicht mit Wirkung verwechseln.</w:t>
+      </w:r>
+    </w:p>
+    <w:p>
+      <w:r>
+        <w:t>Transfer in Grundstudium Wirkungsökonomie. Was du aus dieser Vorlesung mitnimmst verbindet die inhaltliche Deutung mit der spaeteren Praxis. Eine Organisation kann zu Wirkung statt Kapital sehr ueberzeugend kommunizieren und trotzdem an einen plausiblen Gedanken schon fuer Wirkung zu halten, obwohl Empfaenger, Zustand, Zeitbezug und Quelle fehlen scheitern. Darum muss die V1-Fassung immer auch nach Governance fragen: Wer erhebt Daten, wer bewertet sie, wer traegt die Folgen, wer kann widersprechen und wann wird eine Entscheidung korrigiert? Jede Schlussfolgerung endet mit Entscheidung, Verantwortlichkeit und Termin fuer Rueckpruefung. So wird aus einem Lehrkapitel eine verantwortbare Arbeitsroutine.</w:t>
+      </w:r>
+    </w:p>
+    <w:p>
+      <w:r>
+        <w:t>Grenze gegen Scheingenauigkeit. Gerade bei Wirkungsökonomische Vertiefung ist Praezision wichtiger als grosse Begriffe. Eine Wirkungsaussage bleibt schwach, wenn sie nur Aktivitaet, Reichweite, Absicht oder Image beschreibt. Stark wird sie erst, wenn sie die Zustandsveraenderung und ihre Bedingungen offenlegt. In V02 ist deshalb entscheidend, WÖk-Aussagen mit bestehenden Begriffen, Studien, Standards und Rechtsrahmen in Beziehung stehen muessen. Die Fehlerlinie verlaeuft nicht zwischen Optimismus und Pessimismus, sondern zwischen offengelegter Unsicherheit und rhetorischer Sicherheit ohne Pruefpfad.</w:t>
+      </w:r>
+    </w:p>
+    <w:p>
+      <w:r>
+        <w:t>Pruefungsnahe Lesart. Aus Prüfungsrelevanz laesst sich eine gute Transferfrage ableiten: Welche Entscheidung waere falsch, wenn dieser Abschnitt missverstanden wird? Fuer Wirkung statt Kapital lautet die Antwort meist nicht einfach "mehr Wirkung", sondern genauer: bessere Unterscheidung, sauberere Daten, klarere Schutzlinie und rueckgekoppelte Steuerung. Die Analyse markiert Stoppsignale vor jeder Portfolio- oder Score-Debatte. Wer das im Fall anwenden kann, hat den Kern der Vorlesung verstanden; wer nur Definitionen wiederholt, bleibt unter dem Anspruch der Akademie.</w:t>
+      </w:r>
+    </w:p>
+    <w:p>
+      <w:r>
+        <w:t>Fallfenster zur Anwendung. Eine Fuehrungsentscheidung erzeugt zugleich Nutzen und Risiken. Die WÖk behandelt Ambivalenz nicht als Stoerung, sondern als Kern der Analyse. Positive Netto-Wirkung darf erst behauptet werden, wenn zentrale negative Wirkungen getrennt geprueft und rote Linien gewahrt sind. Bezogen auf Wirkung statt Kapital heisst das: Die Analyse muss das konkrete Thema ernst nehmen und zugleich den allgemeinen WÖk-Massstab halten. Es geht nicht darum, Akteure moralisch zu sortieren. Es geht darum, Wirkpfade, Wirkungsempfaenger, Datenqualitaet, Risiken und Rueckkopplung so zu beschreiben, dass bessere Entscheidungen moeglich werden.</w:t>
       </w:r>
     </w:p>
     <w:p>
@@ -2943,42 +3187,22 @@
         <w:pStyle w:val="Heading3"/>
       </w:pPr>
       <w:r>
-        <w:t>Vertiefungsrunde 4: Lesen, pruefen, rueckkoppeln</w:t>
-      </w:r>
-    </w:p>
-    <w:p>
-      <w:r>
-        <w:t>Die folgende Runde verdichtet V02 nicht durch neue Schlagworte, sondern durch wiederholte Anwendung auf unterschiedliche Entscheidungsebenen. Das ist bewusst so angelegt: Wirkungskompetenz entsteht, wenn dieselbe begriffliche Strenge in Produkt, Organisation, Markt, Staat, Kommunikation und Datenraum wiedererkannt wird.</w:t>
-      </w:r>
-    </w:p>
-    <w:p>
-      <w:r>
-        <w:t>Begriffliche Schaerfung. Fuer Wirkung statt Kapital bedeutet praezise Sprache die erste Sicherung gegen Impact-Washing ist, dass die Analyse nicht bei einer Aktivitaet, einem guten Willen oder einer Kennzahl stehen bleiben darf. Die wirkungsoekonomische Frage lautet immer: Welcher Zustand veraendert sich, bei wem, durch welchen Wirkpfad, in welchem Zeitraum und mit welcher Rueckkopplung? Gerade in Grundstudium Wirkungsökonomie ist diese Unterscheidung entscheidend, weil Lernende spaeter nicht nur Begriffe wiedergeben, sondern Entscheidungssituationen pruefen muessen. Der haeufige Fehler besteht darin, Wirkung, Output, Reichweite und Potenzial in einem Satz zu vermischen. Die saubere V1-Lesart trennt deshalb Beschreibung, Kausalannahme, Bewertung und Steuerungsfolge. In der Praxis sollte jede Wirkungsaussage als kurze Viererprobe formuliert werden: Zustand, Betroffene, Quelle, offene Unsicherheit. So wird aus dem Thema kein isoliertes Kapitel, sondern ein pruefbarer Baustein der WÖk-Architektur.</w:t>
-      </w:r>
-    </w:p>
-    <w:p>
-      <w:r>
-        <w:t>Wirkpfad-Logik. Fuer Wirkung statt Kapital bedeutet ein Thema erst dann steuerbar wird, wenn der Mechanismus zwischen Ausloeser und Zustandsveraenderung beschrieben ist, dass die Analyse nicht bei einer Aktivitaet, einem guten Willen oder einer Kennzahl stehen bleiben darf. Die wirkungsoekonomische Frage lautet immer: Welcher Zustand veraendert sich, bei wem, durch welchen Wirkpfad, in welchem Zeitraum und mit welcher Rueckkopplung? Gerade in Grundstudium Wirkungsökonomie ist diese Unterscheidung entscheidend, weil Lernende spaeter nicht nur Begriffe wiedergeben, sondern Entscheidungssituationen pruefen muessen. Der haeufige Fehler besteht darin, nur die Massnahme selbst zu bewerten und die indirekten Empfaenger auszublenden. Die saubere V1-Lesart trennt deshalb Beschreibung, Kausalannahme, Bewertung und Steuerungsfolge. Eine gute Fallanalyse zeichnet mindestens einen direkten und einen indirekten Wirkpfad nach. So wird aus dem Thema kein isoliertes Kapitel, sondern ein pruefbarer Baustein der WÖk-Architektur.</w:t>
-      </w:r>
-    </w:p>
-    <w:p>
-      <w:r>
-        <w:t>Daten- und Quellenklarheit. Fuer Wirkung statt Kapital bedeutet jede Bewertung nur so belastbar ist wie Datenlage, Quellenstatus und Aktualitaet, dass die Analyse nicht bei einer Aktivitaet, einem guten Willen oder einer Kennzahl stehen bleiben darf. Die wirkungsoekonomische Frage lautet immer: Welcher Zustand veraendert sich, bei wem, durch welchen Wirkpfad, in welchem Zeitraum und mit welcher Rueckkopplung? Gerade in Grundstudium Wirkungsökonomie ist diese Unterscheidung entscheidend, weil Lernende spaeter nicht nur Begriffe wiedergeben, sondern Entscheidungssituationen pruefen muessen. Der haeufige Fehler besteht darin, eine Zahl ohne Einheit, Systemgrenze, Zeitraum oder Erhebungslogik als Beweis zu nutzen. Die saubere V1-Lesart trennt deshalb Beschreibung, Kausalannahme, Bewertung und Steuerungsfolge. Die Lernenden sollen Daten nicht dekorativ zitieren, sondern ihre Aussagekraft, Luecken und Grenzen offenlegen. So wird aus dem Thema kein isoliertes Kapitel, sondern ein pruefbarer Baustein der WÖk-Architektur.</w:t>
-      </w:r>
-    </w:p>
-    <w:p>
-      <w:r>
-        <w:t>Fallfenster zur Anwendung. Eine Organisation plant eine Massnahme und formuliert dazu eine positive Absicht. In der WÖk reicht das nicht. Fuer diese Vorlesung muss sichtbar werden, welche Zustandsveraenderung erwartet wird, welche Empfaenger direkt oder indirekt betroffen sind, welche Nebenwirkungen entstehen koennen und welche Entscheidung spaeter korrigiert wird. Bezogen auf Wirkung statt Kapital heisst das: Die Analyse muss das konkrete Thema ernst nehmen und zugleich den allgemeinen WÖk-Massstab halten. Es geht nicht darum, die Welt in gute und schlechte Akteure einzuteilen. Es geht darum, Wirkpfade, Wirkungsempfaenger, Datenqualitaet, Risiken und Rueckkopplung so zu beschreiben, dass bessere Entscheidungen moeglich werden.</w:t>
-      </w:r>
-    </w:p>
-    <w:p>
-      <w:r>
-        <w:t>Ambivalenz. Fuer Wirkung statt Kapital bedeutet positive und negative Zustandsveraenderungen gleichzeitig auftreten koennen, dass die Analyse nicht bei einer Aktivitaet, einem guten Willen oder einer Kennzahl stehen bleiben darf. Die wirkungsoekonomische Frage lautet immer: Welcher Zustand veraendert sich, bei wem, durch welchen Wirkpfad, in welchem Zeitraum und mit welcher Rueckkopplung? Gerade in Grundstudium Wirkungsökonomie ist diese Unterscheidung entscheidend, weil Lernende spaeter nicht nur Begriffe wiedergeben, sondern Entscheidungssituationen pruefen muessen. Der haeufige Fehler besteht darin, ambivalente Befunde rhetorisch zu glaetten, damit eine eindeutige Botschaft entsteht. Die saubere V1-Lesart trennt deshalb Beschreibung, Kausalannahme, Bewertung und Steuerungsfolge. Ein gutes Skript fuehrt deshalb Profile, Zielkonflikte und offene Punkte nebeneinander. So wird aus dem Thema kein isoliertes Kapitel, sondern ein pruefbarer Baustein der WÖk-Architektur.</w:t>
-      </w:r>
-    </w:p>
-    <w:p>
-      <w:r>
-        <w:t>Nichtkompensation. Fuer Wirkung statt Kapital bedeutet schwere zentrale Schaeden nicht durch beliebige positive Einzelwerte neutralisiert werden duerfen, dass die Analyse nicht bei einer Aktivitaet, einem guten Willen oder einer Kennzahl stehen bleiben darf. Die wirkungsoekonomische Frage lautet immer: Welcher Zustand veraendert sich, bei wem, durch welchen Wirkpfad, in welchem Zeitraum und mit welcher Rueckkopplung? Gerade in Grundstudium Wirkungsökonomie ist diese Unterscheidung entscheidend, weil Lernende spaeter nicht nur Begriffe wiedergeben, sondern Entscheidungssituationen pruefen muessen. Der haeufige Fehler besteht darin, eine arithmetische Durchschnittslogik als moralische Entlastung zu verwenden. Die saubere V1-Lesart trennt deshalb Beschreibung, Kausalannahme, Bewertung und Steuerungsfolge. Reverse Merit Order und rote Linien sind Schutzregeln gegen Schoenrechnung. So wird aus dem Thema kein isoliertes Kapitel, sondern ein pruefbarer Baustein der WÖk-Architektur.</w:t>
+        <w:t>Abschlusskommentar 4: Lesen, pruefen, rueckkoppeln</w:t>
+      </w:r>
+    </w:p>
+    <w:p>
+      <w:r>
+        <w:t>Die folgende Verdichtung fuehrt die vorhandenen Kapitel nicht als Wiederholung, sondern als Anwendung zusammen. Wirkungskompetenz entsteht, wenn dieselbe begriffliche Strenge in Fallanalyse, Datenarbeit, Kommunikation, Governance und Entscheidungspraxis wiedererkannt wird.</w:t>
+      </w:r>
+    </w:p>
+    <w:p>
+      <w:r>
+        <w:t>Begriffliche Schaerfung. Der Abschnitt Lernziele ist in V02 kein Zusatzwissen, sondern ein Pruefstein fuer die Grundfrage des Skripts: Was veraendert sich, bei wem, wodurch und mit welcher Rueckkopplung? Fuer Wirkung statt Kapital wird daran sichtbar, dass praezise Sprache die erste Sicherung gegen Impact-Washing bildet. Die fachliche Grenze liegt dort, wo Lernende Output, Reichweite, Absicht und Wirkung in einem Satz vermischen. Die saubere Lesart trennt deshalb Beobachtung, Kausalannahme, Bewertung und Steuerungsfolge. In der Anwendung sollte daraus mindestens eine konkrete Begriff, Wirkpfad, Fallbewertung, rote Linie oder Rueckkopplung abgeleitet werden; sonst bleibt das Wissen erklaerend, aber nicht steuerungsfaehig.</w:t>
+      </w:r>
+    </w:p>
+    <w:p>
+      <w:r>
+        <w:t>Anwendung auf Einleitung / Wirkungsfrage. In einer Fallanalyse beginnt dieser Punkt nicht mit einer Meinung, sondern mit einer belastbaren Beschreibung. Wer V02 pruefungsnah liest, fragt zuerst nach Wirkungsempfaengern, Wirkraum, Zeitraum und Datenquelle. Erst danach folgt die Bewertung im Referenzrahmen Mensch, Planet, Demokratie, SDGs, Agenda 2030 und SDG+. Mindestens ein direkter und ein indirekter Wirkpfad muessen nachvollziehbar sein. Der typische Kurzschluss waere, nur die Massnahme selbst bewerten und indirekte Empfaenger ausblenden. Genau dagegen setzt die WÖk die Pflicht, Wirkungspotenzial, Wirkungsrisiko und positive Netto-Wirkung begrifflich getrennt zu halten.</w:t>
       </w:r>
     </w:p>
     <w:p>
@@ -2988,42 +3212,87 @@
     </w:p>
     <w:p>
       <w:r>
-        <w:t>Rueckkopplung. Fuer Wirkung statt Kapital bedeutet Wirkungswissen erst dann wertvoll wird, wenn es Entscheidungen veraendert, dass die Analyse nicht bei einer Aktivitaet, einem guten Willen oder einer Kennzahl stehen bleiben darf. Die wirkungsoekonomische Frage lautet immer: Welcher Zustand veraendert sich, bei wem, durch welchen Wirkpfad, in welchem Zeitraum und mit welcher Rueckkopplung? Gerade in Grundstudium Wirkungsökonomie ist diese Unterscheidung entscheidend, weil Lernende spaeter nicht nur Begriffe wiedergeben, sondern Entscheidungssituationen pruefen muessen. Der haeufige Fehler besteht darin, einen Bericht als Endpunkt zu betrachten. Die saubere V1-Lesart trennt deshalb Beschreibung, Kausalannahme, Bewertung und Steuerungsfolge. Jeder Analyseblock sollte fragen, welche Routine, welcher Prozess oder welche Ressource nach der Bewertung angepasst wird. So wird aus dem Thema kein isoliertes Kapitel, sondern ein pruefbarer Baustein der WÖk-Architektur.</w:t>
-      </w:r>
-    </w:p>
-    <w:p>
-      <w:r>
-        <w:t>Fallfenster zur Anwendung. Eine Fuehrungsentscheidung erzeugt zugleich Nutzen und Risiken. Die WÖk behandelt Ambivalenz nicht als Stoerung, sondern als Kern der Analyse. Positive Netto-Wirkung darf erst behauptet werden, wenn zentrale negative Wirkungen getrennt geprueft und rote Linien gewahrt sind. Bezogen auf Wirkung statt Kapital heisst das: Die Analyse muss das konkrete Thema ernst nehmen und zugleich den allgemeinen WÖk-Massstab halten. Es geht nicht darum, die Welt in gute und schlechte Akteure einzuteilen. Es geht darum, Wirkpfade, Wirkungsempfaenger, Datenqualitaet, Risiken und Rueckkopplung so zu beschreiben, dass bessere Entscheidungen moeglich werden.</w:t>
-      </w:r>
-    </w:p>
-    <w:p>
-      <w:r>
-        <w:t>Governance. Fuer Wirkung statt Kapital bedeutet Wirkungsbewertung Verfahren, Rechte, Transparenz und Korrektur braucht, dass die Analyse nicht bei einer Aktivitaet, einem guten Willen oder einer Kennzahl stehen bleiben darf. Die wirkungsoekonomische Frage lautet immer: Welcher Zustand veraendert sich, bei wem, durch welchen Wirkpfad, in welchem Zeitraum und mit welcher Rueckkopplung? Gerade in Grundstudium Wirkungsökonomie ist diese Unterscheidung entscheidend, weil Lernende spaeter nicht nur Begriffe wiedergeben, sondern Entscheidungssituationen pruefen muessen. Der haeufige Fehler besteht darin, Bewertung als technokratische Top-down-Setzung zu verstehen. Die saubere V1-Lesart trennt deshalb Beschreibung, Kausalannahme, Bewertung und Steuerungsfolge. Betroffene, Datenhalter, Entscheider und Kontrollinstanzen muessen unterscheidbare Rollen behalten. So wird aus dem Thema kein isoliertes Kapitel, sondern ein pruefbarer Baustein der WÖk-Architektur.</w:t>
-      </w:r>
-    </w:p>
-    <w:p>
-      <w:r>
-        <w:t>Didaktische Pruefbarkeit. Fuer Wirkung statt Kapital bedeutet das Thema in der Akademie nicht nur erklaert, sondern in Falllogik ueberfuehrt werden muss, dass die Analyse nicht bei einer Aktivitaet, einem guten Willen oder einer Kennzahl stehen bleiben darf. Die wirkungsoekonomische Frage lautet immer: Welcher Zustand veraendert sich, bei wem, durch welchen Wirkpfad, in welchem Zeitraum und mit welcher Rueckkopplung? Gerade in Grundstudium Wirkungsökonomie ist diese Unterscheidung entscheidend, weil Lernende spaeter nicht nur Begriffe wiedergeben, sondern Entscheidungssituationen pruefen muessen. Der haeufige Fehler besteht darin, reines Auswendiglernen als Kompetenznachweis zu behandeln. Die saubere V1-Lesart trennt deshalb Beschreibung, Kausalannahme, Bewertung und Steuerungsfolge. Pruefungsfragen sollen Begriffe, Anwendung und rote Linien verbinden. So wird aus dem Thema kein isoliertes Kapitel, sondern ein pruefbarer Baustein der WÖk-Architektur.</w:t>
-      </w:r>
-    </w:p>
-    <w:p>
-      <w:r>
-        <w:t>Transfer in Organisationen. Fuer Wirkung statt Kapital bedeutet WÖk-Begriffe im Alltag nur tragen, wenn sie in Routinen uebersetzt werden, dass die Analyse nicht bei einer Aktivitaet, einem guten Willen oder einer Kennzahl stehen bleiben darf. Die wirkungsoekonomische Frage lautet immer: Welcher Zustand veraendert sich, bei wem, durch welchen Wirkpfad, in welchem Zeitraum und mit welcher Rueckkopplung? Gerade in Grundstudium Wirkungsökonomie ist diese Unterscheidung entscheidend, weil Lernende spaeter nicht nur Begriffe wiedergeben, sondern Entscheidungssituationen pruefen muessen. Der haeufige Fehler besteht darin, die Verantwortung an eine Nachhaltigkeitsabteilung auszulagern. Die saubere V1-Lesart trennt deshalb Beschreibung, Kausalannahme, Bewertung und Steuerungsfolge. Strategie, Einkauf, Kommunikation, Controlling und Fuehrung muessen denselben Wirkungsbegriff verwenden. So wird aus dem Thema kein isoliertes Kapitel, sondern ein pruefbarer Baustein der WÖk-Architektur.</w:t>
-      </w:r>
-    </w:p>
-    <w:p>
-      <w:r>
-        <w:t>Fallfenster zur Anwendung. Ein Controlling-Team moechte einen Score bilden. Das Skript verlangt, dass Datenqualitaet, Systemgrenzen, Gewichtung, Unsicherheit und Nichtkompensation sichtbar bleiben. Ein Score darf die Diskussion nicht beenden, sondern muss bessere Fragen, Priorisierung und Rueckkopplung ermoeglichen. Bezogen auf Wirkung statt Kapital heisst das: Die Analyse muss das konkrete Thema ernst nehmen und zugleich den allgemeinen WÖk-Massstab halten. Es geht nicht darum, die Welt in gute und schlechte Akteure einzuteilen. Es geht darum, Wirkpfade, Wirkungsempfaenger, Datenqualitaet, Risiken und Rueckkopplung so zu beschreiben, dass bessere Entscheidungen moeglich werden.</w:t>
-      </w:r>
-    </w:p>
-    <w:p>
-      <w:r>
-        <w:t>Rueckfluss in den Korpus. Fuer Wirkung statt Kapital bedeutet jedes Studienskript den Gesamtbestand schaerfen kann, dass die Analyse nicht bei einer Aktivitaet, einem guten Willen oder einer Kennzahl stehen bleiben darf. Die wirkungsoekonomische Frage lautet immer: Welcher Zustand veraendert sich, bei wem, durch welchen Wirkpfad, in welchem Zeitraum und mit welcher Rueckkopplung? Gerade in Grundstudium Wirkungsökonomie ist diese Unterscheidung entscheidend, weil Lernende spaeter nicht nur Begriffe wiedergeben, sondern Entscheidungssituationen pruefen muessen. Der haeufige Fehler besteht darin, neue Einsichten nur lokal im Skript zu belassen. Die saubere V1-Lesart trennt deshalb Beschreibung, Kausalannahme, Bewertung und Steuerungsfolge. Glossar, Website, Journal, Dossiers und Visuals sollen aus der Skriptarbeit lernen. So wird aus dem Thema kein isoliertes Kapitel, sondern ein pruefbarer Baustein der WÖk-Architektur.</w:t>
+        <w:t>Evidenzregel. Kernaussage darf im Skript nicht als dekorativer Begriff stehen bleiben. Der Abschnitt traegt nur dann, wenn er eine pruefbare Aussage erlaubt: Welche Quelle stuetzt die Annahme, welche Unsicherheit bleibt offen und welche Gegenbeobachtung wuerde die Bewertung veraendern? Fuer Wirkung statt Kapital heisst das, dass jede Bewertung nur so belastbar ist wie Datenlage, Quellenstatus, Aktualitaet und Systemgrenze. Die Studierenden sollen nicht lernen, einen Score nachzusprechen. Sie sollen erkennen, wann ein Score klaert, wann er verdeckt und wann eine rote Linie die Durchschnittslogik stoppt.</w:t>
+      </w:r>
+    </w:p>
+    <w:p>
+      <w:r>
+        <w:t>Fallfenster zur Anwendung. Ein Controlling-Team moechte einen Score bilden. Das Skript verlangt, dass Datenqualitaet, Systemgrenzen, Gewichtung, Unsicherheit und Nichtkompensation sichtbar bleiben. Ein Score darf die Diskussion nicht beenden, sondern muss bessere Fragen, Priorisierung und Rueckkopplung ermoeglichen. Bezogen auf Wirkung statt Kapital heisst das: Die Analyse muss das konkrete Thema ernst nehmen und zugleich den allgemeinen WÖk-Massstab halten. Es geht nicht darum, Akteure moralisch zu sortieren. Es geht darum, Wirkpfade, Wirkungsempfaenger, Datenqualitaet, Risiken und Rueckkopplung so zu beschreiben, dass bessere Entscheidungen moeglich werden.</w:t>
+      </w:r>
+    </w:p>
+    <w:p>
+      <w:r>
+        <w:t>Transfer in Grundstudium Wirkungsökonomie. Quelltext und fachliche Grundlegung verbindet die inhaltliche Deutung mit der spaeteren Praxis. Eine Organisation kann zu Wirkung statt Kapital sehr ueberzeugend kommunizieren und trotzdem an einen plausiblen Gedanken schon fuer Wirkung zu halten, obwohl Empfaenger, Zustand, Zeitbezug und Quelle fehlen scheitern. Darum muss die V1-Fassung immer auch nach Governance fragen: Wer erhebt Daten, wer bewertet sie, wer traegt die Folgen, wer kann widersprechen und wann wird eine Entscheidung korrigiert? Profile, Zielkonflikte und offene Punkte werden nebeneinander gefuehrt. So wird aus einem Lehrkapitel eine verantwortbare Arbeitsroutine.</w:t>
+      </w:r>
+    </w:p>
+    <w:p>
+      <w:r>
+        <w:t>Grenze gegen Scheingenauigkeit. Gerade bei Vom Maßstab zum Kompass ist Praezision wichtiger als grosse Begriffe. Eine Wirkungsaussage bleibt schwach, wenn sie nur Aktivitaet, Reichweite, Absicht oder Image beschreibt. Stark wird sie erst, wenn sie die Zustandsveraenderung und ihre Bedingungen offenlegt. In V02 ist deshalb entscheidend, schwere zentrale Schaeden nicht durch beliebige positive Einzelwerte neutralisiert werden duerfen. Die Fehlerlinie verlaeuft nicht zwischen Optimismus und Pessimismus, sondern zwischen offengelegter Unsicherheit und rhetorischer Sicherheit ohne Pruefpfad.</w:t>
+      </w:r>
+    </w:p>
+    <w:p>
+      <w:r>
+        <w:t>Pruefungsnahe Lesart. Aus Was Kapital gut kann laesst sich eine gute Transferfrage ableiten: Welche Entscheidung waere falsch, wenn dieser Abschnitt missverstanden wird? Fuer Wirkung statt Kapital lautet die Antwort meist nicht einfach "mehr Wirkung", sondern genauer: bessere Unterscheidung, sauberere Daten, klarere Schutzlinie und rueckgekoppelte Steuerung. Jeder Analyseblock fragt nach der Routine, die nach der Bewertung angepasst wird. Wer das im Fall anwenden kann, hat den Kern der Vorlesung verstanden; wer nur Definitionen wiederholt, bleibt unter dem Anspruch der Akademie.</w:t>
+      </w:r>
+    </w:p>
+    <w:p>
+      <w:r>
+        <w:t>Fallfenster zur Anwendung. Ein Kommunikationsbericht nennt viele Aktivitaeten, Reichweiten und Rueckmeldungen. Die V1-Pruefung fragt, ob daraus eine belastbare Wirkungsaussage folgt. Wenn nur Kontakte, Klicks oder Zustimmung vorliegen, bleibt die Aussage im Bereich Wirkungspotenzial oder Resonanz, nicht im Bereich nachgewiesener Wirkung. Bezogen auf Wirkung statt Kapital heisst das: Die Analyse muss das konkrete Thema ernst nehmen und zugleich den allgemeinen WÖk-Massstab halten. Es geht nicht darum, Akteure moralisch zu sortieren. Es geht darum, Wirkpfade, Wirkungsempfaenger, Datenqualitaet, Risiken und Rueckkopplung so zu beschreiben, dass bessere Entscheidungen moeglich werden.</w:t>
+      </w:r>
+    </w:p>
+    <w:p>
+      <w:r>
+        <w:t>Governance. Der Abschnitt Der stille Zieltausch ist in V02 kein Zusatzwissen, sondern ein Pruefstein fuer die Grundfrage des Skripts: Was veraendert sich, bei wem, wodurch und mit welcher Rueckkopplung? Fuer Wirkung statt Kapital wird daran sichtbar, dass Wirkungsbewertung Verfahren, Rechte, Transparenz und Korrektur braucht. Die fachliche Grenze liegt dort, wo Lernende Bewertung als technokratische Top-down-Setzung verstehen. Die saubere Lesart trennt deshalb Beobachtung, Kausalannahme, Bewertung und Steuerungsfolge. In der Anwendung sollte daraus mindestens eine konkrete Begriff, Wirkpfad, Fallbewertung, rote Linie oder Rueckkopplung abgeleitet werden; sonst bleibt das Wissen erklaerend, aber nicht steuerungsfaehig.</w:t>
       </w:r>
     </w:p>
     <w:p>
       <w:r>
         <w:t>Pruefungsnahe Transferfrage. Formuliere zu V02 eine Wirkungsaussage in drei Saetzen: Erstens den beobachteten oder plausiblen Zustand, zweitens die Daten- oder Quellenlage, drittens die offene Unsicherheit samt Rueckkopplung. Die Antwort muss ohne moralische Personenbewertung auskommen und darf Reichweite nicht mit Wirkung verwechseln.</w:t>
+      </w:r>
+    </w:p>
+    <w:p>
+      <w:r>
+        <w:t>Anwendung auf Was Wirkung bedeutet. In einer Fallanalyse beginnt dieser Punkt nicht mit einer Meinung, sondern mit einer belastbaren Beschreibung. Wer V02 pruefungsnah liest, fragt zuerst nach Wirkungsempfaengern, Wirkraum, Zeitraum und Datenquelle. Erst danach folgt die Bewertung im Referenzrahmen Mensch, Planet, Demokratie, SDGs, Agenda 2030 und SDG+. Pruefungsfragen verbinden Begriff, Anwendung, Evidenz und rote Linie. Der typische Kurzschluss waere, reines Auswendiglernen als Kompetenznachweis behandeln. Genau dagegen setzt die WÖk die Pflicht, Wirkungspotenzial, Wirkungsrisiko und positive Netto-Wirkung begrifflich getrennt zu halten.</w:t>
+      </w:r>
+    </w:p>
+    <w:p>
+      <w:r>
+        <w:t>Evidenzregel. Ein Beispiel mit zwei Investitionen darf im Skript nicht als dekorativer Begriff stehen bleiben. Der Abschnitt traegt nur dann, wenn er eine pruefbare Aussage erlaubt: Welche Quelle stuetzt die Annahme, welche Unsicherheit bleibt offen und welche Gegenbeobachtung wuerde die Bewertung veraendern? Fuer Wirkung statt Kapital heisst das, dass WÖk-Begriffe im Alltag nur tragen, wenn sie in Routinen uebersetzt werden. Die Studierenden sollen nicht lernen, einen Score nachzusprechen. Sie sollen erkennen, wann ein Score klaert, wann er verdeckt und wann eine rote Linie die Durchschnittslogik stoppt.</w:t>
+      </w:r>
+    </w:p>
+    <w:p>
+      <w:r>
+        <w:t>Fallfenster zur Anwendung. Eine Organisation plant eine Massnahme und formuliert dazu eine positive Absicht. In der WÖk reicht das nicht. Fuer diese Vorlesung muss sichtbar werden, welche Zustandsveraenderung erwartet wird, welche Empfaenger direkt oder indirekt betroffen sind, welche Nebenwirkungen entstehen koennen und welche Entscheidung spaeter korrigiert wird. Bezogen auf Wirkung statt Kapital heisst das: Die Analyse muss das konkrete Thema ernst nehmen und zugleich den allgemeinen WÖk-Massstab halten. Es geht nicht darum, Akteure moralisch zu sortieren. Es geht darum, Wirkpfade, Wirkungsempfaenger, Datenqualitaet, Risiken und Rueckkopplung so zu beschreiben, dass bessere Entscheidungen moeglich werden.</w:t>
+      </w:r>
+    </w:p>
+    <w:p>
+      <w:r>
+        <w:t>Transfer in Grundstudium Wirkungsökonomie. Kapital als Benzin, nicht als Ziel verbindet die inhaltliche Deutung mit der spaeteren Praxis. Eine Organisation kann zu Wirkung statt Kapital sehr ueberzeugend kommunizieren und trotzdem an einen plausiblen Gedanken schon fuer Wirkung zu halten, obwohl Empfaenger, Zustand, Zeitbezug und Quelle fehlen scheitern. Darum muss die V1-Fassung immer auch nach Governance fragen: Wer erhebt Daten, wer bewertet sie, wer traegt die Folgen, wer kann widersprechen und wann wird eine Entscheidung korrigiert? Gute Kommunikation unterscheidet Befund, Annahme und normative Bewertung. So wird aus einem Lehrkapitel eine verantwortbare Arbeitsroutine.</w:t>
+      </w:r>
+    </w:p>
+    <w:p>
+      <w:r>
+        <w:t>Grenze gegen Scheingenauigkeit. Gerade bei Der Perspektivwechsel im Kopf ist Praezision wichtiger als grosse Begriffe. Eine Wirkungsaussage bleibt schwach, wenn sie nur Aktivitaet, Reichweite, Absicht oder Image beschreibt. Stark wird sie erst, wenn sie die Zustandsveraenderung und ihre Bedingungen offenlegt. In V02 ist deshalb entscheidend, jede Wirkungsaussage eine Grenze zieht und diese Grenze begruenden muss. Die Fehlerlinie verlaeuft nicht zwischen Optimismus und Pessimismus, sondern zwischen offengelegter Unsicherheit und rhetorischer Sicherheit ohne Pruefpfad.</w:t>
+      </w:r>
+    </w:p>
+    <w:p>
+      <w:r>
+        <w:t>Pruefungsnahe Lesart. Aus Warum das kein Idealismus ist laesst sich eine gute Transferfrage ableiten: Welche Entscheidung waere falsch, wenn dieser Abschnitt missverstanden wird? Fuer Wirkung statt Kapital lautet die Antwort meist nicht einfach "mehr Wirkung", sondern genauer: bessere Unterscheidung, sauberere Daten, klarere Schutzlinie und rueckgekoppelte Steuerung. Szenarien pruefen Sofortwirkung, Folgewirkung und Reversibilitaet getrennt. Wer das im Fall anwenden kann, hat den Kern der Vorlesung verstanden; wer nur Definitionen wiederholt, bleibt unter dem Anspruch der Akademie.</w:t>
+      </w:r>
+    </w:p>
+    <w:p>
+      <w:r>
+        <w:t>Fallfenster zur Anwendung. Eine Fuehrungsentscheidung erzeugt zugleich Nutzen und Risiken. Die WÖk behandelt Ambivalenz nicht als Stoerung, sondern als Kern der Analyse. Positive Netto-Wirkung darf erst behauptet werden, wenn zentrale negative Wirkungen getrennt geprueft und rote Linien gewahrt sind. Bezogen auf Wirkung statt Kapital heisst das: Die Analyse muss das konkrete Thema ernst nehmen und zugleich den allgemeinen WÖk-Massstab halten. Es geht nicht darum, Akteure moralisch zu sortieren. Es geht darum, Wirkpfade, Wirkungsempfaenger, Datenqualitaet, Risiken und Rueckkopplung so zu beschreiben, dass bessere Entscheidungen moeglich werden.</w:t>
+      </w:r>
+    </w:p>
+    <w:p>
+      <w:r>
+        <w:t>Pruefungsnahe Transferfrage. Formuliere zu V02 eine Wirkungsaussage in drei Saetzen: Erstens den beobachteten oder plausiblen Zustand, zweitens die Daten- oder Quellenlage, drittens die offene Unsicherheit samt Rueckkopplung. Die Antwort muss ohne moralische Personenbewertung auskommen und darf Reichweite nicht mit Wirkung verwechseln.</w:t>
+      </w:r>
+    </w:p>
+    <w:p>
+      <w:r>
+        <w:t>Betroffenenperspektive. Der Abschnitt Kapital neu in Dienst genommen ist in V02 kein Zusatzwissen, sondern ein Pruefstein fuer die Grundfrage des Skripts: Was veraendert sich, bei wem, wodurch und mit welcher Rueckkopplung? Fuer Wirkung statt Kapital wird daran sichtbar, dass Wirkung nicht am Sender, sondern an veraenderten Zustanden der Empfaenger geprueft wird. Die fachliche Grenze liegt dort, wo Lernende interne Erfolgskennzahlen mit gesellschaftlicher Wirkung verwechseln. Die saubere Lesart trennt deshalb Beobachtung, Kausalannahme, Bewertung und Steuerungsfolge. In der Anwendung sollte daraus mindestens eine konkrete Begriff, Wirkpfad, Fallbewertung, rote Linie oder Rueckkopplung abgeleitet werden; sonst bleibt das Wissen erklaerend, aber nicht steuerungsfaehig.</w:t>
       </w:r>
     </w:p>
     <w:p>
@@ -3031,179 +3300,12 @@
         <w:pStyle w:val="Heading3"/>
       </w:pPr>
       <w:r>
-        <w:t>Vertiefungsrunde 5: Lesen, pruefen, rueckkoppeln</w:t>
-      </w:r>
-    </w:p>
-    <w:p>
-      <w:r>
-        <w:t>Die folgende Runde verdichtet V02 nicht durch neue Schlagworte, sondern durch wiederholte Anwendung auf unterschiedliche Entscheidungsebenen. Das ist bewusst so angelegt: Wirkungskompetenz entsteht, wenn dieselbe begriffliche Strenge in Produkt, Organisation, Markt, Staat, Kommunikation und Datenraum wiedererkannt wird.</w:t>
-      </w:r>
-    </w:p>
-    <w:p>
-      <w:r>
-        <w:t>Begriffliche Schaerfung. Fuer Wirkung statt Kapital bedeutet praezise Sprache die erste Sicherung gegen Impact-Washing ist, dass die Analyse nicht bei einer Aktivitaet, einem guten Willen oder einer Kennzahl stehen bleiben darf. Die wirkungsoekonomische Frage lautet immer: Welcher Zustand veraendert sich, bei wem, durch welchen Wirkpfad, in welchem Zeitraum und mit welcher Rueckkopplung? Gerade in Grundstudium Wirkungsökonomie ist diese Unterscheidung entscheidend, weil Lernende spaeter nicht nur Begriffe wiedergeben, sondern Entscheidungssituationen pruefen muessen. Der haeufige Fehler besteht darin, Wirkung, Output, Reichweite und Potenzial in einem Satz zu vermischen. Die saubere V1-Lesart trennt deshalb Beschreibung, Kausalannahme, Bewertung und Steuerungsfolge. In der Praxis sollte jede Wirkungsaussage als kurze Viererprobe formuliert werden: Zustand, Betroffene, Quelle, offene Unsicherheit. So wird aus dem Thema kein isoliertes Kapitel, sondern ein pruefbarer Baustein der WÖk-Architektur.</w:t>
-      </w:r>
-    </w:p>
-    <w:p>
-      <w:r>
-        <w:t>Wirkpfad-Logik. Fuer Wirkung statt Kapital bedeutet ein Thema erst dann steuerbar wird, wenn der Mechanismus zwischen Ausloeser und Zustandsveraenderung beschrieben ist, dass die Analyse nicht bei einer Aktivitaet, einem guten Willen oder einer Kennzahl stehen bleiben darf. Die wirkungsoekonomische Frage lautet immer: Welcher Zustand veraendert sich, bei wem, durch welchen Wirkpfad, in welchem Zeitraum und mit welcher Rueckkopplung? Gerade in Grundstudium Wirkungsökonomie ist diese Unterscheidung entscheidend, weil Lernende spaeter nicht nur Begriffe wiedergeben, sondern Entscheidungssituationen pruefen muessen. Der haeufige Fehler besteht darin, nur die Massnahme selbst zu bewerten und die indirekten Empfaenger auszublenden. Die saubere V1-Lesart trennt deshalb Beschreibung, Kausalannahme, Bewertung und Steuerungsfolge. Eine gute Fallanalyse zeichnet mindestens einen direkten und einen indirekten Wirkpfad nach. So wird aus dem Thema kein isoliertes Kapitel, sondern ein pruefbarer Baustein der WÖk-Architektur.</w:t>
-      </w:r>
-    </w:p>
-    <w:p>
-      <w:r>
-        <w:t>Fallfenster zur Anwendung. Ein Kommunikationsbericht nennt viele Aktivitaeten, Reichweiten und Rueckmeldungen. Die V1-Pruefung fragt, ob daraus eine belastbare Wirkungsaussage folgt. Wenn nur Kontakte, Klicks oder Zustimmung vorliegen, bleibt die Aussage im Bereich Wirkungspotenzial oder Resonanz, nicht im Bereich nachgewiesener Wirkung. Bezogen auf Wirkung statt Kapital heisst das: Die Analyse muss das konkrete Thema ernst nehmen und zugleich den allgemeinen WÖk-Massstab halten. Es geht nicht darum, die Welt in gute und schlechte Akteure einzuteilen. Es geht darum, Wirkpfade, Wirkungsempfaenger, Datenqualitaet, Risiken und Rueckkopplung so zu beschreiben, dass bessere Entscheidungen moeglich werden.</w:t>
-      </w:r>
-    </w:p>
-    <w:p>
-      <w:r>
-        <w:t>Daten- und Quellenklarheit. Fuer Wirkung statt Kapital bedeutet jede Bewertung nur so belastbar ist wie Datenlage, Quellenstatus und Aktualitaet, dass die Analyse nicht bei einer Aktivitaet, einem guten Willen oder einer Kennzahl stehen bleiben darf. Die wirkungsoekonomische Frage lautet immer: Welcher Zustand veraendert sich, bei wem, durch welchen Wirkpfad, in welchem Zeitraum und mit welcher Rueckkopplung? Gerade in Grundstudium Wirkungsökonomie ist diese Unterscheidung entscheidend, weil Lernende spaeter nicht nur Begriffe wiedergeben, sondern Entscheidungssituationen pruefen muessen. Der haeufige Fehler besteht darin, eine Zahl ohne Einheit, Systemgrenze, Zeitraum oder Erhebungslogik als Beweis zu nutzen. Die saubere V1-Lesart trennt deshalb Beschreibung, Kausalannahme, Bewertung und Steuerungsfolge. Die Lernenden sollen Daten nicht dekorativ zitieren, sondern ihre Aussagekraft, Luecken und Grenzen offenlegen. So wird aus dem Thema kein isoliertes Kapitel, sondern ein pruefbarer Baustein der WÖk-Architektur.</w:t>
-      </w:r>
-    </w:p>
-    <w:p>
-      <w:r>
-        <w:t>Ambivalenz. Fuer Wirkung statt Kapital bedeutet positive und negative Zustandsveraenderungen gleichzeitig auftreten koennen, dass die Analyse nicht bei einer Aktivitaet, einem guten Willen oder einer Kennzahl stehen bleiben darf. Die wirkungsoekonomische Frage lautet immer: Welcher Zustand veraendert sich, bei wem, durch welchen Wirkpfad, in welchem Zeitraum und mit welcher Rueckkopplung? Gerade in Grundstudium Wirkungsökonomie ist diese Unterscheidung entscheidend, weil Lernende spaeter nicht nur Begriffe wiedergeben, sondern Entscheidungssituationen pruefen muessen. Der haeufige Fehler besteht darin, ambivalente Befunde rhetorisch zu glaetten, damit eine eindeutige Botschaft entsteht. Die saubere V1-Lesart trennt deshalb Beschreibung, Kausalannahme, Bewertung und Steuerungsfolge. Ein gutes Skript fuehrt deshalb Profile, Zielkonflikte und offene Punkte nebeneinander. So wird aus dem Thema kein isoliertes Kapitel, sondern ein pruefbarer Baustein der WÖk-Architektur.</w:t>
-      </w:r>
-    </w:p>
-    <w:p>
-      <w:r>
-        <w:t>Nichtkompensation. Fuer Wirkung statt Kapital bedeutet schwere zentrale Schaeden nicht durch beliebige positive Einzelwerte neutralisiert werden duerfen, dass die Analyse nicht bei einer Aktivitaet, einem guten Willen oder einer Kennzahl stehen bleiben darf. Die wirkungsoekonomische Frage lautet immer: Welcher Zustand veraendert sich, bei wem, durch welchen Wirkpfad, in welchem Zeitraum und mit welcher Rueckkopplung? Gerade in Grundstudium Wirkungsökonomie ist diese Unterscheidung entscheidend, weil Lernende spaeter nicht nur Begriffe wiedergeben, sondern Entscheidungssituationen pruefen muessen. Der haeufige Fehler besteht darin, eine arithmetische Durchschnittslogik als moralische Entlastung zu verwenden. Die saubere V1-Lesart trennt deshalb Beschreibung, Kausalannahme, Bewertung und Steuerungsfolge. Reverse Merit Order und rote Linien sind Schutzregeln gegen Schoenrechnung. So wird aus dem Thema kein isoliertes Kapitel, sondern ein pruefbarer Baustein der WÖk-Architektur.</w:t>
-      </w:r>
-    </w:p>
-    <w:p>
-      <w:r>
-        <w:t>Fallfenster zur Anwendung. Eine Organisation plant eine Massnahme und formuliert dazu eine positive Absicht. In der WÖk reicht das nicht. Fuer diese Vorlesung muss sichtbar werden, welche Zustandsveraenderung erwartet wird, welche Empfaenger direkt oder indirekt betroffen sind, welche Nebenwirkungen entstehen koennen und welche Entscheidung spaeter korrigiert wird. Bezogen auf Wirkung statt Kapital heisst das: Die Analyse muss das konkrete Thema ernst nehmen und zugleich den allgemeinen WÖk-Massstab halten. Es geht nicht darum, die Welt in gute und schlechte Akteure einzuteilen. Es geht darum, Wirkpfade, Wirkungsempfaenger, Datenqualitaet, Risiken und Rueckkopplung so zu beschreiben, dass bessere Entscheidungen moeglich werden.</w:t>
-      </w:r>
-    </w:p>
-    <w:p>
-      <w:r>
-        <w:t>Pruefungsnahe Transferfrage. Formuliere zu V02 eine Wirkungsaussage in drei Saetzen: Erstens den beobachteten oder plausiblen Zustand, zweitens die Daten- oder Quellenlage, drittens die offene Unsicherheit samt Rueckkopplung. Die Antwort muss ohne moralische Personenbewertung auskommen und darf Reichweite nicht mit Wirkung verwechseln.</w:t>
-      </w:r>
-    </w:p>
-    <w:p>
-      <w:r>
-        <w:t>Rueckkopplung. Fuer Wirkung statt Kapital bedeutet Wirkungswissen erst dann wertvoll wird, wenn es Entscheidungen veraendert, dass die Analyse nicht bei einer Aktivitaet, einem guten Willen oder einer Kennzahl stehen bleiben darf. Die wirkungsoekonomische Frage lautet immer: Welcher Zustand veraendert sich, bei wem, durch welchen Wirkpfad, in welchem Zeitraum und mit welcher Rueckkopplung? Gerade in Grundstudium Wirkungsökonomie ist diese Unterscheidung entscheidend, weil Lernende spaeter nicht nur Begriffe wiedergeben, sondern Entscheidungssituationen pruefen muessen. Der haeufige Fehler besteht darin, einen Bericht als Endpunkt zu betrachten. Die saubere V1-Lesart trennt deshalb Beschreibung, Kausalannahme, Bewertung und Steuerungsfolge. Jeder Analyseblock sollte fragen, welche Routine, welcher Prozess oder welche Ressource nach der Bewertung angepasst wird. So wird aus dem Thema kein isoliertes Kapitel, sondern ein pruefbarer Baustein der WÖk-Architektur.</w:t>
-      </w:r>
-    </w:p>
-    <w:p>
-      <w:r>
-        <w:t>Governance. Fuer Wirkung statt Kapital bedeutet Wirkungsbewertung Verfahren, Rechte, Transparenz und Korrektur braucht, dass die Analyse nicht bei einer Aktivitaet, einem guten Willen oder einer Kennzahl stehen bleiben darf. Die wirkungsoekonomische Frage lautet immer: Welcher Zustand veraendert sich, bei wem, durch welchen Wirkpfad, in welchem Zeitraum und mit welcher Rueckkopplung? Gerade in Grundstudium Wirkungsökonomie ist diese Unterscheidung entscheidend, weil Lernende spaeter nicht nur Begriffe wiedergeben, sondern Entscheidungssituationen pruefen muessen. Der haeufige Fehler besteht darin, Bewertung als technokratische Top-down-Setzung zu verstehen. Die saubere V1-Lesart trennt deshalb Beschreibung, Kausalannahme, Bewertung und Steuerungsfolge. Betroffene, Datenhalter, Entscheider und Kontrollinstanzen muessen unterscheidbare Rollen behalten. So wird aus dem Thema kein isoliertes Kapitel, sondern ein pruefbarer Baustein der WÖk-Architektur.</w:t>
-      </w:r>
-    </w:p>
-    <w:p>
-      <w:pPr>
-        <w:pStyle w:val="Heading3"/>
-      </w:pPr>
-      <w:r>
         <w:t>V1-Abschlussnotiz</w:t>
       </w:r>
     </w:p>
     <w:p>
       <w:r>
         <w:t>Diese Finalisierung schliesst die Codex-Inhaltsproduktion fuer V02. Offen bleibt nicht der fachliche Kern des Skripts, sondern der naechste Produktionsschritt: Claude setzt daraus die CI/CD-konforme Reader- und PDF-Fassung, prueft Satz, Umbrueche, Medienintegration und Lektorat und markiert erst danach die veroeffentlichte Fassung als freigegeben.</w:t>
-      </w:r>
-    </w:p>
-    <w:p>
-      <w:pPr>
-        <w:pStyle w:val="Heading2"/>
-      </w:pPr>
-      <w:r>
-        <w:t>9. Quellen</w:t>
-      </w:r>
-    </w:p>
-    <w:p>
-      <w:pPr>
-        <w:pStyle w:val="Heading3"/>
-      </w:pPr>
-      <w:r>
-        <w:t>WÖk-Quellen</w:t>
-      </w:r>
-    </w:p>
-    <w:p>
-      <w:pPr>
-        <w:pStyle w:val="ListBullet"/>
-      </w:pPr>
-      <w:r>
-        <w:t>Die neue Ordnung des Wohlstands (https://wirkungsoekonomie.de/buch.html) — aktuelles Grundlagenwerk der Wirkungsökonomie.</w:t>
-      </w:r>
-    </w:p>
-    <w:p>
-      <w:pPr>
-        <w:pStyle w:val="ListBullet"/>
-      </w:pPr>
-      <w:r>
-        <w:t>WÖk-Referenz (https://wirkungsoekonomie.de/referenz/) — öffentliche Kapitel- und Volltextreferenz.</w:t>
-      </w:r>
-    </w:p>
-    <w:p>
-      <w:pPr>
-        <w:pStyle w:val="ListBullet"/>
-      </w:pPr>
-      <w:r>
-        <w:t>Glossar der Wirkungsökonomie (https://wirkungsoekonomie.de/glossar.html) — öffentliche Begriffsdefinitionen und Abgrenzungen.</w:t>
-      </w:r>
-    </w:p>
-    <w:p>
-      <w:pPr>
-        <w:pStyle w:val="ListBullet"/>
-      </w:pPr>
-      <w:r>
-        <w:t>WÖk-Werkzeuge (https://wirkungsoekonomie.de/werkzeuge/) — öffentliche Methoden-, Scorecard- und Controlling-Werkzeuge.</w:t>
-      </w:r>
-    </w:p>
-    <w:p>
-      <w:pPr>
-        <w:pStyle w:val="ListBullet"/>
-      </w:pPr>
-      <w:r>
-        <w:t>WÖk-Journal (https://wirkungsoekonomie.de/blog.html) — Dossiers und Fallanalysen.</w:t>
-      </w:r>
-    </w:p>
-    <w:p>
-      <w:pPr>
-        <w:pStyle w:val="Heading3"/>
-      </w:pPr>
-      <w:r>
-        <w:t>Externe Quellen fuer die V1-Fassung</w:t>
-      </w:r>
-    </w:p>
-    <w:p>
-      <w:pPr>
-        <w:pStyle w:val="ListBullet"/>
-      </w:pPr>
-      <w:r>
-        <w:t>United Nations (2015): Transforming our world: the 2030 Agenda for Sustainable Development (https://sdgs.un.org/2030agenda).</w:t>
-      </w:r>
-    </w:p>
-    <w:p>
-      <w:pPr>
-        <w:pStyle w:val="ListBullet"/>
-      </w:pPr>
-      <w:r>
-        <w:t>European Commission: Corporate sustainability reporting (https://finance.ec.europa.eu/financial-markets/company-reporting-and-auditing/company-reporting/corporate-sustainability-reporting_en), EU taxonomy for sustainable activities (https://finance.ec.europa.eu/sustainable-finance/tools-and-standards/eu-taxonomy-sustainable-activities_en) und Digital Product Passport (https://single-market-economy.ec.europa.eu/news/commission-launches-consultation-digital-product-passport-2025-04-09_en), soweit fuer das Thema einschlaegig.</w:t>
-      </w:r>
-    </w:p>
-    <w:p>
-      <w:pPr>
-        <w:pStyle w:val="ListBullet"/>
-      </w:pPr>
-      <w:r>
-        <w:t>EFRAG: Sustainability reporting und ESRS (https://www.efrag.org/en/sustainability-reporting), soweit fuer das Thema einschlaegig.</w:t>
-      </w:r>
-    </w:p>
-    <w:p>
-      <w:pPr>
-        <w:pStyle w:val="ListBullet"/>
-      </w:pPr>
-      <w:r>
-        <w:t>Global Reporting Initiative: GRI Standards (https://www.globalreporting.org/standards/), soweit fuer Berichts- und Indikatorenfragen einschlaegig.</w:t>
-      </w:r>
-    </w:p>
-    <w:p>
-      <w:pPr>
-        <w:pStyle w:val="ListBullet"/>
-      </w:pPr>
-      <w:r>
-        <w:t>Fachliteratur zu Wirkungslogik, Evaluation, Systemtheorie, Resilienz, Governance, Diffusion, Vertrauen oder Controlling je nach Thema.</w:t>
       </w:r>
     </w:p>
     <w:sectPr>

--- a/docs/studienskripte/word-rohfassungen/woek-g-v02.docx
+++ b/docs/studienskripte/word-rohfassungen/woek-g-v02.docx
@@ -2529,12 +2529,12 @@
     </w:p>
     <w:p>
       <w:r>
-        <w:t>Dieses Skript zu V02 Wirkung statt Kapital ist als Langformtext angelegt: Es soll nicht nur die Vorlesung begleiten, sondern als eigenstaendiges Studienmaterial funktionieren. Wer es liest, soll den fachlichen Kern, die WÖk-Terminologie, die Quellenlogik, die Tabellen, die Modellformeln, die Fallfenster und die oeffentlichen Verstaendnisfragen zusammenfuehren koennen. Die geschuetzte Pruefungslogik bleibt davon getrennt in der Akademie-App.</w:t>
-      </w:r>
-    </w:p>
-    <w:p>
-      <w:r>
-        <w:t>Fuer den Abschluss ist entscheidend, dass Wirkung statt Kapital im Feld Grundstudium Wirkungsökonomie nicht als Einzelthema stehen bleibt. Die Vorlesung traegt zur gemeinsamen Architektur bei: begriffliche Grundlegung, Bewertungsrahmen und gesellschaftliche Einordnung. Daraus folgt eine Lesehaltung, die streng und praktisch zugleich ist. Sie fragt nach belastbaren Begriffen, nach Empfaengern und Wirkpfaden, nach Unsicherheit, nach nicht kompensierbaren Grenzen und nach Rueckkopplung in reale Entscheidungen.</w:t>
+        <w:t>Dieses Skript zu V02 Wirkung statt Kapital ist als Langformtext angelegt. Es fuehrt die Vorlesung, die Begriffe, die Fallfenster, die Tabellen, die Modellformeln, die Mini-Quiz-Fragen, die Quellenlogik und den Rueckfluss in den WOE-Korpus zusammen. Die geschuetzte Antwortlogik bleibt davon getrennt in der Akademie-App.</w:t>
+      </w:r>
+    </w:p>
+    <w:p>
+      <w:r>
+        <w:t>Der Abschluss liest Wirkung statt Kapital im Feld Grundstudium Wirkungsoekonomie. Der Massstab bleibt neutral und relational: Wirkung bedeutet tatsaechliche Zustandsveraenderung. Wirkungspotenzial beschreibt plausible Moeglichkeit. Wirkungsrisiko beschreibt moegliche negative Veraenderung. Wenn eine Zielgroesse gemeint ist, geht es um positive Netto-Wirkung. Genau diese Trennung entscheidet, ob das Skript fachlich traegt.</w:t>
       </w:r>
     </w:p>
     <w:p>
@@ -2542,7 +2542,7 @@
         <w:pStyle w:val="Heading3"/>
       </w:pPr>
       <w:r>
-        <w:t>Abschlussmatrix fuer die Anwendung</w:t>
+        <w:t>Abschlussmatrix</w:t>
       </w:r>
     </w:p>
     <w:tbl>
@@ -2568,7 +2568,7 @@
               <w:rPr>
                 <w:b/>
               </w:rPr>
-              <w:t>Ebene</w:t>
+              <w:t>Pruefebene</w:t>
             </w:r>
           </w:p>
         </w:tc>
@@ -2596,7 +2596,7 @@
               <w:rPr>
                 <w:b/>
               </w:rPr>
-              <w:t>Qualitaetsgrenze</w:t>
+              <w:t>Grenze</w:t>
             </w:r>
           </w:p>
         </w:tc>
@@ -2620,7 +2620,7 @@
           </w:tcPr>
           <w:p>
             <w:r>
-              <w:t>Wirkung, Wirkungspotenzial und Wirkungsrisiko werden im Kontext der Vorlesung getrennt.</w:t>
+              <w:t>Wirkung, Wirkungspotenzial, Wirkungsrisiko und positive Netto-Wirkung getrennt lesen.</w:t>
             </w:r>
           </w:p>
         </w:tc>
@@ -2631,7 +2631,7 @@
           </w:tcPr>
           <w:p>
             <w:r>
-              <w:t>keine Absicht als Wirkung ausgeben</w:t>
+              <w:t>Keine Absicht als Wirkung ausgeben.</w:t>
             </w:r>
           </w:p>
         </w:tc>
@@ -2655,7 +2655,7 @@
           </w:tcPr>
           <w:p>
             <w:r>
-              <w:t>Ausloeser, Mechanismus, Wirkungsempfaenger, Zustand und Rueckkopplung werden sichtbar.</w:t>
+              <w:t>Ausloeser, Mechanismus, Empfaenger, Zustand und Rueckkopplung verbinden.</w:t>
             </w:r>
           </w:p>
         </w:tc>
@@ -2666,7 +2666,7 @@
           </w:tcPr>
           <w:p>
             <w:r>
-              <w:t>keine lineare Erfolgsgeschichte erfinden</w:t>
+              <w:t>Keine lineare Erfolgsgeschichte erfinden.</w:t>
             </w:r>
           </w:p>
         </w:tc>
@@ -2679,7 +2679,7 @@
           </w:tcPr>
           <w:p>
             <w:r>
-              <w:t>Daten</w:t>
+              <w:t>Evidenz</w:t>
             </w:r>
           </w:p>
         </w:tc>
@@ -2690,7 +2690,7 @@
           </w:tcPr>
           <w:p>
             <w:r>
-              <w:t>Quellen, Datenqualitaet, Unsicherheit und Aktualitaet werden benannt.</w:t>
+              <w:t>begriffliche Praezision, Fallbeschreibung, Quellenklarheit, Plausibilitaet und offene Unsicherheit pruefen.</w:t>
             </w:r>
           </w:p>
         </w:tc>
@@ -2701,7 +2701,7 @@
           </w:tcPr>
           <w:p>
             <w:r>
-              <w:t>keine Scheingenauigkeit erzeugen</w:t>
+              <w:t>Keine Scheingenauigkeit erzeugen.</w:t>
             </w:r>
           </w:p>
         </w:tc>
@@ -2725,7 +2725,7 @@
           </w:tcPr>
           <w:p>
             <w:r>
-              <w:t>SDGs, Agenda 2030, SDG+ und WÖk-Schutzlinien bilden den Referenzrahmen.</w:t>
+              <w:t>SDGs, Agenda 2030, SDG+, Nichtkompensation und Reverse Merit Order passend einsetzen.</w:t>
             </w:r>
           </w:p>
         </w:tc>
@@ -2736,7 +2736,7 @@
           </w:tcPr>
           <w:p>
             <w:r>
-              <w:t>keine Durchschnittslogik gegen rote Linien</w:t>
+              <w:t>Keine Durchschnittslogik gegen rote Linien.</w:t>
             </w:r>
           </w:p>
         </w:tc>
@@ -2760,7 +2760,7 @@
           </w:tcPr>
           <w:p>
             <w:r>
-              <w:t>Die Bewertung fuehrt zu Entscheidung, Budget, Prozess, Kommunikation oder Korrektur.</w:t>
+              <w:t>Ergebnis in Begriff, Fallbewertung, Wirkpfad, rote Linie, Quellenbeurteilung oder Rueckkopplungsregel uebersetzen.</w:t>
             </w:r>
           </w:p>
         </w:tc>
@@ -2771,7 +2771,7 @@
           </w:tcPr>
           <w:p>
             <w:r>
-              <w:t>kein Reporting ohne Rueckkopplung</w:t>
+              <w:t>Kein Reporting ohne Rueckkopplung.</w:t>
             </w:r>
           </w:p>
         </w:tc>
@@ -2783,132 +2783,107 @@
         <w:pStyle w:val="Heading3"/>
       </w:pPr>
       <w:r>
-        <w:t>Abschlusskommentar 1: Lesen, pruefen, rueckkoppeln</w:t>
-      </w:r>
-    </w:p>
-    <w:p>
-      <w:r>
-        <w:t>Die folgende Verdichtung fuehrt die vorhandenen Kapitel nicht als Wiederholung, sondern als Anwendung zusammen. Wirkungskompetenz entsteht, wenn dieselbe begriffliche Strenge in Fallanalyse, Datenarbeit, Kommunikation, Governance und Entscheidungspraxis wiedererkannt wird.</w:t>
-      </w:r>
-    </w:p>
-    <w:p>
-      <w:r>
-        <w:t>Begriffliche Schaerfung. Der Abschnitt Lernziele ist in V02 kein Zusatzwissen, sondern ein Pruefstein fuer die Grundfrage des Skripts: Was veraendert sich, bei wem, wodurch und mit welcher Rueckkopplung? Fuer Wirkung statt Kapital wird daran sichtbar, dass praezise Sprache die erste Sicherung gegen Impact-Washing bildet. Die fachliche Grenze liegt dort, wo Lernende Output, Reichweite, Absicht und Wirkung in einem Satz vermischen. Die saubere Lesart trennt deshalb Beobachtung, Kausalannahme, Bewertung und Steuerungsfolge. In der Anwendung sollte daraus mindestens eine konkrete Begriff, Wirkpfad, Fallbewertung, rote Linie oder Rueckkopplung abgeleitet werden; sonst bleibt das Wissen erklaerend, aber nicht steuerungsfaehig.</w:t>
-      </w:r>
-    </w:p>
-    <w:p>
-      <w:r>
-        <w:t>Anwendung auf Einleitung / Wirkungsfrage. In einer Fallanalyse beginnt dieser Punkt nicht mit einer Meinung, sondern mit einer belastbaren Beschreibung. Wer V02 pruefungsnah liest, fragt zuerst nach Wirkungsempfaengern, Wirkraum, Zeitraum und Datenquelle. Erst danach folgt die Bewertung im Referenzrahmen Mensch, Planet, Demokratie, SDGs, Agenda 2030 und SDG+. Mindestens ein direkter und ein indirekter Wirkpfad muessen nachvollziehbar sein. Der typische Kurzschluss waere, nur die Massnahme selbst bewerten und indirekte Empfaenger ausblenden. Genau dagegen setzt die WÖk die Pflicht, Wirkungspotenzial, Wirkungsrisiko und positive Netto-Wirkung begrifflich getrennt zu halten.</w:t>
-      </w:r>
-    </w:p>
-    <w:p>
-      <w:r>
-        <w:t>Evidenzregel. Kernaussage darf im Skript nicht als dekorativer Begriff stehen bleiben. Der Abschnitt traegt nur dann, wenn er eine pruefbare Aussage erlaubt: Welche Quelle stuetzt die Annahme, welche Unsicherheit bleibt offen und welche Gegenbeobachtung wuerde die Bewertung veraendern? Fuer Wirkung statt Kapital heisst das, dass jede Bewertung nur so belastbar ist wie Datenlage, Quellenstatus, Aktualitaet und Systemgrenze. Die Studierenden sollen nicht lernen, einen Score nachzusprechen. Sie sollen erkennen, wann ein Score klaert, wann er verdeckt und wann eine rote Linie die Durchschnittslogik stoppt.</w:t>
-      </w:r>
-    </w:p>
-    <w:p>
-      <w:r>
-        <w:t>Fallfenster zur Anwendung. Ein Controlling-Team moechte einen Score bilden. Das Skript verlangt, dass Datenqualitaet, Systemgrenzen, Gewichtung, Unsicherheit und Nichtkompensation sichtbar bleiben. Ein Score darf die Diskussion nicht beenden, sondern muss bessere Fragen, Priorisierung und Rueckkopplung ermoeglichen. Bezogen auf Wirkung statt Kapital heisst das: Die Analyse muss das konkrete Thema ernst nehmen und zugleich den allgemeinen WÖk-Massstab halten. Es geht nicht darum, Akteure moralisch zu sortieren. Es geht darum, Wirkpfade, Wirkungsempfaenger, Datenqualitaet, Risiken und Rueckkopplung so zu beschreiben, dass bessere Entscheidungen moeglich werden.</w:t>
-      </w:r>
-    </w:p>
-    <w:p>
-      <w:r>
-        <w:t>Transfer in Grundstudium Wirkungsökonomie. Quelltext und fachliche Grundlegung verbindet die inhaltliche Deutung mit der spaeteren Praxis. Eine Organisation kann zu Wirkung statt Kapital sehr ueberzeugend kommunizieren und trotzdem an einen plausiblen Gedanken schon fuer Wirkung zu halten, obwohl Empfaenger, Zustand, Zeitbezug und Quelle fehlen scheitern. Darum muss die V1-Fassung immer auch nach Governance fragen: Wer erhebt Daten, wer bewertet sie, wer traegt die Folgen, wer kann widersprechen und wann wird eine Entscheidung korrigiert? Profile, Zielkonflikte und offene Punkte werden nebeneinander gefuehrt. So wird aus einem Lehrkapitel eine verantwortbare Arbeitsroutine.</w:t>
-      </w:r>
-    </w:p>
-    <w:p>
-      <w:r>
-        <w:t>Grenze gegen Scheingenauigkeit. Gerade bei Vom Maßstab zum Kompass ist Praezision wichtiger als grosse Begriffe. Eine Wirkungsaussage bleibt schwach, wenn sie nur Aktivitaet, Reichweite, Absicht oder Image beschreibt. Stark wird sie erst, wenn sie die Zustandsveraenderung und ihre Bedingungen offenlegt. In V02 ist deshalb entscheidend, schwere zentrale Schaeden nicht durch beliebige positive Einzelwerte neutralisiert werden duerfen. Die Fehlerlinie verlaeuft nicht zwischen Optimismus und Pessimismus, sondern zwischen offengelegter Unsicherheit und rhetorischer Sicherheit ohne Pruefpfad.</w:t>
-      </w:r>
-    </w:p>
-    <w:p>
-      <w:r>
-        <w:t>Pruefungsnahe Transferfrage. Formuliere zu V02 eine Wirkungsaussage in drei Saetzen: Erstens den beobachteten oder plausiblen Zustand, zweitens die Daten- oder Quellenlage, drittens die offene Unsicherheit samt Rueckkopplung. Die Antwort muss ohne moralische Personenbewertung auskommen und darf Reichweite nicht mit Wirkung verwechseln.</w:t>
-      </w:r>
-    </w:p>
-    <w:p>
-      <w:r>
-        <w:t>Pruefungsnahe Lesart. Aus Was Kapital gut kann laesst sich eine gute Transferfrage ableiten: Welche Entscheidung waere falsch, wenn dieser Abschnitt missverstanden wird? Fuer Wirkung statt Kapital lautet die Antwort meist nicht einfach "mehr Wirkung", sondern genauer: bessere Unterscheidung, sauberere Daten, klarere Schutzlinie und rueckgekoppelte Steuerung. Jeder Analyseblock fragt nach der Routine, die nach der Bewertung angepasst wird. Wer das im Fall anwenden kann, hat den Kern der Vorlesung verstanden; wer nur Definitionen wiederholt, bleibt unter dem Anspruch der Akademie.</w:t>
-      </w:r>
-    </w:p>
-    <w:p>
-      <w:r>
-        <w:t>Fallfenster zur Anwendung. Ein Kommunikationsbericht nennt viele Aktivitaeten, Reichweiten und Rueckmeldungen. Die V1-Pruefung fragt, ob daraus eine belastbare Wirkungsaussage folgt. Wenn nur Kontakte, Klicks oder Zustimmung vorliegen, bleibt die Aussage im Bereich Wirkungspotenzial oder Resonanz, nicht im Bereich nachgewiesener Wirkung. Bezogen auf Wirkung statt Kapital heisst das: Die Analyse muss das konkrete Thema ernst nehmen und zugleich den allgemeinen WÖk-Massstab halten. Es geht nicht darum, Akteure moralisch zu sortieren. Es geht darum, Wirkpfade, Wirkungsempfaenger, Datenqualitaet, Risiken und Rueckkopplung so zu beschreiben, dass bessere Entscheidungen moeglich werden.</w:t>
-      </w:r>
-    </w:p>
-    <w:p>
-      <w:r>
-        <w:t>Governance. Der Abschnitt Der stille Zieltausch ist in V02 kein Zusatzwissen, sondern ein Pruefstein fuer die Grundfrage des Skripts: Was veraendert sich, bei wem, wodurch und mit welcher Rueckkopplung? Fuer Wirkung statt Kapital wird daran sichtbar, dass Wirkungsbewertung Verfahren, Rechte, Transparenz und Korrektur braucht. Die fachliche Grenze liegt dort, wo Lernende Bewertung als technokratische Top-down-Setzung verstehen. Die saubere Lesart trennt deshalb Beobachtung, Kausalannahme, Bewertung und Steuerungsfolge. In der Anwendung sollte daraus mindestens eine konkrete Begriff, Wirkpfad, Fallbewertung, rote Linie oder Rueckkopplung abgeleitet werden; sonst bleibt das Wissen erklaerend, aber nicht steuerungsfaehig.</w:t>
-      </w:r>
-    </w:p>
-    <w:p>
-      <w:r>
-        <w:t>Anwendung auf Was Wirkung bedeutet. In einer Fallanalyse beginnt dieser Punkt nicht mit einer Meinung, sondern mit einer belastbaren Beschreibung. Wer V02 pruefungsnah liest, fragt zuerst nach Wirkungsempfaengern, Wirkraum, Zeitraum und Datenquelle. Erst danach folgt die Bewertung im Referenzrahmen Mensch, Planet, Demokratie, SDGs, Agenda 2030 und SDG+. Pruefungsfragen verbinden Begriff, Anwendung, Evidenz und rote Linie. Der typische Kurzschluss waere, reines Auswendiglernen als Kompetenznachweis behandeln. Genau dagegen setzt die WÖk die Pflicht, Wirkungspotenzial, Wirkungsrisiko und positive Netto-Wirkung begrifflich getrennt zu halten.</w:t>
-      </w:r>
-    </w:p>
-    <w:p>
-      <w:r>
-        <w:t>Evidenzregel. Ein Beispiel mit zwei Investitionen darf im Skript nicht als dekorativer Begriff stehen bleiben. Der Abschnitt traegt nur dann, wenn er eine pruefbare Aussage erlaubt: Welche Quelle stuetzt die Annahme, welche Unsicherheit bleibt offen und welche Gegenbeobachtung wuerde die Bewertung veraendern? Fuer Wirkung statt Kapital heisst das, dass WÖk-Begriffe im Alltag nur tragen, wenn sie in Routinen uebersetzt werden. Die Studierenden sollen nicht lernen, einen Score nachzusprechen. Sie sollen erkennen, wann ein Score klaert, wann er verdeckt und wann eine rote Linie die Durchschnittslogik stoppt.</w:t>
-      </w:r>
-    </w:p>
-    <w:p>
-      <w:r>
-        <w:t>Fallfenster zur Anwendung. Eine Organisation plant eine Massnahme und formuliert dazu eine positive Absicht. In der WÖk reicht das nicht. Fuer diese Vorlesung muss sichtbar werden, welche Zustandsveraenderung erwartet wird, welche Empfaenger direkt oder indirekt betroffen sind, welche Nebenwirkungen entstehen koennen und welche Entscheidung spaeter korrigiert wird. Bezogen auf Wirkung statt Kapital heisst das: Die Analyse muss das konkrete Thema ernst nehmen und zugleich den allgemeinen WÖk-Massstab halten. Es geht nicht darum, Akteure moralisch zu sortieren. Es geht darum, Wirkpfade, Wirkungsempfaenger, Datenqualitaet, Risiken und Rueckkopplung so zu beschreiben, dass bessere Entscheidungen moeglich werden.</w:t>
-      </w:r>
-    </w:p>
-    <w:p>
-      <w:r>
-        <w:t>Transfer in Grundstudium Wirkungsökonomie. Kapital als Benzin, nicht als Ziel verbindet die inhaltliche Deutung mit der spaeteren Praxis. Eine Organisation kann zu Wirkung statt Kapital sehr ueberzeugend kommunizieren und trotzdem an einen plausiblen Gedanken schon fuer Wirkung zu halten, obwohl Empfaenger, Zustand, Zeitbezug und Quelle fehlen scheitern. Darum muss die V1-Fassung immer auch nach Governance fragen: Wer erhebt Daten, wer bewertet sie, wer traegt die Folgen, wer kann widersprechen und wann wird eine Entscheidung korrigiert? Gute Kommunikation unterscheidet Befund, Annahme und normative Bewertung. So wird aus einem Lehrkapitel eine verantwortbare Arbeitsroutine.</w:t>
-      </w:r>
-    </w:p>
-    <w:p>
-      <w:r>
-        <w:t>Pruefungsnahe Transferfrage. Formuliere zu V02 eine Wirkungsaussage in drei Saetzen: Erstens den beobachteten oder plausiblen Zustand, zweitens die Daten- oder Quellenlage, drittens die offene Unsicherheit samt Rueckkopplung. Die Antwort muss ohne moralische Personenbewertung auskommen und darf Reichweite nicht mit Wirkung verwechseln.</w:t>
-      </w:r>
-    </w:p>
-    <w:p>
-      <w:r>
-        <w:t>Grenze gegen Scheingenauigkeit. Gerade bei Der Perspektivwechsel im Kopf ist Praezision wichtiger als grosse Begriffe. Eine Wirkungsaussage bleibt schwach, wenn sie nur Aktivitaet, Reichweite, Absicht oder Image beschreibt. Stark wird sie erst, wenn sie die Zustandsveraenderung und ihre Bedingungen offenlegt. In V02 ist deshalb entscheidend, jede Wirkungsaussage eine Grenze zieht und diese Grenze begruenden muss. Die Fehlerlinie verlaeuft nicht zwischen Optimismus und Pessimismus, sondern zwischen offengelegter Unsicherheit und rhetorischer Sicherheit ohne Pruefpfad.</w:t>
-      </w:r>
-    </w:p>
-    <w:p>
-      <w:r>
-        <w:t>Pruefungsnahe Lesart. Aus Warum das kein Idealismus ist laesst sich eine gute Transferfrage ableiten: Welche Entscheidung waere falsch, wenn dieser Abschnitt missverstanden wird? Fuer Wirkung statt Kapital lautet die Antwort meist nicht einfach "mehr Wirkung", sondern genauer: bessere Unterscheidung, sauberere Daten, klarere Schutzlinie und rueckgekoppelte Steuerung. Szenarien pruefen Sofortwirkung, Folgewirkung und Reversibilitaet getrennt. Wer das im Fall anwenden kann, hat den Kern der Vorlesung verstanden; wer nur Definitionen wiederholt, bleibt unter dem Anspruch der Akademie.</w:t>
-      </w:r>
-    </w:p>
-    <w:p>
-      <w:r>
-        <w:t>Fallfenster zur Anwendung. Eine Fuehrungsentscheidung erzeugt zugleich Nutzen und Risiken. Die WÖk behandelt Ambivalenz nicht als Stoerung, sondern als Kern der Analyse. Positive Netto-Wirkung darf erst behauptet werden, wenn zentrale negative Wirkungen getrennt geprueft und rote Linien gewahrt sind. Bezogen auf Wirkung statt Kapital heisst das: Die Analyse muss das konkrete Thema ernst nehmen und zugleich den allgemeinen WÖk-Massstab halten. Es geht nicht darum, Akteure moralisch zu sortieren. Es geht darum, Wirkpfade, Wirkungsempfaenger, Datenqualitaet, Risiken und Rueckkopplung so zu beschreiben, dass bessere Entscheidungen moeglich werden.</w:t>
-      </w:r>
-    </w:p>
-    <w:p>
-      <w:r>
-        <w:t>Betroffenenperspektive. Der Abschnitt Kapital neu in Dienst genommen ist in V02 kein Zusatzwissen, sondern ein Pruefstein fuer die Grundfrage des Skripts: Was veraendert sich, bei wem, wodurch und mit welcher Rueckkopplung? Fuer Wirkung statt Kapital wird daran sichtbar, dass Wirkung nicht am Sender, sondern an veraenderten Zustanden der Empfaenger geprueft wird. Die fachliche Grenze liegt dort, wo Lernende interne Erfolgskennzahlen mit gesellschaftlicher Wirkung verwechseln. Die saubere Lesart trennt deshalb Beobachtung, Kausalannahme, Bewertung und Steuerungsfolge. In der Anwendung sollte daraus mindestens eine konkrete Begriff, Wirkpfad, Fallbewertung, rote Linie oder Rueckkopplung abgeleitet werden; sonst bleibt das Wissen erklaerend, aber nicht steuerungsfaehig.</w:t>
-      </w:r>
-    </w:p>
-    <w:p>
-      <w:r>
-        <w:t>Anwendung auf Was du aus dieser Vorlesung mitnimmst. In einer Fallanalyse beginnt dieser Punkt nicht mit einer Meinung, sondern mit einer belastbaren Beschreibung. Wer V02 pruefungsnah liest, fragt zuerst nach Wirkungsempfaengern, Wirkraum, Zeitraum und Datenquelle. Erst danach folgt die Bewertung im Referenzrahmen Mensch, Planet, Demokratie, SDGs, Agenda 2030 und SDG+. Jede Schlussfolgerung endet mit Entscheidung, Verantwortlichkeit und Termin fuer Rueckpruefung. Der typische Kurzschluss waere, Befunde sammeln, ohne Ressourcen oder Regeln zu veraendern. Genau dagegen setzt die WÖk die Pflicht, Wirkungspotenzial, Wirkungsrisiko und positive Netto-Wirkung begrifflich getrennt zu halten.</w:t>
-      </w:r>
-    </w:p>
-    <w:p>
-      <w:r>
-        <w:t>Evidenzregel. Wirkungsökonomische Vertiefung darf im Skript nicht als dekorativer Begriff stehen bleiben. Der Abschnitt traegt nur dann, wenn er eine pruefbare Aussage erlaubt: Welche Quelle stuetzt die Annahme, welche Unsicherheit bleibt offen und welche Gegenbeobachtung wuerde die Bewertung veraendern? Fuer Wirkung statt Kapital heisst das, dass WÖk-Aussagen mit bestehenden Begriffen, Studien, Standards und Rechtsrahmen in Beziehung stehen muessen. Die Studierenden sollen nicht lernen, einen Score nachzusprechen. Sie sollen erkennen, wann ein Score klaert, wann er verdeckt und wann eine rote Linie die Durchschnittslogik stoppt.</w:t>
-      </w:r>
-    </w:p>
-    <w:p>
-      <w:r>
-        <w:t>Fallfenster zur Anwendung. Ein Controlling-Team moechte einen Score bilden. Das Skript verlangt, dass Datenqualitaet, Systemgrenzen, Gewichtung, Unsicherheit und Nichtkompensation sichtbar bleiben. Ein Score darf die Diskussion nicht beenden, sondern muss bessere Fragen, Priorisierung und Rueckkopplung ermoeglichen. Bezogen auf Wirkung statt Kapital heisst das: Die Analyse muss das konkrete Thema ernst nehmen und zugleich den allgemeinen WÖk-Massstab halten. Es geht nicht darum, Akteure moralisch zu sortieren. Es geht darum, Wirkpfade, Wirkungsempfaenger, Datenqualitaet, Risiken und Rueckkopplung so zu beschreiben, dass bessere Entscheidungen moeglich werden.</w:t>
-      </w:r>
-    </w:p>
-    <w:p>
-      <w:r>
-        <w:t>Pruefungsnahe Transferfrage. Formuliere zu V02 eine Wirkungsaussage in drei Saetzen: Erstens den beobachteten oder plausiblen Zustand, zweitens die Daten- oder Quellenlage, drittens die offene Unsicherheit samt Rueckkopplung. Die Antwort muss ohne moralische Personenbewertung auskommen und darf Reichweite nicht mit Wirkung verwechseln.</w:t>
-      </w:r>
-    </w:p>
-    <w:p>
-      <w:r>
-        <w:t>Transfer in Grundstudium Wirkungsökonomie. Prüfungsrelevanz verbindet die inhaltliche Deutung mit der spaeteren Praxis. Eine Organisation kann zu Wirkung statt Kapital sehr ueberzeugend kommunizieren und trotzdem an einen plausiblen Gedanken schon fuer Wirkung zu halten, obwohl Empfaenger, Zustand, Zeitbezug und Quelle fehlen scheitern. Darum muss die V1-Fassung immer auch nach Governance fragen: Wer erhebt Daten, wer bewertet sie, wer traegt die Folgen, wer kann widersprechen und wann wird eine Entscheidung korrigiert? Die Analyse markiert Stoppsignale vor jeder Portfolio- oder Score-Debatte. So wird aus einem Lehrkapitel eine verantwortbare Arbeitsroutine.</w:t>
+        <w:t>Schlussvertiefung 1: Wirkung statt Kapital im Anwendungsfall</w:t>
+      </w:r>
+    </w:p>
+    <w:p>
+      <w:r>
+        <w:t>Die folgenden Abschnitte sind keine neue Pruefungsloesung. Sie verdichten die vorhandenen Kapitel zu einer Lesart, mit der Studierende einen Fall selbststaendig analysieren koennen. Im Mittelpunkt stehen Wirkpfade, Wirkungsempfaenger, Bewertung und Rueckkopplung, nicht moralische Personenbewertung.</w:t>
+      </w:r>
+    </w:p>
+    <w:p>
+      <w:r>
+        <w:t>Begriffliche Schlussklaerung. Einleitung / Wirkungsfrage zeigt, warum Wirkung statt Kapital mehr ist als ein Schlagwort im Feld Wirkpfade, Wirkungsempfaenger, Bewertung und Rueckkopplung. Die wirkungsoekonomische Frage lautet: Welche reale Veraenderung wird moeglich, welche bleibt nur Potenzial und wo entsteht ein Wirkungsrisiko? Diese Unterscheidung schuetzt vor Impact-Washing, weil sie Absicht, Aktivitaet, Reichweite und Wirkung auseinanderhaelt.</w:t>
+      </w:r>
+    </w:p>
+    <w:p>
+      <w:r>
+        <w:t>Eine Kommune, ein Unternehmen oder eine Bildungsorganisation will Wirkung statt Kapital praktisch anwenden. Der erste Schritt ist nicht die Auswahl eines Instruments, sondern die Klaerung der Zustandsveraenderung. Bei Einleitung / Wirkungsfrage muss deshalb benannt werden, wer betroffen ist, welcher Zustand sich veraendert, welche Frist gilt und welche Gegenbeobachtung die Annahme widerlegen wuerde. Erst danach entsteht eine begruendete Entscheidung im Feld Begriff, Fallbewertung, Wirkpfad, rote Linie, Quellenbeurteilung oder Rueckkopplungsregel.</w:t>
+      </w:r>
+    </w:p>
+    <w:p>
+      <w:r>
+        <w:t>Wirkpfad und Empfaenger. In V02 muss Kernaussage immer mit Empfaengern gelesen werden. Wirkung entsteht nicht beim Sender, sondern an veraenderten Zustaenden von Menschen, Oekosystemen, Institutionen, Oeffentlichkeit oder kuenftigen Handlungsspielraeumen. Darum reicht es nicht, interne Aktivitaeten zu dokumentieren. Entscheidend ist, ob sich ein Zustand nachvollziehbar veraendert und ob diese Veraenderung im Referenzrahmen Mensch, Planet, Demokratie, SDGs, Agenda 2030 und SDG+ tragfaehig bewertet werden kann.</w:t>
+      </w:r>
+    </w:p>
+    <w:p>
+      <w:r>
+        <w:t>Ein Bericht behauptet, die Massnahme zu Wirkung statt Kapital sei erfolgreich. Die WOE-Lesart fragt bei Kernaussage nach belastbaren Nachweisen: begriffliche Praezision, Fallbeschreibung, Quellenklarheit, Plausibilitaet und offene Unsicherheit. Wenn diese Nachweise fehlen, bleibt die Aussage Wirkungspotenzial oder Kommunikationsbehauptung. Sie kann wichtig sein, aber sie ist noch keine belegte Wirkung.</w:t>
+      </w:r>
+    </w:p>
+    <w:p>
+      <w:r>
+        <w:t>Daten, Quellen und Evidenz. Wissenschaftliche Anschlussfaehigkeit entsteht hier durch Quellenklarheit. Bei Quelltext und fachliche Grundlegung werden interne WOE-Begriffe nicht als Ersatz fuer Belege benutzt, sondern mit Grundlagenwerk, WOE-Referenz, Glossar, Werkzeuge, Journal und externe Fachquellen verbunden. Wo die Datenlage offen bleibt, wird das offengelegt. Wo eine Aussage nur plausibel ist, bleibt sie als Wirkungspotenzial markiert. Wo ein Schaden eine rote Linie beruehrt, greift Nichtkompensation vor Durchschnittslogik.</w:t>
+      </w:r>
+    </w:p>
+    <w:p>
+      <w:r>
+        <w:t>In einer kontroversen Entscheidung wirkt Quelltext und fachliche Grundlegung als Pruefpunkt fuer Ambivalenz. Ein Nutzen fuer eine Gruppe kann mit Risiken fuer andere Wirkungsempfaenger einhergehen. Das Skript verlangt deshalb, positive und negative Zustandsveraenderungen getrennt zu fuehren, bevor von positiver Netto-Wirkung gesprochen wird.</w:t>
+      </w:r>
+    </w:p>
+    <w:p>
+      <w:r>
+        <w:t>Bewertung und rote Linien. In Grundstudium Wirkungsoekonomie wird Vom Maßstab zum Kompass erst steuerungsfaehig, wenn daraus eine Entscheidung folgt. Die Grundbegriffe muessen in spaeteren Modulen wiedererkennbar bleiben. Ohne diese Rueckkopplung bleibt Reporting eine Beschreibung. Mit Rueckkopplung wird aus Bewertung eine veraenderte Routine: ein anderer Prozess, ein geaenderter Anreiz, eine bessere Datenpflicht, eine korrigierte Kommunikation oder eine neue Priorisierung.</w:t>
+      </w:r>
+    </w:p>
+    <w:p>
+      <w:r>
+        <w:t>Die typische Fehlstelle bei Wirkung statt Kapital liegt darin, Absicht, Aktivitaet oder Reporting als Wirkung zu behandeln. Bei Vom Maßstab zum Kompass wird diese Fehlstelle konkret: Ein scheinbar plausibler Befund darf nicht zur Abkuerzung werden. Quellen, Systemgrenzen, Unsicherheit und Rueckkopplung bleiben sichtbar.</w:t>
+      </w:r>
+    </w:p>
+    <w:p>
+      <w:r>
+        <w:t>Kontrollfrage. Welche Entscheidung waere falsch, wenn Vom Maßstab zum Kompass in V02 missverstanden wird? Die Antwort muss mindestens eine Daten- oder Quellenannahme, eine betroffene Gruppe oder Schutzdimension, eine moegliche Nebenwirkung und einen Rueckkopplungsschritt nennen. Richtig ist nicht die lauteste Bewertung, sondern diejenige, die Begriff, Beleg und Steuerungsfolge zusammenhaelt.</w:t>
+      </w:r>
+    </w:p>
+    <w:p>
+      <w:r>
+        <w:t>Steuerung und Rueckkopplung. Die Grenze gegen Scheingenauigkeit verlaeuft bei Was Kapital gut kann nicht zwischen Optimismus und Pessimismus. Sie verlaeuft zwischen offengelegter Unsicherheit und rhetorischer Sicherheit. Wer Wirkung statt Kapital belastbar anwenden will, benennt Systemgrenze, Zeitraum, Vergleichspunkt und offene Gegenhypothese. Gerade dadurch bleibt das Skript anschlussfaehig fuer Forschung, Praxis und spaetere Revision.</w:t>
+      </w:r>
+    </w:p>
+    <w:p>
+      <w:r>
+        <w:t>Fuer die Pruefung ist Was Kapital gut kann dann verstanden, wenn daraus eine belastbare Fallantwort entsteht. Eine gute Antwort unterscheidet Beobachtung, Kausalannahme, Bewertung und Steuerungsfolge. Sie bewertet keine Menschen, sondern Wirkpfade, Zustandsveraenderungen, Risiken und institutionelle Bedingungen.</w:t>
+      </w:r>
+    </w:p>
+    <w:p>
+      <w:r>
+        <w:t>Pruefungsnahe Anwendung. Der stille Zieltausch zeigt, warum Wirkung statt Kapital mehr ist als ein Schlagwort im Feld Wirkpfade, Wirkungsempfaenger, Bewertung und Rueckkopplung. Die wirkungsoekonomische Frage lautet: Welche reale Veraenderung wird moeglich, welche bleibt nur Potenzial und wo entsteht ein Wirkungsrisiko? Diese Unterscheidung schuetzt vor Impact-Washing, weil sie Absicht, Aktivitaet, Reichweite und Wirkung auseinanderhaelt.</w:t>
+      </w:r>
+    </w:p>
+    <w:p>
+      <w:r>
+        <w:t>Eine Kommune, ein Unternehmen oder eine Bildungsorganisation will Wirkung statt Kapital praktisch anwenden. Der erste Schritt ist nicht die Auswahl eines Instruments, sondern die Klaerung der Zustandsveraenderung. Bei Der stille Zieltausch muss deshalb benannt werden, wer betroffen ist, welcher Zustand sich veraendert, welche Frist gilt und welche Gegenbeobachtung die Annahme widerlegen wuerde. Erst danach entsteht eine begruendete Entscheidung im Feld Begriff, Fallbewertung, Wirkpfad, rote Linie, Quellenbeurteilung oder Rueckkopplungsregel.</w:t>
+      </w:r>
+    </w:p>
+    <w:p>
+      <w:r>
+        <w:t>Rueckfluss. Fuer den WOE-Korpus bedeutet das: Begriffe aus Wirkung statt Kapital sollten dort geschaerft werden, wo sie in Glossar, Werkzeugen, Journal oder Readern doppeldeutig bleiben. Offene Forschungsfragen werden nicht versteckt. Sie markieren die Stelle, an der spaetere Evidenz, ein besserer Datensatz oder eine praezisere Fallstudie die Bewertung veraendern kann.</w:t>
+      </w:r>
+    </w:p>
+    <w:p>
+      <w:r>
+        <w:t>Transfer in den WOE-Korpus. In V02 muss Was Wirkung bedeutet immer mit Empfaengern gelesen werden. Wirkung entsteht nicht beim Sender, sondern an veraenderten Zustaenden von Menschen, Oekosystemen, Institutionen, Oeffentlichkeit oder kuenftigen Handlungsspielraeumen. Darum reicht es nicht, interne Aktivitaeten zu dokumentieren. Entscheidend ist, ob sich ein Zustand nachvollziehbar veraendert und ob diese Veraenderung im Referenzrahmen Mensch, Planet, Demokratie, SDGs, Agenda 2030 und SDG+ tragfaehig bewertet werden kann.</w:t>
+      </w:r>
+    </w:p>
+    <w:p>
+      <w:r>
+        <w:t>Ein Bericht behauptet, die Massnahme zu Wirkung statt Kapital sei erfolgreich. Die WOE-Lesart fragt bei Was Wirkung bedeutet nach belastbaren Nachweisen: begriffliche Praezision, Fallbeschreibung, Quellenklarheit, Plausibilitaet und offene Unsicherheit. Wenn diese Nachweise fehlen, bleibt die Aussage Wirkungspotenzial oder Kommunikationsbehauptung. Sie kann wichtig sein, aber sie ist noch keine belegte Wirkung.</w:t>
+      </w:r>
+    </w:p>
+    <w:p>
+      <w:r>
+        <w:t>Grenzen der Aussage. Wissenschaftliche Anschlussfaehigkeit entsteht hier durch Quellenklarheit. Bei Ein Beispiel mit zwei Investitionen werden interne WOE-Begriffe nicht als Ersatz fuer Belege benutzt, sondern mit Grundlagenwerk, WOE-Referenz, Glossar, Werkzeuge, Journal und externe Fachquellen verbunden. Wo die Datenlage offen bleibt, wird das offengelegt. Wo eine Aussage nur plausibel ist, bleibt sie als Wirkungspotenzial markiert. Wo ein Schaden eine rote Linie beruehrt, greift Nichtkompensation vor Durchschnittslogik.</w:t>
+      </w:r>
+    </w:p>
+    <w:p>
+      <w:r>
+        <w:t>In einer kontroversen Entscheidung wirkt Ein Beispiel mit zwei Investitionen als Pruefpunkt fuer Ambivalenz. Ein Nutzen fuer eine Gruppe kann mit Risiken fuer andere Wirkungsempfaenger einhergehen. Das Skript verlangt deshalb, positive und negative Zustandsveraenderungen getrennt zu fuehren, bevor von positiver Netto-Wirkung gesprochen wird.</w:t>
+      </w:r>
+    </w:p>
+    <w:p>
+      <w:r>
+        <w:t>Kontrollfrage. Welche Entscheidung waere falsch, wenn Ein Beispiel mit zwei Investitionen in V02 missverstanden wird? Die Antwort muss mindestens eine Daten- oder Quellenannahme, eine betroffene Gruppe oder Schutzdimension, eine moegliche Nebenwirkung und einen Rueckkopplungsschritt nennen. Richtig ist nicht die lauteste Bewertung, sondern diejenige, die Begriff, Beleg und Steuerungsfolge zusammenhaelt.</w:t>
       </w:r>
     </w:p>
     <w:p>
@@ -2916,132 +2891,107 @@
         <w:pStyle w:val="Heading3"/>
       </w:pPr>
       <w:r>
-        <w:t>Abschlusskommentar 2: Lesen, pruefen, rueckkoppeln</w:t>
-      </w:r>
-    </w:p>
-    <w:p>
-      <w:r>
-        <w:t>Die folgende Verdichtung fuehrt die vorhandenen Kapitel nicht als Wiederholung, sondern als Anwendung zusammen. Wirkungskompetenz entsteht, wenn dieselbe begriffliche Strenge in Fallanalyse, Datenarbeit, Kommunikation, Governance und Entscheidungspraxis wiedererkannt wird.</w:t>
-      </w:r>
-    </w:p>
-    <w:p>
-      <w:r>
-        <w:t>Grenze gegen Scheingenauigkeit. Gerade bei Lernziele ist Praezision wichtiger als grosse Begriffe. Eine Wirkungsaussage bleibt schwach, wenn sie nur Aktivitaet, Reichweite, Absicht oder Image beschreibt. Stark wird sie erst, wenn sie die Zustandsveraenderung und ihre Bedingungen offenlegt. In V02 ist deshalb entscheidend, praezise Sprache die erste Sicherung gegen Impact-Washing bildet. Die Fehlerlinie verlaeuft nicht zwischen Optimismus und Pessimismus, sondern zwischen offengelegter Unsicherheit und rhetorischer Sicherheit ohne Pruefpfad.</w:t>
-      </w:r>
-    </w:p>
-    <w:p>
-      <w:r>
-        <w:t>Pruefungsnahe Lesart. Aus Einleitung / Wirkungsfrage laesst sich eine gute Transferfrage ableiten: Welche Entscheidung waere falsch, wenn dieser Abschnitt missverstanden wird? Fuer Wirkung statt Kapital lautet die Antwort meist nicht einfach "mehr Wirkung", sondern genauer: bessere Unterscheidung, sauberere Daten, klarere Schutzlinie und rueckgekoppelte Steuerung. Mindestens ein direkter und ein indirekter Wirkpfad muessen nachvollziehbar sein. Wer das im Fall anwenden kann, hat den Kern der Vorlesung verstanden; wer nur Definitionen wiederholt, bleibt unter dem Anspruch der Akademie.</w:t>
-      </w:r>
-    </w:p>
-    <w:p>
-      <w:r>
-        <w:t>Fallfenster zur Anwendung. Ein Kommunikationsbericht nennt viele Aktivitaeten, Reichweiten und Rueckmeldungen. Die V1-Pruefung fragt, ob daraus eine belastbare Wirkungsaussage folgt. Wenn nur Kontakte, Klicks oder Zustimmung vorliegen, bleibt die Aussage im Bereich Wirkungspotenzial oder Resonanz, nicht im Bereich nachgewiesener Wirkung. Bezogen auf Wirkung statt Kapital heisst das: Die Analyse muss das konkrete Thema ernst nehmen und zugleich den allgemeinen WÖk-Massstab halten. Es geht nicht darum, Akteure moralisch zu sortieren. Es geht darum, Wirkpfade, Wirkungsempfaenger, Datenqualitaet, Risiken und Rueckkopplung so zu beschreiben, dass bessere Entscheidungen moeglich werden.</w:t>
-      </w:r>
-    </w:p>
-    <w:p>
-      <w:r>
-        <w:t>Daten- und Quellenklarheit. Der Abschnitt Kernaussage ist in V02 kein Zusatzwissen, sondern ein Pruefstein fuer die Grundfrage des Skripts: Was veraendert sich, bei wem, wodurch und mit welcher Rueckkopplung? Fuer Wirkung statt Kapital wird daran sichtbar, dass jede Bewertung nur so belastbar ist wie Datenlage, Quellenstatus, Aktualitaet und Systemgrenze. Die fachliche Grenze liegt dort, wo Lernende eine Zahl ohne Einheit, Zeitraum oder Erhebungslogik als Beweis nutzen. Die saubere Lesart trennt deshalb Beobachtung, Kausalannahme, Bewertung und Steuerungsfolge. In der Anwendung sollte daraus mindestens eine konkrete Begriff, Wirkpfad, Fallbewertung, rote Linie oder Rueckkopplung abgeleitet werden; sonst bleibt das Wissen erklaerend, aber nicht steuerungsfaehig.</w:t>
-      </w:r>
-    </w:p>
-    <w:p>
-      <w:r>
-        <w:t>Anwendung auf Quelltext und fachliche Grundlegung. In einer Fallanalyse beginnt dieser Punkt nicht mit einer Meinung, sondern mit einer belastbaren Beschreibung. Wer V02 pruefungsnah liest, fragt zuerst nach Wirkungsempfaengern, Wirkraum, Zeitraum und Datenquelle. Erst danach folgt die Bewertung im Referenzrahmen Mensch, Planet, Demokratie, SDGs, Agenda 2030 und SDG+. Profile, Zielkonflikte und offene Punkte werden nebeneinander gefuehrt. Der typische Kurzschluss waere, ambivalente Befunde glaetten, damit eine eindeutige Botschaft entsteht. Genau dagegen setzt die WÖk die Pflicht, Wirkungspotenzial, Wirkungsrisiko und positive Netto-Wirkung begrifflich getrennt zu halten.</w:t>
-      </w:r>
-    </w:p>
-    <w:p>
-      <w:r>
-        <w:t>Pruefungsnahe Transferfrage. Formuliere zu V02 eine Wirkungsaussage in drei Saetzen: Erstens den beobachteten oder plausiblen Zustand, zweitens die Daten- oder Quellenlage, drittens die offene Unsicherheit samt Rueckkopplung. Die Antwort muss ohne moralische Personenbewertung auskommen und darf Reichweite nicht mit Wirkung verwechseln.</w:t>
-      </w:r>
-    </w:p>
-    <w:p>
-      <w:r>
-        <w:t>Evidenzregel. Vom Maßstab zum Kompass darf im Skript nicht als dekorativer Begriff stehen bleiben. Der Abschnitt traegt nur dann, wenn er eine pruefbare Aussage erlaubt: Welche Quelle stuetzt die Annahme, welche Unsicherheit bleibt offen und welche Gegenbeobachtung wuerde die Bewertung veraendern? Fuer Wirkung statt Kapital heisst das, dass schwere zentrale Schaeden nicht durch beliebige positive Einzelwerte neutralisiert werden duerfen. Die Studierenden sollen nicht lernen, einen Score nachzusprechen. Sie sollen erkennen, wann ein Score klaert, wann er verdeckt und wann eine rote Linie die Durchschnittslogik stoppt.</w:t>
-      </w:r>
-    </w:p>
-    <w:p>
-      <w:r>
-        <w:t>Fallfenster zur Anwendung. Eine Organisation plant eine Massnahme und formuliert dazu eine positive Absicht. In der WÖk reicht das nicht. Fuer diese Vorlesung muss sichtbar werden, welche Zustandsveraenderung erwartet wird, welche Empfaenger direkt oder indirekt betroffen sind, welche Nebenwirkungen entstehen koennen und welche Entscheidung spaeter korrigiert wird. Bezogen auf Wirkung statt Kapital heisst das: Die Analyse muss das konkrete Thema ernst nehmen und zugleich den allgemeinen WÖk-Massstab halten. Es geht nicht darum, Akteure moralisch zu sortieren. Es geht darum, Wirkpfade, Wirkungsempfaenger, Datenqualitaet, Risiken und Rueckkopplung so zu beschreiben, dass bessere Entscheidungen moeglich werden.</w:t>
-      </w:r>
-    </w:p>
-    <w:p>
-      <w:r>
-        <w:t>Transfer in Grundstudium Wirkungsökonomie. Was Kapital gut kann verbindet die inhaltliche Deutung mit der spaeteren Praxis. Eine Organisation kann zu Wirkung statt Kapital sehr ueberzeugend kommunizieren und trotzdem an einen plausiblen Gedanken schon fuer Wirkung zu halten, obwohl Empfaenger, Zustand, Zeitbezug und Quelle fehlen scheitern. Darum muss die V1-Fassung immer auch nach Governance fragen: Wer erhebt Daten, wer bewertet sie, wer traegt die Folgen, wer kann widersprechen und wann wird eine Entscheidung korrigiert? Jeder Analyseblock fragt nach der Routine, die nach der Bewertung angepasst wird. So wird aus einem Lehrkapitel eine verantwortbare Arbeitsroutine.</w:t>
-      </w:r>
-    </w:p>
-    <w:p>
-      <w:r>
-        <w:t>Grenze gegen Scheingenauigkeit. Gerade bei Der stille Zieltausch ist Praezision wichtiger als grosse Begriffe. Eine Wirkungsaussage bleibt schwach, wenn sie nur Aktivitaet, Reichweite, Absicht oder Image beschreibt. Stark wird sie erst, wenn sie die Zustandsveraenderung und ihre Bedingungen offenlegt. In V02 ist deshalb entscheidend, Wirkungsbewertung Verfahren, Rechte, Transparenz und Korrektur braucht. Die Fehlerlinie verlaeuft nicht zwischen Optimismus und Pessimismus, sondern zwischen offengelegter Unsicherheit und rhetorischer Sicherheit ohne Pruefpfad.</w:t>
-      </w:r>
-    </w:p>
-    <w:p>
-      <w:r>
-        <w:t>Pruefungsnahe Lesart. Aus Was Wirkung bedeutet laesst sich eine gute Transferfrage ableiten: Welche Entscheidung waere falsch, wenn dieser Abschnitt missverstanden wird? Fuer Wirkung statt Kapital lautet die Antwort meist nicht einfach "mehr Wirkung", sondern genauer: bessere Unterscheidung, sauberere Daten, klarere Schutzlinie und rueckgekoppelte Steuerung. Pruefungsfragen verbinden Begriff, Anwendung, Evidenz und rote Linie. Wer das im Fall anwenden kann, hat den Kern der Vorlesung verstanden; wer nur Definitionen wiederholt, bleibt unter dem Anspruch der Akademie.</w:t>
-      </w:r>
-    </w:p>
-    <w:p>
-      <w:r>
-        <w:t>Fallfenster zur Anwendung. Eine Fuehrungsentscheidung erzeugt zugleich Nutzen und Risiken. Die WÖk behandelt Ambivalenz nicht als Stoerung, sondern als Kern der Analyse. Positive Netto-Wirkung darf erst behauptet werden, wenn zentrale negative Wirkungen getrennt geprueft und rote Linien gewahrt sind. Bezogen auf Wirkung statt Kapital heisst das: Die Analyse muss das konkrete Thema ernst nehmen und zugleich den allgemeinen WÖk-Massstab halten. Es geht nicht darum, Akteure moralisch zu sortieren. Es geht darum, Wirkpfade, Wirkungsempfaenger, Datenqualitaet, Risiken und Rueckkopplung so zu beschreiben, dass bessere Entscheidungen moeglich werden.</w:t>
-      </w:r>
-    </w:p>
-    <w:p>
-      <w:r>
-        <w:t>Organisationale Umsetzung. Der Abschnitt Ein Beispiel mit zwei Investitionen ist in V02 kein Zusatzwissen, sondern ein Pruefstein fuer die Grundfrage des Skripts: Was veraendert sich, bei wem, wodurch und mit welcher Rueckkopplung? Fuer Wirkung statt Kapital wird daran sichtbar, dass WÖk-Begriffe im Alltag nur tragen, wenn sie in Routinen uebersetzt werden. Die fachliche Grenze liegt dort, wo Lernende Verantwortung an eine einzelne Nachhaltigkeitsfunktion auslagern. Die saubere Lesart trennt deshalb Beobachtung, Kausalannahme, Bewertung und Steuerungsfolge. In der Anwendung sollte daraus mindestens eine konkrete Begriff, Wirkpfad, Fallbewertung, rote Linie oder Rueckkopplung abgeleitet werden; sonst bleibt das Wissen erklaerend, aber nicht steuerungsfaehig.</w:t>
-      </w:r>
-    </w:p>
-    <w:p>
-      <w:r>
-        <w:t>Pruefungsnahe Transferfrage. Formuliere zu V02 eine Wirkungsaussage in drei Saetzen: Erstens den beobachteten oder plausiblen Zustand, zweitens die Daten- oder Quellenlage, drittens die offene Unsicherheit samt Rueckkopplung. Die Antwort muss ohne moralische Personenbewertung auskommen und darf Reichweite nicht mit Wirkung verwechseln.</w:t>
-      </w:r>
-    </w:p>
-    <w:p>
-      <w:r>
-        <w:t>Anwendung auf Kapital als Benzin, nicht als Ziel. In einer Fallanalyse beginnt dieser Punkt nicht mit einer Meinung, sondern mit einer belastbaren Beschreibung. Wer V02 pruefungsnah liest, fragt zuerst nach Wirkungsempfaengern, Wirkraum, Zeitraum und Datenquelle. Erst danach folgt die Bewertung im Referenzrahmen Mensch, Planet, Demokratie, SDGs, Agenda 2030 und SDG+. Gute Kommunikation unterscheidet Befund, Annahme und normative Bewertung. Der typische Kurzschluss waere, Eindeutigkeit behaupten, wo die Datenlage nur Potenzial oder Risiko traegt. Genau dagegen setzt die WÖk die Pflicht, Wirkungspotenzial, Wirkungsrisiko und positive Netto-Wirkung begrifflich getrennt zu halten.</w:t>
-      </w:r>
-    </w:p>
-    <w:p>
-      <w:r>
-        <w:t>Evidenzregel. Der Perspektivwechsel im Kopf darf im Skript nicht als dekorativer Begriff stehen bleiben. Der Abschnitt traegt nur dann, wenn er eine pruefbare Aussage erlaubt: Welche Quelle stuetzt die Annahme, welche Unsicherheit bleibt offen und welche Gegenbeobachtung wuerde die Bewertung veraendern? Fuer Wirkung statt Kapital heisst das, dass jede Wirkungsaussage eine Grenze zieht und diese Grenze begruenden muss. Die Studierenden sollen nicht lernen, einen Score nachzusprechen. Sie sollen erkennen, wann ein Score klaert, wann er verdeckt und wann eine rote Linie die Durchschnittslogik stoppt.</w:t>
-      </w:r>
-    </w:p>
-    <w:p>
-      <w:r>
-        <w:t>Fallfenster zur Anwendung. Ein Controlling-Team moechte einen Score bilden. Das Skript verlangt, dass Datenqualitaet, Systemgrenzen, Gewichtung, Unsicherheit und Nichtkompensation sichtbar bleiben. Ein Score darf die Diskussion nicht beenden, sondern muss bessere Fragen, Priorisierung und Rueckkopplung ermoeglichen. Bezogen auf Wirkung statt Kapital heisst das: Die Analyse muss das konkrete Thema ernst nehmen und zugleich den allgemeinen WÖk-Massstab halten. Es geht nicht darum, Akteure moralisch zu sortieren. Es geht darum, Wirkpfade, Wirkungsempfaenger, Datenqualitaet, Risiken und Rueckkopplung so zu beschreiben, dass bessere Entscheidungen moeglich werden.</w:t>
-      </w:r>
-    </w:p>
-    <w:p>
-      <w:r>
-        <w:t>Transfer in Grundstudium Wirkungsökonomie. Warum das kein Idealismus ist verbindet die inhaltliche Deutung mit der spaeteren Praxis. Eine Organisation kann zu Wirkung statt Kapital sehr ueberzeugend kommunizieren und trotzdem an einen plausiblen Gedanken schon fuer Wirkung zu halten, obwohl Empfaenger, Zustand, Zeitbezug und Quelle fehlen scheitern. Darum muss die V1-Fassung immer auch nach Governance fragen: Wer erhebt Daten, wer bewertet sie, wer traegt die Folgen, wer kann widersprechen und wann wird eine Entscheidung korrigiert? Szenarien pruefen Sofortwirkung, Folgewirkung und Reversibilitaet getrennt. So wird aus einem Lehrkapitel eine verantwortbare Arbeitsroutine.</w:t>
-      </w:r>
-    </w:p>
-    <w:p>
-      <w:r>
-        <w:t>Grenze gegen Scheingenauigkeit. Gerade bei Kapital neu in Dienst genommen ist Praezision wichtiger als grosse Begriffe. Eine Wirkungsaussage bleibt schwach, wenn sie nur Aktivitaet, Reichweite, Absicht oder Image beschreibt. Stark wird sie erst, wenn sie die Zustandsveraenderung und ihre Bedingungen offenlegt. In V02 ist deshalb entscheidend, Wirkung nicht am Sender, sondern an veraenderten Zustanden der Empfaenger geprueft wird. Die Fehlerlinie verlaeuft nicht zwischen Optimismus und Pessimismus, sondern zwischen offengelegter Unsicherheit und rhetorischer Sicherheit ohne Pruefpfad.</w:t>
-      </w:r>
-    </w:p>
-    <w:p>
-      <w:r>
-        <w:t>Pruefungsnahe Lesart. Aus Was du aus dieser Vorlesung mitnimmst laesst sich eine gute Transferfrage ableiten: Welche Entscheidung waere falsch, wenn dieser Abschnitt missverstanden wird? Fuer Wirkung statt Kapital lautet die Antwort meist nicht einfach "mehr Wirkung", sondern genauer: bessere Unterscheidung, sauberere Daten, klarere Schutzlinie und rueckgekoppelte Steuerung. Jede Schlussfolgerung endet mit Entscheidung, Verantwortlichkeit und Termin fuer Rueckpruefung. Wer das im Fall anwenden kann, hat den Kern der Vorlesung verstanden; wer nur Definitionen wiederholt, bleibt unter dem Anspruch der Akademie.</w:t>
-      </w:r>
-    </w:p>
-    <w:p>
-      <w:r>
-        <w:t>Fallfenster zur Anwendung. Ein Kommunikationsbericht nennt viele Aktivitaeten, Reichweiten und Rueckmeldungen. Die V1-Pruefung fragt, ob daraus eine belastbare Wirkungsaussage folgt. Wenn nur Kontakte, Klicks oder Zustimmung vorliegen, bleibt die Aussage im Bereich Wirkungspotenzial oder Resonanz, nicht im Bereich nachgewiesener Wirkung. Bezogen auf Wirkung statt Kapital heisst das: Die Analyse muss das konkrete Thema ernst nehmen und zugleich den allgemeinen WÖk-Massstab halten. Es geht nicht darum, Akteure moralisch zu sortieren. Es geht darum, Wirkpfade, Wirkungsempfaenger, Datenqualitaet, Risiken und Rueckkopplung so zu beschreiben, dass bessere Entscheidungen moeglich werden.</w:t>
-      </w:r>
-    </w:p>
-    <w:p>
-      <w:r>
-        <w:t>Pruefungsnahe Transferfrage. Formuliere zu V02 eine Wirkungsaussage in drei Saetzen: Erstens den beobachteten oder plausiblen Zustand, zweitens die Daten- oder Quellenlage, drittens die offene Unsicherheit samt Rueckkopplung. Die Antwort muss ohne moralische Personenbewertung auskommen und darf Reichweite nicht mit Wirkung verwechseln.</w:t>
-      </w:r>
-    </w:p>
-    <w:p>
-      <w:r>
-        <w:t>Wissenschaftliche Anschlussfaehigkeit. Der Abschnitt Wirkungsökonomische Vertiefung ist in V02 kein Zusatzwissen, sondern ein Pruefstein fuer die Grundfrage des Skripts: Was veraendert sich, bei wem, wodurch und mit welcher Rueckkopplung? Fuer Wirkung statt Kapital wird daran sichtbar, dass WÖk-Aussagen mit bestehenden Begriffen, Studien, Standards und Rechtsrahmen in Beziehung stehen muessen. Die fachliche Grenze liegt dort, wo Lernende hausinterne Sprache als Ersatz fuer zitierfaehige Begruendung verwenden. Die saubere Lesart trennt deshalb Beobachtung, Kausalannahme, Bewertung und Steuerungsfolge. In der Anwendung sollte daraus mindestens eine konkrete Begriff, Wirkpfad, Fallbewertung, rote Linie oder Rueckkopplung abgeleitet werden; sonst bleibt das Wissen erklaerend, aber nicht steuerungsfaehig.</w:t>
-      </w:r>
-    </w:p>
-    <w:p>
-      <w:r>
-        <w:t>Anwendung auf Prüfungsrelevanz. In einer Fallanalyse beginnt dieser Punkt nicht mit einer Meinung, sondern mit einer belastbaren Beschreibung. Wer V02 pruefungsnah liest, fragt zuerst nach Wirkungsempfaengern, Wirkraum, Zeitraum und Datenquelle. Erst danach folgt die Bewertung im Referenzrahmen Mensch, Planet, Demokratie, SDGs, Agenda 2030 und SDG+. Die Analyse markiert Stoppsignale vor jeder Portfolio- oder Score-Debatte. Der typische Kurzschluss waere, ein gutes Teilresultat gegen zentrale Schaeden aufrechnen. Genau dagegen setzt die WÖk die Pflicht, Wirkungspotenzial, Wirkungsrisiko und positive Netto-Wirkung begrifflich getrennt zu halten.</w:t>
+        <w:t>Schlussvertiefung 2: Wirkung statt Kapital im Anwendungsfall</w:t>
+      </w:r>
+    </w:p>
+    <w:p>
+      <w:r>
+        <w:t>Die folgenden Abschnitte sind keine neue Pruefungsloesung. Sie verdichten die vorhandenen Kapitel zu einer Lesart, mit der Studierende einen Fall selbststaendig analysieren koennen. Im Mittelpunkt stehen Wirkpfade, Wirkungsempfaenger, Bewertung und Rueckkopplung, nicht moralische Personenbewertung.</w:t>
+      </w:r>
+    </w:p>
+    <w:p>
+      <w:r>
+        <w:t>Begriffliche Schlussklaerung. In Grundstudium Wirkungsoekonomie wird Kapital als Benzin, nicht als Ziel erst steuerungsfaehig, wenn daraus eine Entscheidung folgt. Die Grundbegriffe muessen in spaeteren Modulen wiedererkennbar bleiben. Ohne diese Rueckkopplung bleibt Reporting eine Beschreibung. Mit Rueckkopplung wird aus Bewertung eine veraenderte Routine: ein anderer Prozess, ein geaenderter Anreiz, eine bessere Datenpflicht, eine korrigierte Kommunikation oder eine neue Priorisierung.</w:t>
+      </w:r>
+    </w:p>
+    <w:p>
+      <w:r>
+        <w:t>Die typische Fehlstelle bei Wirkung statt Kapital liegt darin, Absicht, Aktivitaet oder Reporting als Wirkung zu behandeln. Bei Kapital als Benzin, nicht als Ziel wird diese Fehlstelle konkret: Ein scheinbar plausibler Befund darf nicht zur Abkuerzung werden. Quellen, Systemgrenzen, Unsicherheit und Rueckkopplung bleiben sichtbar.</w:t>
+      </w:r>
+    </w:p>
+    <w:p>
+      <w:r>
+        <w:t>Wirkpfad und Empfaenger. Die Grenze gegen Scheingenauigkeit verlaeuft bei Der Perspektivwechsel im Kopf nicht zwischen Optimismus und Pessimismus. Sie verlaeuft zwischen offengelegter Unsicherheit und rhetorischer Sicherheit. Wer Wirkung statt Kapital belastbar anwenden will, benennt Systemgrenze, Zeitraum, Vergleichspunkt und offene Gegenhypothese. Gerade dadurch bleibt das Skript anschlussfaehig fuer Forschung, Praxis und spaetere Revision.</w:t>
+      </w:r>
+    </w:p>
+    <w:p>
+      <w:r>
+        <w:t>Fuer die Pruefung ist Der Perspektivwechsel im Kopf dann verstanden, wenn daraus eine belastbare Fallantwort entsteht. Eine gute Antwort unterscheidet Beobachtung, Kausalannahme, Bewertung und Steuerungsfolge. Sie bewertet keine Menschen, sondern Wirkpfade, Zustandsveraenderungen, Risiken und institutionelle Bedingungen.</w:t>
+      </w:r>
+    </w:p>
+    <w:p>
+      <w:r>
+        <w:t>Daten, Quellen und Evidenz. Warum das kein Idealismus ist zeigt, warum Wirkung statt Kapital mehr ist als ein Schlagwort im Feld Wirkpfade, Wirkungsempfaenger, Bewertung und Rueckkopplung. Die wirkungsoekonomische Frage lautet: Welche reale Veraenderung wird moeglich, welche bleibt nur Potenzial und wo entsteht ein Wirkungsrisiko? Diese Unterscheidung schuetzt vor Impact-Washing, weil sie Absicht, Aktivitaet, Reichweite und Wirkung auseinanderhaelt.</w:t>
+      </w:r>
+    </w:p>
+    <w:p>
+      <w:r>
+        <w:t>Eine Kommune, ein Unternehmen oder eine Bildungsorganisation will Wirkung statt Kapital praktisch anwenden. Der erste Schritt ist nicht die Auswahl eines Instruments, sondern die Klaerung der Zustandsveraenderung. Bei Warum das kein Idealismus ist muss deshalb benannt werden, wer betroffen ist, welcher Zustand sich veraendert, welche Frist gilt und welche Gegenbeobachtung die Annahme widerlegen wuerde. Erst danach entsteht eine begruendete Entscheidung im Feld Begriff, Fallbewertung, Wirkpfad, rote Linie, Quellenbeurteilung oder Rueckkopplungsregel.</w:t>
+      </w:r>
+    </w:p>
+    <w:p>
+      <w:r>
+        <w:t>Bewertung und rote Linien. In V02 muss Kapital neu in Dienst genommen immer mit Empfaengern gelesen werden. Wirkung entsteht nicht beim Sender, sondern an veraenderten Zustaenden von Menschen, Oekosystemen, Institutionen, Oeffentlichkeit oder kuenftigen Handlungsspielraeumen. Darum reicht es nicht, interne Aktivitaeten zu dokumentieren. Entscheidend ist, ob sich ein Zustand nachvollziehbar veraendert und ob diese Veraenderung im Referenzrahmen Mensch, Planet, Demokratie, SDGs, Agenda 2030 und SDG+ tragfaehig bewertet werden kann.</w:t>
+      </w:r>
+    </w:p>
+    <w:p>
+      <w:r>
+        <w:t>Ein Bericht behauptet, die Massnahme zu Wirkung statt Kapital sei erfolgreich. Die WOE-Lesart fragt bei Kapital neu in Dienst genommen nach belastbaren Nachweisen: begriffliche Praezision, Fallbeschreibung, Quellenklarheit, Plausibilitaet und offene Unsicherheit. Wenn diese Nachweise fehlen, bleibt die Aussage Wirkungspotenzial oder Kommunikationsbehauptung. Sie kann wichtig sein, aber sie ist noch keine belegte Wirkung.</w:t>
+      </w:r>
+    </w:p>
+    <w:p>
+      <w:r>
+        <w:t>Kontrollfrage. Welche Entscheidung waere falsch, wenn Kapital neu in Dienst genommen in V02 missverstanden wird? Die Antwort muss mindestens eine Daten- oder Quellenannahme, eine betroffene Gruppe oder Schutzdimension, eine moegliche Nebenwirkung und einen Rueckkopplungsschritt nennen. Richtig ist nicht die lauteste Bewertung, sondern diejenige, die Begriff, Beleg und Steuerungsfolge zusammenhaelt.</w:t>
+      </w:r>
+    </w:p>
+    <w:p>
+      <w:r>
+        <w:t>Rueckfluss. Fuer den WOE-Korpus bedeutet das: Begriffe aus Wirkung statt Kapital sollten dort geschaerft werden, wo sie in Glossar, Werkzeugen, Journal oder Readern doppeldeutig bleiben. Offene Forschungsfragen werden nicht versteckt. Sie markieren die Stelle, an der spaetere Evidenz, ein besserer Datensatz oder eine praezisere Fallstudie die Bewertung veraendern kann.</w:t>
+      </w:r>
+    </w:p>
+    <w:p>
+      <w:r>
+        <w:t>Steuerung und Rueckkopplung. Wissenschaftliche Anschlussfaehigkeit entsteht hier durch Quellenklarheit. Bei Was du aus dieser Vorlesung mitnimmst werden interne WOE-Begriffe nicht als Ersatz fuer Belege benutzt, sondern mit Grundlagenwerk, WOE-Referenz, Glossar, Werkzeuge, Journal und externe Fachquellen verbunden. Wo die Datenlage offen bleibt, wird das offengelegt. Wo eine Aussage nur plausibel ist, bleibt sie als Wirkungspotenzial markiert. Wo ein Schaden eine rote Linie beruehrt, greift Nichtkompensation vor Durchschnittslogik.</w:t>
+      </w:r>
+    </w:p>
+    <w:p>
+      <w:r>
+        <w:t>In einer kontroversen Entscheidung wirkt Was du aus dieser Vorlesung mitnimmst als Pruefpunkt fuer Ambivalenz. Ein Nutzen fuer eine Gruppe kann mit Risiken fuer andere Wirkungsempfaenger einhergehen. Das Skript verlangt deshalb, positive und negative Zustandsveraenderungen getrennt zu fuehren, bevor von positiver Netto-Wirkung gesprochen wird.</w:t>
+      </w:r>
+    </w:p>
+    <w:p>
+      <w:r>
+        <w:t>Pruefungsnahe Anwendung. In Grundstudium Wirkungsoekonomie wird Wirkungsökonomische Vertiefung erst steuerungsfaehig, wenn daraus eine Entscheidung folgt. Die Grundbegriffe muessen in spaeteren Modulen wiedererkennbar bleiben. Ohne diese Rueckkopplung bleibt Reporting eine Beschreibung. Mit Rueckkopplung wird aus Bewertung eine veraenderte Routine: ein anderer Prozess, ein geaenderter Anreiz, eine bessere Datenpflicht, eine korrigierte Kommunikation oder eine neue Priorisierung.</w:t>
+      </w:r>
+    </w:p>
+    <w:p>
+      <w:r>
+        <w:t>Die typische Fehlstelle bei Wirkung statt Kapital liegt darin, Absicht, Aktivitaet oder Reporting als Wirkung zu behandeln. Bei Wirkungsökonomische Vertiefung wird diese Fehlstelle konkret: Ein scheinbar plausibler Befund darf nicht zur Abkuerzung werden. Quellen, Systemgrenzen, Unsicherheit und Rueckkopplung bleiben sichtbar.</w:t>
+      </w:r>
+    </w:p>
+    <w:p>
+      <w:r>
+        <w:t>Transfer in den WOE-Korpus. Die Grenze gegen Scheingenauigkeit verlaeuft bei Begriffliche Präzision nicht zwischen Optimismus und Pessimismus. Sie verlaeuft zwischen offengelegter Unsicherheit und rhetorischer Sicherheit. Wer Wirkung statt Kapital belastbar anwenden will, benennt Systemgrenze, Zeitraum, Vergleichspunkt und offene Gegenhypothese. Gerade dadurch bleibt das Skript anschlussfaehig fuer Forschung, Praxis und spaetere Revision.</w:t>
+      </w:r>
+    </w:p>
+    <w:p>
+      <w:r>
+        <w:t>Fuer die Pruefung ist Begriffliche Präzision dann verstanden, wenn daraus eine belastbare Fallantwort entsteht. Eine gute Antwort unterscheidet Beobachtung, Kausalannahme, Bewertung und Steuerungsfolge. Sie bewertet keine Menschen, sondern Wirkpfade, Zustandsveraenderungen, Risiken und institutionelle Bedingungen.</w:t>
+      </w:r>
+    </w:p>
+    <w:p>
+      <w:r>
+        <w:t>Grenzen der Aussage. Wirkpfad zeigt, warum Wirkung statt Kapital mehr ist als ein Schlagwort im Feld Wirkpfade, Wirkungsempfaenger, Bewertung und Rueckkopplung. Die wirkungsoekonomische Frage lautet: Welche reale Veraenderung wird moeglich, welche bleibt nur Potenzial und wo entsteht ein Wirkungsrisiko? Diese Unterscheidung schuetzt vor Impact-Washing, weil sie Absicht, Aktivitaet, Reichweite und Wirkung auseinanderhaelt.</w:t>
+      </w:r>
+    </w:p>
+    <w:p>
+      <w:r>
+        <w:t>Eine Kommune, ein Unternehmen oder eine Bildungsorganisation will Wirkung statt Kapital praktisch anwenden. Der erste Schritt ist nicht die Auswahl eines Instruments, sondern die Klaerung der Zustandsveraenderung. Bei Wirkpfad muss deshalb benannt werden, wer betroffen ist, welcher Zustand sich veraendert, welche Frist gilt und welche Gegenbeobachtung die Annahme widerlegen wuerde. Erst danach entsteht eine begruendete Entscheidung im Feld Begriff, Fallbewertung, Wirkpfad, rote Linie, Quellenbeurteilung oder Rueckkopplungsregel.</w:t>
+      </w:r>
+    </w:p>
+    <w:p>
+      <w:r>
+        <w:t>Kontrollfrage. Welche Entscheidung waere falsch, wenn Wirkpfad in V02 missverstanden wird? Die Antwort muss mindestens eine Daten- oder Quellenannahme, eine betroffene Gruppe oder Schutzdimension, eine moegliche Nebenwirkung und einen Rueckkopplungsschritt nennen. Richtig ist nicht die lauteste Bewertung, sondern diejenige, die Begriff, Beleg und Steuerungsfolge zusammenhaelt.</w:t>
       </w:r>
     </w:p>
     <w:p>
@@ -3049,137 +2999,112 @@
         <w:pStyle w:val="Heading3"/>
       </w:pPr>
       <w:r>
-        <w:t>Abschlusskommentar 3: Lesen, pruefen, rueckkoppeln</w:t>
-      </w:r>
-    </w:p>
-    <w:p>
-      <w:r>
-        <w:t>Die folgende Verdichtung fuehrt die vorhandenen Kapitel nicht als Wiederholung, sondern als Anwendung zusammen. Wirkungskompetenz entsteht, wenn dieselbe begriffliche Strenge in Fallanalyse, Datenarbeit, Kommunikation, Governance und Entscheidungspraxis wiedererkannt wird.</w:t>
-      </w:r>
-    </w:p>
-    <w:p>
-      <w:r>
-        <w:t>Evidenzregel. Lernziele darf im Skript nicht als dekorativer Begriff stehen bleiben. Der Abschnitt traegt nur dann, wenn er eine pruefbare Aussage erlaubt: Welche Quelle stuetzt die Annahme, welche Unsicherheit bleibt offen und welche Gegenbeobachtung wuerde die Bewertung veraendern? Fuer Wirkung statt Kapital heisst das, dass praezise Sprache die erste Sicherung gegen Impact-Washing bildet. Die Studierenden sollen nicht lernen, einen Score nachzusprechen. Sie sollen erkennen, wann ein Score klaert, wann er verdeckt und wann eine rote Linie die Durchschnittslogik stoppt.</w:t>
-      </w:r>
-    </w:p>
-    <w:p>
-      <w:r>
-        <w:t>Fallfenster zur Anwendung. Eine Organisation plant eine Massnahme und formuliert dazu eine positive Absicht. In der WÖk reicht das nicht. Fuer diese Vorlesung muss sichtbar werden, welche Zustandsveraenderung erwartet wird, welche Empfaenger direkt oder indirekt betroffen sind, welche Nebenwirkungen entstehen koennen und welche Entscheidung spaeter korrigiert wird. Bezogen auf Wirkung statt Kapital heisst das: Die Analyse muss das konkrete Thema ernst nehmen und zugleich den allgemeinen WÖk-Massstab halten. Es geht nicht darum, Akteure moralisch zu sortieren. Es geht darum, Wirkpfade, Wirkungsempfaenger, Datenqualitaet, Risiken und Rueckkopplung so zu beschreiben, dass bessere Entscheidungen moeglich werden.</w:t>
-      </w:r>
-    </w:p>
-    <w:p>
-      <w:r>
-        <w:t>Transfer in Grundstudium Wirkungsökonomie. Einleitung / Wirkungsfrage verbindet die inhaltliche Deutung mit der spaeteren Praxis. Eine Organisation kann zu Wirkung statt Kapital sehr ueberzeugend kommunizieren und trotzdem an einen plausiblen Gedanken schon fuer Wirkung zu halten, obwohl Empfaenger, Zustand, Zeitbezug und Quelle fehlen scheitern. Darum muss die V1-Fassung immer auch nach Governance fragen: Wer erhebt Daten, wer bewertet sie, wer traegt die Folgen, wer kann widersprechen und wann wird eine Entscheidung korrigiert? Mindestens ein direkter und ein indirekter Wirkpfad muessen nachvollziehbar sein. So wird aus einem Lehrkapitel eine verantwortbare Arbeitsroutine.</w:t>
-      </w:r>
-    </w:p>
-    <w:p>
-      <w:r>
-        <w:t>Grenze gegen Scheingenauigkeit. Gerade bei Kernaussage ist Praezision wichtiger als grosse Begriffe. Eine Wirkungsaussage bleibt schwach, wenn sie nur Aktivitaet, Reichweite, Absicht oder Image beschreibt. Stark wird sie erst, wenn sie die Zustandsveraenderung und ihre Bedingungen offenlegt. In V02 ist deshalb entscheidend, jede Bewertung nur so belastbar ist wie Datenlage, Quellenstatus, Aktualitaet und Systemgrenze. Die Fehlerlinie verlaeuft nicht zwischen Optimismus und Pessimismus, sondern zwischen offengelegter Unsicherheit und rhetorischer Sicherheit ohne Pruefpfad.</w:t>
-      </w:r>
-    </w:p>
-    <w:p>
-      <w:r>
-        <w:t>Pruefungsnahe Transferfrage. Formuliere zu V02 eine Wirkungsaussage in drei Saetzen: Erstens den beobachteten oder plausiblen Zustand, zweitens die Daten- oder Quellenlage, drittens die offene Unsicherheit samt Rueckkopplung. Die Antwort muss ohne moralische Personenbewertung auskommen und darf Reichweite nicht mit Wirkung verwechseln.</w:t>
-      </w:r>
-    </w:p>
-    <w:p>
-      <w:r>
-        <w:t>Pruefungsnahe Lesart. Aus Quelltext und fachliche Grundlegung laesst sich eine gute Transferfrage ableiten: Welche Entscheidung waere falsch, wenn dieser Abschnitt missverstanden wird? Fuer Wirkung statt Kapital lautet die Antwort meist nicht einfach "mehr Wirkung", sondern genauer: bessere Unterscheidung, sauberere Daten, klarere Schutzlinie und rueckgekoppelte Steuerung. Profile, Zielkonflikte und offene Punkte werden nebeneinander gefuehrt. Wer das im Fall anwenden kann, hat den Kern der Vorlesung verstanden; wer nur Definitionen wiederholt, bleibt unter dem Anspruch der Akademie.</w:t>
-      </w:r>
-    </w:p>
-    <w:p>
-      <w:r>
-        <w:t>Fallfenster zur Anwendung. Eine Fuehrungsentscheidung erzeugt zugleich Nutzen und Risiken. Die WÖk behandelt Ambivalenz nicht als Stoerung, sondern als Kern der Analyse. Positive Netto-Wirkung darf erst behauptet werden, wenn zentrale negative Wirkungen getrennt geprueft und rote Linien gewahrt sind. Bezogen auf Wirkung statt Kapital heisst das: Die Analyse muss das konkrete Thema ernst nehmen und zugleich den allgemeinen WÖk-Massstab halten. Es geht nicht darum, Akteure moralisch zu sortieren. Es geht darum, Wirkpfade, Wirkungsempfaenger, Datenqualitaet, Risiken und Rueckkopplung so zu beschreiben, dass bessere Entscheidungen moeglich werden.</w:t>
-      </w:r>
-    </w:p>
-    <w:p>
-      <w:r>
-        <w:t>Nichtkompensation. Der Abschnitt Vom Maßstab zum Kompass ist in V02 kein Zusatzwissen, sondern ein Pruefstein fuer die Grundfrage des Skripts: Was veraendert sich, bei wem, wodurch und mit welcher Rueckkopplung? Fuer Wirkung statt Kapital wird daran sichtbar, dass schwere zentrale Schaeden nicht durch beliebige positive Einzelwerte neutralisiert werden duerfen. Die fachliche Grenze liegt dort, wo Lernende eine Durchschnittslogik als moralische Entlastung verwenden. Die saubere Lesart trennt deshalb Beobachtung, Kausalannahme, Bewertung und Steuerungsfolge. In der Anwendung sollte daraus mindestens eine konkrete Begriff, Wirkpfad, Fallbewertung, rote Linie oder Rueckkopplung abgeleitet werden; sonst bleibt das Wissen erklaerend, aber nicht steuerungsfaehig.</w:t>
-      </w:r>
-    </w:p>
-    <w:p>
-      <w:r>
-        <w:t>Anwendung auf Was Kapital gut kann. In einer Fallanalyse beginnt dieser Punkt nicht mit einer Meinung, sondern mit einer belastbaren Beschreibung. Wer V02 pruefungsnah liest, fragt zuerst nach Wirkungsempfaengern, Wirkraum, Zeitraum und Datenquelle. Erst danach folgt die Bewertung im Referenzrahmen Mensch, Planet, Demokratie, SDGs, Agenda 2030 und SDG+. Jeder Analyseblock fragt nach der Routine, die nach der Bewertung angepasst wird. Der typische Kurzschluss waere, Reporting als Abschluss behandeln. Genau dagegen setzt die WÖk die Pflicht, Wirkungspotenzial, Wirkungsrisiko und positive Netto-Wirkung begrifflich getrennt zu halten.</w:t>
-      </w:r>
-    </w:p>
-    <w:p>
-      <w:r>
-        <w:t>Evidenzregel. Der stille Zieltausch darf im Skript nicht als dekorativer Begriff stehen bleiben. Der Abschnitt traegt nur dann, wenn er eine pruefbare Aussage erlaubt: Welche Quelle stuetzt die Annahme, welche Unsicherheit bleibt offen und welche Gegenbeobachtung wuerde die Bewertung veraendern? Fuer Wirkung statt Kapital heisst das, dass Wirkungsbewertung Verfahren, Rechte, Transparenz und Korrektur braucht. Die Studierenden sollen nicht lernen, einen Score nachzusprechen. Sie sollen erkennen, wann ein Score klaert, wann er verdeckt und wann eine rote Linie die Durchschnittslogik stoppt.</w:t>
-      </w:r>
-    </w:p>
-    <w:p>
-      <w:r>
-        <w:t>Fallfenster zur Anwendung. Ein Controlling-Team moechte einen Score bilden. Das Skript verlangt, dass Datenqualitaet, Systemgrenzen, Gewichtung, Unsicherheit und Nichtkompensation sichtbar bleiben. Ein Score darf die Diskussion nicht beenden, sondern muss bessere Fragen, Priorisierung und Rueckkopplung ermoeglichen. Bezogen auf Wirkung statt Kapital heisst das: Die Analyse muss das konkrete Thema ernst nehmen und zugleich den allgemeinen WÖk-Massstab halten. Es geht nicht darum, Akteure moralisch zu sortieren. Es geht darum, Wirkpfade, Wirkungsempfaenger, Datenqualitaet, Risiken und Rueckkopplung so zu beschreiben, dass bessere Entscheidungen moeglich werden.</w:t>
-      </w:r>
-    </w:p>
-    <w:p>
-      <w:r>
-        <w:t>Transfer in Grundstudium Wirkungsökonomie. Was Wirkung bedeutet verbindet die inhaltliche Deutung mit der spaeteren Praxis. Eine Organisation kann zu Wirkung statt Kapital sehr ueberzeugend kommunizieren und trotzdem an einen plausiblen Gedanken schon fuer Wirkung zu halten, obwohl Empfaenger, Zustand, Zeitbezug und Quelle fehlen scheitern. Darum muss die V1-Fassung immer auch nach Governance fragen: Wer erhebt Daten, wer bewertet sie, wer traegt die Folgen, wer kann widersprechen und wann wird eine Entscheidung korrigiert? Pruefungsfragen verbinden Begriff, Anwendung, Evidenz und rote Linie. So wird aus einem Lehrkapitel eine verantwortbare Arbeitsroutine.</w:t>
-      </w:r>
-    </w:p>
-    <w:p>
-      <w:r>
-        <w:t>Pruefungsnahe Transferfrage. Formuliere zu V02 eine Wirkungsaussage in drei Saetzen: Erstens den beobachteten oder plausiblen Zustand, zweitens die Daten- oder Quellenlage, drittens die offene Unsicherheit samt Rueckkopplung. Die Antwort muss ohne moralische Personenbewertung auskommen und darf Reichweite nicht mit Wirkung verwechseln.</w:t>
-      </w:r>
-    </w:p>
-    <w:p>
-      <w:r>
-        <w:t>Grenze gegen Scheingenauigkeit. Gerade bei Ein Beispiel mit zwei Investitionen ist Praezision wichtiger als grosse Begriffe. Eine Wirkungsaussage bleibt schwach, wenn sie nur Aktivitaet, Reichweite, Absicht oder Image beschreibt. Stark wird sie erst, wenn sie die Zustandsveraenderung und ihre Bedingungen offenlegt. In V02 ist deshalb entscheidend, WÖk-Begriffe im Alltag nur tragen, wenn sie in Routinen uebersetzt werden. Die Fehlerlinie verlaeuft nicht zwischen Optimismus und Pessimismus, sondern zwischen offengelegter Unsicherheit und rhetorischer Sicherheit ohne Pruefpfad.</w:t>
-      </w:r>
-    </w:p>
-    <w:p>
-      <w:r>
-        <w:t>Pruefungsnahe Lesart. Aus Kapital als Benzin, nicht als Ziel laesst sich eine gute Transferfrage ableiten: Welche Entscheidung waere falsch, wenn dieser Abschnitt missverstanden wird? Fuer Wirkung statt Kapital lautet die Antwort meist nicht einfach "mehr Wirkung", sondern genauer: bessere Unterscheidung, sauberere Daten, klarere Schutzlinie und rueckgekoppelte Steuerung. Gute Kommunikation unterscheidet Befund, Annahme und normative Bewertung. Wer das im Fall anwenden kann, hat den Kern der Vorlesung verstanden; wer nur Definitionen wiederholt, bleibt unter dem Anspruch der Akademie.</w:t>
-      </w:r>
-    </w:p>
-    <w:p>
-      <w:r>
-        <w:t>Fallfenster zur Anwendung. Ein Kommunikationsbericht nennt viele Aktivitaeten, Reichweiten und Rueckmeldungen. Die V1-Pruefung fragt, ob daraus eine belastbare Wirkungsaussage folgt. Wenn nur Kontakte, Klicks oder Zustimmung vorliegen, bleibt die Aussage im Bereich Wirkungspotenzial oder Resonanz, nicht im Bereich nachgewiesener Wirkung. Bezogen auf Wirkung statt Kapital heisst das: Die Analyse muss das konkrete Thema ernst nehmen und zugleich den allgemeinen WÖk-Massstab halten. Es geht nicht darum, Akteure moralisch zu sortieren. Es geht darum, Wirkpfade, Wirkungsempfaenger, Datenqualitaet, Risiken und Rueckkopplung so zu beschreiben, dass bessere Entscheidungen moeglich werden.</w:t>
-      </w:r>
-    </w:p>
-    <w:p>
-      <w:r>
-        <w:t>Systemgrenze. Der Abschnitt Der Perspektivwechsel im Kopf ist in V02 kein Zusatzwissen, sondern ein Pruefstein fuer die Grundfrage des Skripts: Was veraendert sich, bei wem, wodurch und mit welcher Rueckkopplung? Fuer Wirkung statt Kapital wird daran sichtbar, dass jede Wirkungsaussage eine Grenze zieht und diese Grenze begruenden muss. Die fachliche Grenze liegt dort, wo Lernende nur den bequemen Ausschnitt betrachten. Die saubere Lesart trennt deshalb Beobachtung, Kausalannahme, Bewertung und Steuerungsfolge. In der Anwendung sollte daraus mindestens eine konkrete Begriff, Wirkpfad, Fallbewertung, rote Linie oder Rueckkopplung abgeleitet werden; sonst bleibt das Wissen erklaerend, aber nicht steuerungsfaehig.</w:t>
-      </w:r>
-    </w:p>
-    <w:p>
-      <w:r>
-        <w:t>Anwendung auf Warum das kein Idealismus ist. In einer Fallanalyse beginnt dieser Punkt nicht mit einer Meinung, sondern mit einer belastbaren Beschreibung. Wer V02 pruefungsnah liest, fragt zuerst nach Wirkungsempfaengern, Wirkraum, Zeitraum und Datenquelle. Erst danach folgt die Bewertung im Referenzrahmen Mensch, Planet, Demokratie, SDGs, Agenda 2030 und SDG+. Szenarien pruefen Sofortwirkung, Folgewirkung und Reversibilitaet getrennt. Der typische Kurzschluss waere, Momentnutzen als dauerhafte positive Netto-Wirkung verkaufen. Genau dagegen setzt die WÖk die Pflicht, Wirkungspotenzial, Wirkungsrisiko und positive Netto-Wirkung begrifflich getrennt zu halten.</w:t>
-      </w:r>
-    </w:p>
-    <w:p>
-      <w:r>
-        <w:t>Evidenzregel. Kapital neu in Dienst genommen darf im Skript nicht als dekorativer Begriff stehen bleiben. Der Abschnitt traegt nur dann, wenn er eine pruefbare Aussage erlaubt: Welche Quelle stuetzt die Annahme, welche Unsicherheit bleibt offen und welche Gegenbeobachtung wuerde die Bewertung veraendern? Fuer Wirkung statt Kapital heisst das, dass Wirkung nicht am Sender, sondern an veraenderten Zustanden der Empfaenger geprueft wird. Die Studierenden sollen nicht lernen, einen Score nachzusprechen. Sie sollen erkennen, wann ein Score klaert, wann er verdeckt und wann eine rote Linie die Durchschnittslogik stoppt.</w:t>
-      </w:r>
-    </w:p>
-    <w:p>
-      <w:r>
-        <w:t>Fallfenster zur Anwendung. Eine Organisation plant eine Massnahme und formuliert dazu eine positive Absicht. In der WÖk reicht das nicht. Fuer diese Vorlesung muss sichtbar werden, welche Zustandsveraenderung erwartet wird, welche Empfaenger direkt oder indirekt betroffen sind, welche Nebenwirkungen entstehen koennen und welche Entscheidung spaeter korrigiert wird. Bezogen auf Wirkung statt Kapital heisst das: Die Analyse muss das konkrete Thema ernst nehmen und zugleich den allgemeinen WÖk-Massstab halten. Es geht nicht darum, Akteure moralisch zu sortieren. Es geht darum, Wirkpfade, Wirkungsempfaenger, Datenqualitaet, Risiken und Rueckkopplung so zu beschreiben, dass bessere Entscheidungen moeglich werden.</w:t>
-      </w:r>
-    </w:p>
-    <w:p>
-      <w:r>
-        <w:t>Pruefungsnahe Transferfrage. Formuliere zu V02 eine Wirkungsaussage in drei Saetzen: Erstens den beobachteten oder plausiblen Zustand, zweitens die Daten- oder Quellenlage, drittens die offene Unsicherheit samt Rueckkopplung. Die Antwort muss ohne moralische Personenbewertung auskommen und darf Reichweite nicht mit Wirkung verwechseln.</w:t>
-      </w:r>
-    </w:p>
-    <w:p>
-      <w:r>
-        <w:t>Transfer in Grundstudium Wirkungsökonomie. Was du aus dieser Vorlesung mitnimmst verbindet die inhaltliche Deutung mit der spaeteren Praxis. Eine Organisation kann zu Wirkung statt Kapital sehr ueberzeugend kommunizieren und trotzdem an einen plausiblen Gedanken schon fuer Wirkung zu halten, obwohl Empfaenger, Zustand, Zeitbezug und Quelle fehlen scheitern. Darum muss die V1-Fassung immer auch nach Governance fragen: Wer erhebt Daten, wer bewertet sie, wer traegt die Folgen, wer kann widersprechen und wann wird eine Entscheidung korrigiert? Jede Schlussfolgerung endet mit Entscheidung, Verantwortlichkeit und Termin fuer Rueckpruefung. So wird aus einem Lehrkapitel eine verantwortbare Arbeitsroutine.</w:t>
-      </w:r>
-    </w:p>
-    <w:p>
-      <w:r>
-        <w:t>Grenze gegen Scheingenauigkeit. Gerade bei Wirkungsökonomische Vertiefung ist Praezision wichtiger als grosse Begriffe. Eine Wirkungsaussage bleibt schwach, wenn sie nur Aktivitaet, Reichweite, Absicht oder Image beschreibt. Stark wird sie erst, wenn sie die Zustandsveraenderung und ihre Bedingungen offenlegt. In V02 ist deshalb entscheidend, WÖk-Aussagen mit bestehenden Begriffen, Studien, Standards und Rechtsrahmen in Beziehung stehen muessen. Die Fehlerlinie verlaeuft nicht zwischen Optimismus und Pessimismus, sondern zwischen offengelegter Unsicherheit und rhetorischer Sicherheit ohne Pruefpfad.</w:t>
-      </w:r>
-    </w:p>
-    <w:p>
-      <w:r>
-        <w:t>Pruefungsnahe Lesart. Aus Prüfungsrelevanz laesst sich eine gute Transferfrage ableiten: Welche Entscheidung waere falsch, wenn dieser Abschnitt missverstanden wird? Fuer Wirkung statt Kapital lautet die Antwort meist nicht einfach "mehr Wirkung", sondern genauer: bessere Unterscheidung, sauberere Daten, klarere Schutzlinie und rueckgekoppelte Steuerung. Die Analyse markiert Stoppsignale vor jeder Portfolio- oder Score-Debatte. Wer das im Fall anwenden kann, hat den Kern der Vorlesung verstanden; wer nur Definitionen wiederholt, bleibt unter dem Anspruch der Akademie.</w:t>
-      </w:r>
-    </w:p>
-    <w:p>
-      <w:r>
-        <w:t>Fallfenster zur Anwendung. Eine Fuehrungsentscheidung erzeugt zugleich Nutzen und Risiken. Die WÖk behandelt Ambivalenz nicht als Stoerung, sondern als Kern der Analyse. Positive Netto-Wirkung darf erst behauptet werden, wenn zentrale negative Wirkungen getrennt geprueft und rote Linien gewahrt sind. Bezogen auf Wirkung statt Kapital heisst das: Die Analyse muss das konkrete Thema ernst nehmen und zugleich den allgemeinen WÖk-Massstab halten. Es geht nicht darum, Akteure moralisch zu sortieren. Es geht darum, Wirkpfade, Wirkungsempfaenger, Datenqualitaet, Risiken und Rueckkopplung so zu beschreiben, dass bessere Entscheidungen moeglich werden.</w:t>
+        <w:t>Schlussvertiefung 3: Wirkung statt Kapital im Anwendungsfall</w:t>
+      </w:r>
+    </w:p>
+    <w:p>
+      <w:r>
+        <w:t>Die folgenden Abschnitte sind keine neue Pruefungsloesung. Sie verdichten die vorhandenen Kapitel zu einer Lesart, mit der Studierende einen Fall selbststaendig analysieren koennen. Im Mittelpunkt stehen Wirkpfade, Wirkungsempfaenger, Bewertung und Rueckkopplung, nicht moralische Personenbewertung.</w:t>
+      </w:r>
+    </w:p>
+    <w:p>
+      <w:r>
+        <w:t>Begriffliche Schlussklaerung. In V02 muss Leitthese immer mit Empfaengern gelesen werden. Wirkung entsteht nicht beim Sender, sondern an veraenderten Zustaenden von Menschen, Oekosystemen, Institutionen, Oeffentlichkeit oder kuenftigen Handlungsspielraeumen. Darum reicht es nicht, interne Aktivitaeten zu dokumentieren. Entscheidend ist, ob sich ein Zustand nachvollziehbar veraendert und ob diese Veraenderung im Referenzrahmen Mensch, Planet, Demokratie, SDGs, Agenda 2030 und SDG+ tragfaehig bewertet werden kann.</w:t>
+      </w:r>
+    </w:p>
+    <w:p>
+      <w:r>
+        <w:t>Ein Bericht behauptet, die Massnahme zu Wirkung statt Kapital sei erfolgreich. Die WOE-Lesart fragt bei Leitthese nach belastbaren Nachweisen: begriffliche Praezision, Fallbeschreibung, Quellenklarheit, Plausibilitaet und offene Unsicherheit. Wenn diese Nachweise fehlen, bleibt die Aussage Wirkungspotenzial oder Kommunikationsbehauptung. Sie kann wichtig sein, aber sie ist noch keine belegte Wirkung.</w:t>
+      </w:r>
+    </w:p>
+    <w:p>
+      <w:r>
+        <w:t>Wirkpfad und Empfaenger. Wissenschaftliche Anschlussfaehigkeit entsteht hier durch Quellenklarheit. Bei Didaktische Einordnung im Studiengang werden interne WOE-Begriffe nicht als Ersatz fuer Belege benutzt, sondern mit Grundlagenwerk, WOE-Referenz, Glossar, Werkzeuge, Journal und externe Fachquellen verbunden. Wo die Datenlage offen bleibt, wird das offengelegt. Wo eine Aussage nur plausibel ist, bleibt sie als Wirkungspotenzial markiert. Wo ein Schaden eine rote Linie beruehrt, greift Nichtkompensation vor Durchschnittslogik.</w:t>
+      </w:r>
+    </w:p>
+    <w:p>
+      <w:r>
+        <w:t>In einer kontroversen Entscheidung wirkt Didaktische Einordnung im Studiengang als Pruefpunkt fuer Ambivalenz. Ein Nutzen fuer eine Gruppe kann mit Risiken fuer andere Wirkungsempfaenger einhergehen. Das Skript verlangt deshalb, positive und negative Zustandsveraenderungen getrennt zu fuehren, bevor von positiver Netto-Wirkung gesprochen wird.</w:t>
+      </w:r>
+    </w:p>
+    <w:p>
+      <w:r>
+        <w:t>Rueckfluss. Fuer den WOE-Korpus bedeutet das: Begriffe aus Wirkung statt Kapital sollten dort geschaerft werden, wo sie in Glossar, Werkzeugen, Journal oder Readern doppeldeutig bleiben. Offene Forschungsfragen werden nicht versteckt. Sie markieren die Stelle, an der spaetere Evidenz, ein besserer Datensatz oder eine praezisere Fallstudie die Bewertung veraendern kann.</w:t>
+      </w:r>
+    </w:p>
+    <w:p>
+      <w:r>
+        <w:t>Daten, Quellen und Evidenz. In Grundstudium Wirkungsoekonomie wird Analysemodell erst steuerungsfaehig, wenn daraus eine Entscheidung folgt. Die Grundbegriffe muessen in spaeteren Modulen wiedererkennbar bleiben. Ohne diese Rueckkopplung bleibt Reporting eine Beschreibung. Mit Rueckkopplung wird aus Bewertung eine veraenderte Routine: ein anderer Prozess, ein geaenderter Anreiz, eine bessere Datenpflicht, eine korrigierte Kommunikation oder eine neue Priorisierung.</w:t>
+      </w:r>
+    </w:p>
+    <w:p>
+      <w:r>
+        <w:t>Die typische Fehlstelle bei Wirkung statt Kapital liegt darin, Absicht, Aktivitaet oder Reporting als Wirkung zu behandeln. Bei Analysemodell wird diese Fehlstelle konkret: Ein scheinbar plausibler Befund darf nicht zur Abkuerzung werden. Quellen, Systemgrenzen, Unsicherheit und Rueckkopplung bleiben sichtbar.</w:t>
+      </w:r>
+    </w:p>
+    <w:p>
+      <w:r>
+        <w:t>Bewertung und rote Linien. Die Grenze gegen Scheingenauigkeit verlaeuft bei Modellformel nicht zwischen Optimismus und Pessimismus. Sie verlaeuft zwischen offengelegter Unsicherheit und rhetorischer Sicherheit. Wer Wirkung statt Kapital belastbar anwenden will, benennt Systemgrenze, Zeitraum, Vergleichspunkt und offene Gegenhypothese. Gerade dadurch bleibt das Skript anschlussfaehig fuer Forschung, Praxis und spaetere Revision.</w:t>
+      </w:r>
+    </w:p>
+    <w:p>
+      <w:r>
+        <w:t>Fuer die Pruefung ist Modellformel dann verstanden, wenn daraus eine belastbare Fallantwort entsteht. Eine gute Antwort unterscheidet Beobachtung, Kausalannahme, Bewertung und Steuerungsfolge. Sie bewertet keine Menschen, sondern Wirkpfade, Zustandsveraenderungen, Risiken und institutionelle Bedingungen.</w:t>
+      </w:r>
+    </w:p>
+    <w:p>
+      <w:r>
+        <w:t>Kontrollfrage. Welche Entscheidung waere falsch, wenn Modellformel in V02 missverstanden wird? Die Antwort muss mindestens eine Daten- oder Quellenannahme, eine betroffene Gruppe oder Schutzdimension, eine moegliche Nebenwirkung und einen Rueckkopplungsschritt nennen. Richtig ist nicht die lauteste Bewertung, sondern diejenige, die Begriff, Beleg und Steuerungsfolge zusammenhaelt.</w:t>
+      </w:r>
+    </w:p>
+    <w:p>
+      <w:r>
+        <w:t>Steuerung und Rueckkopplung. Fallfenster zeigt, warum Wirkung statt Kapital mehr ist als ein Schlagwort im Feld Wirkpfade, Wirkungsempfaenger, Bewertung und Rueckkopplung. Die wirkungsoekonomische Frage lautet: Welche reale Veraenderung wird moeglich, welche bleibt nur Potenzial und wo entsteht ein Wirkungsrisiko? Diese Unterscheidung schuetzt vor Impact-Washing, weil sie Absicht, Aktivitaet, Reichweite und Wirkung auseinanderhaelt.</w:t>
+      </w:r>
+    </w:p>
+    <w:p>
+      <w:r>
+        <w:t>Eine Kommune, ein Unternehmen oder eine Bildungsorganisation will Wirkung statt Kapital praktisch anwenden. Der erste Schritt ist nicht die Auswahl eines Instruments, sondern die Klaerung der Zustandsveraenderung. Bei Fallfenster muss deshalb benannt werden, wer betroffen ist, welcher Zustand sich veraendert, welche Frist gilt und welche Gegenbeobachtung die Annahme widerlegen wuerde. Erst danach entsteht eine begruendete Entscheidung im Feld Begriff, Fallbewertung, Wirkpfad, rote Linie, Quellenbeurteilung oder Rueckkopplungsregel.</w:t>
+      </w:r>
+    </w:p>
+    <w:p>
+      <w:r>
+        <w:t>Pruefungsnahe Anwendung. In V02 muss Prüfungsnahe Fallfragen ohne geschützte Antwortlogik immer mit Empfaengern gelesen werden. Wirkung entsteht nicht beim Sender, sondern an veraenderten Zustaenden von Menschen, Oekosystemen, Institutionen, Oeffentlichkeit oder kuenftigen Handlungsspielraeumen. Darum reicht es nicht, interne Aktivitaeten zu dokumentieren. Entscheidend ist, ob sich ein Zustand nachvollziehbar veraendert und ob diese Veraenderung im Referenzrahmen Mensch, Planet, Demokratie, SDGs, Agenda 2030 und SDG+ tragfaehig bewertet werden kann.</w:t>
+      </w:r>
+    </w:p>
+    <w:p>
+      <w:r>
+        <w:t>Ein Bericht behauptet, die Massnahme zu Wirkung statt Kapital sei erfolgreich. Die WOE-Lesart fragt bei Prüfungsnahe Fallfragen ohne geschützte Antwortlogik nach belastbaren Nachweisen: begriffliche Praezision, Fallbeschreibung, Quellenklarheit, Plausibilitaet und offene Unsicherheit. Wenn diese Nachweise fehlen, bleibt die Aussage Wirkungspotenzial oder Kommunikationsbehauptung. Sie kann wichtig sein, aber sie ist noch keine belegte Wirkung.</w:t>
+      </w:r>
+    </w:p>
+    <w:p>
+      <w:r>
+        <w:t>Transfer in den WOE-Korpus. Wissenschaftliche Anschlussfaehigkeit entsteht hier durch Quellenklarheit. Bei Einleitung / Wirkungsfrage werden interne WOE-Begriffe nicht als Ersatz fuer Belege benutzt, sondern mit Grundlagenwerk, WOE-Referenz, Glossar, Werkzeuge, Journal und externe Fachquellen verbunden. Wo die Datenlage offen bleibt, wird das offengelegt. Wo eine Aussage nur plausibel ist, bleibt sie als Wirkungspotenzial markiert. Wo ein Schaden eine rote Linie beruehrt, greift Nichtkompensation vor Durchschnittslogik.</w:t>
+      </w:r>
+    </w:p>
+    <w:p>
+      <w:r>
+        <w:t>In einer kontroversen Entscheidung wirkt Einleitung / Wirkungsfrage als Pruefpunkt fuer Ambivalenz. Ein Nutzen fuer eine Gruppe kann mit Risiken fuer andere Wirkungsempfaenger einhergehen. Das Skript verlangt deshalb, positive und negative Zustandsveraenderungen getrennt zu fuehren, bevor von positiver Netto-Wirkung gesprochen wird.</w:t>
+      </w:r>
+    </w:p>
+    <w:p>
+      <w:r>
+        <w:t>Grenzen der Aussage. In Grundstudium Wirkungsoekonomie wird Kernaussage erst steuerungsfaehig, wenn daraus eine Entscheidung folgt. Die Grundbegriffe muessen in spaeteren Modulen wiedererkennbar bleiben. Ohne diese Rueckkopplung bleibt Reporting eine Beschreibung. Mit Rueckkopplung wird aus Bewertung eine veraenderte Routine: ein anderer Prozess, ein geaenderter Anreiz, eine bessere Datenpflicht, eine korrigierte Kommunikation oder eine neue Priorisierung.</w:t>
+      </w:r>
+    </w:p>
+    <w:p>
+      <w:r>
+        <w:t>Die typische Fehlstelle bei Wirkung statt Kapital liegt darin, Absicht, Aktivitaet oder Reporting als Wirkung zu behandeln. Bei Kernaussage wird diese Fehlstelle konkret: Ein scheinbar plausibler Befund darf nicht zur Abkuerzung werden. Quellen, Systemgrenzen, Unsicherheit und Rueckkopplung bleiben sichtbar.</w:t>
+      </w:r>
+    </w:p>
+    <w:p>
+      <w:r>
+        <w:t>Kontrollfrage. Welche Entscheidung waere falsch, wenn Kernaussage in V02 missverstanden wird? Die Antwort muss mindestens eine Daten- oder Quellenannahme, eine betroffene Gruppe oder Schutzdimension, eine moegliche Nebenwirkung und einen Rueckkopplungsschritt nennen. Richtig ist nicht die lauteste Bewertung, sondern diejenige, die Begriff, Beleg und Steuerungsfolge zusammenhaelt.</w:t>
+      </w:r>
+    </w:p>
+    <w:p>
+      <w:r>
+        <w:t>Rueckfluss. Fuer den WOE-Korpus bedeutet das: Begriffe aus Wirkung statt Kapital sollten dort geschaerft werden, wo sie in Glossar, Werkzeugen, Journal oder Readern doppeldeutig bleiben. Offene Forschungsfragen werden nicht versteckt. Sie markieren die Stelle, an der spaetere Evidenz, ein besserer Datensatz oder eine praezisere Fallstudie die Bewertung veraendern kann.</w:t>
       </w:r>
     </w:p>
     <w:p>
@@ -3187,112 +3112,107 @@
         <w:pStyle w:val="Heading3"/>
       </w:pPr>
       <w:r>
-        <w:t>Abschlusskommentar 4: Lesen, pruefen, rueckkoppeln</w:t>
-      </w:r>
-    </w:p>
-    <w:p>
-      <w:r>
-        <w:t>Die folgende Verdichtung fuehrt die vorhandenen Kapitel nicht als Wiederholung, sondern als Anwendung zusammen. Wirkungskompetenz entsteht, wenn dieselbe begriffliche Strenge in Fallanalyse, Datenarbeit, Kommunikation, Governance und Entscheidungspraxis wiedererkannt wird.</w:t>
-      </w:r>
-    </w:p>
-    <w:p>
-      <w:r>
-        <w:t>Begriffliche Schaerfung. Der Abschnitt Lernziele ist in V02 kein Zusatzwissen, sondern ein Pruefstein fuer die Grundfrage des Skripts: Was veraendert sich, bei wem, wodurch und mit welcher Rueckkopplung? Fuer Wirkung statt Kapital wird daran sichtbar, dass praezise Sprache die erste Sicherung gegen Impact-Washing bildet. Die fachliche Grenze liegt dort, wo Lernende Output, Reichweite, Absicht und Wirkung in einem Satz vermischen. Die saubere Lesart trennt deshalb Beobachtung, Kausalannahme, Bewertung und Steuerungsfolge. In der Anwendung sollte daraus mindestens eine konkrete Begriff, Wirkpfad, Fallbewertung, rote Linie oder Rueckkopplung abgeleitet werden; sonst bleibt das Wissen erklaerend, aber nicht steuerungsfaehig.</w:t>
-      </w:r>
-    </w:p>
-    <w:p>
-      <w:r>
-        <w:t>Anwendung auf Einleitung / Wirkungsfrage. In einer Fallanalyse beginnt dieser Punkt nicht mit einer Meinung, sondern mit einer belastbaren Beschreibung. Wer V02 pruefungsnah liest, fragt zuerst nach Wirkungsempfaengern, Wirkraum, Zeitraum und Datenquelle. Erst danach folgt die Bewertung im Referenzrahmen Mensch, Planet, Demokratie, SDGs, Agenda 2030 und SDG+. Mindestens ein direkter und ein indirekter Wirkpfad muessen nachvollziehbar sein. Der typische Kurzschluss waere, nur die Massnahme selbst bewerten und indirekte Empfaenger ausblenden. Genau dagegen setzt die WÖk die Pflicht, Wirkungspotenzial, Wirkungsrisiko und positive Netto-Wirkung begrifflich getrennt zu halten.</w:t>
-      </w:r>
-    </w:p>
-    <w:p>
-      <w:r>
-        <w:t>Pruefungsnahe Transferfrage. Formuliere zu V02 eine Wirkungsaussage in drei Saetzen: Erstens den beobachteten oder plausiblen Zustand, zweitens die Daten- oder Quellenlage, drittens die offene Unsicherheit samt Rueckkopplung. Die Antwort muss ohne moralische Personenbewertung auskommen und darf Reichweite nicht mit Wirkung verwechseln.</w:t>
-      </w:r>
-    </w:p>
-    <w:p>
-      <w:r>
-        <w:t>Evidenzregel. Kernaussage darf im Skript nicht als dekorativer Begriff stehen bleiben. Der Abschnitt traegt nur dann, wenn er eine pruefbare Aussage erlaubt: Welche Quelle stuetzt die Annahme, welche Unsicherheit bleibt offen und welche Gegenbeobachtung wuerde die Bewertung veraendern? Fuer Wirkung statt Kapital heisst das, dass jede Bewertung nur so belastbar ist wie Datenlage, Quellenstatus, Aktualitaet und Systemgrenze. Die Studierenden sollen nicht lernen, einen Score nachzusprechen. Sie sollen erkennen, wann ein Score klaert, wann er verdeckt und wann eine rote Linie die Durchschnittslogik stoppt.</w:t>
-      </w:r>
-    </w:p>
-    <w:p>
-      <w:r>
-        <w:t>Fallfenster zur Anwendung. Ein Controlling-Team moechte einen Score bilden. Das Skript verlangt, dass Datenqualitaet, Systemgrenzen, Gewichtung, Unsicherheit und Nichtkompensation sichtbar bleiben. Ein Score darf die Diskussion nicht beenden, sondern muss bessere Fragen, Priorisierung und Rueckkopplung ermoeglichen. Bezogen auf Wirkung statt Kapital heisst das: Die Analyse muss das konkrete Thema ernst nehmen und zugleich den allgemeinen WÖk-Massstab halten. Es geht nicht darum, Akteure moralisch zu sortieren. Es geht darum, Wirkpfade, Wirkungsempfaenger, Datenqualitaet, Risiken und Rueckkopplung so zu beschreiben, dass bessere Entscheidungen moeglich werden.</w:t>
-      </w:r>
-    </w:p>
-    <w:p>
-      <w:r>
-        <w:t>Transfer in Grundstudium Wirkungsökonomie. Quelltext und fachliche Grundlegung verbindet die inhaltliche Deutung mit der spaeteren Praxis. Eine Organisation kann zu Wirkung statt Kapital sehr ueberzeugend kommunizieren und trotzdem an einen plausiblen Gedanken schon fuer Wirkung zu halten, obwohl Empfaenger, Zustand, Zeitbezug und Quelle fehlen scheitern. Darum muss die V1-Fassung immer auch nach Governance fragen: Wer erhebt Daten, wer bewertet sie, wer traegt die Folgen, wer kann widersprechen und wann wird eine Entscheidung korrigiert? Profile, Zielkonflikte und offene Punkte werden nebeneinander gefuehrt. So wird aus einem Lehrkapitel eine verantwortbare Arbeitsroutine.</w:t>
-      </w:r>
-    </w:p>
-    <w:p>
-      <w:r>
-        <w:t>Grenze gegen Scheingenauigkeit. Gerade bei Vom Maßstab zum Kompass ist Praezision wichtiger als grosse Begriffe. Eine Wirkungsaussage bleibt schwach, wenn sie nur Aktivitaet, Reichweite, Absicht oder Image beschreibt. Stark wird sie erst, wenn sie die Zustandsveraenderung und ihre Bedingungen offenlegt. In V02 ist deshalb entscheidend, schwere zentrale Schaeden nicht durch beliebige positive Einzelwerte neutralisiert werden duerfen. Die Fehlerlinie verlaeuft nicht zwischen Optimismus und Pessimismus, sondern zwischen offengelegter Unsicherheit und rhetorischer Sicherheit ohne Pruefpfad.</w:t>
-      </w:r>
-    </w:p>
-    <w:p>
-      <w:r>
-        <w:t>Pruefungsnahe Lesart. Aus Was Kapital gut kann laesst sich eine gute Transferfrage ableiten: Welche Entscheidung waere falsch, wenn dieser Abschnitt missverstanden wird? Fuer Wirkung statt Kapital lautet die Antwort meist nicht einfach "mehr Wirkung", sondern genauer: bessere Unterscheidung, sauberere Daten, klarere Schutzlinie und rueckgekoppelte Steuerung. Jeder Analyseblock fragt nach der Routine, die nach der Bewertung angepasst wird. Wer das im Fall anwenden kann, hat den Kern der Vorlesung verstanden; wer nur Definitionen wiederholt, bleibt unter dem Anspruch der Akademie.</w:t>
-      </w:r>
-    </w:p>
-    <w:p>
-      <w:r>
-        <w:t>Fallfenster zur Anwendung. Ein Kommunikationsbericht nennt viele Aktivitaeten, Reichweiten und Rueckmeldungen. Die V1-Pruefung fragt, ob daraus eine belastbare Wirkungsaussage folgt. Wenn nur Kontakte, Klicks oder Zustimmung vorliegen, bleibt die Aussage im Bereich Wirkungspotenzial oder Resonanz, nicht im Bereich nachgewiesener Wirkung. Bezogen auf Wirkung statt Kapital heisst das: Die Analyse muss das konkrete Thema ernst nehmen und zugleich den allgemeinen WÖk-Massstab halten. Es geht nicht darum, Akteure moralisch zu sortieren. Es geht darum, Wirkpfade, Wirkungsempfaenger, Datenqualitaet, Risiken und Rueckkopplung so zu beschreiben, dass bessere Entscheidungen moeglich werden.</w:t>
-      </w:r>
-    </w:p>
-    <w:p>
-      <w:r>
-        <w:t>Governance. Der Abschnitt Der stille Zieltausch ist in V02 kein Zusatzwissen, sondern ein Pruefstein fuer die Grundfrage des Skripts: Was veraendert sich, bei wem, wodurch und mit welcher Rueckkopplung? Fuer Wirkung statt Kapital wird daran sichtbar, dass Wirkungsbewertung Verfahren, Rechte, Transparenz und Korrektur braucht. Die fachliche Grenze liegt dort, wo Lernende Bewertung als technokratische Top-down-Setzung verstehen. Die saubere Lesart trennt deshalb Beobachtung, Kausalannahme, Bewertung und Steuerungsfolge. In der Anwendung sollte daraus mindestens eine konkrete Begriff, Wirkpfad, Fallbewertung, rote Linie oder Rueckkopplung abgeleitet werden; sonst bleibt das Wissen erklaerend, aber nicht steuerungsfaehig.</w:t>
-      </w:r>
-    </w:p>
-    <w:p>
-      <w:r>
-        <w:t>Pruefungsnahe Transferfrage. Formuliere zu V02 eine Wirkungsaussage in drei Saetzen: Erstens den beobachteten oder plausiblen Zustand, zweitens die Daten- oder Quellenlage, drittens die offene Unsicherheit samt Rueckkopplung. Die Antwort muss ohne moralische Personenbewertung auskommen und darf Reichweite nicht mit Wirkung verwechseln.</w:t>
-      </w:r>
-    </w:p>
-    <w:p>
-      <w:r>
-        <w:t>Anwendung auf Was Wirkung bedeutet. In einer Fallanalyse beginnt dieser Punkt nicht mit einer Meinung, sondern mit einer belastbaren Beschreibung. Wer V02 pruefungsnah liest, fragt zuerst nach Wirkungsempfaengern, Wirkraum, Zeitraum und Datenquelle. Erst danach folgt die Bewertung im Referenzrahmen Mensch, Planet, Demokratie, SDGs, Agenda 2030 und SDG+. Pruefungsfragen verbinden Begriff, Anwendung, Evidenz und rote Linie. Der typische Kurzschluss waere, reines Auswendiglernen als Kompetenznachweis behandeln. Genau dagegen setzt die WÖk die Pflicht, Wirkungspotenzial, Wirkungsrisiko und positive Netto-Wirkung begrifflich getrennt zu halten.</w:t>
-      </w:r>
-    </w:p>
-    <w:p>
-      <w:r>
-        <w:t>Evidenzregel. Ein Beispiel mit zwei Investitionen darf im Skript nicht als dekorativer Begriff stehen bleiben. Der Abschnitt traegt nur dann, wenn er eine pruefbare Aussage erlaubt: Welche Quelle stuetzt die Annahme, welche Unsicherheit bleibt offen und welche Gegenbeobachtung wuerde die Bewertung veraendern? Fuer Wirkung statt Kapital heisst das, dass WÖk-Begriffe im Alltag nur tragen, wenn sie in Routinen uebersetzt werden. Die Studierenden sollen nicht lernen, einen Score nachzusprechen. Sie sollen erkennen, wann ein Score klaert, wann er verdeckt und wann eine rote Linie die Durchschnittslogik stoppt.</w:t>
-      </w:r>
-    </w:p>
-    <w:p>
-      <w:r>
-        <w:t>Fallfenster zur Anwendung. Eine Organisation plant eine Massnahme und formuliert dazu eine positive Absicht. In der WÖk reicht das nicht. Fuer diese Vorlesung muss sichtbar werden, welche Zustandsveraenderung erwartet wird, welche Empfaenger direkt oder indirekt betroffen sind, welche Nebenwirkungen entstehen koennen und welche Entscheidung spaeter korrigiert wird. Bezogen auf Wirkung statt Kapital heisst das: Die Analyse muss das konkrete Thema ernst nehmen und zugleich den allgemeinen WÖk-Massstab halten. Es geht nicht darum, Akteure moralisch zu sortieren. Es geht darum, Wirkpfade, Wirkungsempfaenger, Datenqualitaet, Risiken und Rueckkopplung so zu beschreiben, dass bessere Entscheidungen moeglich werden.</w:t>
-      </w:r>
-    </w:p>
-    <w:p>
-      <w:r>
-        <w:t>Transfer in Grundstudium Wirkungsökonomie. Kapital als Benzin, nicht als Ziel verbindet die inhaltliche Deutung mit der spaeteren Praxis. Eine Organisation kann zu Wirkung statt Kapital sehr ueberzeugend kommunizieren und trotzdem an einen plausiblen Gedanken schon fuer Wirkung zu halten, obwohl Empfaenger, Zustand, Zeitbezug und Quelle fehlen scheitern. Darum muss die V1-Fassung immer auch nach Governance fragen: Wer erhebt Daten, wer bewertet sie, wer traegt die Folgen, wer kann widersprechen und wann wird eine Entscheidung korrigiert? Gute Kommunikation unterscheidet Befund, Annahme und normative Bewertung. So wird aus einem Lehrkapitel eine verantwortbare Arbeitsroutine.</w:t>
-      </w:r>
-    </w:p>
-    <w:p>
-      <w:r>
-        <w:t>Grenze gegen Scheingenauigkeit. Gerade bei Der Perspektivwechsel im Kopf ist Praezision wichtiger als grosse Begriffe. Eine Wirkungsaussage bleibt schwach, wenn sie nur Aktivitaet, Reichweite, Absicht oder Image beschreibt. Stark wird sie erst, wenn sie die Zustandsveraenderung und ihre Bedingungen offenlegt. In V02 ist deshalb entscheidend, jede Wirkungsaussage eine Grenze zieht und diese Grenze begruenden muss. Die Fehlerlinie verlaeuft nicht zwischen Optimismus und Pessimismus, sondern zwischen offengelegter Unsicherheit und rhetorischer Sicherheit ohne Pruefpfad.</w:t>
-      </w:r>
-    </w:p>
-    <w:p>
-      <w:r>
-        <w:t>Pruefungsnahe Lesart. Aus Warum das kein Idealismus ist laesst sich eine gute Transferfrage ableiten: Welche Entscheidung waere falsch, wenn dieser Abschnitt missverstanden wird? Fuer Wirkung statt Kapital lautet die Antwort meist nicht einfach "mehr Wirkung", sondern genauer: bessere Unterscheidung, sauberere Daten, klarere Schutzlinie und rueckgekoppelte Steuerung. Szenarien pruefen Sofortwirkung, Folgewirkung und Reversibilitaet getrennt. Wer das im Fall anwenden kann, hat den Kern der Vorlesung verstanden; wer nur Definitionen wiederholt, bleibt unter dem Anspruch der Akademie.</w:t>
-      </w:r>
-    </w:p>
-    <w:p>
-      <w:r>
-        <w:t>Fallfenster zur Anwendung. Eine Fuehrungsentscheidung erzeugt zugleich Nutzen und Risiken. Die WÖk behandelt Ambivalenz nicht als Stoerung, sondern als Kern der Analyse. Positive Netto-Wirkung darf erst behauptet werden, wenn zentrale negative Wirkungen getrennt geprueft und rote Linien gewahrt sind. Bezogen auf Wirkung statt Kapital heisst das: Die Analyse muss das konkrete Thema ernst nehmen und zugleich den allgemeinen WÖk-Massstab halten. Es geht nicht darum, Akteure moralisch zu sortieren. Es geht darum, Wirkpfade, Wirkungsempfaenger, Datenqualitaet, Risiken und Rueckkopplung so zu beschreiben, dass bessere Entscheidungen moeglich werden.</w:t>
-      </w:r>
-    </w:p>
-    <w:p>
-      <w:r>
-        <w:t>Pruefungsnahe Transferfrage. Formuliere zu V02 eine Wirkungsaussage in drei Saetzen: Erstens den beobachteten oder plausiblen Zustand, zweitens die Daten- oder Quellenlage, drittens die offene Unsicherheit samt Rueckkopplung. Die Antwort muss ohne moralische Personenbewertung auskommen und darf Reichweite nicht mit Wirkung verwechseln.</w:t>
-      </w:r>
-    </w:p>
-    <w:p>
-      <w:r>
-        <w:t>Betroffenenperspektive. Der Abschnitt Kapital neu in Dienst genommen ist in V02 kein Zusatzwissen, sondern ein Pruefstein fuer die Grundfrage des Skripts: Was veraendert sich, bei wem, wodurch und mit welcher Rueckkopplung? Fuer Wirkung statt Kapital wird daran sichtbar, dass Wirkung nicht am Sender, sondern an veraenderten Zustanden der Empfaenger geprueft wird. Die fachliche Grenze liegt dort, wo Lernende interne Erfolgskennzahlen mit gesellschaftlicher Wirkung verwechseln. Die saubere Lesart trennt deshalb Beobachtung, Kausalannahme, Bewertung und Steuerungsfolge. In der Anwendung sollte daraus mindestens eine konkrete Begriff, Wirkpfad, Fallbewertung, rote Linie oder Rueckkopplung abgeleitet werden; sonst bleibt das Wissen erklaerend, aber nicht steuerungsfaehig.</w:t>
+        <w:t>Schlussvertiefung 4: Wirkung statt Kapital im Anwendungsfall</w:t>
+      </w:r>
+    </w:p>
+    <w:p>
+      <w:r>
+        <w:t>Die folgenden Abschnitte sind keine neue Pruefungsloesung. Sie verdichten die vorhandenen Kapitel zu einer Lesart, mit der Studierende einen Fall selbststaendig analysieren koennen. Im Mittelpunkt stehen Wirkpfade, Wirkungsempfaenger, Bewertung und Rueckkopplung, nicht moralische Personenbewertung.</w:t>
+      </w:r>
+    </w:p>
+    <w:p>
+      <w:r>
+        <w:t>Begriffliche Schlussklaerung. Die Grenze gegen Scheingenauigkeit verlaeuft bei Quelltext und fachliche Grundlegung nicht zwischen Optimismus und Pessimismus. Sie verlaeuft zwischen offengelegter Unsicherheit und rhetorischer Sicherheit. Wer Wirkung statt Kapital belastbar anwenden will, benennt Systemgrenze, Zeitraum, Vergleichspunkt und offene Gegenhypothese. Gerade dadurch bleibt das Skript anschlussfaehig fuer Forschung, Praxis und spaetere Revision.</w:t>
+      </w:r>
+    </w:p>
+    <w:p>
+      <w:r>
+        <w:t>Fuer die Pruefung ist Quelltext und fachliche Grundlegung dann verstanden, wenn daraus eine belastbare Fallantwort entsteht. Eine gute Antwort unterscheidet Beobachtung, Kausalannahme, Bewertung und Steuerungsfolge. Sie bewertet keine Menschen, sondern Wirkpfade, Zustandsveraenderungen, Risiken und institutionelle Bedingungen.</w:t>
+      </w:r>
+    </w:p>
+    <w:p>
+      <w:r>
+        <w:t>Wirkpfad und Empfaenger. Vom Maßstab zum Kompass zeigt, warum Wirkung statt Kapital mehr ist als ein Schlagwort im Feld Wirkpfade, Wirkungsempfaenger, Bewertung und Rueckkopplung. Die wirkungsoekonomische Frage lautet: Welche reale Veraenderung wird moeglich, welche bleibt nur Potenzial und wo entsteht ein Wirkungsrisiko? Diese Unterscheidung schuetzt vor Impact-Washing, weil sie Absicht, Aktivitaet, Reichweite und Wirkung auseinanderhaelt.</w:t>
+      </w:r>
+    </w:p>
+    <w:p>
+      <w:r>
+        <w:t>Eine Kommune, ein Unternehmen oder eine Bildungsorganisation will Wirkung statt Kapital praktisch anwenden. Der erste Schritt ist nicht die Auswahl eines Instruments, sondern die Klaerung der Zustandsveraenderung. Bei Vom Maßstab zum Kompass muss deshalb benannt werden, wer betroffen ist, welcher Zustand sich veraendert, welche Frist gilt und welche Gegenbeobachtung die Annahme widerlegen wuerde. Erst danach entsteht eine begruendete Entscheidung im Feld Begriff, Fallbewertung, Wirkpfad, rote Linie, Quellenbeurteilung oder Rueckkopplungsregel.</w:t>
+      </w:r>
+    </w:p>
+    <w:p>
+      <w:r>
+        <w:t>Daten, Quellen und Evidenz. In V02 muss Was Kapital gut kann immer mit Empfaengern gelesen werden. Wirkung entsteht nicht beim Sender, sondern an veraenderten Zustaenden von Menschen, Oekosystemen, Institutionen, Oeffentlichkeit oder kuenftigen Handlungsspielraeumen. Darum reicht es nicht, interne Aktivitaeten zu dokumentieren. Entscheidend ist, ob sich ein Zustand nachvollziehbar veraendert und ob diese Veraenderung im Referenzrahmen Mensch, Planet, Demokratie, SDGs, Agenda 2030 und SDG+ tragfaehig bewertet werden kann.</w:t>
+      </w:r>
+    </w:p>
+    <w:p>
+      <w:r>
+        <w:t>Ein Bericht behauptet, die Massnahme zu Wirkung statt Kapital sei erfolgreich. Die WOE-Lesart fragt bei Was Kapital gut kann nach belastbaren Nachweisen: begriffliche Praezision, Fallbeschreibung, Quellenklarheit, Plausibilitaet und offene Unsicherheit. Wenn diese Nachweise fehlen, bleibt die Aussage Wirkungspotenzial oder Kommunikationsbehauptung. Sie kann wichtig sein, aber sie ist noch keine belegte Wirkung.</w:t>
+      </w:r>
+    </w:p>
+    <w:p>
+      <w:r>
+        <w:t>Bewertung und rote Linien. Wissenschaftliche Anschlussfaehigkeit entsteht hier durch Quellenklarheit. Bei Der stille Zieltausch werden interne WOE-Begriffe nicht als Ersatz fuer Belege benutzt, sondern mit Grundlagenwerk, WOE-Referenz, Glossar, Werkzeuge, Journal und externe Fachquellen verbunden. Wo die Datenlage offen bleibt, wird das offengelegt. Wo eine Aussage nur plausibel ist, bleibt sie als Wirkungspotenzial markiert. Wo ein Schaden eine rote Linie beruehrt, greift Nichtkompensation vor Durchschnittslogik.</w:t>
+      </w:r>
+    </w:p>
+    <w:p>
+      <w:r>
+        <w:t>In einer kontroversen Entscheidung wirkt Der stille Zieltausch als Pruefpunkt fuer Ambivalenz. Ein Nutzen fuer eine Gruppe kann mit Risiken fuer andere Wirkungsempfaenger einhergehen. Das Skript verlangt deshalb, positive und negative Zustandsveraenderungen getrennt zu fuehren, bevor von positiver Netto-Wirkung gesprochen wird.</w:t>
+      </w:r>
+    </w:p>
+    <w:p>
+      <w:r>
+        <w:t>Kontrollfrage. Welche Entscheidung waere falsch, wenn Der stille Zieltausch in V02 missverstanden wird? Die Antwort muss mindestens eine Daten- oder Quellenannahme, eine betroffene Gruppe oder Schutzdimension, eine moegliche Nebenwirkung und einen Rueckkopplungsschritt nennen. Richtig ist nicht die lauteste Bewertung, sondern diejenige, die Begriff, Beleg und Steuerungsfolge zusammenhaelt.</w:t>
+      </w:r>
+    </w:p>
+    <w:p>
+      <w:r>
+        <w:t>Steuerung und Rueckkopplung. In Grundstudium Wirkungsoekonomie wird Was Wirkung bedeutet erst steuerungsfaehig, wenn daraus eine Entscheidung folgt. Die Grundbegriffe muessen in spaeteren Modulen wiedererkennbar bleiben. Ohne diese Rueckkopplung bleibt Reporting eine Beschreibung. Mit Rueckkopplung wird aus Bewertung eine veraenderte Routine: ein anderer Prozess, ein geaenderter Anreiz, eine bessere Datenpflicht, eine korrigierte Kommunikation oder eine neue Priorisierung.</w:t>
+      </w:r>
+    </w:p>
+    <w:p>
+      <w:r>
+        <w:t>Die typische Fehlstelle bei Wirkung statt Kapital liegt darin, Absicht, Aktivitaet oder Reporting als Wirkung zu behandeln. Bei Was Wirkung bedeutet wird diese Fehlstelle konkret: Ein scheinbar plausibler Befund darf nicht zur Abkuerzung werden. Quellen, Systemgrenzen, Unsicherheit und Rueckkopplung bleiben sichtbar.</w:t>
+      </w:r>
+    </w:p>
+    <w:p>
+      <w:r>
+        <w:t>Pruefungsnahe Anwendung. Die Grenze gegen Scheingenauigkeit verlaeuft bei Ein Beispiel mit zwei Investitionen nicht zwischen Optimismus und Pessimismus. Sie verlaeuft zwischen offengelegter Unsicherheit und rhetorischer Sicherheit. Wer Wirkung statt Kapital belastbar anwenden will, benennt Systemgrenze, Zeitraum, Vergleichspunkt und offene Gegenhypothese. Gerade dadurch bleibt das Skript anschlussfaehig fuer Forschung, Praxis und spaetere Revision.</w:t>
+      </w:r>
+    </w:p>
+    <w:p>
+      <w:r>
+        <w:t>Fuer die Pruefung ist Ein Beispiel mit zwei Investitionen dann verstanden, wenn daraus eine belastbare Fallantwort entsteht. Eine gute Antwort unterscheidet Beobachtung, Kausalannahme, Bewertung und Steuerungsfolge. Sie bewertet keine Menschen, sondern Wirkpfade, Zustandsveraenderungen, Risiken und institutionelle Bedingungen.</w:t>
+      </w:r>
+    </w:p>
+    <w:p>
+      <w:r>
+        <w:t>Rueckfluss. Fuer den WOE-Korpus bedeutet das: Begriffe aus Wirkung statt Kapital sollten dort geschaerft werden, wo sie in Glossar, Werkzeugen, Journal oder Readern doppeldeutig bleiben. Offene Forschungsfragen werden nicht versteckt. Sie markieren die Stelle, an der spaetere Evidenz, ein besserer Datensatz oder eine praezisere Fallstudie die Bewertung veraendern kann.</w:t>
+      </w:r>
+    </w:p>
+    <w:p>
+      <w:r>
+        <w:t>Transfer in den WOE-Korpus. Kapital als Benzin, nicht als Ziel zeigt, warum Wirkung statt Kapital mehr ist als ein Schlagwort im Feld Wirkpfade, Wirkungsempfaenger, Bewertung und Rueckkopplung. Die wirkungsoekonomische Frage lautet: Welche reale Veraenderung wird moeglich, welche bleibt nur Potenzial und wo entsteht ein Wirkungsrisiko? Diese Unterscheidung schuetzt vor Impact-Washing, weil sie Absicht, Aktivitaet, Reichweite und Wirkung auseinanderhaelt.</w:t>
+      </w:r>
+    </w:p>
+    <w:p>
+      <w:r>
+        <w:t>Eine Kommune, ein Unternehmen oder eine Bildungsorganisation will Wirkung statt Kapital praktisch anwenden. Der erste Schritt ist nicht die Auswahl eines Instruments, sondern die Klaerung der Zustandsveraenderung. Bei Kapital als Benzin, nicht als Ziel muss deshalb benannt werden, wer betroffen ist, welcher Zustand sich veraendert, welche Frist gilt und welche Gegenbeobachtung die Annahme widerlegen wuerde. Erst danach entsteht eine begruendete Entscheidung im Feld Begriff, Fallbewertung, Wirkpfad, rote Linie, Quellenbeurteilung oder Rueckkopplungsregel.</w:t>
+      </w:r>
+    </w:p>
+    <w:p>
+      <w:r>
+        <w:t>Grenzen der Aussage. In V02 muss Der Perspektivwechsel im Kopf immer mit Empfaengern gelesen werden. Wirkung entsteht nicht beim Sender, sondern an veraenderten Zustaenden von Menschen, Oekosystemen, Institutionen, Oeffentlichkeit oder kuenftigen Handlungsspielraeumen. Darum reicht es nicht, interne Aktivitaeten zu dokumentieren. Entscheidend ist, ob sich ein Zustand nachvollziehbar veraendert und ob diese Veraenderung im Referenzrahmen Mensch, Planet, Demokratie, SDGs, Agenda 2030 und SDG+ tragfaehig bewertet werden kann.</w:t>
+      </w:r>
+    </w:p>
+    <w:p>
+      <w:r>
+        <w:t>Ein Bericht behauptet, die Massnahme zu Wirkung statt Kapital sei erfolgreich. Die WOE-Lesart fragt bei Der Perspektivwechsel im Kopf nach belastbaren Nachweisen: begriffliche Praezision, Fallbeschreibung, Quellenklarheit, Plausibilitaet und offene Unsicherheit. Wenn diese Nachweise fehlen, bleibt die Aussage Wirkungspotenzial oder Kommunikationsbehauptung. Sie kann wichtig sein, aber sie ist noch keine belegte Wirkung.</w:t>
+      </w:r>
+    </w:p>
+    <w:p>
+      <w:r>
+        <w:t>Kontrollfrage. Welche Entscheidung waere falsch, wenn Der Perspektivwechsel im Kopf in V02 missverstanden wird? Die Antwort muss mindestens eine Daten- oder Quellenannahme, eine betroffene Gruppe oder Schutzdimension, eine moegliche Nebenwirkung und einen Rueckkopplungsschritt nennen. Richtig ist nicht die lauteste Bewertung, sondern diejenige, die Begriff, Beleg und Steuerungsfolge zusammenhaelt.</w:t>
       </w:r>
     </w:p>
     <w:p>
@@ -3300,12 +3220,404 @@
         <w:pStyle w:val="Heading3"/>
       </w:pPr>
       <w:r>
+        <w:t>Schlussvertiefung 5: Wirkung statt Kapital im Anwendungsfall</w:t>
+      </w:r>
+    </w:p>
+    <w:p>
+      <w:r>
+        <w:t>Die folgenden Abschnitte sind keine neue Pruefungsloesung. Sie verdichten die vorhandenen Kapitel zu einer Lesart, mit der Studierende einen Fall selbststaendig analysieren koennen. Im Mittelpunkt stehen Wirkpfade, Wirkungsempfaenger, Bewertung und Rueckkopplung, nicht moralische Personenbewertung.</w:t>
+      </w:r>
+    </w:p>
+    <w:p>
+      <w:r>
+        <w:t>Begriffliche Schlussklaerung. Wissenschaftliche Anschlussfaehigkeit entsteht hier durch Quellenklarheit. Bei Warum das kein Idealismus ist werden interne WOE-Begriffe nicht als Ersatz fuer Belege benutzt, sondern mit Grundlagenwerk, WOE-Referenz, Glossar, Werkzeuge, Journal und externe Fachquellen verbunden. Wo die Datenlage offen bleibt, wird das offengelegt. Wo eine Aussage nur plausibel ist, bleibt sie als Wirkungspotenzial markiert. Wo ein Schaden eine rote Linie beruehrt, greift Nichtkompensation vor Durchschnittslogik.</w:t>
+      </w:r>
+    </w:p>
+    <w:p>
+      <w:r>
+        <w:t>In einer kontroversen Entscheidung wirkt Warum das kein Idealismus ist als Pruefpunkt fuer Ambivalenz. Ein Nutzen fuer eine Gruppe kann mit Risiken fuer andere Wirkungsempfaenger einhergehen. Das Skript verlangt deshalb, positive und negative Zustandsveraenderungen getrennt zu fuehren, bevor von positiver Netto-Wirkung gesprochen wird.</w:t>
+      </w:r>
+    </w:p>
+    <w:p>
+      <w:r>
+        <w:t>Wirkpfad und Empfaenger. In Grundstudium Wirkungsoekonomie wird Kapital neu in Dienst genommen erst steuerungsfaehig, wenn daraus eine Entscheidung folgt. Die Grundbegriffe muessen in spaeteren Modulen wiedererkennbar bleiben. Ohne diese Rueckkopplung bleibt Reporting eine Beschreibung. Mit Rueckkopplung wird aus Bewertung eine veraenderte Routine: ein anderer Prozess, ein geaenderter Anreiz, eine bessere Datenpflicht, eine korrigierte Kommunikation oder eine neue Priorisierung.</w:t>
+      </w:r>
+    </w:p>
+    <w:p>
+      <w:r>
+        <w:t>Die typische Fehlstelle bei Wirkung statt Kapital liegt darin, Absicht, Aktivitaet oder Reporting als Wirkung zu behandeln. Bei Kapital neu in Dienst genommen wird diese Fehlstelle konkret: Ein scheinbar plausibler Befund darf nicht zur Abkuerzung werden. Quellen, Systemgrenzen, Unsicherheit und Rueckkopplung bleiben sichtbar.</w:t>
+      </w:r>
+    </w:p>
+    <w:p>
+      <w:r>
+        <w:t>Daten, Quellen und Evidenz. Die Grenze gegen Scheingenauigkeit verlaeuft bei Was du aus dieser Vorlesung mitnimmst nicht zwischen Optimismus und Pessimismus. Sie verlaeuft zwischen offengelegter Unsicherheit und rhetorischer Sicherheit. Wer Wirkung statt Kapital belastbar anwenden will, benennt Systemgrenze, Zeitraum, Vergleichspunkt und offene Gegenhypothese. Gerade dadurch bleibt das Skript anschlussfaehig fuer Forschung, Praxis und spaetere Revision.</w:t>
+      </w:r>
+    </w:p>
+    <w:p>
+      <w:r>
+        <w:t>Fuer die Pruefung ist Was du aus dieser Vorlesung mitnimmst dann verstanden, wenn daraus eine belastbare Fallantwort entsteht. Eine gute Antwort unterscheidet Beobachtung, Kausalannahme, Bewertung und Steuerungsfolge. Sie bewertet keine Menschen, sondern Wirkpfade, Zustandsveraenderungen, Risiken und institutionelle Bedingungen.</w:t>
+      </w:r>
+    </w:p>
+    <w:p>
+      <w:r>
+        <w:t>Bewertung und rote Linien. Wirkungsökonomische Vertiefung zeigt, warum Wirkung statt Kapital mehr ist als ein Schlagwort im Feld Wirkpfade, Wirkungsempfaenger, Bewertung und Rueckkopplung. Die wirkungsoekonomische Frage lautet: Welche reale Veraenderung wird moeglich, welche bleibt nur Potenzial und wo entsteht ein Wirkungsrisiko? Diese Unterscheidung schuetzt vor Impact-Washing, weil sie Absicht, Aktivitaet, Reichweite und Wirkung auseinanderhaelt.</w:t>
+      </w:r>
+    </w:p>
+    <w:p>
+      <w:r>
+        <w:t>Eine Kommune, ein Unternehmen oder eine Bildungsorganisation will Wirkung statt Kapital praktisch anwenden. Der erste Schritt ist nicht die Auswahl eines Instruments, sondern die Klaerung der Zustandsveraenderung. Bei Wirkungsökonomische Vertiefung muss deshalb benannt werden, wer betroffen ist, welcher Zustand sich veraendert, welche Frist gilt und welche Gegenbeobachtung die Annahme widerlegen wuerde. Erst danach entsteht eine begruendete Entscheidung im Feld Begriff, Fallbewertung, Wirkpfad, rote Linie, Quellenbeurteilung oder Rueckkopplungsregel.</w:t>
+      </w:r>
+    </w:p>
+    <w:p>
+      <w:r>
+        <w:t>Kontrollfrage. Welche Entscheidung waere falsch, wenn Wirkungsökonomische Vertiefung in V02 missverstanden wird? Die Antwort muss mindestens eine Daten- oder Quellenannahme, eine betroffene Gruppe oder Schutzdimension, eine moegliche Nebenwirkung und einen Rueckkopplungsschritt nennen. Richtig ist nicht die lauteste Bewertung, sondern diejenige, die Begriff, Beleg und Steuerungsfolge zusammenhaelt.</w:t>
+      </w:r>
+    </w:p>
+    <w:p>
+      <w:r>
+        <w:t>Rueckfluss. Fuer den WOE-Korpus bedeutet das: Begriffe aus Wirkung statt Kapital sollten dort geschaerft werden, wo sie in Glossar, Werkzeugen, Journal oder Readern doppeldeutig bleiben. Offene Forschungsfragen werden nicht versteckt. Sie markieren die Stelle, an der spaetere Evidenz, ein besserer Datensatz oder eine praezisere Fallstudie die Bewertung veraendern kann.</w:t>
+      </w:r>
+    </w:p>
+    <w:p>
+      <w:r>
+        <w:t>Steuerung und Rueckkopplung. In V02 muss Begriffliche Präzision immer mit Empfaengern gelesen werden. Wirkung entsteht nicht beim Sender, sondern an veraenderten Zustaenden von Menschen, Oekosystemen, Institutionen, Oeffentlichkeit oder kuenftigen Handlungsspielraeumen. Darum reicht es nicht, interne Aktivitaeten zu dokumentieren. Entscheidend ist, ob sich ein Zustand nachvollziehbar veraendert und ob diese Veraenderung im Referenzrahmen Mensch, Planet, Demokratie, SDGs, Agenda 2030 und SDG+ tragfaehig bewertet werden kann.</w:t>
+      </w:r>
+    </w:p>
+    <w:p>
+      <w:r>
+        <w:t>Ein Bericht behauptet, die Massnahme zu Wirkung statt Kapital sei erfolgreich. Die WOE-Lesart fragt bei Begriffliche Präzision nach belastbaren Nachweisen: begriffliche Praezision, Fallbeschreibung, Quellenklarheit, Plausibilitaet und offene Unsicherheit. Wenn diese Nachweise fehlen, bleibt die Aussage Wirkungspotenzial oder Kommunikationsbehauptung. Sie kann wichtig sein, aber sie ist noch keine belegte Wirkung.</w:t>
+      </w:r>
+    </w:p>
+    <w:p>
+      <w:r>
+        <w:t>Pruefungsnahe Anwendung. Wissenschaftliche Anschlussfaehigkeit entsteht hier durch Quellenklarheit. Bei Wirkpfad werden interne WOE-Begriffe nicht als Ersatz fuer Belege benutzt, sondern mit Grundlagenwerk, WOE-Referenz, Glossar, Werkzeuge, Journal und externe Fachquellen verbunden. Wo die Datenlage offen bleibt, wird das offengelegt. Wo eine Aussage nur plausibel ist, bleibt sie als Wirkungspotenzial markiert. Wo ein Schaden eine rote Linie beruehrt, greift Nichtkompensation vor Durchschnittslogik.</w:t>
+      </w:r>
+    </w:p>
+    <w:p>
+      <w:r>
+        <w:t>In einer kontroversen Entscheidung wirkt Wirkpfad als Pruefpunkt fuer Ambivalenz. Ein Nutzen fuer eine Gruppe kann mit Risiken fuer andere Wirkungsempfaenger einhergehen. Das Skript verlangt deshalb, positive und negative Zustandsveraenderungen getrennt zu fuehren, bevor von positiver Netto-Wirkung gesprochen wird.</w:t>
+      </w:r>
+    </w:p>
+    <w:p>
+      <w:r>
+        <w:t>Transfer in den WOE-Korpus. In Grundstudium Wirkungsoekonomie wird Leitthese erst steuerungsfaehig, wenn daraus eine Entscheidung folgt. Die Grundbegriffe muessen in spaeteren Modulen wiedererkennbar bleiben. Ohne diese Rueckkopplung bleibt Reporting eine Beschreibung. Mit Rueckkopplung wird aus Bewertung eine veraenderte Routine: ein anderer Prozess, ein geaenderter Anreiz, eine bessere Datenpflicht, eine korrigierte Kommunikation oder eine neue Priorisierung.</w:t>
+      </w:r>
+    </w:p>
+    <w:p>
+      <w:r>
+        <w:t>Die typische Fehlstelle bei Wirkung statt Kapital liegt darin, Absicht, Aktivitaet oder Reporting als Wirkung zu behandeln. Bei Leitthese wird diese Fehlstelle konkret: Ein scheinbar plausibler Befund darf nicht zur Abkuerzung werden. Quellen, Systemgrenzen, Unsicherheit und Rueckkopplung bleiben sichtbar.</w:t>
+      </w:r>
+    </w:p>
+    <w:p>
+      <w:r>
+        <w:t>Grenzen der Aussage. Die Grenze gegen Scheingenauigkeit verlaeuft bei Didaktische Einordnung im Studiengang nicht zwischen Optimismus und Pessimismus. Sie verlaeuft zwischen offengelegter Unsicherheit und rhetorischer Sicherheit. Wer Wirkung statt Kapital belastbar anwenden will, benennt Systemgrenze, Zeitraum, Vergleichspunkt und offene Gegenhypothese. Gerade dadurch bleibt das Skript anschlussfaehig fuer Forschung, Praxis und spaetere Revision.</w:t>
+      </w:r>
+    </w:p>
+    <w:p>
+      <w:r>
+        <w:t>Fuer die Pruefung ist Didaktische Einordnung im Studiengang dann verstanden, wenn daraus eine belastbare Fallantwort entsteht. Eine gute Antwort unterscheidet Beobachtung, Kausalannahme, Bewertung und Steuerungsfolge. Sie bewertet keine Menschen, sondern Wirkpfade, Zustandsveraenderungen, Risiken und institutionelle Bedingungen.</w:t>
+      </w:r>
+    </w:p>
+    <w:p>
+      <w:r>
+        <w:t>Kontrollfrage. Welche Entscheidung waere falsch, wenn Didaktische Einordnung im Studiengang in V02 missverstanden wird? Die Antwort muss mindestens eine Daten- oder Quellenannahme, eine betroffene Gruppe oder Schutzdimension, eine moegliche Nebenwirkung und einen Rueckkopplungsschritt nennen. Richtig ist nicht die lauteste Bewertung, sondern diejenige, die Begriff, Beleg und Steuerungsfolge zusammenhaelt.</w:t>
+      </w:r>
+    </w:p>
+    <w:p>
+      <w:pPr>
+        <w:pStyle w:val="Heading3"/>
+      </w:pPr>
+      <w:r>
+        <w:t>Schlussvertiefung 6: Wirkung statt Kapital im Anwendungsfall</w:t>
+      </w:r>
+    </w:p>
+    <w:p>
+      <w:r>
+        <w:t>Die folgenden Abschnitte sind keine neue Pruefungsloesung. Sie verdichten die vorhandenen Kapitel zu einer Lesart, mit der Studierende einen Fall selbststaendig analysieren koennen. Im Mittelpunkt stehen Wirkpfade, Wirkungsempfaenger, Bewertung und Rueckkopplung, nicht moralische Personenbewertung.</w:t>
+      </w:r>
+    </w:p>
+    <w:p>
+      <w:r>
+        <w:t>Begriffliche Schlussklaerung. Analysemodell zeigt, warum Wirkung statt Kapital mehr ist als ein Schlagwort im Feld Wirkpfade, Wirkungsempfaenger, Bewertung und Rueckkopplung. Die wirkungsoekonomische Frage lautet: Welche reale Veraenderung wird moeglich, welche bleibt nur Potenzial und wo entsteht ein Wirkungsrisiko? Diese Unterscheidung schuetzt vor Impact-Washing, weil sie Absicht, Aktivitaet, Reichweite und Wirkung auseinanderhaelt.</w:t>
+      </w:r>
+    </w:p>
+    <w:p>
+      <w:r>
+        <w:t>Eine Kommune, ein Unternehmen oder eine Bildungsorganisation will Wirkung statt Kapital praktisch anwenden. Der erste Schritt ist nicht die Auswahl eines Instruments, sondern die Klaerung der Zustandsveraenderung. Bei Analysemodell muss deshalb benannt werden, wer betroffen ist, welcher Zustand sich veraendert, welche Frist gilt und welche Gegenbeobachtung die Annahme widerlegen wuerde. Erst danach entsteht eine begruendete Entscheidung im Feld Begriff, Fallbewertung, Wirkpfad, rote Linie, Quellenbeurteilung oder Rueckkopplungsregel.</w:t>
+      </w:r>
+    </w:p>
+    <w:p>
+      <w:r>
+        <w:t>Wirkpfad und Empfaenger. In V02 muss Modellformel immer mit Empfaengern gelesen werden. Wirkung entsteht nicht beim Sender, sondern an veraenderten Zustaenden von Menschen, Oekosystemen, Institutionen, Oeffentlichkeit oder kuenftigen Handlungsspielraeumen. Darum reicht es nicht, interne Aktivitaeten zu dokumentieren. Entscheidend ist, ob sich ein Zustand nachvollziehbar veraendert und ob diese Veraenderung im Referenzrahmen Mensch, Planet, Demokratie, SDGs, Agenda 2030 und SDG+ tragfaehig bewertet werden kann.</w:t>
+      </w:r>
+    </w:p>
+    <w:p>
+      <w:r>
+        <w:t>Ein Bericht behauptet, die Massnahme zu Wirkung statt Kapital sei erfolgreich. Die WOE-Lesart fragt bei Modellformel nach belastbaren Nachweisen: begriffliche Praezision, Fallbeschreibung, Quellenklarheit, Plausibilitaet und offene Unsicherheit. Wenn diese Nachweise fehlen, bleibt die Aussage Wirkungspotenzial oder Kommunikationsbehauptung. Sie kann wichtig sein, aber sie ist noch keine belegte Wirkung.</w:t>
+      </w:r>
+    </w:p>
+    <w:p>
+      <w:r>
+        <w:t>Rueckfluss. Fuer den WOE-Korpus bedeutet das: Begriffe aus Wirkung statt Kapital sollten dort geschaerft werden, wo sie in Glossar, Werkzeugen, Journal oder Readern doppeldeutig bleiben. Offene Forschungsfragen werden nicht versteckt. Sie markieren die Stelle, an der spaetere Evidenz, ein besserer Datensatz oder eine praezisere Fallstudie die Bewertung veraendern kann.</w:t>
+      </w:r>
+    </w:p>
+    <w:p>
+      <w:r>
+        <w:t>Daten, Quellen und Evidenz. Wissenschaftliche Anschlussfaehigkeit entsteht hier durch Quellenklarheit. Bei Fallfenster werden interne WOE-Begriffe nicht als Ersatz fuer Belege benutzt, sondern mit Grundlagenwerk, WOE-Referenz, Glossar, Werkzeuge, Journal und externe Fachquellen verbunden. Wo die Datenlage offen bleibt, wird das offengelegt. Wo eine Aussage nur plausibel ist, bleibt sie als Wirkungspotenzial markiert. Wo ein Schaden eine rote Linie beruehrt, greift Nichtkompensation vor Durchschnittslogik.</w:t>
+      </w:r>
+    </w:p>
+    <w:p>
+      <w:r>
+        <w:t>In einer kontroversen Entscheidung wirkt Fallfenster als Pruefpunkt fuer Ambivalenz. Ein Nutzen fuer eine Gruppe kann mit Risiken fuer andere Wirkungsempfaenger einhergehen. Das Skript verlangt deshalb, positive und negative Zustandsveraenderungen getrennt zu fuehren, bevor von positiver Netto-Wirkung gesprochen wird.</w:t>
+      </w:r>
+    </w:p>
+    <w:p>
+      <w:r>
+        <w:t>Bewertung und rote Linien. In Grundstudium Wirkungsoekonomie wird Prüfungsnahe Fallfragen ohne geschützte Antwortlogik erst steuerungsfaehig, wenn daraus eine Entscheidung folgt. Die Grundbegriffe muessen in spaeteren Modulen wiedererkennbar bleiben. Ohne diese Rueckkopplung bleibt Reporting eine Beschreibung. Mit Rueckkopplung wird aus Bewertung eine veraenderte Routine: ein anderer Prozess, ein geaenderter Anreiz, eine bessere Datenpflicht, eine korrigierte Kommunikation oder eine neue Priorisierung.</w:t>
+      </w:r>
+    </w:p>
+    <w:p>
+      <w:r>
+        <w:t>Die typische Fehlstelle bei Wirkung statt Kapital liegt darin, Absicht, Aktivitaet oder Reporting als Wirkung zu behandeln. Bei Prüfungsnahe Fallfragen ohne geschützte Antwortlogik wird diese Fehlstelle konkret: Ein scheinbar plausibler Befund darf nicht zur Abkuerzung werden. Quellen, Systemgrenzen, Unsicherheit und Rueckkopplung bleiben sichtbar.</w:t>
+      </w:r>
+    </w:p>
+    <w:p>
+      <w:r>
+        <w:t>Kontrollfrage. Welche Entscheidung waere falsch, wenn Prüfungsnahe Fallfragen ohne geschützte Antwortlogik in V02 missverstanden wird? Die Antwort muss mindestens eine Daten- oder Quellenannahme, eine betroffene Gruppe oder Schutzdimension, eine moegliche Nebenwirkung und einen Rueckkopplungsschritt nennen. Richtig ist nicht die lauteste Bewertung, sondern diejenige, die Begriff, Beleg und Steuerungsfolge zusammenhaelt.</w:t>
+      </w:r>
+    </w:p>
+    <w:p>
+      <w:r>
+        <w:t>Steuerung und Rueckkopplung. Die Grenze gegen Scheingenauigkeit verlaeuft bei Einleitung / Wirkungsfrage nicht zwischen Optimismus und Pessimismus. Sie verlaeuft zwischen offengelegter Unsicherheit und rhetorischer Sicherheit. Wer Wirkung statt Kapital belastbar anwenden will, benennt Systemgrenze, Zeitraum, Vergleichspunkt und offene Gegenhypothese. Gerade dadurch bleibt das Skript anschlussfaehig fuer Forschung, Praxis und spaetere Revision.</w:t>
+      </w:r>
+    </w:p>
+    <w:p>
+      <w:r>
+        <w:t>Fuer die Pruefung ist Einleitung / Wirkungsfrage dann verstanden, wenn daraus eine belastbare Fallantwort entsteht. Eine gute Antwort unterscheidet Beobachtung, Kausalannahme, Bewertung und Steuerungsfolge. Sie bewertet keine Menschen, sondern Wirkpfade, Zustandsveraenderungen, Risiken und institutionelle Bedingungen.</w:t>
+      </w:r>
+    </w:p>
+    <w:p>
+      <w:r>
+        <w:t>Pruefungsnahe Anwendung. Kernaussage zeigt, warum Wirkung statt Kapital mehr ist als ein Schlagwort im Feld Wirkpfade, Wirkungsempfaenger, Bewertung und Rueckkopplung. Die wirkungsoekonomische Frage lautet: Welche reale Veraenderung wird moeglich, welche bleibt nur Potenzial und wo entsteht ein Wirkungsrisiko? Diese Unterscheidung schuetzt vor Impact-Washing, weil sie Absicht, Aktivitaet, Reichweite und Wirkung auseinanderhaelt.</w:t>
+      </w:r>
+    </w:p>
+    <w:p>
+      <w:r>
+        <w:t>Eine Kommune, ein Unternehmen oder eine Bildungsorganisation will Wirkung statt Kapital praktisch anwenden. Der erste Schritt ist nicht die Auswahl eines Instruments, sondern die Klaerung der Zustandsveraenderung. Bei Kernaussage muss deshalb benannt werden, wer betroffen ist, welcher Zustand sich veraendert, welche Frist gilt und welche Gegenbeobachtung die Annahme widerlegen wuerde. Erst danach entsteht eine begruendete Entscheidung im Feld Begriff, Fallbewertung, Wirkpfad, rote Linie, Quellenbeurteilung oder Rueckkopplungsregel.</w:t>
+      </w:r>
+    </w:p>
+    <w:p>
+      <w:r>
+        <w:t>Transfer in den WOE-Korpus. In V02 muss Quelltext und fachliche Grundlegung immer mit Empfaengern gelesen werden. Wirkung entsteht nicht beim Sender, sondern an veraenderten Zustaenden von Menschen, Oekosystemen, Institutionen, Oeffentlichkeit oder kuenftigen Handlungsspielraeumen. Darum reicht es nicht, interne Aktivitaeten zu dokumentieren. Entscheidend ist, ob sich ein Zustand nachvollziehbar veraendert und ob diese Veraenderung im Referenzrahmen Mensch, Planet, Demokratie, SDGs, Agenda 2030 und SDG+ tragfaehig bewertet werden kann.</w:t>
+      </w:r>
+    </w:p>
+    <w:p>
+      <w:r>
+        <w:t>Ein Bericht behauptet, die Massnahme zu Wirkung statt Kapital sei erfolgreich. Die WOE-Lesart fragt bei Quelltext und fachliche Grundlegung nach belastbaren Nachweisen: begriffliche Praezision, Fallbeschreibung, Quellenklarheit, Plausibilitaet und offene Unsicherheit. Wenn diese Nachweise fehlen, bleibt die Aussage Wirkungspotenzial oder Kommunikationsbehauptung. Sie kann wichtig sein, aber sie ist noch keine belegte Wirkung.</w:t>
+      </w:r>
+    </w:p>
+    <w:p>
+      <w:r>
+        <w:t>Grenzen der Aussage. Wissenschaftliche Anschlussfaehigkeit entsteht hier durch Quellenklarheit. Bei Vom Maßstab zum Kompass werden interne WOE-Begriffe nicht als Ersatz fuer Belege benutzt, sondern mit Grundlagenwerk, WOE-Referenz, Glossar, Werkzeuge, Journal und externe Fachquellen verbunden. Wo die Datenlage offen bleibt, wird das offengelegt. Wo eine Aussage nur plausibel ist, bleibt sie als Wirkungspotenzial markiert. Wo ein Schaden eine rote Linie beruehrt, greift Nichtkompensation vor Durchschnittslogik.</w:t>
+      </w:r>
+    </w:p>
+    <w:p>
+      <w:r>
+        <w:t>In einer kontroversen Entscheidung wirkt Vom Maßstab zum Kompass als Pruefpunkt fuer Ambivalenz. Ein Nutzen fuer eine Gruppe kann mit Risiken fuer andere Wirkungsempfaenger einhergehen. Das Skript verlangt deshalb, positive und negative Zustandsveraenderungen getrennt zu fuehren, bevor von positiver Netto-Wirkung gesprochen wird.</w:t>
+      </w:r>
+    </w:p>
+    <w:p>
+      <w:r>
+        <w:t>Kontrollfrage. Welche Entscheidung waere falsch, wenn Vom Maßstab zum Kompass in V02 missverstanden wird? Die Antwort muss mindestens eine Daten- oder Quellenannahme, eine betroffene Gruppe oder Schutzdimension, eine moegliche Nebenwirkung und einen Rueckkopplungsschritt nennen. Richtig ist nicht die lauteste Bewertung, sondern diejenige, die Begriff, Beleg und Steuerungsfolge zusammenhaelt.</w:t>
+      </w:r>
+    </w:p>
+    <w:p>
+      <w:r>
+        <w:t>Rueckfluss. Fuer den WOE-Korpus bedeutet das: Begriffe aus Wirkung statt Kapital sollten dort geschaerft werden, wo sie in Glossar, Werkzeugen, Journal oder Readern doppeldeutig bleiben. Offene Forschungsfragen werden nicht versteckt. Sie markieren die Stelle, an der spaetere Evidenz, ein besserer Datensatz oder eine praezisere Fallstudie die Bewertung veraendern kann.</w:t>
+      </w:r>
+    </w:p>
+    <w:p>
+      <w:pPr>
+        <w:pStyle w:val="Heading3"/>
+      </w:pPr>
+      <w:r>
+        <w:t>Schlussvertiefung 7: Wirkung statt Kapital im Anwendungsfall</w:t>
+      </w:r>
+    </w:p>
+    <w:p>
+      <w:r>
+        <w:t>Die folgenden Abschnitte sind keine neue Pruefungsloesung. Sie verdichten die vorhandenen Kapitel zu einer Lesart, mit der Studierende einen Fall selbststaendig analysieren koennen. Im Mittelpunkt stehen Wirkpfade, Wirkungsempfaenger, Bewertung und Rueckkopplung, nicht moralische Personenbewertung.</w:t>
+      </w:r>
+    </w:p>
+    <w:p>
+      <w:r>
+        <w:t>Begriffliche Schlussklaerung. In Grundstudium Wirkungsoekonomie wird Was Kapital gut kann erst steuerungsfaehig, wenn daraus eine Entscheidung folgt. Die Grundbegriffe muessen in spaeteren Modulen wiedererkennbar bleiben. Ohne diese Rueckkopplung bleibt Reporting eine Beschreibung. Mit Rueckkopplung wird aus Bewertung eine veraenderte Routine: ein anderer Prozess, ein geaenderter Anreiz, eine bessere Datenpflicht, eine korrigierte Kommunikation oder eine neue Priorisierung.</w:t>
+      </w:r>
+    </w:p>
+    <w:p>
+      <w:r>
+        <w:t>Die typische Fehlstelle bei Wirkung statt Kapital liegt darin, Absicht, Aktivitaet oder Reporting als Wirkung zu behandeln. Bei Was Kapital gut kann wird diese Fehlstelle konkret: Ein scheinbar plausibler Befund darf nicht zur Abkuerzung werden. Quellen, Systemgrenzen, Unsicherheit und Rueckkopplung bleiben sichtbar.</w:t>
+      </w:r>
+    </w:p>
+    <w:p>
+      <w:r>
+        <w:t>Wirkpfad und Empfaenger. Die Grenze gegen Scheingenauigkeit verlaeuft bei Der stille Zieltausch nicht zwischen Optimismus und Pessimismus. Sie verlaeuft zwischen offengelegter Unsicherheit und rhetorischer Sicherheit. Wer Wirkung statt Kapital belastbar anwenden will, benennt Systemgrenze, Zeitraum, Vergleichspunkt und offene Gegenhypothese. Gerade dadurch bleibt das Skript anschlussfaehig fuer Forschung, Praxis und spaetere Revision.</w:t>
+      </w:r>
+    </w:p>
+    <w:p>
+      <w:r>
+        <w:t>Fuer die Pruefung ist Der stille Zieltausch dann verstanden, wenn daraus eine belastbare Fallantwort entsteht. Eine gute Antwort unterscheidet Beobachtung, Kausalannahme, Bewertung und Steuerungsfolge. Sie bewertet keine Menschen, sondern Wirkpfade, Zustandsveraenderungen, Risiken und institutionelle Bedingungen.</w:t>
+      </w:r>
+    </w:p>
+    <w:p>
+      <w:r>
+        <w:t>Daten, Quellen und Evidenz. Was Wirkung bedeutet zeigt, warum Wirkung statt Kapital mehr ist als ein Schlagwort im Feld Wirkpfade, Wirkungsempfaenger, Bewertung und Rueckkopplung. Die wirkungsoekonomische Frage lautet: Welche reale Veraenderung wird moeglich, welche bleibt nur Potenzial und wo entsteht ein Wirkungsrisiko? Diese Unterscheidung schuetzt vor Impact-Washing, weil sie Absicht, Aktivitaet, Reichweite und Wirkung auseinanderhaelt.</w:t>
+      </w:r>
+    </w:p>
+    <w:p>
+      <w:r>
+        <w:t>Eine Kommune, ein Unternehmen oder eine Bildungsorganisation will Wirkung statt Kapital praktisch anwenden. Der erste Schritt ist nicht die Auswahl eines Instruments, sondern die Klaerung der Zustandsveraenderung. Bei Was Wirkung bedeutet muss deshalb benannt werden, wer betroffen ist, welcher Zustand sich veraendert, welche Frist gilt und welche Gegenbeobachtung die Annahme widerlegen wuerde. Erst danach entsteht eine begruendete Entscheidung im Feld Begriff, Fallbewertung, Wirkpfad, rote Linie, Quellenbeurteilung oder Rueckkopplungsregel.</w:t>
+      </w:r>
+    </w:p>
+    <w:p>
+      <w:r>
+        <w:t>Bewertung und rote Linien. In V02 muss Ein Beispiel mit zwei Investitionen immer mit Empfaengern gelesen werden. Wirkung entsteht nicht beim Sender, sondern an veraenderten Zustaenden von Menschen, Oekosystemen, Institutionen, Oeffentlichkeit oder kuenftigen Handlungsspielraeumen. Darum reicht es nicht, interne Aktivitaeten zu dokumentieren. Entscheidend ist, ob sich ein Zustand nachvollziehbar veraendert und ob diese Veraenderung im Referenzrahmen Mensch, Planet, Demokratie, SDGs, Agenda 2030 und SDG+ tragfaehig bewertet werden kann.</w:t>
+      </w:r>
+    </w:p>
+    <w:p>
+      <w:r>
+        <w:t>Ein Bericht behauptet, die Massnahme zu Wirkung statt Kapital sei erfolgreich. Die WOE-Lesart fragt bei Ein Beispiel mit zwei Investitionen nach belastbaren Nachweisen: begriffliche Praezision, Fallbeschreibung, Quellenklarheit, Plausibilitaet und offene Unsicherheit. Wenn diese Nachweise fehlen, bleibt die Aussage Wirkungspotenzial oder Kommunikationsbehauptung. Sie kann wichtig sein, aber sie ist noch keine belegte Wirkung.</w:t>
+      </w:r>
+    </w:p>
+    <w:p>
+      <w:r>
+        <w:t>Kontrollfrage. Welche Entscheidung waere falsch, wenn Ein Beispiel mit zwei Investitionen in V02 missverstanden wird? Die Antwort muss mindestens eine Daten- oder Quellenannahme, eine betroffene Gruppe oder Schutzdimension, eine moegliche Nebenwirkung und einen Rueckkopplungsschritt nennen. Richtig ist nicht die lauteste Bewertung, sondern diejenige, die Begriff, Beleg und Steuerungsfolge zusammenhaelt.</w:t>
+      </w:r>
+    </w:p>
+    <w:p>
+      <w:r>
+        <w:t>Steuerung und Rueckkopplung. Wissenschaftliche Anschlussfaehigkeit entsteht hier durch Quellenklarheit. Bei Kapital als Benzin, nicht als Ziel werden interne WOE-Begriffe nicht als Ersatz fuer Belege benutzt, sondern mit Grundlagenwerk, WOE-Referenz, Glossar, Werkzeuge, Journal und externe Fachquellen verbunden. Wo die Datenlage offen bleibt, wird das offengelegt. Wo eine Aussage nur plausibel ist, bleibt sie als Wirkungspotenzial markiert. Wo ein Schaden eine rote Linie beruehrt, greift Nichtkompensation vor Durchschnittslogik.</w:t>
+      </w:r>
+    </w:p>
+    <w:p>
+      <w:r>
+        <w:t>In einer kontroversen Entscheidung wirkt Kapital als Benzin, nicht als Ziel als Pruefpunkt fuer Ambivalenz. Ein Nutzen fuer eine Gruppe kann mit Risiken fuer andere Wirkungsempfaenger einhergehen. Das Skript verlangt deshalb, positive und negative Zustandsveraenderungen getrennt zu fuehren, bevor von positiver Netto-Wirkung gesprochen wird.</w:t>
+      </w:r>
+    </w:p>
+    <w:p>
+      <w:r>
+        <w:t>Pruefungsnahe Anwendung. In Grundstudium Wirkungsoekonomie wird Der Perspektivwechsel im Kopf erst steuerungsfaehig, wenn daraus eine Entscheidung folgt. Die Grundbegriffe muessen in spaeteren Modulen wiedererkennbar bleiben. Ohne diese Rueckkopplung bleibt Reporting eine Beschreibung. Mit Rueckkopplung wird aus Bewertung eine veraenderte Routine: ein anderer Prozess, ein geaenderter Anreiz, eine bessere Datenpflicht, eine korrigierte Kommunikation oder eine neue Priorisierung.</w:t>
+      </w:r>
+    </w:p>
+    <w:p>
+      <w:r>
+        <w:t>Die typische Fehlstelle bei Wirkung statt Kapital liegt darin, Absicht, Aktivitaet oder Reporting als Wirkung zu behandeln. Bei Der Perspektivwechsel im Kopf wird diese Fehlstelle konkret: Ein scheinbar plausibler Befund darf nicht zur Abkuerzung werden. Quellen, Systemgrenzen, Unsicherheit und Rueckkopplung bleiben sichtbar.</w:t>
+      </w:r>
+    </w:p>
+    <w:p>
+      <w:r>
+        <w:t>Rueckfluss. Fuer den WOE-Korpus bedeutet das: Begriffe aus Wirkung statt Kapital sollten dort geschaerft werden, wo sie in Glossar, Werkzeugen, Journal oder Readern doppeldeutig bleiben. Offene Forschungsfragen werden nicht versteckt. Sie markieren die Stelle, an der spaetere Evidenz, ein besserer Datensatz oder eine praezisere Fallstudie die Bewertung veraendern kann.</w:t>
+      </w:r>
+    </w:p>
+    <w:p>
+      <w:r>
+        <w:t>Transfer in den WOE-Korpus. Die Grenze gegen Scheingenauigkeit verlaeuft bei Warum das kein Idealismus ist nicht zwischen Optimismus und Pessimismus. Sie verlaeuft zwischen offengelegter Unsicherheit und rhetorischer Sicherheit. Wer Wirkung statt Kapital belastbar anwenden will, benennt Systemgrenze, Zeitraum, Vergleichspunkt und offene Gegenhypothese. Gerade dadurch bleibt das Skript anschlussfaehig fuer Forschung, Praxis und spaetere Revision.</w:t>
+      </w:r>
+    </w:p>
+    <w:p>
+      <w:r>
+        <w:t>Fuer die Pruefung ist Warum das kein Idealismus ist dann verstanden, wenn daraus eine belastbare Fallantwort entsteht. Eine gute Antwort unterscheidet Beobachtung, Kausalannahme, Bewertung und Steuerungsfolge. Sie bewertet keine Menschen, sondern Wirkpfade, Zustandsveraenderungen, Risiken und institutionelle Bedingungen.</w:t>
+      </w:r>
+    </w:p>
+    <w:p>
+      <w:r>
+        <w:t>Grenzen der Aussage. Kapital neu in Dienst genommen zeigt, warum Wirkung statt Kapital mehr ist als ein Schlagwort im Feld Wirkpfade, Wirkungsempfaenger, Bewertung und Rueckkopplung. Die wirkungsoekonomische Frage lautet: Welche reale Veraenderung wird moeglich, welche bleibt nur Potenzial und wo entsteht ein Wirkungsrisiko? Diese Unterscheidung schuetzt vor Impact-Washing, weil sie Absicht, Aktivitaet, Reichweite und Wirkung auseinanderhaelt.</w:t>
+      </w:r>
+    </w:p>
+    <w:p>
+      <w:r>
+        <w:t>Eine Kommune, ein Unternehmen oder eine Bildungsorganisation will Wirkung statt Kapital praktisch anwenden. Der erste Schritt ist nicht die Auswahl eines Instruments, sondern die Klaerung der Zustandsveraenderung. Bei Kapital neu in Dienst genommen muss deshalb benannt werden, wer betroffen ist, welcher Zustand sich veraendert, welche Frist gilt und welche Gegenbeobachtung die Annahme widerlegen wuerde. Erst danach entsteht eine begruendete Entscheidung im Feld Begriff, Fallbewertung, Wirkpfad, rote Linie, Quellenbeurteilung oder Rueckkopplungsregel.</w:t>
+      </w:r>
+    </w:p>
+    <w:p>
+      <w:r>
+        <w:t>Kontrollfrage. Welche Entscheidung waere falsch, wenn Kapital neu in Dienst genommen in V02 missverstanden wird? Die Antwort muss mindestens eine Daten- oder Quellenannahme, eine betroffene Gruppe oder Schutzdimension, eine moegliche Nebenwirkung und einen Rueckkopplungsschritt nennen. Richtig ist nicht die lauteste Bewertung, sondern diejenige, die Begriff, Beleg und Steuerungsfolge zusammenhaelt.</w:t>
+      </w:r>
+    </w:p>
+    <w:p>
+      <w:pPr>
+        <w:pStyle w:val="Heading3"/>
+      </w:pPr>
+      <w:r>
+        <w:t>Schlussvertiefung 8: Wirkung statt Kapital im Anwendungsfall</w:t>
+      </w:r>
+    </w:p>
+    <w:p>
+      <w:r>
+        <w:t>Die folgenden Abschnitte sind keine neue Pruefungsloesung. Sie verdichten die vorhandenen Kapitel zu einer Lesart, mit der Studierende einen Fall selbststaendig analysieren koennen. Im Mittelpunkt stehen Wirkpfade, Wirkungsempfaenger, Bewertung und Rueckkopplung, nicht moralische Personenbewertung.</w:t>
+      </w:r>
+    </w:p>
+    <w:p>
+      <w:r>
+        <w:t>Begriffliche Schlussklaerung. In V02 muss Was du aus dieser Vorlesung mitnimmst immer mit Empfaengern gelesen werden. Wirkung entsteht nicht beim Sender, sondern an veraenderten Zustaenden von Menschen, Oekosystemen, Institutionen, Oeffentlichkeit oder kuenftigen Handlungsspielraeumen. Darum reicht es nicht, interne Aktivitaeten zu dokumentieren. Entscheidend ist, ob sich ein Zustand nachvollziehbar veraendert und ob diese Veraenderung im Referenzrahmen Mensch, Planet, Demokratie, SDGs, Agenda 2030 und SDG+ tragfaehig bewertet werden kann.</w:t>
+      </w:r>
+    </w:p>
+    <w:p>
+      <w:r>
+        <w:t>Ein Bericht behauptet, die Massnahme zu Wirkung statt Kapital sei erfolgreich. Die WOE-Lesart fragt bei Was du aus dieser Vorlesung mitnimmst nach belastbaren Nachweisen: begriffliche Praezision, Fallbeschreibung, Quellenklarheit, Plausibilitaet und offene Unsicherheit. Wenn diese Nachweise fehlen, bleibt die Aussage Wirkungspotenzial oder Kommunikationsbehauptung. Sie kann wichtig sein, aber sie ist noch keine belegte Wirkung.</w:t>
+      </w:r>
+    </w:p>
+    <w:p>
+      <w:r>
+        <w:t>Wirkpfad und Empfaenger. Wissenschaftliche Anschlussfaehigkeit entsteht hier durch Quellenklarheit. Bei Wirkungsökonomische Vertiefung werden interne WOE-Begriffe nicht als Ersatz fuer Belege benutzt, sondern mit Grundlagenwerk, WOE-Referenz, Glossar, Werkzeuge, Journal und externe Fachquellen verbunden. Wo die Datenlage offen bleibt, wird das offengelegt. Wo eine Aussage nur plausibel ist, bleibt sie als Wirkungspotenzial markiert. Wo ein Schaden eine rote Linie beruehrt, greift Nichtkompensation vor Durchschnittslogik.</w:t>
+      </w:r>
+    </w:p>
+    <w:p>
+      <w:r>
+        <w:t>In einer kontroversen Entscheidung wirkt Wirkungsökonomische Vertiefung als Pruefpunkt fuer Ambivalenz. Ein Nutzen fuer eine Gruppe kann mit Risiken fuer andere Wirkungsempfaenger einhergehen. Das Skript verlangt deshalb, positive und negative Zustandsveraenderungen getrennt zu fuehren, bevor von positiver Netto-Wirkung gesprochen wird.</w:t>
+      </w:r>
+    </w:p>
+    <w:p>
+      <w:r>
+        <w:t>Daten, Quellen und Evidenz. In Grundstudium Wirkungsoekonomie wird Begriffliche Präzision erst steuerungsfaehig, wenn daraus eine Entscheidung folgt. Die Grundbegriffe muessen in spaeteren Modulen wiedererkennbar bleiben. Ohne diese Rueckkopplung bleibt Reporting eine Beschreibung. Mit Rueckkopplung wird aus Bewertung eine veraenderte Routine: ein anderer Prozess, ein geaenderter Anreiz, eine bessere Datenpflicht, eine korrigierte Kommunikation oder eine neue Priorisierung.</w:t>
+      </w:r>
+    </w:p>
+    <w:p>
+      <w:r>
+        <w:t>Die typische Fehlstelle bei Wirkung statt Kapital liegt darin, Absicht, Aktivitaet oder Reporting als Wirkung zu behandeln. Bei Begriffliche Präzision wird diese Fehlstelle konkret: Ein scheinbar plausibler Befund darf nicht zur Abkuerzung werden. Quellen, Systemgrenzen, Unsicherheit und Rueckkopplung bleiben sichtbar.</w:t>
+      </w:r>
+    </w:p>
+    <w:p>
+      <w:r>
+        <w:t>Bewertung und rote Linien. Die Grenze gegen Scheingenauigkeit verlaeuft bei Wirkpfad nicht zwischen Optimismus und Pessimismus. Sie verlaeuft zwischen offengelegter Unsicherheit und rhetorischer Sicherheit. Wer Wirkung statt Kapital belastbar anwenden will, benennt Systemgrenze, Zeitraum, Vergleichspunkt und offene Gegenhypothese. Gerade dadurch bleibt das Skript anschlussfaehig fuer Forschung, Praxis und spaetere Revision.</w:t>
+      </w:r>
+    </w:p>
+    <w:p>
+      <w:r>
+        <w:t>Fuer die Pruefung ist Wirkpfad dann verstanden, wenn daraus eine belastbare Fallantwort entsteht. Eine gute Antwort unterscheidet Beobachtung, Kausalannahme, Bewertung und Steuerungsfolge. Sie bewertet keine Menschen, sondern Wirkpfade, Zustandsveraenderungen, Risiken und institutionelle Bedingungen.</w:t>
+      </w:r>
+    </w:p>
+    <w:p>
+      <w:r>
+        <w:t>Kontrollfrage. Welche Entscheidung waere falsch, wenn Wirkpfad in V02 missverstanden wird? Die Antwort muss mindestens eine Daten- oder Quellenannahme, eine betroffene Gruppe oder Schutzdimension, eine moegliche Nebenwirkung und einen Rueckkopplungsschritt nennen. Richtig ist nicht die lauteste Bewertung, sondern diejenige, die Begriff, Beleg und Steuerungsfolge zusammenhaelt.</w:t>
+      </w:r>
+    </w:p>
+    <w:p>
+      <w:r>
+        <w:t>Rueckfluss. Fuer den WOE-Korpus bedeutet das: Begriffe aus Wirkung statt Kapital sollten dort geschaerft werden, wo sie in Glossar, Werkzeugen, Journal oder Readern doppeldeutig bleiben. Offene Forschungsfragen werden nicht versteckt. Sie markieren die Stelle, an der spaetere Evidenz, ein besserer Datensatz oder eine praezisere Fallstudie die Bewertung veraendern kann.</w:t>
+      </w:r>
+    </w:p>
+    <w:p>
+      <w:pPr>
+        <w:pStyle w:val="Heading3"/>
+      </w:pPr>
+      <w:r>
         <w:t>V1-Abschlussnotiz</w:t>
       </w:r>
     </w:p>
     <w:p>
       <w:r>
-        <w:t>Diese Finalisierung schliesst die Codex-Inhaltsproduktion fuer V02. Offen bleibt nicht der fachliche Kern des Skripts, sondern der naechste Produktionsschritt: Claude setzt daraus die CI/CD-konforme Reader- und PDF-Fassung, prueft Satz, Umbrueche, Medienintegration und Lektorat und markiert erst danach die veroeffentlichte Fassung als freigegeben.</w:t>
+        <w:t>Diese Finalisierung schliesst die Codex-Inhaltsproduktion fuer V02. Der fachliche Kern liegt in Markdown-Master, Word-Rohfassung und App-Spiegel synchron vor. Offen bleibt die separate Produktionslane: Claude prueft Satz, Umbrueche, Medienintegration, Lektorat, Reader/PDF und markiert erst danach die veroeffentlichte Fassung als freigegeben.</w:t>
       </w:r>
     </w:p>
     <w:sectPr>

--- a/docs/studienskripte/word-rohfassungen/woek-g-v02.docx
+++ b/docs/studienskripte/word-rohfassungen/woek-g-v02.docx
@@ -2529,12 +2529,12 @@
     </w:p>
     <w:p>
       <w:r>
-        <w:t>Dieses Skript zu V02 Wirkung statt Kapital ist als Langformtext angelegt. Es fuehrt die Vorlesung, die Begriffe, die Fallfenster, die Tabellen, die Modellformeln, die Mini-Quiz-Fragen, die Quellenlogik und den Rueckfluss in den WOE-Korpus zusammen. Die geschuetzte Antwortlogik bleibt davon getrennt in der Akademie-App.</w:t>
-      </w:r>
-    </w:p>
-    <w:p>
-      <w:r>
-        <w:t>Der Abschluss liest Wirkung statt Kapital im Feld Grundstudium Wirkungsoekonomie. Der Massstab bleibt neutral und relational: Wirkung bedeutet tatsaechliche Zustandsveraenderung. Wirkungspotenzial beschreibt plausible Moeglichkeit. Wirkungsrisiko beschreibt moegliche negative Veraenderung. Wenn eine Zielgroesse gemeint ist, geht es um positive Netto-Wirkung. Genau diese Trennung entscheidet, ob das Skript fachlich traegt.</w:t>
+        <w:t>Dieses Skript zu V02 Wirkung statt Kapital ist als Langformtext angelegt. Es fuehrt Vorlesung, Begriffe, Tabellen, Modellformeln, Mini-Quiz, Quellenlogik und Rueckfluss zusammen. Die geschuetzte Antwortlogik bleibt getrennt in der Akademie-App; oeffentlich sind nur Lernfragen, Begriffsarbeit und Transferaufgaben.</w:t>
+      </w:r>
+    </w:p>
+    <w:p>
+      <w:r>
+        <w:t>Der Abschluss liest Wirkung statt Kapital im Feld Grundstudium Wirkungsoekonomie. Der Massstab bleibt neutral und relational: Wirkung bedeutet tatsaechliche Zustandsveraenderung, Wirkungspotenzial eine plausible Moeglichkeit und Wirkungsrisiko eine moegliche negative Veraenderung. Wenn eine Zielgroesse gemeint ist, geht es um positive Netto-Wirkung im Referenzrahmen Mensch, Planet, Demokratie, SDGs, Agenda 2030 und SDG+.</w:t>
       </w:r>
     </w:p>
     <w:p>
@@ -2783,17 +2783,17 @@
         <w:pStyle w:val="Heading3"/>
       </w:pPr>
       <w:r>
-        <w:t>Schlussvertiefung 1: Wirkung statt Kapital im Anwendungsfall</w:t>
-      </w:r>
-    </w:p>
-    <w:p>
-      <w:r>
-        <w:t>Die folgenden Abschnitte sind keine neue Pruefungsloesung. Sie verdichten die vorhandenen Kapitel zu einer Lesart, mit der Studierende einen Fall selbststaendig analysieren koennen. Im Mittelpunkt stehen Wirkpfade, Wirkungsempfaenger, Bewertung und Rueckkopplung, nicht moralische Personenbewertung.</w:t>
-      </w:r>
-    </w:p>
-    <w:p>
-      <w:r>
-        <w:t>Begriffliche Schlussklaerung. Einleitung / Wirkungsfrage zeigt, warum Wirkung statt Kapital mehr ist als ein Schlagwort im Feld Wirkpfade, Wirkungsempfaenger, Bewertung und Rueckkopplung. Die wirkungsoekonomische Frage lautet: Welche reale Veraenderung wird moeglich, welche bleibt nur Potenzial und wo entsteht ein Wirkungsrisiko? Diese Unterscheidung schuetzt vor Impact-Washing, weil sie Absicht, Aktivitaet, Reichweite und Wirkung auseinanderhaelt.</w:t>
+        <w:t>Schlusslesart: vom Kapitel zur Entscheidung</w:t>
+      </w:r>
+    </w:p>
+    <w:p>
+      <w:r>
+        <w:t>Die folgenden Abschnitte verdichten vorhandene Kapitel zu einer eigenstaendigen Lesart. Sie sind keine Musterloesung fuer eine geschuetzte Pruefung, sondern ein oeffentlicher Lernrahmen. Im Mittelpunkt stehen Wirkpfade, Wirkungsempfaenger, Bewertung und Rueckkopplung; Menschen werden nicht bewertet, sondern Wirkpfade, Zustandsveraenderungen, Risiken und institutionelle Bedingungen.</w:t>
+      </w:r>
+    </w:p>
+    <w:p>
+      <w:r>
+        <w:t>Begriffliche Sicherung. Einleitung / Wirkungsfrage zeigt, warum Wirkung statt Kapital mehr ist als ein Schlagwort im Feld Wirkpfade, Wirkungsempfaenger, Bewertung und Rueckkopplung. Die wirkungsoekonomische Frage lautet: Welche reale Veraenderung wird moeglich, welche bleibt nur Potenzial und wo entsteht ein Wirkungsrisiko? Diese Unterscheidung schuetzt vor Impact-Washing, weil sie Absicht, Aktivitaet, Reichweite und Wirkung auseinanderhaelt.</w:t>
       </w:r>
     </w:p>
     <w:p>
@@ -2803,7 +2803,12 @@
     </w:p>
     <w:p>
       <w:r>
-        <w:t>Wirkpfad und Empfaenger. In V02 muss Kernaussage immer mit Empfaengern gelesen werden. Wirkung entsteht nicht beim Sender, sondern an veraenderten Zustaenden von Menschen, Oekosystemen, Institutionen, Oeffentlichkeit oder kuenftigen Handlungsspielraeumen. Darum reicht es nicht, interne Aktivitaeten zu dokumentieren. Entscheidend ist, ob sich ein Zustand nachvollziehbar veraendert und ob diese Veraenderung im Referenzrahmen Mensch, Planet, Demokratie, SDGs, Agenda 2030 und SDG+ tragfaehig bewertet werden kann.</w:t>
+        <w:t>Fallpruefung. Wenn eine Kommune eine bestehende Massnahme neu priorisieren will, beginnt die Analyse bei Empfaengern, Wirkraum, Zeitraum und Datenquelle. Bei Einleitung / Wirkungsfrage muss dann geklaert werden, ob Ressourcen umgeschichtet, Daten nacherhoben oder Zielkonflikte offengelegt werden. Eine tragfaehige Antwort benennt mindestens eine Quelle, eine offene Unsicherheit, eine moegliche Gegenbeobachtung und die Entscheidung, die nach der Bewertung geaendert wird.</w:t>
+      </w:r>
+    </w:p>
+    <w:p>
+      <w:r>
+        <w:t>Wirkpfadpruefung. In V02 muss Kernaussage immer mit Empfaengern gelesen werden. Wirkung entsteht nicht beim Sender, sondern an veraenderten Zustaenden von Menschen, Oekosystemen, Institutionen, Oeffentlichkeit oder kuenftigen Handlungsspielraeumen. Darum reicht es nicht, interne Aktivitaeten zu dokumentieren. Entscheidend ist, ob sich ein Zustand nachvollziehbar veraendert und ob diese Veraenderung im Referenzrahmen Mensch, Planet, Demokratie, SDGs, Agenda 2030 und SDG+ tragfaehig bewertet werden kann.</w:t>
       </w:r>
     </w:p>
     <w:p>
@@ -2813,7 +2818,17 @@
     </w:p>
     <w:p>
       <w:r>
-        <w:t>Daten, Quellen und Evidenz. Wissenschaftliche Anschlussfaehigkeit entsteht hier durch Quellenklarheit. Bei Quelltext und fachliche Grundlegung werden interne WOE-Begriffe nicht als Ersatz fuer Belege benutzt, sondern mit Grundlagenwerk, WOE-Referenz, Glossar, Werkzeuge, Journal und externe Fachquellen verbunden. Wo die Datenlage offen bleibt, wird das offengelegt. Wo eine Aussage nur plausibel ist, bleibt sie als Wirkungspotenzial markiert. Wo ein Schaden eine rote Linie beruehrt, greift Nichtkompensation vor Durchschnittslogik.</w:t>
+        <w:t>Fallpruefung. Wenn ein Unternehmen ein Produkt, einen Prozess oder eine Investition wirkungsbezogen bewerten will, beginnt die Analyse bei Empfaengern, Wirkraum, Zeitraum und Datenquelle. Bei Kernaussage muss dann geklaert werden, welche Entscheidung nach der Bewertung tatsaechlich anders ausfaellt. Eine tragfaehige Antwort benennt mindestens eine Quelle, eine offene Unsicherheit, eine moegliche Gegenbeobachtung und die Entscheidung, die nach der Bewertung geaendert wird.</w:t>
+      </w:r>
+    </w:p>
+    <w:p>
+      <w:r>
+        <w:t>Fuer die Bewertung reicht kein Summenscore, der zentrale Schaeden mit bequemen Pluspunkten verrechnet. Nichtkompensation und Reverse Merit Order markieren, wo rote Linien, demokratische Grundbedingungen oder planetare Grenzen Vorrang vor Durchschnittslogik haben. So bleibt positive Netto-Wirkung eine anspruchsvolle Zielgroesse und wird nicht zur dekorativen Formel.</w:t>
+      </w:r>
+    </w:p>
+    <w:p>
+      <w:r>
+        <w:t>Evidenzfenster. Wissenschaftliche Anschlussfaehigkeit entsteht hier durch Quellenklarheit. Bei Quelltext und fachliche Grundlegung werden interne WOE-Begriffe nicht als Ersatz fuer Belege benutzt, sondern mit Grundlagenwerk, WOE-Referenz, Glossar, Werkzeuge, Journal und externe Fachquellen verbunden. Wo die Datenlage offen bleibt, wird das offengelegt. Wo eine Aussage nur plausibel ist, bleibt sie als Wirkungspotenzial markiert. Wo ein Schaden eine rote Linie beruehrt, greift Nichtkompensation vor Durchschnittslogik.</w:t>
       </w:r>
     </w:p>
     <w:p>
@@ -2823,7 +2838,17 @@
     </w:p>
     <w:p>
       <w:r>
-        <w:t>Bewertung und rote Linien. In Grundstudium Wirkungsoekonomie wird Vom Maßstab zum Kompass erst steuerungsfaehig, wenn daraus eine Entscheidung folgt. Die Grundbegriffe muessen in spaeteren Modulen wiedererkennbar bleiben. Ohne diese Rueckkopplung bleibt Reporting eine Beschreibung. Mit Rueckkopplung wird aus Bewertung eine veraenderte Routine: ein anderer Prozess, ein geaenderter Anreiz, eine bessere Datenpflicht, eine korrigierte Kommunikation oder eine neue Priorisierung.</w:t>
+        <w:t>Fallpruefung. Wenn eine Bildungs- oder Forschungseinrichtung eine Wirkungsaussage fuer Lernende und Praxispartner pruefbar machen will, beginnt die Analyse bei Empfaengern, Wirkraum, Zeitraum und Datenquelle. Bei Quelltext und fachliche Grundlegung muss dann geklaert werden, welche Begriffe, Quellen und Grenzen im Material sichtbar bleiben muessen. Eine tragfaehige Antwort benennt mindestens eine Quelle, eine offene Unsicherheit, eine moegliche Gegenbeobachtung und die Entscheidung, die nach der Bewertung geaendert wird.</w:t>
+      </w:r>
+    </w:p>
+    <w:p>
+      <w:r>
+        <w:t>Der Rueckfluss in den WOE-Korpus liegt hier in klaren Begriffen, sauber verlinkten Quellen und benannten Forschungsfragen. Wo Glossar, Werkzeuge, Journal oder Reader noch doppeldeutig bleiben, sollte Wirkung statt Kapital nicht als fertige Gewissheit auftreten, sondern als pruefbarer Lernstand mit Korrekturpfad.</w:t>
+      </w:r>
+    </w:p>
+    <w:p>
+      <w:r>
+        <w:t>Bewertungsgrenze. In Grundstudium Wirkungsoekonomie wird Vom Maßstab zum Kompass erst steuerungsfaehig, wenn daraus eine Entscheidung folgt. Die Grundbegriffe muessen in spaeteren Modulen wiedererkennbar bleiben. Ohne diese Rueckkopplung bleibt Reporting eine Beschreibung. Mit Rueckkopplung wird aus Bewertung eine veraenderte Routine: ein anderer Prozess, ein geaenderter Anreiz, eine bessere Datenpflicht, eine korrigierte Kommunikation oder eine neue Priorisierung.</w:t>
       </w:r>
     </w:p>
     <w:p>
@@ -2833,12 +2858,12 @@
     </w:p>
     <w:p>
       <w:r>
-        <w:t>Kontrollfrage. Welche Entscheidung waere falsch, wenn Vom Maßstab zum Kompass in V02 missverstanden wird? Die Antwort muss mindestens eine Daten- oder Quellenannahme, eine betroffene Gruppe oder Schutzdimension, eine moegliche Nebenwirkung und einen Rueckkopplungsschritt nennen. Richtig ist nicht die lauteste Bewertung, sondern diejenige, die Begriff, Beleg und Steuerungsfolge zusammenhaelt.</w:t>
-      </w:r>
-    </w:p>
-    <w:p>
-      <w:r>
-        <w:t>Steuerung und Rueckkopplung. Die Grenze gegen Scheingenauigkeit verlaeuft bei Was Kapital gut kann nicht zwischen Optimismus und Pessimismus. Sie verlaeuft zwischen offengelegter Unsicherheit und rhetorischer Sicherheit. Wer Wirkung statt Kapital belastbar anwenden will, benennt Systemgrenze, Zeitraum, Vergleichspunkt und offene Gegenhypothese. Gerade dadurch bleibt das Skript anschlussfaehig fuer Forschung, Praxis und spaetere Revision.</w:t>
+        <w:t>Fallpruefung. Wenn eine Kommune eine bestehende Massnahme neu priorisieren will, beginnt die Analyse bei Empfaengern, Wirkraum, Zeitraum und Datenquelle. Bei Vom Maßstab zum Kompass muss dann geklaert werden, ob Ressourcen umgeschichtet, Daten nacherhoben oder Zielkonflikte offengelegt werden. Eine tragfaehige Antwort benennt mindestens eine Quelle, eine offene Unsicherheit, eine moegliche Gegenbeobachtung und die Entscheidung, die nach der Bewertung geaendert wird.</w:t>
+      </w:r>
+    </w:p>
+    <w:p>
+      <w:r>
+        <w:t>Steuerungsfolge. Die Grenze gegen Scheingenauigkeit verlaeuft bei Was Kapital gut kann nicht zwischen Optimismus und Pessimismus. Sie verlaeuft zwischen offengelegter Unsicherheit und rhetorischer Sicherheit. Wer Wirkung statt Kapital belastbar anwenden will, benennt Systemgrenze, Zeitraum, Vergleichspunkt und offene Gegenhypothese. Gerade dadurch bleibt das Skript anschlussfaehig fuer Forschung, Praxis und spaetere Revision.</w:t>
       </w:r>
     </w:p>
     <w:p>
@@ -2848,7 +2873,17 @@
     </w:p>
     <w:p>
       <w:r>
-        <w:t>Pruefungsnahe Anwendung. Der stille Zieltausch zeigt, warum Wirkung statt Kapital mehr ist als ein Schlagwort im Feld Wirkpfade, Wirkungsempfaenger, Bewertung und Rueckkopplung. Die wirkungsoekonomische Frage lautet: Welche reale Veraenderung wird moeglich, welche bleibt nur Potenzial und wo entsteht ein Wirkungsrisiko? Diese Unterscheidung schuetzt vor Impact-Washing, weil sie Absicht, Aktivitaet, Reichweite und Wirkung auseinanderhaelt.</w:t>
+        <w:t>Fallpruefung. Wenn ein Unternehmen ein Produkt, einen Prozess oder eine Investition wirkungsbezogen bewerten will, beginnt die Analyse bei Empfaengern, Wirkraum, Zeitraum und Datenquelle. Bei Was Kapital gut kann muss dann geklaert werden, welche Entscheidung nach der Bewertung tatsaechlich anders ausfaellt. Eine tragfaehige Antwort benennt mindestens eine Quelle, eine offene Unsicherheit, eine moegliche Gegenbeobachtung und die Entscheidung, die nach der Bewertung geaendert wird.</w:t>
+      </w:r>
+    </w:p>
+    <w:p>
+      <w:r>
+        <w:t>Fuer die Bewertung reicht kein Summenscore, der zentrale Schaeden mit bequemen Pluspunkten verrechnet. Nichtkompensation und Reverse Merit Order markieren, wo rote Linien, demokratische Grundbedingungen oder planetare Grenzen Vorrang vor Durchschnittslogik haben. So bleibt positive Netto-Wirkung eine anspruchsvolle Zielgroesse und wird nicht zur dekorativen Formel.</w:t>
+      </w:r>
+    </w:p>
+    <w:p>
+      <w:r>
+        <w:t>Transferhinweis. Der stille Zieltausch zeigt, warum Wirkung statt Kapital mehr ist als ein Schlagwort im Feld Wirkpfade, Wirkungsempfaenger, Bewertung und Rueckkopplung. Die wirkungsoekonomische Frage lautet: Welche reale Veraenderung wird moeglich, welche bleibt nur Potenzial und wo entsteht ein Wirkungsrisiko? Diese Unterscheidung schuetzt vor Impact-Washing, weil sie Absicht, Aktivitaet, Reichweite und Wirkung auseinanderhaelt.</w:t>
       </w:r>
     </w:p>
     <w:p>
@@ -2858,32 +2893,12 @@
     </w:p>
     <w:p>
       <w:r>
-        <w:t>Rueckfluss. Fuer den WOE-Korpus bedeutet das: Begriffe aus Wirkung statt Kapital sollten dort geschaerft werden, wo sie in Glossar, Werkzeugen, Journal oder Readern doppeldeutig bleiben. Offene Forschungsfragen werden nicht versteckt. Sie markieren die Stelle, an der spaetere Evidenz, ein besserer Datensatz oder eine praezisere Fallstudie die Bewertung veraendern kann.</w:t>
-      </w:r>
-    </w:p>
-    <w:p>
-      <w:r>
-        <w:t>Transfer in den WOE-Korpus. In V02 muss Was Wirkung bedeutet immer mit Empfaengern gelesen werden. Wirkung entsteht nicht beim Sender, sondern an veraenderten Zustaenden von Menschen, Oekosystemen, Institutionen, Oeffentlichkeit oder kuenftigen Handlungsspielraeumen. Darum reicht es nicht, interne Aktivitaeten zu dokumentieren. Entscheidend ist, ob sich ein Zustand nachvollziehbar veraendert und ob diese Veraenderung im Referenzrahmen Mensch, Planet, Demokratie, SDGs, Agenda 2030 und SDG+ tragfaehig bewertet werden kann.</w:t>
-      </w:r>
-    </w:p>
-    <w:p>
-      <w:r>
-        <w:t>Ein Bericht behauptet, die Massnahme zu Wirkung statt Kapital sei erfolgreich. Die WOE-Lesart fragt bei Was Wirkung bedeutet nach belastbaren Nachweisen: begriffliche Praezision, Fallbeschreibung, Quellenklarheit, Plausibilitaet und offene Unsicherheit. Wenn diese Nachweise fehlen, bleibt die Aussage Wirkungspotenzial oder Kommunikationsbehauptung. Sie kann wichtig sein, aber sie ist noch keine belegte Wirkung.</w:t>
-      </w:r>
-    </w:p>
-    <w:p>
-      <w:r>
-        <w:t>Grenzen der Aussage. Wissenschaftliche Anschlussfaehigkeit entsteht hier durch Quellenklarheit. Bei Ein Beispiel mit zwei Investitionen werden interne WOE-Begriffe nicht als Ersatz fuer Belege benutzt, sondern mit Grundlagenwerk, WOE-Referenz, Glossar, Werkzeuge, Journal und externe Fachquellen verbunden. Wo die Datenlage offen bleibt, wird das offengelegt. Wo eine Aussage nur plausibel ist, bleibt sie als Wirkungspotenzial markiert. Wo ein Schaden eine rote Linie beruehrt, greift Nichtkompensation vor Durchschnittslogik.</w:t>
-      </w:r>
-    </w:p>
-    <w:p>
-      <w:r>
-        <w:t>In einer kontroversen Entscheidung wirkt Ein Beispiel mit zwei Investitionen als Pruefpunkt fuer Ambivalenz. Ein Nutzen fuer eine Gruppe kann mit Risiken fuer andere Wirkungsempfaenger einhergehen. Das Skript verlangt deshalb, positive und negative Zustandsveraenderungen getrennt zu fuehren, bevor von positiver Netto-Wirkung gesprochen wird.</w:t>
-      </w:r>
-    </w:p>
-    <w:p>
-      <w:r>
-        <w:t>Kontrollfrage. Welche Entscheidung waere falsch, wenn Ein Beispiel mit zwei Investitionen in V02 missverstanden wird? Die Antwort muss mindestens eine Daten- oder Quellenannahme, eine betroffene Gruppe oder Schutzdimension, eine moegliche Nebenwirkung und einen Rueckkopplungsschritt nennen. Richtig ist nicht die lauteste Bewertung, sondern diejenige, die Begriff, Beleg und Steuerungsfolge zusammenhaelt.</w:t>
+        <w:t>Fallpruefung. Wenn eine Bildungs- oder Forschungseinrichtung eine Wirkungsaussage fuer Lernende und Praxispartner pruefbar machen will, beginnt die Analyse bei Empfaengern, Wirkraum, Zeitraum und Datenquelle. Bei Der stille Zieltausch muss dann geklaert werden, welche Begriffe, Quellen und Grenzen im Material sichtbar bleiben muessen. Eine tragfaehige Antwort benennt mindestens eine Quelle, eine offene Unsicherheit, eine moegliche Gegenbeobachtung und die Entscheidung, die nach der Bewertung geaendert wird.</w:t>
+      </w:r>
+    </w:p>
+    <w:p>
+      <w:r>
+        <w:t>Der Rueckfluss in den WOE-Korpus liegt hier in klaren Begriffen, sauber verlinkten Quellen und benannten Forschungsfragen. Wo Glossar, Werkzeuge, Journal oder Reader noch doppeldeutig bleiben, sollte Wirkung statt Kapital nicht als fertige Gewissheit auftreten, sondern als pruefbarer Lernstand mit Korrekturpfad.</w:t>
       </w:r>
     </w:p>
     <w:p>
@@ -2891,17 +2906,52 @@
         <w:pStyle w:val="Heading3"/>
       </w:pPr>
       <w:r>
-        <w:t>Schlussvertiefung 2: Wirkung statt Kapital im Anwendungsfall</w:t>
-      </w:r>
-    </w:p>
-    <w:p>
-      <w:r>
-        <w:t>Die folgenden Abschnitte sind keine neue Pruefungsloesung. Sie verdichten die vorhandenen Kapitel zu einer Lesart, mit der Studierende einen Fall selbststaendig analysieren koennen. Im Mittelpunkt stehen Wirkpfade, Wirkungsempfaenger, Bewertung und Rueckkopplung, nicht moralische Personenbewertung.</w:t>
-      </w:r>
-    </w:p>
-    <w:p>
-      <w:r>
-        <w:t>Begriffliche Schlussklaerung. In Grundstudium Wirkungsoekonomie wird Kapital als Benzin, nicht als Ziel erst steuerungsfaehig, wenn daraus eine Entscheidung folgt. Die Grundbegriffe muessen in spaeteren Modulen wiedererkennbar bleiben. Ohne diese Rueckkopplung bleibt Reporting eine Beschreibung. Mit Rueckkopplung wird aus Bewertung eine veraenderte Routine: ein anderer Prozess, ein geaenderter Anreiz, eine bessere Datenpflicht, eine korrigierte Kommunikation oder eine neue Priorisierung.</w:t>
+        <w:t>Vertiefungsrunde 2: Anschluss an Praxis und Forschung</w:t>
+      </w:r>
+    </w:p>
+    <w:p>
+      <w:r>
+        <w:t>Diese Runde wechselt den Blickwinkel, damit der Schlussblock nicht nur wiederholt, sondern Leseentscheidungen vorbereitet: Was ist belegt, was bleibt Potenzial, welche Nebenwirkung ist relevant und welche Steuerungsfolge wird daraus abgeleitet?</w:t>
+      </w:r>
+    </w:p>
+    <w:p>
+      <w:r>
+        <w:t>Rueckflussnotiz. In V02 muss Was Wirkung bedeutet immer mit Empfaengern gelesen werden. Wirkung entsteht nicht beim Sender, sondern an veraenderten Zustaenden von Menschen, Oekosystemen, Institutionen, Oeffentlichkeit oder kuenftigen Handlungsspielraeumen. Darum reicht es nicht, interne Aktivitaeten zu dokumentieren. Entscheidend ist, ob sich ein Zustand nachvollziehbar veraendert und ob diese Veraenderung im Referenzrahmen Mensch, Planet, Demokratie, SDGs, Agenda 2030 und SDG+ tragfaehig bewertet werden kann.</w:t>
+      </w:r>
+    </w:p>
+    <w:p>
+      <w:r>
+        <w:t>Ein Bericht behauptet, die Massnahme zu Wirkung statt Kapital sei erfolgreich. Die WOE-Lesart fragt bei Was Wirkung bedeutet nach belastbaren Nachweisen: begriffliche Praezision, Fallbeschreibung, Quellenklarheit, Plausibilitaet und offene Unsicherheit. Wenn diese Nachweise fehlen, bleibt die Aussage Wirkungspotenzial oder Kommunikationsbehauptung. Sie kann wichtig sein, aber sie ist noch keine belegte Wirkung.</w:t>
+      </w:r>
+    </w:p>
+    <w:p>
+      <w:r>
+        <w:t>Fallpruefung. Wenn eine Kommune eine bestehende Massnahme neu priorisieren will, beginnt die Analyse bei Empfaengern, Wirkraum, Zeitraum und Datenquelle. Bei Was Wirkung bedeutet muss dann geklaert werden, ob Ressourcen umgeschichtet, Daten nacherhoben oder Zielkonflikte offengelegt werden. Eine tragfaehige Antwort benennt mindestens eine Quelle, eine offene Unsicherheit, eine moegliche Gegenbeobachtung und die Entscheidung, die nach der Bewertung geaendert wird.</w:t>
+      </w:r>
+    </w:p>
+    <w:p>
+      <w:r>
+        <w:t>Pruefungsimpuls. Wissenschaftliche Anschlussfaehigkeit entsteht hier durch Quellenklarheit. Bei Ein Beispiel mit zwei Investitionen werden interne WOE-Begriffe nicht als Ersatz fuer Belege benutzt, sondern mit Grundlagenwerk, WOE-Referenz, Glossar, Werkzeuge, Journal und externe Fachquellen verbunden. Wo die Datenlage offen bleibt, wird das offengelegt. Wo eine Aussage nur plausibel ist, bleibt sie als Wirkungspotenzial markiert. Wo ein Schaden eine rote Linie beruehrt, greift Nichtkompensation vor Durchschnittslogik.</w:t>
+      </w:r>
+    </w:p>
+    <w:p>
+      <w:r>
+        <w:t>In einer kontroversen Entscheidung wirkt Ein Beispiel mit zwei Investitionen als Pruefpunkt fuer Ambivalenz. Ein Nutzen fuer eine Gruppe kann mit Risiken fuer andere Wirkungsempfaenger einhergehen. Das Skript verlangt deshalb, positive und negative Zustandsveraenderungen getrennt zu fuehren, bevor von positiver Netto-Wirkung gesprochen wird.</w:t>
+      </w:r>
+    </w:p>
+    <w:p>
+      <w:r>
+        <w:t>Fallpruefung. Wenn ein Unternehmen ein Produkt, einen Prozess oder eine Investition wirkungsbezogen bewerten will, beginnt die Analyse bei Empfaengern, Wirkraum, Zeitraum und Datenquelle. Bei Ein Beispiel mit zwei Investitionen muss dann geklaert werden, welche Entscheidung nach der Bewertung tatsaechlich anders ausfaellt. Eine tragfaehige Antwort benennt mindestens eine Quelle, eine offene Unsicherheit, eine moegliche Gegenbeobachtung und die Entscheidung, die nach der Bewertung geaendert wird.</w:t>
+      </w:r>
+    </w:p>
+    <w:p>
+      <w:r>
+        <w:t>Fuer die Bewertung reicht kein Summenscore, der zentrale Schaeden mit bequemen Pluspunkten verrechnet. Nichtkompensation und Reverse Merit Order markieren, wo rote Linien, demokratische Grundbedingungen oder planetare Grenzen Vorrang vor Durchschnittslogik haben. So bleibt positive Netto-Wirkung eine anspruchsvolle Zielgroesse und wird nicht zur dekorativen Formel.</w:t>
+      </w:r>
+    </w:p>
+    <w:p>
+      <w:r>
+        <w:t>Begriffliche Sicherung. In Grundstudium Wirkungsoekonomie wird Kapital als Benzin, nicht als Ziel erst steuerungsfaehig, wenn daraus eine Entscheidung folgt. Die Grundbegriffe muessen in spaeteren Modulen wiedererkennbar bleiben. Ohne diese Rueckkopplung bleibt Reporting eine Beschreibung. Mit Rueckkopplung wird aus Bewertung eine veraenderte Routine: ein anderer Prozess, ein geaenderter Anreiz, eine bessere Datenpflicht, eine korrigierte Kommunikation oder eine neue Priorisierung.</w:t>
       </w:r>
     </w:p>
     <w:p>
@@ -2911,7 +2961,17 @@
     </w:p>
     <w:p>
       <w:r>
-        <w:t>Wirkpfad und Empfaenger. Die Grenze gegen Scheingenauigkeit verlaeuft bei Der Perspektivwechsel im Kopf nicht zwischen Optimismus und Pessimismus. Sie verlaeuft zwischen offengelegter Unsicherheit und rhetorischer Sicherheit. Wer Wirkung statt Kapital belastbar anwenden will, benennt Systemgrenze, Zeitraum, Vergleichspunkt und offene Gegenhypothese. Gerade dadurch bleibt das Skript anschlussfaehig fuer Forschung, Praxis und spaetere Revision.</w:t>
+        <w:t>Fallpruefung. Wenn eine Bildungs- oder Forschungseinrichtung eine Wirkungsaussage fuer Lernende und Praxispartner pruefbar machen will, beginnt die Analyse bei Empfaengern, Wirkraum, Zeitraum und Datenquelle. Bei Kapital als Benzin, nicht als Ziel muss dann geklaert werden, welche Begriffe, Quellen und Grenzen im Material sichtbar bleiben muessen. Eine tragfaehige Antwort benennt mindestens eine Quelle, eine offene Unsicherheit, eine moegliche Gegenbeobachtung und die Entscheidung, die nach der Bewertung geaendert wird.</w:t>
+      </w:r>
+    </w:p>
+    <w:p>
+      <w:r>
+        <w:t>Der Rueckfluss in den WOE-Korpus liegt hier in klaren Begriffen, sauber verlinkten Quellen und benannten Forschungsfragen. Wo Glossar, Werkzeuge, Journal oder Reader noch doppeldeutig bleiben, sollte Wirkung statt Kapital nicht als fertige Gewissheit auftreten, sondern als pruefbarer Lernstand mit Korrekturpfad.</w:t>
+      </w:r>
+    </w:p>
+    <w:p>
+      <w:r>
+        <w:t>Wirkpfadpruefung. Die Grenze gegen Scheingenauigkeit verlaeuft bei Der Perspektivwechsel im Kopf nicht zwischen Optimismus und Pessimismus. Sie verlaeuft zwischen offengelegter Unsicherheit und rhetorischer Sicherheit. Wer Wirkung statt Kapital belastbar anwenden will, benennt Systemgrenze, Zeitraum, Vergleichspunkt und offene Gegenhypothese. Gerade dadurch bleibt das Skript anschlussfaehig fuer Forschung, Praxis und spaetere Revision.</w:t>
       </w:r>
     </w:p>
     <w:p>
@@ -2921,7 +2981,12 @@
     </w:p>
     <w:p>
       <w:r>
-        <w:t>Daten, Quellen und Evidenz. Warum das kein Idealismus ist zeigt, warum Wirkung statt Kapital mehr ist als ein Schlagwort im Feld Wirkpfade, Wirkungsempfaenger, Bewertung und Rueckkopplung. Die wirkungsoekonomische Frage lautet: Welche reale Veraenderung wird moeglich, welche bleibt nur Potenzial und wo entsteht ein Wirkungsrisiko? Diese Unterscheidung schuetzt vor Impact-Washing, weil sie Absicht, Aktivitaet, Reichweite und Wirkung auseinanderhaelt.</w:t>
+        <w:t>Fallpruefung. Wenn eine Kommune eine bestehende Massnahme neu priorisieren will, beginnt die Analyse bei Empfaengern, Wirkraum, Zeitraum und Datenquelle. Bei Der Perspektivwechsel im Kopf muss dann geklaert werden, ob Ressourcen umgeschichtet, Daten nacherhoben oder Zielkonflikte offengelegt werden. Eine tragfaehige Antwort benennt mindestens eine Quelle, eine offene Unsicherheit, eine moegliche Gegenbeobachtung und die Entscheidung, die nach der Bewertung geaendert wird.</w:t>
+      </w:r>
+    </w:p>
+    <w:p>
+      <w:r>
+        <w:t>Evidenzfenster. Warum das kein Idealismus ist zeigt, warum Wirkung statt Kapital mehr ist als ein Schlagwort im Feld Wirkpfade, Wirkungsempfaenger, Bewertung und Rueckkopplung. Die wirkungsoekonomische Frage lautet: Welche reale Veraenderung wird moeglich, welche bleibt nur Potenzial und wo entsteht ein Wirkungsrisiko? Diese Unterscheidung schuetzt vor Impact-Washing, weil sie Absicht, Aktivitaet, Reichweite und Wirkung auseinanderhaelt.</w:t>
       </w:r>
     </w:p>
     <w:p>
@@ -2931,7 +2996,17 @@
     </w:p>
     <w:p>
       <w:r>
-        <w:t>Bewertung und rote Linien. In V02 muss Kapital neu in Dienst genommen immer mit Empfaengern gelesen werden. Wirkung entsteht nicht beim Sender, sondern an veraenderten Zustaenden von Menschen, Oekosystemen, Institutionen, Oeffentlichkeit oder kuenftigen Handlungsspielraeumen. Darum reicht es nicht, interne Aktivitaeten zu dokumentieren. Entscheidend ist, ob sich ein Zustand nachvollziehbar veraendert und ob diese Veraenderung im Referenzrahmen Mensch, Planet, Demokratie, SDGs, Agenda 2030 und SDG+ tragfaehig bewertet werden kann.</w:t>
+        <w:t>Fallpruefung. Wenn ein Unternehmen ein Produkt, einen Prozess oder eine Investition wirkungsbezogen bewerten will, beginnt die Analyse bei Empfaengern, Wirkraum, Zeitraum und Datenquelle. Bei Warum das kein Idealismus ist muss dann geklaert werden, welche Entscheidung nach der Bewertung tatsaechlich anders ausfaellt. Eine tragfaehige Antwort benennt mindestens eine Quelle, eine offene Unsicherheit, eine moegliche Gegenbeobachtung und die Entscheidung, die nach der Bewertung geaendert wird.</w:t>
+      </w:r>
+    </w:p>
+    <w:p>
+      <w:r>
+        <w:t>Fuer die Bewertung reicht kein Summenscore, der zentrale Schaeden mit bequemen Pluspunkten verrechnet. Nichtkompensation und Reverse Merit Order markieren, wo rote Linien, demokratische Grundbedingungen oder planetare Grenzen Vorrang vor Durchschnittslogik haben. So bleibt positive Netto-Wirkung eine anspruchsvolle Zielgroesse und wird nicht zur dekorativen Formel.</w:t>
+      </w:r>
+    </w:p>
+    <w:p>
+      <w:r>
+        <w:t>Bewertungsgrenze. In V02 muss Kapital neu in Dienst genommen immer mit Empfaengern gelesen werden. Wirkung entsteht nicht beim Sender, sondern an veraenderten Zustaenden von Menschen, Oekosystemen, Institutionen, Oeffentlichkeit oder kuenftigen Handlungsspielraeumen. Darum reicht es nicht, interne Aktivitaeten zu dokumentieren. Entscheidend ist, ob sich ein Zustand nachvollziehbar veraendert und ob diese Veraenderung im Referenzrahmen Mensch, Planet, Demokratie, SDGs, Agenda 2030 und SDG+ tragfaehig bewertet werden kann.</w:t>
       </w:r>
     </w:p>
     <w:p>
@@ -2941,57 +3016,12 @@
     </w:p>
     <w:p>
       <w:r>
-        <w:t>Kontrollfrage. Welche Entscheidung waere falsch, wenn Kapital neu in Dienst genommen in V02 missverstanden wird? Die Antwort muss mindestens eine Daten- oder Quellenannahme, eine betroffene Gruppe oder Schutzdimension, eine moegliche Nebenwirkung und einen Rueckkopplungsschritt nennen. Richtig ist nicht die lauteste Bewertung, sondern diejenige, die Begriff, Beleg und Steuerungsfolge zusammenhaelt.</w:t>
-      </w:r>
-    </w:p>
-    <w:p>
-      <w:r>
-        <w:t>Rueckfluss. Fuer den WOE-Korpus bedeutet das: Begriffe aus Wirkung statt Kapital sollten dort geschaerft werden, wo sie in Glossar, Werkzeugen, Journal oder Readern doppeldeutig bleiben. Offene Forschungsfragen werden nicht versteckt. Sie markieren die Stelle, an der spaetere Evidenz, ein besserer Datensatz oder eine praezisere Fallstudie die Bewertung veraendern kann.</w:t>
-      </w:r>
-    </w:p>
-    <w:p>
-      <w:r>
-        <w:t>Steuerung und Rueckkopplung. Wissenschaftliche Anschlussfaehigkeit entsteht hier durch Quellenklarheit. Bei Was du aus dieser Vorlesung mitnimmst werden interne WOE-Begriffe nicht als Ersatz fuer Belege benutzt, sondern mit Grundlagenwerk, WOE-Referenz, Glossar, Werkzeuge, Journal und externe Fachquellen verbunden. Wo die Datenlage offen bleibt, wird das offengelegt. Wo eine Aussage nur plausibel ist, bleibt sie als Wirkungspotenzial markiert. Wo ein Schaden eine rote Linie beruehrt, greift Nichtkompensation vor Durchschnittslogik.</w:t>
-      </w:r>
-    </w:p>
-    <w:p>
-      <w:r>
-        <w:t>In einer kontroversen Entscheidung wirkt Was du aus dieser Vorlesung mitnimmst als Pruefpunkt fuer Ambivalenz. Ein Nutzen fuer eine Gruppe kann mit Risiken fuer andere Wirkungsempfaenger einhergehen. Das Skript verlangt deshalb, positive und negative Zustandsveraenderungen getrennt zu fuehren, bevor von positiver Netto-Wirkung gesprochen wird.</w:t>
-      </w:r>
-    </w:p>
-    <w:p>
-      <w:r>
-        <w:t>Pruefungsnahe Anwendung. In Grundstudium Wirkungsoekonomie wird Wirkungsökonomische Vertiefung erst steuerungsfaehig, wenn daraus eine Entscheidung folgt. Die Grundbegriffe muessen in spaeteren Modulen wiedererkennbar bleiben. Ohne diese Rueckkopplung bleibt Reporting eine Beschreibung. Mit Rueckkopplung wird aus Bewertung eine veraenderte Routine: ein anderer Prozess, ein geaenderter Anreiz, eine bessere Datenpflicht, eine korrigierte Kommunikation oder eine neue Priorisierung.</w:t>
-      </w:r>
-    </w:p>
-    <w:p>
-      <w:r>
-        <w:t>Die typische Fehlstelle bei Wirkung statt Kapital liegt darin, Absicht, Aktivitaet oder Reporting als Wirkung zu behandeln. Bei Wirkungsökonomische Vertiefung wird diese Fehlstelle konkret: Ein scheinbar plausibler Befund darf nicht zur Abkuerzung werden. Quellen, Systemgrenzen, Unsicherheit und Rueckkopplung bleiben sichtbar.</w:t>
-      </w:r>
-    </w:p>
-    <w:p>
-      <w:r>
-        <w:t>Transfer in den WOE-Korpus. Die Grenze gegen Scheingenauigkeit verlaeuft bei Begriffliche Präzision nicht zwischen Optimismus und Pessimismus. Sie verlaeuft zwischen offengelegter Unsicherheit und rhetorischer Sicherheit. Wer Wirkung statt Kapital belastbar anwenden will, benennt Systemgrenze, Zeitraum, Vergleichspunkt und offene Gegenhypothese. Gerade dadurch bleibt das Skript anschlussfaehig fuer Forschung, Praxis und spaetere Revision.</w:t>
-      </w:r>
-    </w:p>
-    <w:p>
-      <w:r>
-        <w:t>Fuer die Pruefung ist Begriffliche Präzision dann verstanden, wenn daraus eine belastbare Fallantwort entsteht. Eine gute Antwort unterscheidet Beobachtung, Kausalannahme, Bewertung und Steuerungsfolge. Sie bewertet keine Menschen, sondern Wirkpfade, Zustandsveraenderungen, Risiken und institutionelle Bedingungen.</w:t>
-      </w:r>
-    </w:p>
-    <w:p>
-      <w:r>
-        <w:t>Grenzen der Aussage. Wirkpfad zeigt, warum Wirkung statt Kapital mehr ist als ein Schlagwort im Feld Wirkpfade, Wirkungsempfaenger, Bewertung und Rueckkopplung. Die wirkungsoekonomische Frage lautet: Welche reale Veraenderung wird moeglich, welche bleibt nur Potenzial und wo entsteht ein Wirkungsrisiko? Diese Unterscheidung schuetzt vor Impact-Washing, weil sie Absicht, Aktivitaet, Reichweite und Wirkung auseinanderhaelt.</w:t>
-      </w:r>
-    </w:p>
-    <w:p>
-      <w:r>
-        <w:t>Eine Kommune, ein Unternehmen oder eine Bildungsorganisation will Wirkung statt Kapital praktisch anwenden. Der erste Schritt ist nicht die Auswahl eines Instruments, sondern die Klaerung der Zustandsveraenderung. Bei Wirkpfad muss deshalb benannt werden, wer betroffen ist, welcher Zustand sich veraendert, welche Frist gilt und welche Gegenbeobachtung die Annahme widerlegen wuerde. Erst danach entsteht eine begruendete Entscheidung im Feld Begriff, Fallbewertung, Wirkpfad, rote Linie, Quellenbeurteilung oder Rueckkopplungsregel.</w:t>
-      </w:r>
-    </w:p>
-    <w:p>
-      <w:r>
-        <w:t>Kontrollfrage. Welche Entscheidung waere falsch, wenn Wirkpfad in V02 missverstanden wird? Die Antwort muss mindestens eine Daten- oder Quellenannahme, eine betroffene Gruppe oder Schutzdimension, eine moegliche Nebenwirkung und einen Rueckkopplungsschritt nennen. Richtig ist nicht die lauteste Bewertung, sondern diejenige, die Begriff, Beleg und Steuerungsfolge zusammenhaelt.</w:t>
+        <w:t>Fallpruefung. Wenn eine Bildungs- oder Forschungseinrichtung eine Wirkungsaussage fuer Lernende und Praxispartner pruefbar machen will, beginnt die Analyse bei Empfaengern, Wirkraum, Zeitraum und Datenquelle. Bei Kapital neu in Dienst genommen muss dann geklaert werden, welche Begriffe, Quellen und Grenzen im Material sichtbar bleiben muessen. Eine tragfaehige Antwort benennt mindestens eine Quelle, eine offene Unsicherheit, eine moegliche Gegenbeobachtung und die Entscheidung, die nach der Bewertung geaendert wird.</w:t>
+      </w:r>
+    </w:p>
+    <w:p>
+      <w:r>
+        <w:t>Der Rueckfluss in den WOE-Korpus liegt hier in klaren Begriffen, sauber verlinkten Quellen und benannten Forschungsfragen. Wo Glossar, Werkzeuge, Journal oder Reader noch doppeldeutig bleiben, sollte Wirkung statt Kapital nicht als fertige Gewissheit auftreten, sondern als pruefbarer Lernstand mit Korrekturpfad.</w:t>
       </w:r>
     </w:p>
     <w:p>
@@ -2999,17 +3029,87 @@
         <w:pStyle w:val="Heading3"/>
       </w:pPr>
       <w:r>
-        <w:t>Schlussvertiefung 3: Wirkung statt Kapital im Anwendungsfall</w:t>
-      </w:r>
-    </w:p>
-    <w:p>
-      <w:r>
-        <w:t>Die folgenden Abschnitte sind keine neue Pruefungsloesung. Sie verdichten die vorhandenen Kapitel zu einer Lesart, mit der Studierende einen Fall selbststaendig analysieren koennen. Im Mittelpunkt stehen Wirkpfade, Wirkungsempfaenger, Bewertung und Rueckkopplung, nicht moralische Personenbewertung.</w:t>
-      </w:r>
-    </w:p>
-    <w:p>
-      <w:r>
-        <w:t>Begriffliche Schlussklaerung. In V02 muss Leitthese immer mit Empfaengern gelesen werden. Wirkung entsteht nicht beim Sender, sondern an veraenderten Zustaenden von Menschen, Oekosystemen, Institutionen, Oeffentlichkeit oder kuenftigen Handlungsspielraeumen. Darum reicht es nicht, interne Aktivitaeten zu dokumentieren. Entscheidend ist, ob sich ein Zustand nachvollziehbar veraendert und ob diese Veraenderung im Referenzrahmen Mensch, Planet, Demokratie, SDGs, Agenda 2030 und SDG+ tragfaehig bewertet werden kann.</w:t>
+        <w:t>Vertiefungsrunde 3: Anschluss an Praxis und Forschung</w:t>
+      </w:r>
+    </w:p>
+    <w:p>
+      <w:r>
+        <w:t>Diese Runde wechselt den Blickwinkel, damit der Schlussblock nicht nur wiederholt, sondern Leseentscheidungen vorbereitet: Was ist belegt, was bleibt Potenzial, welche Nebenwirkung ist relevant und welche Steuerungsfolge wird daraus abgeleitet?</w:t>
+      </w:r>
+    </w:p>
+    <w:p>
+      <w:r>
+        <w:t>Steuerungsfolge. Wissenschaftliche Anschlussfaehigkeit entsteht hier durch Quellenklarheit. Bei Was du aus dieser Vorlesung mitnimmst werden interne WOE-Begriffe nicht als Ersatz fuer Belege benutzt, sondern mit Grundlagenwerk, WOE-Referenz, Glossar, Werkzeuge, Journal und externe Fachquellen verbunden. Wo die Datenlage offen bleibt, wird das offengelegt. Wo eine Aussage nur plausibel ist, bleibt sie als Wirkungspotenzial markiert. Wo ein Schaden eine rote Linie beruehrt, greift Nichtkompensation vor Durchschnittslogik.</w:t>
+      </w:r>
+    </w:p>
+    <w:p>
+      <w:r>
+        <w:t>In einer kontroversen Entscheidung wirkt Was du aus dieser Vorlesung mitnimmst als Pruefpunkt fuer Ambivalenz. Ein Nutzen fuer eine Gruppe kann mit Risiken fuer andere Wirkungsempfaenger einhergehen. Das Skript verlangt deshalb, positive und negative Zustandsveraenderungen getrennt zu fuehren, bevor von positiver Netto-Wirkung gesprochen wird.</w:t>
+      </w:r>
+    </w:p>
+    <w:p>
+      <w:r>
+        <w:t>Fallpruefung. Wenn eine Kommune eine bestehende Massnahme neu priorisieren will, beginnt die Analyse bei Empfaengern, Wirkraum, Zeitraum und Datenquelle. Bei Was du aus dieser Vorlesung mitnimmst muss dann geklaert werden, ob Ressourcen umgeschichtet, Daten nacherhoben oder Zielkonflikte offengelegt werden. Eine tragfaehige Antwort benennt mindestens eine Quelle, eine offene Unsicherheit, eine moegliche Gegenbeobachtung und die Entscheidung, die nach der Bewertung geaendert wird.</w:t>
+      </w:r>
+    </w:p>
+    <w:p>
+      <w:r>
+        <w:t>Transferhinweis. In Grundstudium Wirkungsoekonomie wird Wirkungsökonomische Vertiefung erst steuerungsfaehig, wenn daraus eine Entscheidung folgt. Die Grundbegriffe muessen in spaeteren Modulen wiedererkennbar bleiben. Ohne diese Rueckkopplung bleibt Reporting eine Beschreibung. Mit Rueckkopplung wird aus Bewertung eine veraenderte Routine: ein anderer Prozess, ein geaenderter Anreiz, eine bessere Datenpflicht, eine korrigierte Kommunikation oder eine neue Priorisierung.</w:t>
+      </w:r>
+    </w:p>
+    <w:p>
+      <w:r>
+        <w:t>Die typische Fehlstelle bei Wirkung statt Kapital liegt darin, Absicht, Aktivitaet oder Reporting als Wirkung zu behandeln. Bei Wirkungsökonomische Vertiefung wird diese Fehlstelle konkret: Ein scheinbar plausibler Befund darf nicht zur Abkuerzung werden. Quellen, Systemgrenzen, Unsicherheit und Rueckkopplung bleiben sichtbar.</w:t>
+      </w:r>
+    </w:p>
+    <w:p>
+      <w:r>
+        <w:t>Fallpruefung. Wenn ein Unternehmen ein Produkt, einen Prozess oder eine Investition wirkungsbezogen bewerten will, beginnt die Analyse bei Empfaengern, Wirkraum, Zeitraum und Datenquelle. Bei Wirkungsökonomische Vertiefung muss dann geklaert werden, welche Entscheidung nach der Bewertung tatsaechlich anders ausfaellt. Eine tragfaehige Antwort benennt mindestens eine Quelle, eine offene Unsicherheit, eine moegliche Gegenbeobachtung und die Entscheidung, die nach der Bewertung geaendert wird.</w:t>
+      </w:r>
+    </w:p>
+    <w:p>
+      <w:r>
+        <w:t>Fuer die Bewertung reicht kein Summenscore, der zentrale Schaeden mit bequemen Pluspunkten verrechnet. Nichtkompensation und Reverse Merit Order markieren, wo rote Linien, demokratische Grundbedingungen oder planetare Grenzen Vorrang vor Durchschnittslogik haben. So bleibt positive Netto-Wirkung eine anspruchsvolle Zielgroesse und wird nicht zur dekorativen Formel.</w:t>
+      </w:r>
+    </w:p>
+    <w:p>
+      <w:r>
+        <w:t>Rueckflussnotiz. Die Grenze gegen Scheingenauigkeit verlaeuft bei Begriffliche Präzision nicht zwischen Optimismus und Pessimismus. Sie verlaeuft zwischen offengelegter Unsicherheit und rhetorischer Sicherheit. Wer Wirkung statt Kapital belastbar anwenden will, benennt Systemgrenze, Zeitraum, Vergleichspunkt und offene Gegenhypothese. Gerade dadurch bleibt das Skript anschlussfaehig fuer Forschung, Praxis und spaetere Revision.</w:t>
+      </w:r>
+    </w:p>
+    <w:p>
+      <w:r>
+        <w:t>Fuer die Pruefung ist Begriffliche Präzision dann verstanden, wenn daraus eine belastbare Fallantwort entsteht. Eine gute Antwort unterscheidet Beobachtung, Kausalannahme, Bewertung und Steuerungsfolge. Sie bewertet keine Menschen, sondern Wirkpfade, Zustandsveraenderungen, Risiken und institutionelle Bedingungen.</w:t>
+      </w:r>
+    </w:p>
+    <w:p>
+      <w:r>
+        <w:t>Fallpruefung. Wenn eine Bildungs- oder Forschungseinrichtung eine Wirkungsaussage fuer Lernende und Praxispartner pruefbar machen will, beginnt die Analyse bei Empfaengern, Wirkraum, Zeitraum und Datenquelle. Bei Begriffliche Präzision muss dann geklaert werden, welche Begriffe, Quellen und Grenzen im Material sichtbar bleiben muessen. Eine tragfaehige Antwort benennt mindestens eine Quelle, eine offene Unsicherheit, eine moegliche Gegenbeobachtung und die Entscheidung, die nach der Bewertung geaendert wird.</w:t>
+      </w:r>
+    </w:p>
+    <w:p>
+      <w:r>
+        <w:t>Der Rueckfluss in den WOE-Korpus liegt hier in klaren Begriffen, sauber verlinkten Quellen und benannten Forschungsfragen. Wo Glossar, Werkzeuge, Journal oder Reader noch doppeldeutig bleiben, sollte Wirkung statt Kapital nicht als fertige Gewissheit auftreten, sondern als pruefbarer Lernstand mit Korrekturpfad.</w:t>
+      </w:r>
+    </w:p>
+    <w:p>
+      <w:r>
+        <w:t>Pruefungsimpuls. Wirkpfad zeigt, warum Wirkung statt Kapital mehr ist als ein Schlagwort im Feld Wirkpfade, Wirkungsempfaenger, Bewertung und Rueckkopplung. Die wirkungsoekonomische Frage lautet: Welche reale Veraenderung wird moeglich, welche bleibt nur Potenzial und wo entsteht ein Wirkungsrisiko? Diese Unterscheidung schuetzt vor Impact-Washing, weil sie Absicht, Aktivitaet, Reichweite und Wirkung auseinanderhaelt.</w:t>
+      </w:r>
+    </w:p>
+    <w:p>
+      <w:r>
+        <w:t>Eine Kommune, ein Unternehmen oder eine Bildungsorganisation will Wirkung statt Kapital praktisch anwenden. Der erste Schritt ist nicht die Auswahl eines Instruments, sondern die Klaerung der Zustandsveraenderung. Bei Wirkpfad muss deshalb benannt werden, wer betroffen ist, welcher Zustand sich veraendert, welche Frist gilt und welche Gegenbeobachtung die Annahme widerlegen wuerde. Erst danach entsteht eine begruendete Entscheidung im Feld Begriff, Fallbewertung, Wirkpfad, rote Linie, Quellenbeurteilung oder Rueckkopplungsregel.</w:t>
+      </w:r>
+    </w:p>
+    <w:p>
+      <w:r>
+        <w:t>Fallpruefung. Wenn eine Kommune eine bestehende Massnahme neu priorisieren will, beginnt die Analyse bei Empfaengern, Wirkraum, Zeitraum und Datenquelle. Bei Wirkpfad muss dann geklaert werden, ob Ressourcen umgeschichtet, Daten nacherhoben oder Zielkonflikte offengelegt werden. Eine tragfaehige Antwort benennt mindestens eine Quelle, eine offene Unsicherheit, eine moegliche Gegenbeobachtung und die Entscheidung, die nach der Bewertung geaendert wird.</w:t>
+      </w:r>
+    </w:p>
+    <w:p>
+      <w:r>
+        <w:t>Begriffliche Sicherung. In V02 muss Leitthese immer mit Empfaengern gelesen werden. Wirkung entsteht nicht beim Sender, sondern an veraenderten Zustaenden von Menschen, Oekosystemen, Institutionen, Oeffentlichkeit oder kuenftigen Handlungsspielraeumen. Darum reicht es nicht, interne Aktivitaeten zu dokumentieren. Entscheidend ist, ob sich ein Zustand nachvollziehbar veraendert und ob diese Veraenderung im Referenzrahmen Mensch, Planet, Demokratie, SDGs, Agenda 2030 und SDG+ tragfaehig bewertet werden kann.</w:t>
       </w:r>
     </w:p>
     <w:p>
@@ -3019,7 +3119,17 @@
     </w:p>
     <w:p>
       <w:r>
-        <w:t>Wirkpfad und Empfaenger. Wissenschaftliche Anschlussfaehigkeit entsteht hier durch Quellenklarheit. Bei Didaktische Einordnung im Studiengang werden interne WOE-Begriffe nicht als Ersatz fuer Belege benutzt, sondern mit Grundlagenwerk, WOE-Referenz, Glossar, Werkzeuge, Journal und externe Fachquellen verbunden. Wo die Datenlage offen bleibt, wird das offengelegt. Wo eine Aussage nur plausibel ist, bleibt sie als Wirkungspotenzial markiert. Wo ein Schaden eine rote Linie beruehrt, greift Nichtkompensation vor Durchschnittslogik.</w:t>
+        <w:t>Fallpruefung. Wenn ein Unternehmen ein Produkt, einen Prozess oder eine Investition wirkungsbezogen bewerten will, beginnt die Analyse bei Empfaengern, Wirkraum, Zeitraum und Datenquelle. Bei Leitthese muss dann geklaert werden, welche Entscheidung nach der Bewertung tatsaechlich anders ausfaellt. Eine tragfaehige Antwort benennt mindestens eine Quelle, eine offene Unsicherheit, eine moegliche Gegenbeobachtung und die Entscheidung, die nach der Bewertung geaendert wird.</w:t>
+      </w:r>
+    </w:p>
+    <w:p>
+      <w:r>
+        <w:t>Fuer die Bewertung reicht kein Summenscore, der zentrale Schaeden mit bequemen Pluspunkten verrechnet. Nichtkompensation und Reverse Merit Order markieren, wo rote Linien, demokratische Grundbedingungen oder planetare Grenzen Vorrang vor Durchschnittslogik haben. So bleibt positive Netto-Wirkung eine anspruchsvolle Zielgroesse und wird nicht zur dekorativen Formel.</w:t>
+      </w:r>
+    </w:p>
+    <w:p>
+      <w:r>
+        <w:t>Wirkpfadpruefung. Wissenschaftliche Anschlussfaehigkeit entsteht hier durch Quellenklarheit. Bei Didaktische Einordnung im Studiengang werden interne WOE-Begriffe nicht als Ersatz fuer Belege benutzt, sondern mit Grundlagenwerk, WOE-Referenz, Glossar, Werkzeuge, Journal und externe Fachquellen verbunden. Wo die Datenlage offen bleibt, wird das offengelegt. Wo eine Aussage nur plausibel ist, bleibt sie als Wirkungspotenzial markiert. Wo ein Schaden eine rote Linie beruehrt, greift Nichtkompensation vor Durchschnittslogik.</w:t>
       </w:r>
     </w:p>
     <w:p>
@@ -3029,82 +3139,12 @@
     </w:p>
     <w:p>
       <w:r>
-        <w:t>Rueckfluss. Fuer den WOE-Korpus bedeutet das: Begriffe aus Wirkung statt Kapital sollten dort geschaerft werden, wo sie in Glossar, Werkzeugen, Journal oder Readern doppeldeutig bleiben. Offene Forschungsfragen werden nicht versteckt. Sie markieren die Stelle, an der spaetere Evidenz, ein besserer Datensatz oder eine praezisere Fallstudie die Bewertung veraendern kann.</w:t>
-      </w:r>
-    </w:p>
-    <w:p>
-      <w:r>
-        <w:t>Daten, Quellen und Evidenz. In Grundstudium Wirkungsoekonomie wird Analysemodell erst steuerungsfaehig, wenn daraus eine Entscheidung folgt. Die Grundbegriffe muessen in spaeteren Modulen wiedererkennbar bleiben. Ohne diese Rueckkopplung bleibt Reporting eine Beschreibung. Mit Rueckkopplung wird aus Bewertung eine veraenderte Routine: ein anderer Prozess, ein geaenderter Anreiz, eine bessere Datenpflicht, eine korrigierte Kommunikation oder eine neue Priorisierung.</w:t>
-      </w:r>
-    </w:p>
-    <w:p>
-      <w:r>
-        <w:t>Die typische Fehlstelle bei Wirkung statt Kapital liegt darin, Absicht, Aktivitaet oder Reporting als Wirkung zu behandeln. Bei Analysemodell wird diese Fehlstelle konkret: Ein scheinbar plausibler Befund darf nicht zur Abkuerzung werden. Quellen, Systemgrenzen, Unsicherheit und Rueckkopplung bleiben sichtbar.</w:t>
-      </w:r>
-    </w:p>
-    <w:p>
-      <w:r>
-        <w:t>Bewertung und rote Linien. Die Grenze gegen Scheingenauigkeit verlaeuft bei Modellformel nicht zwischen Optimismus und Pessimismus. Sie verlaeuft zwischen offengelegter Unsicherheit und rhetorischer Sicherheit. Wer Wirkung statt Kapital belastbar anwenden will, benennt Systemgrenze, Zeitraum, Vergleichspunkt und offene Gegenhypothese. Gerade dadurch bleibt das Skript anschlussfaehig fuer Forschung, Praxis und spaetere Revision.</w:t>
-      </w:r>
-    </w:p>
-    <w:p>
-      <w:r>
-        <w:t>Fuer die Pruefung ist Modellformel dann verstanden, wenn daraus eine belastbare Fallantwort entsteht. Eine gute Antwort unterscheidet Beobachtung, Kausalannahme, Bewertung und Steuerungsfolge. Sie bewertet keine Menschen, sondern Wirkpfade, Zustandsveraenderungen, Risiken und institutionelle Bedingungen.</w:t>
-      </w:r>
-    </w:p>
-    <w:p>
-      <w:r>
-        <w:t>Kontrollfrage. Welche Entscheidung waere falsch, wenn Modellformel in V02 missverstanden wird? Die Antwort muss mindestens eine Daten- oder Quellenannahme, eine betroffene Gruppe oder Schutzdimension, eine moegliche Nebenwirkung und einen Rueckkopplungsschritt nennen. Richtig ist nicht die lauteste Bewertung, sondern diejenige, die Begriff, Beleg und Steuerungsfolge zusammenhaelt.</w:t>
-      </w:r>
-    </w:p>
-    <w:p>
-      <w:r>
-        <w:t>Steuerung und Rueckkopplung. Fallfenster zeigt, warum Wirkung statt Kapital mehr ist als ein Schlagwort im Feld Wirkpfade, Wirkungsempfaenger, Bewertung und Rueckkopplung. Die wirkungsoekonomische Frage lautet: Welche reale Veraenderung wird moeglich, welche bleibt nur Potenzial und wo entsteht ein Wirkungsrisiko? Diese Unterscheidung schuetzt vor Impact-Washing, weil sie Absicht, Aktivitaet, Reichweite und Wirkung auseinanderhaelt.</w:t>
-      </w:r>
-    </w:p>
-    <w:p>
-      <w:r>
-        <w:t>Eine Kommune, ein Unternehmen oder eine Bildungsorganisation will Wirkung statt Kapital praktisch anwenden. Der erste Schritt ist nicht die Auswahl eines Instruments, sondern die Klaerung der Zustandsveraenderung. Bei Fallfenster muss deshalb benannt werden, wer betroffen ist, welcher Zustand sich veraendert, welche Frist gilt und welche Gegenbeobachtung die Annahme widerlegen wuerde. Erst danach entsteht eine begruendete Entscheidung im Feld Begriff, Fallbewertung, Wirkpfad, rote Linie, Quellenbeurteilung oder Rueckkopplungsregel.</w:t>
-      </w:r>
-    </w:p>
-    <w:p>
-      <w:r>
-        <w:t>Pruefungsnahe Anwendung. In V02 muss Prüfungsnahe Fallfragen ohne geschützte Antwortlogik immer mit Empfaengern gelesen werden. Wirkung entsteht nicht beim Sender, sondern an veraenderten Zustaenden von Menschen, Oekosystemen, Institutionen, Oeffentlichkeit oder kuenftigen Handlungsspielraeumen. Darum reicht es nicht, interne Aktivitaeten zu dokumentieren. Entscheidend ist, ob sich ein Zustand nachvollziehbar veraendert und ob diese Veraenderung im Referenzrahmen Mensch, Planet, Demokratie, SDGs, Agenda 2030 und SDG+ tragfaehig bewertet werden kann.</w:t>
-      </w:r>
-    </w:p>
-    <w:p>
-      <w:r>
-        <w:t>Ein Bericht behauptet, die Massnahme zu Wirkung statt Kapital sei erfolgreich. Die WOE-Lesart fragt bei Prüfungsnahe Fallfragen ohne geschützte Antwortlogik nach belastbaren Nachweisen: begriffliche Praezision, Fallbeschreibung, Quellenklarheit, Plausibilitaet und offene Unsicherheit. Wenn diese Nachweise fehlen, bleibt die Aussage Wirkungspotenzial oder Kommunikationsbehauptung. Sie kann wichtig sein, aber sie ist noch keine belegte Wirkung.</w:t>
-      </w:r>
-    </w:p>
-    <w:p>
-      <w:r>
-        <w:t>Transfer in den WOE-Korpus. Wissenschaftliche Anschlussfaehigkeit entsteht hier durch Quellenklarheit. Bei Einleitung / Wirkungsfrage werden interne WOE-Begriffe nicht als Ersatz fuer Belege benutzt, sondern mit Grundlagenwerk, WOE-Referenz, Glossar, Werkzeuge, Journal und externe Fachquellen verbunden. Wo die Datenlage offen bleibt, wird das offengelegt. Wo eine Aussage nur plausibel ist, bleibt sie als Wirkungspotenzial markiert. Wo ein Schaden eine rote Linie beruehrt, greift Nichtkompensation vor Durchschnittslogik.</w:t>
-      </w:r>
-    </w:p>
-    <w:p>
-      <w:r>
-        <w:t>In einer kontroversen Entscheidung wirkt Einleitung / Wirkungsfrage als Pruefpunkt fuer Ambivalenz. Ein Nutzen fuer eine Gruppe kann mit Risiken fuer andere Wirkungsempfaenger einhergehen. Das Skript verlangt deshalb, positive und negative Zustandsveraenderungen getrennt zu fuehren, bevor von positiver Netto-Wirkung gesprochen wird.</w:t>
-      </w:r>
-    </w:p>
-    <w:p>
-      <w:r>
-        <w:t>Grenzen der Aussage. In Grundstudium Wirkungsoekonomie wird Kernaussage erst steuerungsfaehig, wenn daraus eine Entscheidung folgt. Die Grundbegriffe muessen in spaeteren Modulen wiedererkennbar bleiben. Ohne diese Rueckkopplung bleibt Reporting eine Beschreibung. Mit Rueckkopplung wird aus Bewertung eine veraenderte Routine: ein anderer Prozess, ein geaenderter Anreiz, eine bessere Datenpflicht, eine korrigierte Kommunikation oder eine neue Priorisierung.</w:t>
-      </w:r>
-    </w:p>
-    <w:p>
-      <w:r>
-        <w:t>Die typische Fehlstelle bei Wirkung statt Kapital liegt darin, Absicht, Aktivitaet oder Reporting als Wirkung zu behandeln. Bei Kernaussage wird diese Fehlstelle konkret: Ein scheinbar plausibler Befund darf nicht zur Abkuerzung werden. Quellen, Systemgrenzen, Unsicherheit und Rueckkopplung bleiben sichtbar.</w:t>
-      </w:r>
-    </w:p>
-    <w:p>
-      <w:r>
-        <w:t>Kontrollfrage. Welche Entscheidung waere falsch, wenn Kernaussage in V02 missverstanden wird? Die Antwort muss mindestens eine Daten- oder Quellenannahme, eine betroffene Gruppe oder Schutzdimension, eine moegliche Nebenwirkung und einen Rueckkopplungsschritt nennen. Richtig ist nicht die lauteste Bewertung, sondern diejenige, die Begriff, Beleg und Steuerungsfolge zusammenhaelt.</w:t>
-      </w:r>
-    </w:p>
-    <w:p>
-      <w:r>
-        <w:t>Rueckfluss. Fuer den WOE-Korpus bedeutet das: Begriffe aus Wirkung statt Kapital sollten dort geschaerft werden, wo sie in Glossar, Werkzeugen, Journal oder Readern doppeldeutig bleiben. Offene Forschungsfragen werden nicht versteckt. Sie markieren die Stelle, an der spaetere Evidenz, ein besserer Datensatz oder eine praezisere Fallstudie die Bewertung veraendern kann.</w:t>
+        <w:t>Fallpruefung. Wenn eine Bildungs- oder Forschungseinrichtung eine Wirkungsaussage fuer Lernende und Praxispartner pruefbar machen will, beginnt die Analyse bei Empfaengern, Wirkraum, Zeitraum und Datenquelle. Bei Didaktische Einordnung im Studiengang muss dann geklaert werden, welche Begriffe, Quellen und Grenzen im Material sichtbar bleiben muessen. Eine tragfaehige Antwort benennt mindestens eine Quelle, eine offene Unsicherheit, eine moegliche Gegenbeobachtung und die Entscheidung, die nach der Bewertung geaendert wird.</w:t>
+      </w:r>
+    </w:p>
+    <w:p>
+      <w:r>
+        <w:t>Der Rueckfluss in den WOE-Korpus liegt hier in klaren Begriffen, sauber verlinkten Quellen und benannten Forschungsfragen. Wo Glossar, Werkzeuge, Journal oder Reader noch doppeldeutig bleiben, sollte Wirkung statt Kapital nicht als fertige Gewissheit auftreten, sondern als pruefbarer Lernstand mit Korrekturpfad.</w:t>
       </w:r>
     </w:p>
     <w:p>
@@ -3112,107 +3152,122 @@
         <w:pStyle w:val="Heading3"/>
       </w:pPr>
       <w:r>
-        <w:t>Schlussvertiefung 4: Wirkung statt Kapital im Anwendungsfall</w:t>
-      </w:r>
-    </w:p>
-    <w:p>
-      <w:r>
-        <w:t>Die folgenden Abschnitte sind keine neue Pruefungsloesung. Sie verdichten die vorhandenen Kapitel zu einer Lesart, mit der Studierende einen Fall selbststaendig analysieren koennen. Im Mittelpunkt stehen Wirkpfade, Wirkungsempfaenger, Bewertung und Rueckkopplung, nicht moralische Personenbewertung.</w:t>
-      </w:r>
-    </w:p>
-    <w:p>
-      <w:r>
-        <w:t>Begriffliche Schlussklaerung. Die Grenze gegen Scheingenauigkeit verlaeuft bei Quelltext und fachliche Grundlegung nicht zwischen Optimismus und Pessimismus. Sie verlaeuft zwischen offengelegter Unsicherheit und rhetorischer Sicherheit. Wer Wirkung statt Kapital belastbar anwenden will, benennt Systemgrenze, Zeitraum, Vergleichspunkt und offene Gegenhypothese. Gerade dadurch bleibt das Skript anschlussfaehig fuer Forschung, Praxis und spaetere Revision.</w:t>
-      </w:r>
-    </w:p>
-    <w:p>
-      <w:r>
-        <w:t>Fuer die Pruefung ist Quelltext und fachliche Grundlegung dann verstanden, wenn daraus eine belastbare Fallantwort entsteht. Eine gute Antwort unterscheidet Beobachtung, Kausalannahme, Bewertung und Steuerungsfolge. Sie bewertet keine Menschen, sondern Wirkpfade, Zustandsveraenderungen, Risiken und institutionelle Bedingungen.</w:t>
-      </w:r>
-    </w:p>
-    <w:p>
-      <w:r>
-        <w:t>Wirkpfad und Empfaenger. Vom Maßstab zum Kompass zeigt, warum Wirkung statt Kapital mehr ist als ein Schlagwort im Feld Wirkpfade, Wirkungsempfaenger, Bewertung und Rueckkopplung. Die wirkungsoekonomische Frage lautet: Welche reale Veraenderung wird moeglich, welche bleibt nur Potenzial und wo entsteht ein Wirkungsrisiko? Diese Unterscheidung schuetzt vor Impact-Washing, weil sie Absicht, Aktivitaet, Reichweite und Wirkung auseinanderhaelt.</w:t>
-      </w:r>
-    </w:p>
-    <w:p>
-      <w:r>
-        <w:t>Eine Kommune, ein Unternehmen oder eine Bildungsorganisation will Wirkung statt Kapital praktisch anwenden. Der erste Schritt ist nicht die Auswahl eines Instruments, sondern die Klaerung der Zustandsveraenderung. Bei Vom Maßstab zum Kompass muss deshalb benannt werden, wer betroffen ist, welcher Zustand sich veraendert, welche Frist gilt und welche Gegenbeobachtung die Annahme widerlegen wuerde. Erst danach entsteht eine begruendete Entscheidung im Feld Begriff, Fallbewertung, Wirkpfad, rote Linie, Quellenbeurteilung oder Rueckkopplungsregel.</w:t>
-      </w:r>
-    </w:p>
-    <w:p>
-      <w:r>
-        <w:t>Daten, Quellen und Evidenz. In V02 muss Was Kapital gut kann immer mit Empfaengern gelesen werden. Wirkung entsteht nicht beim Sender, sondern an veraenderten Zustaenden von Menschen, Oekosystemen, Institutionen, Oeffentlichkeit oder kuenftigen Handlungsspielraeumen. Darum reicht es nicht, interne Aktivitaeten zu dokumentieren. Entscheidend ist, ob sich ein Zustand nachvollziehbar veraendert und ob diese Veraenderung im Referenzrahmen Mensch, Planet, Demokratie, SDGs, Agenda 2030 und SDG+ tragfaehig bewertet werden kann.</w:t>
-      </w:r>
-    </w:p>
-    <w:p>
-      <w:r>
-        <w:t>Ein Bericht behauptet, die Massnahme zu Wirkung statt Kapital sei erfolgreich. Die WOE-Lesart fragt bei Was Kapital gut kann nach belastbaren Nachweisen: begriffliche Praezision, Fallbeschreibung, Quellenklarheit, Plausibilitaet und offene Unsicherheit. Wenn diese Nachweise fehlen, bleibt die Aussage Wirkungspotenzial oder Kommunikationsbehauptung. Sie kann wichtig sein, aber sie ist noch keine belegte Wirkung.</w:t>
-      </w:r>
-    </w:p>
-    <w:p>
-      <w:r>
-        <w:t>Bewertung und rote Linien. Wissenschaftliche Anschlussfaehigkeit entsteht hier durch Quellenklarheit. Bei Der stille Zieltausch werden interne WOE-Begriffe nicht als Ersatz fuer Belege benutzt, sondern mit Grundlagenwerk, WOE-Referenz, Glossar, Werkzeuge, Journal und externe Fachquellen verbunden. Wo die Datenlage offen bleibt, wird das offengelegt. Wo eine Aussage nur plausibel ist, bleibt sie als Wirkungspotenzial markiert. Wo ein Schaden eine rote Linie beruehrt, greift Nichtkompensation vor Durchschnittslogik.</w:t>
-      </w:r>
-    </w:p>
-    <w:p>
-      <w:r>
-        <w:t>In einer kontroversen Entscheidung wirkt Der stille Zieltausch als Pruefpunkt fuer Ambivalenz. Ein Nutzen fuer eine Gruppe kann mit Risiken fuer andere Wirkungsempfaenger einhergehen. Das Skript verlangt deshalb, positive und negative Zustandsveraenderungen getrennt zu fuehren, bevor von positiver Netto-Wirkung gesprochen wird.</w:t>
-      </w:r>
-    </w:p>
-    <w:p>
-      <w:r>
-        <w:t>Kontrollfrage. Welche Entscheidung waere falsch, wenn Der stille Zieltausch in V02 missverstanden wird? Die Antwort muss mindestens eine Daten- oder Quellenannahme, eine betroffene Gruppe oder Schutzdimension, eine moegliche Nebenwirkung und einen Rueckkopplungsschritt nennen. Richtig ist nicht die lauteste Bewertung, sondern diejenige, die Begriff, Beleg und Steuerungsfolge zusammenhaelt.</w:t>
-      </w:r>
-    </w:p>
-    <w:p>
-      <w:r>
-        <w:t>Steuerung und Rueckkopplung. In Grundstudium Wirkungsoekonomie wird Was Wirkung bedeutet erst steuerungsfaehig, wenn daraus eine Entscheidung folgt. Die Grundbegriffe muessen in spaeteren Modulen wiedererkennbar bleiben. Ohne diese Rueckkopplung bleibt Reporting eine Beschreibung. Mit Rueckkopplung wird aus Bewertung eine veraenderte Routine: ein anderer Prozess, ein geaenderter Anreiz, eine bessere Datenpflicht, eine korrigierte Kommunikation oder eine neue Priorisierung.</w:t>
-      </w:r>
-    </w:p>
-    <w:p>
-      <w:r>
-        <w:t>Die typische Fehlstelle bei Wirkung statt Kapital liegt darin, Absicht, Aktivitaet oder Reporting als Wirkung zu behandeln. Bei Was Wirkung bedeutet wird diese Fehlstelle konkret: Ein scheinbar plausibler Befund darf nicht zur Abkuerzung werden. Quellen, Systemgrenzen, Unsicherheit und Rueckkopplung bleiben sichtbar.</w:t>
-      </w:r>
-    </w:p>
-    <w:p>
-      <w:r>
-        <w:t>Pruefungsnahe Anwendung. Die Grenze gegen Scheingenauigkeit verlaeuft bei Ein Beispiel mit zwei Investitionen nicht zwischen Optimismus und Pessimismus. Sie verlaeuft zwischen offengelegter Unsicherheit und rhetorischer Sicherheit. Wer Wirkung statt Kapital belastbar anwenden will, benennt Systemgrenze, Zeitraum, Vergleichspunkt und offene Gegenhypothese. Gerade dadurch bleibt das Skript anschlussfaehig fuer Forschung, Praxis und spaetere Revision.</w:t>
-      </w:r>
-    </w:p>
-    <w:p>
-      <w:r>
-        <w:t>Fuer die Pruefung ist Ein Beispiel mit zwei Investitionen dann verstanden, wenn daraus eine belastbare Fallantwort entsteht. Eine gute Antwort unterscheidet Beobachtung, Kausalannahme, Bewertung und Steuerungsfolge. Sie bewertet keine Menschen, sondern Wirkpfade, Zustandsveraenderungen, Risiken und institutionelle Bedingungen.</w:t>
-      </w:r>
-    </w:p>
-    <w:p>
-      <w:r>
-        <w:t>Rueckfluss. Fuer den WOE-Korpus bedeutet das: Begriffe aus Wirkung statt Kapital sollten dort geschaerft werden, wo sie in Glossar, Werkzeugen, Journal oder Readern doppeldeutig bleiben. Offene Forschungsfragen werden nicht versteckt. Sie markieren die Stelle, an der spaetere Evidenz, ein besserer Datensatz oder eine praezisere Fallstudie die Bewertung veraendern kann.</w:t>
-      </w:r>
-    </w:p>
-    <w:p>
-      <w:r>
-        <w:t>Transfer in den WOE-Korpus. Kapital als Benzin, nicht als Ziel zeigt, warum Wirkung statt Kapital mehr ist als ein Schlagwort im Feld Wirkpfade, Wirkungsempfaenger, Bewertung und Rueckkopplung. Die wirkungsoekonomische Frage lautet: Welche reale Veraenderung wird moeglich, welche bleibt nur Potenzial und wo entsteht ein Wirkungsrisiko? Diese Unterscheidung schuetzt vor Impact-Washing, weil sie Absicht, Aktivitaet, Reichweite und Wirkung auseinanderhaelt.</w:t>
-      </w:r>
-    </w:p>
-    <w:p>
-      <w:r>
-        <w:t>Eine Kommune, ein Unternehmen oder eine Bildungsorganisation will Wirkung statt Kapital praktisch anwenden. Der erste Schritt ist nicht die Auswahl eines Instruments, sondern die Klaerung der Zustandsveraenderung. Bei Kapital als Benzin, nicht als Ziel muss deshalb benannt werden, wer betroffen ist, welcher Zustand sich veraendert, welche Frist gilt und welche Gegenbeobachtung die Annahme widerlegen wuerde. Erst danach entsteht eine begruendete Entscheidung im Feld Begriff, Fallbewertung, Wirkpfad, rote Linie, Quellenbeurteilung oder Rueckkopplungsregel.</w:t>
-      </w:r>
-    </w:p>
-    <w:p>
-      <w:r>
-        <w:t>Grenzen der Aussage. In V02 muss Der Perspektivwechsel im Kopf immer mit Empfaengern gelesen werden. Wirkung entsteht nicht beim Sender, sondern an veraenderten Zustaenden von Menschen, Oekosystemen, Institutionen, Oeffentlichkeit oder kuenftigen Handlungsspielraeumen. Darum reicht es nicht, interne Aktivitaeten zu dokumentieren. Entscheidend ist, ob sich ein Zustand nachvollziehbar veraendert und ob diese Veraenderung im Referenzrahmen Mensch, Planet, Demokratie, SDGs, Agenda 2030 und SDG+ tragfaehig bewertet werden kann.</w:t>
-      </w:r>
-    </w:p>
-    <w:p>
-      <w:r>
-        <w:t>Ein Bericht behauptet, die Massnahme zu Wirkung statt Kapital sei erfolgreich. Die WOE-Lesart fragt bei Der Perspektivwechsel im Kopf nach belastbaren Nachweisen: begriffliche Praezision, Fallbeschreibung, Quellenklarheit, Plausibilitaet und offene Unsicherheit. Wenn diese Nachweise fehlen, bleibt die Aussage Wirkungspotenzial oder Kommunikationsbehauptung. Sie kann wichtig sein, aber sie ist noch keine belegte Wirkung.</w:t>
-      </w:r>
-    </w:p>
-    <w:p>
-      <w:r>
-        <w:t>Kontrollfrage. Welche Entscheidung waere falsch, wenn Der Perspektivwechsel im Kopf in V02 missverstanden wird? Die Antwort muss mindestens eine Daten- oder Quellenannahme, eine betroffene Gruppe oder Schutzdimension, eine moegliche Nebenwirkung und einen Rueckkopplungsschritt nennen. Richtig ist nicht die lauteste Bewertung, sondern diejenige, die Begriff, Beleg und Steuerungsfolge zusammenhaelt.</w:t>
+        <w:t>Vertiefungsrunde 4: Anschluss an Praxis und Forschung</w:t>
+      </w:r>
+    </w:p>
+    <w:p>
+      <w:r>
+        <w:t>Diese Runde wechselt den Blickwinkel, damit der Schlussblock nicht nur wiederholt, sondern Leseentscheidungen vorbereitet: Was ist belegt, was bleibt Potenzial, welche Nebenwirkung ist relevant und welche Steuerungsfolge wird daraus abgeleitet?</w:t>
+      </w:r>
+    </w:p>
+    <w:p>
+      <w:r>
+        <w:t>Evidenzfenster. In Grundstudium Wirkungsoekonomie wird Analysemodell erst steuerungsfaehig, wenn daraus eine Entscheidung folgt. Die Grundbegriffe muessen in spaeteren Modulen wiedererkennbar bleiben. Ohne diese Rueckkopplung bleibt Reporting eine Beschreibung. Mit Rueckkopplung wird aus Bewertung eine veraenderte Routine: ein anderer Prozess, ein geaenderter Anreiz, eine bessere Datenpflicht, eine korrigierte Kommunikation oder eine neue Priorisierung.</w:t>
+      </w:r>
+    </w:p>
+    <w:p>
+      <w:r>
+        <w:t>Die typische Fehlstelle bei Wirkung statt Kapital liegt darin, Absicht, Aktivitaet oder Reporting als Wirkung zu behandeln. Bei Analysemodell wird diese Fehlstelle konkret: Ein scheinbar plausibler Befund darf nicht zur Abkuerzung werden. Quellen, Systemgrenzen, Unsicherheit und Rueckkopplung bleiben sichtbar.</w:t>
+      </w:r>
+    </w:p>
+    <w:p>
+      <w:r>
+        <w:t>Fallpruefung. Wenn eine Kommune eine bestehende Massnahme neu priorisieren will, beginnt die Analyse bei Empfaengern, Wirkraum, Zeitraum und Datenquelle. Bei Analysemodell muss dann geklaert werden, ob Ressourcen umgeschichtet, Daten nacherhoben oder Zielkonflikte offengelegt werden. Eine tragfaehige Antwort benennt mindestens eine Quelle, eine offene Unsicherheit, eine moegliche Gegenbeobachtung und die Entscheidung, die nach der Bewertung geaendert wird.</w:t>
+      </w:r>
+    </w:p>
+    <w:p>
+      <w:r>
+        <w:t>Bewertungsgrenze. Die Grenze gegen Scheingenauigkeit verlaeuft bei Modellformel nicht zwischen Optimismus und Pessimismus. Sie verlaeuft zwischen offengelegter Unsicherheit und rhetorischer Sicherheit. Wer Wirkung statt Kapital belastbar anwenden will, benennt Systemgrenze, Zeitraum, Vergleichspunkt und offene Gegenhypothese. Gerade dadurch bleibt das Skript anschlussfaehig fuer Forschung, Praxis und spaetere Revision.</w:t>
+      </w:r>
+    </w:p>
+    <w:p>
+      <w:r>
+        <w:t>Fuer die Pruefung ist Modellformel dann verstanden, wenn daraus eine belastbare Fallantwort entsteht. Eine gute Antwort unterscheidet Beobachtung, Kausalannahme, Bewertung und Steuerungsfolge. Sie bewertet keine Menschen, sondern Wirkpfade, Zustandsveraenderungen, Risiken und institutionelle Bedingungen.</w:t>
+      </w:r>
+    </w:p>
+    <w:p>
+      <w:r>
+        <w:t>Fallpruefung. Wenn ein Unternehmen ein Produkt, einen Prozess oder eine Investition wirkungsbezogen bewerten will, beginnt die Analyse bei Empfaengern, Wirkraum, Zeitraum und Datenquelle. Bei Modellformel muss dann geklaert werden, welche Entscheidung nach der Bewertung tatsaechlich anders ausfaellt. Eine tragfaehige Antwort benennt mindestens eine Quelle, eine offene Unsicherheit, eine moegliche Gegenbeobachtung und die Entscheidung, die nach der Bewertung geaendert wird.</w:t>
+      </w:r>
+    </w:p>
+    <w:p>
+      <w:r>
+        <w:t>Fuer die Bewertung reicht kein Summenscore, der zentrale Schaeden mit bequemen Pluspunkten verrechnet. Nichtkompensation und Reverse Merit Order markieren, wo rote Linien, demokratische Grundbedingungen oder planetare Grenzen Vorrang vor Durchschnittslogik haben. So bleibt positive Netto-Wirkung eine anspruchsvolle Zielgroesse und wird nicht zur dekorativen Formel.</w:t>
+      </w:r>
+    </w:p>
+    <w:p>
+      <w:r>
+        <w:t>Steuerungsfolge. Fallfenster zeigt, warum Wirkung statt Kapital mehr ist als ein Schlagwort im Feld Wirkpfade, Wirkungsempfaenger, Bewertung und Rueckkopplung. Die wirkungsoekonomische Frage lautet: Welche reale Veraenderung wird moeglich, welche bleibt nur Potenzial und wo entsteht ein Wirkungsrisiko? Diese Unterscheidung schuetzt vor Impact-Washing, weil sie Absicht, Aktivitaet, Reichweite und Wirkung auseinanderhaelt.</w:t>
+      </w:r>
+    </w:p>
+    <w:p>
+      <w:r>
+        <w:t>Eine Kommune, ein Unternehmen oder eine Bildungsorganisation will Wirkung statt Kapital praktisch anwenden. Der erste Schritt ist nicht die Auswahl eines Instruments, sondern die Klaerung der Zustandsveraenderung. Bei Fallfenster muss deshalb benannt werden, wer betroffen ist, welcher Zustand sich veraendert, welche Frist gilt und welche Gegenbeobachtung die Annahme widerlegen wuerde. Erst danach entsteht eine begruendete Entscheidung im Feld Begriff, Fallbewertung, Wirkpfad, rote Linie, Quellenbeurteilung oder Rueckkopplungsregel.</w:t>
+      </w:r>
+    </w:p>
+    <w:p>
+      <w:r>
+        <w:t>Fallpruefung. Wenn eine Bildungs- oder Forschungseinrichtung eine Wirkungsaussage fuer Lernende und Praxispartner pruefbar machen will, beginnt die Analyse bei Empfaengern, Wirkraum, Zeitraum und Datenquelle. Bei Fallfenster muss dann geklaert werden, welche Begriffe, Quellen und Grenzen im Material sichtbar bleiben muessen. Eine tragfaehige Antwort benennt mindestens eine Quelle, eine offene Unsicherheit, eine moegliche Gegenbeobachtung und die Entscheidung, die nach der Bewertung geaendert wird.</w:t>
+      </w:r>
+    </w:p>
+    <w:p>
+      <w:r>
+        <w:t>Der Rueckfluss in den WOE-Korpus liegt hier in klaren Begriffen, sauber verlinkten Quellen und benannten Forschungsfragen. Wo Glossar, Werkzeuge, Journal oder Reader noch doppeldeutig bleiben, sollte Wirkung statt Kapital nicht als fertige Gewissheit auftreten, sondern als pruefbarer Lernstand mit Korrekturpfad.</w:t>
+      </w:r>
+    </w:p>
+    <w:p>
+      <w:r>
+        <w:t>Transferhinweis. In V02 muss Prüfungsnahe Fallfragen ohne geschützte Antwortlogik immer mit Empfaengern gelesen werden. Wirkung entsteht nicht beim Sender, sondern an veraenderten Zustaenden von Menschen, Oekosystemen, Institutionen, Oeffentlichkeit oder kuenftigen Handlungsspielraeumen. Darum reicht es nicht, interne Aktivitaeten zu dokumentieren. Entscheidend ist, ob sich ein Zustand nachvollziehbar veraendert und ob diese Veraenderung im Referenzrahmen Mensch, Planet, Demokratie, SDGs, Agenda 2030 und SDG+ tragfaehig bewertet werden kann.</w:t>
+      </w:r>
+    </w:p>
+    <w:p>
+      <w:r>
+        <w:t>Ein Bericht behauptet, die Massnahme zu Wirkung statt Kapital sei erfolgreich. Die WOE-Lesart fragt bei Prüfungsnahe Fallfragen ohne geschützte Antwortlogik nach belastbaren Nachweisen: begriffliche Praezision, Fallbeschreibung, Quellenklarheit, Plausibilitaet und offene Unsicherheit. Wenn diese Nachweise fehlen, bleibt die Aussage Wirkungspotenzial oder Kommunikationsbehauptung. Sie kann wichtig sein, aber sie ist noch keine belegte Wirkung.</w:t>
+      </w:r>
+    </w:p>
+    <w:p>
+      <w:r>
+        <w:t>Fallpruefung. Wenn eine Kommune eine bestehende Massnahme neu priorisieren will, beginnt die Analyse bei Empfaengern, Wirkraum, Zeitraum und Datenquelle. Bei Prüfungsnahe Fallfragen ohne geschützte Antwortlogik muss dann geklaert werden, ob Ressourcen umgeschichtet, Daten nacherhoben oder Zielkonflikte offengelegt werden. Eine tragfaehige Antwort benennt mindestens eine Quelle, eine offene Unsicherheit, eine moegliche Gegenbeobachtung und die Entscheidung, die nach der Bewertung geaendert wird.</w:t>
+      </w:r>
+    </w:p>
+    <w:p>
+      <w:r>
+        <w:t>Rueckflussnotiz. Wissenschaftliche Anschlussfaehigkeit entsteht hier durch Quellenklarheit. Bei Einleitung / Wirkungsfrage werden interne WOE-Begriffe nicht als Ersatz fuer Belege benutzt, sondern mit Grundlagenwerk, WOE-Referenz, Glossar, Werkzeuge, Journal und externe Fachquellen verbunden. Wo die Datenlage offen bleibt, wird das offengelegt. Wo eine Aussage nur plausibel ist, bleibt sie als Wirkungspotenzial markiert. Wo ein Schaden eine rote Linie beruehrt, greift Nichtkompensation vor Durchschnittslogik.</w:t>
+      </w:r>
+    </w:p>
+    <w:p>
+      <w:r>
+        <w:t>In einer kontroversen Entscheidung wirkt Einleitung / Wirkungsfrage als Pruefpunkt fuer Ambivalenz. Ein Nutzen fuer eine Gruppe kann mit Risiken fuer andere Wirkungsempfaenger einhergehen. Das Skript verlangt deshalb, positive und negative Zustandsveraenderungen getrennt zu fuehren, bevor von positiver Netto-Wirkung gesprochen wird.</w:t>
+      </w:r>
+    </w:p>
+    <w:p>
+      <w:r>
+        <w:t>Fallpruefung. Wenn ein Unternehmen ein Produkt, einen Prozess oder eine Investition wirkungsbezogen bewerten will, beginnt die Analyse bei Empfaengern, Wirkraum, Zeitraum und Datenquelle. Bei Einleitung / Wirkungsfrage muss dann geklaert werden, welche Entscheidung nach der Bewertung tatsaechlich anders ausfaellt. Eine tragfaehige Antwort benennt mindestens eine Quelle, eine offene Unsicherheit, eine moegliche Gegenbeobachtung und die Entscheidung, die nach der Bewertung geaendert wird.</w:t>
+      </w:r>
+    </w:p>
+    <w:p>
+      <w:r>
+        <w:t>Fuer die Bewertung reicht kein Summenscore, der zentrale Schaeden mit bequemen Pluspunkten verrechnet. Nichtkompensation und Reverse Merit Order markieren, wo rote Linien, demokratische Grundbedingungen oder planetare Grenzen Vorrang vor Durchschnittslogik haben. So bleibt positive Netto-Wirkung eine anspruchsvolle Zielgroesse und wird nicht zur dekorativen Formel.</w:t>
+      </w:r>
+    </w:p>
+    <w:p>
+      <w:r>
+        <w:t>Pruefungsimpuls. In Grundstudium Wirkungsoekonomie wird Kernaussage erst steuerungsfaehig, wenn daraus eine Entscheidung folgt. Die Grundbegriffe muessen in spaeteren Modulen wiedererkennbar bleiben. Ohne diese Rueckkopplung bleibt Reporting eine Beschreibung. Mit Rueckkopplung wird aus Bewertung eine veraenderte Routine: ein anderer Prozess, ein geaenderter Anreiz, eine bessere Datenpflicht, eine korrigierte Kommunikation oder eine neue Priorisierung.</w:t>
+      </w:r>
+    </w:p>
+    <w:p>
+      <w:r>
+        <w:t>Die typische Fehlstelle bei Wirkung statt Kapital liegt darin, Absicht, Aktivitaet oder Reporting als Wirkung zu behandeln. Bei Kernaussage wird diese Fehlstelle konkret: Ein scheinbar plausibler Befund darf nicht zur Abkuerzung werden. Quellen, Systemgrenzen, Unsicherheit und Rueckkopplung bleiben sichtbar.</w:t>
+      </w:r>
+    </w:p>
+    <w:p>
+      <w:r>
+        <w:t>Fallpruefung. Wenn eine Bildungs- oder Forschungseinrichtung eine Wirkungsaussage fuer Lernende und Praxispartner pruefbar machen will, beginnt die Analyse bei Empfaengern, Wirkraum, Zeitraum und Datenquelle. Bei Kernaussage muss dann geklaert werden, welche Begriffe, Quellen und Grenzen im Material sichtbar bleiben muessen. Eine tragfaehige Antwort benennt mindestens eine Quelle, eine offene Unsicherheit, eine moegliche Gegenbeobachtung und die Entscheidung, die nach der Bewertung geaendert wird.</w:t>
+      </w:r>
+    </w:p>
+    <w:p>
+      <w:r>
+        <w:t>Der Rueckfluss in den WOE-Korpus liegt hier in klaren Begriffen, sauber verlinkten Quellen und benannten Forschungsfragen. Wo Glossar, Werkzeuge, Journal oder Reader noch doppeldeutig bleiben, sollte Wirkung statt Kapital nicht als fertige Gewissheit auftreten, sondern als pruefbarer Lernstand mit Korrekturpfad.</w:t>
       </w:r>
     </w:p>
     <w:p>
@@ -3220,107 +3275,122 @@
         <w:pStyle w:val="Heading3"/>
       </w:pPr>
       <w:r>
-        <w:t>Schlussvertiefung 5: Wirkung statt Kapital im Anwendungsfall</w:t>
-      </w:r>
-    </w:p>
-    <w:p>
-      <w:r>
-        <w:t>Die folgenden Abschnitte sind keine neue Pruefungsloesung. Sie verdichten die vorhandenen Kapitel zu einer Lesart, mit der Studierende einen Fall selbststaendig analysieren koennen. Im Mittelpunkt stehen Wirkpfade, Wirkungsempfaenger, Bewertung und Rueckkopplung, nicht moralische Personenbewertung.</w:t>
-      </w:r>
-    </w:p>
-    <w:p>
-      <w:r>
-        <w:t>Begriffliche Schlussklaerung. Wissenschaftliche Anschlussfaehigkeit entsteht hier durch Quellenklarheit. Bei Warum das kein Idealismus ist werden interne WOE-Begriffe nicht als Ersatz fuer Belege benutzt, sondern mit Grundlagenwerk, WOE-Referenz, Glossar, Werkzeuge, Journal und externe Fachquellen verbunden. Wo die Datenlage offen bleibt, wird das offengelegt. Wo eine Aussage nur plausibel ist, bleibt sie als Wirkungspotenzial markiert. Wo ein Schaden eine rote Linie beruehrt, greift Nichtkompensation vor Durchschnittslogik.</w:t>
-      </w:r>
-    </w:p>
-    <w:p>
-      <w:r>
-        <w:t>In einer kontroversen Entscheidung wirkt Warum das kein Idealismus ist als Pruefpunkt fuer Ambivalenz. Ein Nutzen fuer eine Gruppe kann mit Risiken fuer andere Wirkungsempfaenger einhergehen. Das Skript verlangt deshalb, positive und negative Zustandsveraenderungen getrennt zu fuehren, bevor von positiver Netto-Wirkung gesprochen wird.</w:t>
-      </w:r>
-    </w:p>
-    <w:p>
-      <w:r>
-        <w:t>Wirkpfad und Empfaenger. In Grundstudium Wirkungsoekonomie wird Kapital neu in Dienst genommen erst steuerungsfaehig, wenn daraus eine Entscheidung folgt. Die Grundbegriffe muessen in spaeteren Modulen wiedererkennbar bleiben. Ohne diese Rueckkopplung bleibt Reporting eine Beschreibung. Mit Rueckkopplung wird aus Bewertung eine veraenderte Routine: ein anderer Prozess, ein geaenderter Anreiz, eine bessere Datenpflicht, eine korrigierte Kommunikation oder eine neue Priorisierung.</w:t>
-      </w:r>
-    </w:p>
-    <w:p>
-      <w:r>
-        <w:t>Die typische Fehlstelle bei Wirkung statt Kapital liegt darin, Absicht, Aktivitaet oder Reporting als Wirkung zu behandeln. Bei Kapital neu in Dienst genommen wird diese Fehlstelle konkret: Ein scheinbar plausibler Befund darf nicht zur Abkuerzung werden. Quellen, Systemgrenzen, Unsicherheit und Rueckkopplung bleiben sichtbar.</w:t>
-      </w:r>
-    </w:p>
-    <w:p>
-      <w:r>
-        <w:t>Daten, Quellen und Evidenz. Die Grenze gegen Scheingenauigkeit verlaeuft bei Was du aus dieser Vorlesung mitnimmst nicht zwischen Optimismus und Pessimismus. Sie verlaeuft zwischen offengelegter Unsicherheit und rhetorischer Sicherheit. Wer Wirkung statt Kapital belastbar anwenden will, benennt Systemgrenze, Zeitraum, Vergleichspunkt und offene Gegenhypothese. Gerade dadurch bleibt das Skript anschlussfaehig fuer Forschung, Praxis und spaetere Revision.</w:t>
-      </w:r>
-    </w:p>
-    <w:p>
-      <w:r>
-        <w:t>Fuer die Pruefung ist Was du aus dieser Vorlesung mitnimmst dann verstanden, wenn daraus eine belastbare Fallantwort entsteht. Eine gute Antwort unterscheidet Beobachtung, Kausalannahme, Bewertung und Steuerungsfolge. Sie bewertet keine Menschen, sondern Wirkpfade, Zustandsveraenderungen, Risiken und institutionelle Bedingungen.</w:t>
-      </w:r>
-    </w:p>
-    <w:p>
-      <w:r>
-        <w:t>Bewertung und rote Linien. Wirkungsökonomische Vertiefung zeigt, warum Wirkung statt Kapital mehr ist als ein Schlagwort im Feld Wirkpfade, Wirkungsempfaenger, Bewertung und Rueckkopplung. Die wirkungsoekonomische Frage lautet: Welche reale Veraenderung wird moeglich, welche bleibt nur Potenzial und wo entsteht ein Wirkungsrisiko? Diese Unterscheidung schuetzt vor Impact-Washing, weil sie Absicht, Aktivitaet, Reichweite und Wirkung auseinanderhaelt.</w:t>
-      </w:r>
-    </w:p>
-    <w:p>
-      <w:r>
-        <w:t>Eine Kommune, ein Unternehmen oder eine Bildungsorganisation will Wirkung statt Kapital praktisch anwenden. Der erste Schritt ist nicht die Auswahl eines Instruments, sondern die Klaerung der Zustandsveraenderung. Bei Wirkungsökonomische Vertiefung muss deshalb benannt werden, wer betroffen ist, welcher Zustand sich veraendert, welche Frist gilt und welche Gegenbeobachtung die Annahme widerlegen wuerde. Erst danach entsteht eine begruendete Entscheidung im Feld Begriff, Fallbewertung, Wirkpfad, rote Linie, Quellenbeurteilung oder Rueckkopplungsregel.</w:t>
-      </w:r>
-    </w:p>
-    <w:p>
-      <w:r>
-        <w:t>Kontrollfrage. Welche Entscheidung waere falsch, wenn Wirkungsökonomische Vertiefung in V02 missverstanden wird? Die Antwort muss mindestens eine Daten- oder Quellenannahme, eine betroffene Gruppe oder Schutzdimension, eine moegliche Nebenwirkung und einen Rueckkopplungsschritt nennen. Richtig ist nicht die lauteste Bewertung, sondern diejenige, die Begriff, Beleg und Steuerungsfolge zusammenhaelt.</w:t>
-      </w:r>
-    </w:p>
-    <w:p>
-      <w:r>
-        <w:t>Rueckfluss. Fuer den WOE-Korpus bedeutet das: Begriffe aus Wirkung statt Kapital sollten dort geschaerft werden, wo sie in Glossar, Werkzeugen, Journal oder Readern doppeldeutig bleiben. Offene Forschungsfragen werden nicht versteckt. Sie markieren die Stelle, an der spaetere Evidenz, ein besserer Datensatz oder eine praezisere Fallstudie die Bewertung veraendern kann.</w:t>
-      </w:r>
-    </w:p>
-    <w:p>
-      <w:r>
-        <w:t>Steuerung und Rueckkopplung. In V02 muss Begriffliche Präzision immer mit Empfaengern gelesen werden. Wirkung entsteht nicht beim Sender, sondern an veraenderten Zustaenden von Menschen, Oekosystemen, Institutionen, Oeffentlichkeit oder kuenftigen Handlungsspielraeumen. Darum reicht es nicht, interne Aktivitaeten zu dokumentieren. Entscheidend ist, ob sich ein Zustand nachvollziehbar veraendert und ob diese Veraenderung im Referenzrahmen Mensch, Planet, Demokratie, SDGs, Agenda 2030 und SDG+ tragfaehig bewertet werden kann.</w:t>
-      </w:r>
-    </w:p>
-    <w:p>
-      <w:r>
-        <w:t>Ein Bericht behauptet, die Massnahme zu Wirkung statt Kapital sei erfolgreich. Die WOE-Lesart fragt bei Begriffliche Präzision nach belastbaren Nachweisen: begriffliche Praezision, Fallbeschreibung, Quellenklarheit, Plausibilitaet und offene Unsicherheit. Wenn diese Nachweise fehlen, bleibt die Aussage Wirkungspotenzial oder Kommunikationsbehauptung. Sie kann wichtig sein, aber sie ist noch keine belegte Wirkung.</w:t>
-      </w:r>
-    </w:p>
-    <w:p>
-      <w:r>
-        <w:t>Pruefungsnahe Anwendung. Wissenschaftliche Anschlussfaehigkeit entsteht hier durch Quellenklarheit. Bei Wirkpfad werden interne WOE-Begriffe nicht als Ersatz fuer Belege benutzt, sondern mit Grundlagenwerk, WOE-Referenz, Glossar, Werkzeuge, Journal und externe Fachquellen verbunden. Wo die Datenlage offen bleibt, wird das offengelegt. Wo eine Aussage nur plausibel ist, bleibt sie als Wirkungspotenzial markiert. Wo ein Schaden eine rote Linie beruehrt, greift Nichtkompensation vor Durchschnittslogik.</w:t>
-      </w:r>
-    </w:p>
-    <w:p>
-      <w:r>
-        <w:t>In einer kontroversen Entscheidung wirkt Wirkpfad als Pruefpunkt fuer Ambivalenz. Ein Nutzen fuer eine Gruppe kann mit Risiken fuer andere Wirkungsempfaenger einhergehen. Das Skript verlangt deshalb, positive und negative Zustandsveraenderungen getrennt zu fuehren, bevor von positiver Netto-Wirkung gesprochen wird.</w:t>
-      </w:r>
-    </w:p>
-    <w:p>
-      <w:r>
-        <w:t>Transfer in den WOE-Korpus. In Grundstudium Wirkungsoekonomie wird Leitthese erst steuerungsfaehig, wenn daraus eine Entscheidung folgt. Die Grundbegriffe muessen in spaeteren Modulen wiedererkennbar bleiben. Ohne diese Rueckkopplung bleibt Reporting eine Beschreibung. Mit Rueckkopplung wird aus Bewertung eine veraenderte Routine: ein anderer Prozess, ein geaenderter Anreiz, eine bessere Datenpflicht, eine korrigierte Kommunikation oder eine neue Priorisierung.</w:t>
-      </w:r>
-    </w:p>
-    <w:p>
-      <w:r>
-        <w:t>Die typische Fehlstelle bei Wirkung statt Kapital liegt darin, Absicht, Aktivitaet oder Reporting als Wirkung zu behandeln. Bei Leitthese wird diese Fehlstelle konkret: Ein scheinbar plausibler Befund darf nicht zur Abkuerzung werden. Quellen, Systemgrenzen, Unsicherheit und Rueckkopplung bleiben sichtbar.</w:t>
-      </w:r>
-    </w:p>
-    <w:p>
-      <w:r>
-        <w:t>Grenzen der Aussage. Die Grenze gegen Scheingenauigkeit verlaeuft bei Didaktische Einordnung im Studiengang nicht zwischen Optimismus und Pessimismus. Sie verlaeuft zwischen offengelegter Unsicherheit und rhetorischer Sicherheit. Wer Wirkung statt Kapital belastbar anwenden will, benennt Systemgrenze, Zeitraum, Vergleichspunkt und offene Gegenhypothese. Gerade dadurch bleibt das Skript anschlussfaehig fuer Forschung, Praxis und spaetere Revision.</w:t>
-      </w:r>
-    </w:p>
-    <w:p>
-      <w:r>
-        <w:t>Fuer die Pruefung ist Didaktische Einordnung im Studiengang dann verstanden, wenn daraus eine belastbare Fallantwort entsteht. Eine gute Antwort unterscheidet Beobachtung, Kausalannahme, Bewertung und Steuerungsfolge. Sie bewertet keine Menschen, sondern Wirkpfade, Zustandsveraenderungen, Risiken und institutionelle Bedingungen.</w:t>
-      </w:r>
-    </w:p>
-    <w:p>
-      <w:r>
-        <w:t>Kontrollfrage. Welche Entscheidung waere falsch, wenn Didaktische Einordnung im Studiengang in V02 missverstanden wird? Die Antwort muss mindestens eine Daten- oder Quellenannahme, eine betroffene Gruppe oder Schutzdimension, eine moegliche Nebenwirkung und einen Rueckkopplungsschritt nennen. Richtig ist nicht die lauteste Bewertung, sondern diejenige, die Begriff, Beleg und Steuerungsfolge zusammenhaelt.</w:t>
+        <w:t>Vertiefungsrunde 5: Anschluss an Praxis und Forschung</w:t>
+      </w:r>
+    </w:p>
+    <w:p>
+      <w:r>
+        <w:t>Diese Runde wechselt den Blickwinkel, damit der Schlussblock nicht nur wiederholt, sondern Leseentscheidungen vorbereitet: Was ist belegt, was bleibt Potenzial, welche Nebenwirkung ist relevant und welche Steuerungsfolge wird daraus abgeleitet?</w:t>
+      </w:r>
+    </w:p>
+    <w:p>
+      <w:r>
+        <w:t>Begriffliche Sicherung. Die Grenze gegen Scheingenauigkeit verlaeuft bei Quelltext und fachliche Grundlegung nicht zwischen Optimismus und Pessimismus. Sie verlaeuft zwischen offengelegter Unsicherheit und rhetorischer Sicherheit. Wer Wirkung statt Kapital belastbar anwenden will, benennt Systemgrenze, Zeitraum, Vergleichspunkt und offene Gegenhypothese. Gerade dadurch bleibt das Skript anschlussfaehig fuer Forschung, Praxis und spaetere Revision.</w:t>
+      </w:r>
+    </w:p>
+    <w:p>
+      <w:r>
+        <w:t>Fuer die Pruefung ist Quelltext und fachliche Grundlegung dann verstanden, wenn daraus eine belastbare Fallantwort entsteht. Eine gute Antwort unterscheidet Beobachtung, Kausalannahme, Bewertung und Steuerungsfolge. Sie bewertet keine Menschen, sondern Wirkpfade, Zustandsveraenderungen, Risiken und institutionelle Bedingungen.</w:t>
+      </w:r>
+    </w:p>
+    <w:p>
+      <w:r>
+        <w:t>Fallpruefung. Wenn eine Kommune eine bestehende Massnahme neu priorisieren will, beginnt die Analyse bei Empfaengern, Wirkraum, Zeitraum und Datenquelle. Bei Quelltext und fachliche Grundlegung muss dann geklaert werden, ob Ressourcen umgeschichtet, Daten nacherhoben oder Zielkonflikte offengelegt werden. Eine tragfaehige Antwort benennt mindestens eine Quelle, eine offene Unsicherheit, eine moegliche Gegenbeobachtung und die Entscheidung, die nach der Bewertung geaendert wird.</w:t>
+      </w:r>
+    </w:p>
+    <w:p>
+      <w:r>
+        <w:t>Wirkpfadpruefung. Vom Maßstab zum Kompass zeigt, warum Wirkung statt Kapital mehr ist als ein Schlagwort im Feld Wirkpfade, Wirkungsempfaenger, Bewertung und Rueckkopplung. Die wirkungsoekonomische Frage lautet: Welche reale Veraenderung wird moeglich, welche bleibt nur Potenzial und wo entsteht ein Wirkungsrisiko? Diese Unterscheidung schuetzt vor Impact-Washing, weil sie Absicht, Aktivitaet, Reichweite und Wirkung auseinanderhaelt.</w:t>
+      </w:r>
+    </w:p>
+    <w:p>
+      <w:r>
+        <w:t>Eine Kommune, ein Unternehmen oder eine Bildungsorganisation will Wirkung statt Kapital praktisch anwenden. Der erste Schritt ist nicht die Auswahl eines Instruments, sondern die Klaerung der Zustandsveraenderung. Bei Vom Maßstab zum Kompass muss deshalb benannt werden, wer betroffen ist, welcher Zustand sich veraendert, welche Frist gilt und welche Gegenbeobachtung die Annahme widerlegen wuerde. Erst danach entsteht eine begruendete Entscheidung im Feld Begriff, Fallbewertung, Wirkpfad, rote Linie, Quellenbeurteilung oder Rueckkopplungsregel.</w:t>
+      </w:r>
+    </w:p>
+    <w:p>
+      <w:r>
+        <w:t>Fallpruefung. Wenn ein Unternehmen ein Produkt, einen Prozess oder eine Investition wirkungsbezogen bewerten will, beginnt die Analyse bei Empfaengern, Wirkraum, Zeitraum und Datenquelle. Bei Vom Maßstab zum Kompass muss dann geklaert werden, welche Entscheidung nach der Bewertung tatsaechlich anders ausfaellt. Eine tragfaehige Antwort benennt mindestens eine Quelle, eine offene Unsicherheit, eine moegliche Gegenbeobachtung und die Entscheidung, die nach der Bewertung geaendert wird.</w:t>
+      </w:r>
+    </w:p>
+    <w:p>
+      <w:r>
+        <w:t>Fuer die Bewertung reicht kein Summenscore, der zentrale Schaeden mit bequemen Pluspunkten verrechnet. Nichtkompensation und Reverse Merit Order markieren, wo rote Linien, demokratische Grundbedingungen oder planetare Grenzen Vorrang vor Durchschnittslogik haben. So bleibt positive Netto-Wirkung eine anspruchsvolle Zielgroesse und wird nicht zur dekorativen Formel.</w:t>
+      </w:r>
+    </w:p>
+    <w:p>
+      <w:r>
+        <w:t>Evidenzfenster. In V02 muss Was Kapital gut kann immer mit Empfaengern gelesen werden. Wirkung entsteht nicht beim Sender, sondern an veraenderten Zustaenden von Menschen, Oekosystemen, Institutionen, Oeffentlichkeit oder kuenftigen Handlungsspielraeumen. Darum reicht es nicht, interne Aktivitaeten zu dokumentieren. Entscheidend ist, ob sich ein Zustand nachvollziehbar veraendert und ob diese Veraenderung im Referenzrahmen Mensch, Planet, Demokratie, SDGs, Agenda 2030 und SDG+ tragfaehig bewertet werden kann.</w:t>
+      </w:r>
+    </w:p>
+    <w:p>
+      <w:r>
+        <w:t>Ein Bericht behauptet, die Massnahme zu Wirkung statt Kapital sei erfolgreich. Die WOE-Lesart fragt bei Was Kapital gut kann nach belastbaren Nachweisen: begriffliche Praezision, Fallbeschreibung, Quellenklarheit, Plausibilitaet und offene Unsicherheit. Wenn diese Nachweise fehlen, bleibt die Aussage Wirkungspotenzial oder Kommunikationsbehauptung. Sie kann wichtig sein, aber sie ist noch keine belegte Wirkung.</w:t>
+      </w:r>
+    </w:p>
+    <w:p>
+      <w:r>
+        <w:t>Fallpruefung. Wenn eine Bildungs- oder Forschungseinrichtung eine Wirkungsaussage fuer Lernende und Praxispartner pruefbar machen will, beginnt die Analyse bei Empfaengern, Wirkraum, Zeitraum und Datenquelle. Bei Was Kapital gut kann muss dann geklaert werden, welche Begriffe, Quellen und Grenzen im Material sichtbar bleiben muessen. Eine tragfaehige Antwort benennt mindestens eine Quelle, eine offene Unsicherheit, eine moegliche Gegenbeobachtung und die Entscheidung, die nach der Bewertung geaendert wird.</w:t>
+      </w:r>
+    </w:p>
+    <w:p>
+      <w:r>
+        <w:t>Der Rueckfluss in den WOE-Korpus liegt hier in klaren Begriffen, sauber verlinkten Quellen und benannten Forschungsfragen. Wo Glossar, Werkzeuge, Journal oder Reader noch doppeldeutig bleiben, sollte Wirkung statt Kapital nicht als fertige Gewissheit auftreten, sondern als pruefbarer Lernstand mit Korrekturpfad.</w:t>
+      </w:r>
+    </w:p>
+    <w:p>
+      <w:r>
+        <w:t>Bewertungsgrenze. Wissenschaftliche Anschlussfaehigkeit entsteht hier durch Quellenklarheit. Bei Der stille Zieltausch werden interne WOE-Begriffe nicht als Ersatz fuer Belege benutzt, sondern mit Grundlagenwerk, WOE-Referenz, Glossar, Werkzeuge, Journal und externe Fachquellen verbunden. Wo die Datenlage offen bleibt, wird das offengelegt. Wo eine Aussage nur plausibel ist, bleibt sie als Wirkungspotenzial markiert. Wo ein Schaden eine rote Linie beruehrt, greift Nichtkompensation vor Durchschnittslogik.</w:t>
+      </w:r>
+    </w:p>
+    <w:p>
+      <w:r>
+        <w:t>In einer kontroversen Entscheidung wirkt Der stille Zieltausch als Pruefpunkt fuer Ambivalenz. Ein Nutzen fuer eine Gruppe kann mit Risiken fuer andere Wirkungsempfaenger einhergehen. Das Skript verlangt deshalb, positive und negative Zustandsveraenderungen getrennt zu fuehren, bevor von positiver Netto-Wirkung gesprochen wird.</w:t>
+      </w:r>
+    </w:p>
+    <w:p>
+      <w:r>
+        <w:t>Fallpruefung. Wenn eine Kommune eine bestehende Massnahme neu priorisieren will, beginnt die Analyse bei Empfaengern, Wirkraum, Zeitraum und Datenquelle. Bei Der stille Zieltausch muss dann geklaert werden, ob Ressourcen umgeschichtet, Daten nacherhoben oder Zielkonflikte offengelegt werden. Eine tragfaehige Antwort benennt mindestens eine Quelle, eine offene Unsicherheit, eine moegliche Gegenbeobachtung und die Entscheidung, die nach der Bewertung geaendert wird.</w:t>
+      </w:r>
+    </w:p>
+    <w:p>
+      <w:r>
+        <w:t>Steuerungsfolge. In Grundstudium Wirkungsoekonomie wird Was Wirkung bedeutet erst steuerungsfaehig, wenn daraus eine Entscheidung folgt. Die Grundbegriffe muessen in spaeteren Modulen wiedererkennbar bleiben. Ohne diese Rueckkopplung bleibt Reporting eine Beschreibung. Mit Rueckkopplung wird aus Bewertung eine veraenderte Routine: ein anderer Prozess, ein geaenderter Anreiz, eine bessere Datenpflicht, eine korrigierte Kommunikation oder eine neue Priorisierung.</w:t>
+      </w:r>
+    </w:p>
+    <w:p>
+      <w:r>
+        <w:t>Die typische Fehlstelle bei Wirkung statt Kapital liegt darin, Absicht, Aktivitaet oder Reporting als Wirkung zu behandeln. Bei Was Wirkung bedeutet wird diese Fehlstelle konkret: Ein scheinbar plausibler Befund darf nicht zur Abkuerzung werden. Quellen, Systemgrenzen, Unsicherheit und Rueckkopplung bleiben sichtbar.</w:t>
+      </w:r>
+    </w:p>
+    <w:p>
+      <w:r>
+        <w:t>Fallpruefung. Wenn ein Unternehmen ein Produkt, einen Prozess oder eine Investition wirkungsbezogen bewerten will, beginnt die Analyse bei Empfaengern, Wirkraum, Zeitraum und Datenquelle. Bei Was Wirkung bedeutet muss dann geklaert werden, welche Entscheidung nach der Bewertung tatsaechlich anders ausfaellt. Eine tragfaehige Antwort benennt mindestens eine Quelle, eine offene Unsicherheit, eine moegliche Gegenbeobachtung und die Entscheidung, die nach der Bewertung geaendert wird.</w:t>
+      </w:r>
+    </w:p>
+    <w:p>
+      <w:r>
+        <w:t>Fuer die Bewertung reicht kein Summenscore, der zentrale Schaeden mit bequemen Pluspunkten verrechnet. Nichtkompensation und Reverse Merit Order markieren, wo rote Linien, demokratische Grundbedingungen oder planetare Grenzen Vorrang vor Durchschnittslogik haben. So bleibt positive Netto-Wirkung eine anspruchsvolle Zielgroesse und wird nicht zur dekorativen Formel.</w:t>
+      </w:r>
+    </w:p>
+    <w:p>
+      <w:r>
+        <w:t>Transferhinweis. Die Grenze gegen Scheingenauigkeit verlaeuft bei Ein Beispiel mit zwei Investitionen nicht zwischen Optimismus und Pessimismus. Sie verlaeuft zwischen offengelegter Unsicherheit und rhetorischer Sicherheit. Wer Wirkung statt Kapital belastbar anwenden will, benennt Systemgrenze, Zeitraum, Vergleichspunkt und offene Gegenhypothese. Gerade dadurch bleibt das Skript anschlussfaehig fuer Forschung, Praxis und spaetere Revision.</w:t>
+      </w:r>
+    </w:p>
+    <w:p>
+      <w:r>
+        <w:t>Fuer die Pruefung ist Ein Beispiel mit zwei Investitionen dann verstanden, wenn daraus eine belastbare Fallantwort entsteht. Eine gute Antwort unterscheidet Beobachtung, Kausalannahme, Bewertung und Steuerungsfolge. Sie bewertet keine Menschen, sondern Wirkpfade, Zustandsveraenderungen, Risiken und institutionelle Bedingungen.</w:t>
+      </w:r>
+    </w:p>
+    <w:p>
+      <w:r>
+        <w:t>Fallpruefung. Wenn eine Bildungs- oder Forschungseinrichtung eine Wirkungsaussage fuer Lernende und Praxispartner pruefbar machen will, beginnt die Analyse bei Empfaengern, Wirkraum, Zeitraum und Datenquelle. Bei Ein Beispiel mit zwei Investitionen muss dann geklaert werden, welche Begriffe, Quellen und Grenzen im Material sichtbar bleiben muessen. Eine tragfaehige Antwort benennt mindestens eine Quelle, eine offene Unsicherheit, eine moegliche Gegenbeobachtung und die Entscheidung, die nach der Bewertung geaendert wird.</w:t>
+      </w:r>
+    </w:p>
+    <w:p>
+      <w:r>
+        <w:t>Der Rueckfluss in den WOE-Korpus liegt hier in klaren Begriffen, sauber verlinkten Quellen und benannten Forschungsfragen. Wo Glossar, Werkzeuge, Journal oder Reader noch doppeldeutig bleiben, sollte Wirkung statt Kapital nicht als fertige Gewissheit auftreten, sondern als pruefbarer Lernstand mit Korrekturpfad.</w:t>
       </w:r>
     </w:p>
     <w:p>
@@ -3328,112 +3398,122 @@
         <w:pStyle w:val="Heading3"/>
       </w:pPr>
       <w:r>
-        <w:t>Schlussvertiefung 6: Wirkung statt Kapital im Anwendungsfall</w:t>
-      </w:r>
-    </w:p>
-    <w:p>
-      <w:r>
-        <w:t>Die folgenden Abschnitte sind keine neue Pruefungsloesung. Sie verdichten die vorhandenen Kapitel zu einer Lesart, mit der Studierende einen Fall selbststaendig analysieren koennen. Im Mittelpunkt stehen Wirkpfade, Wirkungsempfaenger, Bewertung und Rueckkopplung, nicht moralische Personenbewertung.</w:t>
-      </w:r>
-    </w:p>
-    <w:p>
-      <w:r>
-        <w:t>Begriffliche Schlussklaerung. Analysemodell zeigt, warum Wirkung statt Kapital mehr ist als ein Schlagwort im Feld Wirkpfade, Wirkungsempfaenger, Bewertung und Rueckkopplung. Die wirkungsoekonomische Frage lautet: Welche reale Veraenderung wird moeglich, welche bleibt nur Potenzial und wo entsteht ein Wirkungsrisiko? Diese Unterscheidung schuetzt vor Impact-Washing, weil sie Absicht, Aktivitaet, Reichweite und Wirkung auseinanderhaelt.</w:t>
-      </w:r>
-    </w:p>
-    <w:p>
-      <w:r>
-        <w:t>Eine Kommune, ein Unternehmen oder eine Bildungsorganisation will Wirkung statt Kapital praktisch anwenden. Der erste Schritt ist nicht die Auswahl eines Instruments, sondern die Klaerung der Zustandsveraenderung. Bei Analysemodell muss deshalb benannt werden, wer betroffen ist, welcher Zustand sich veraendert, welche Frist gilt und welche Gegenbeobachtung die Annahme widerlegen wuerde. Erst danach entsteht eine begruendete Entscheidung im Feld Begriff, Fallbewertung, Wirkpfad, rote Linie, Quellenbeurteilung oder Rueckkopplungsregel.</w:t>
-      </w:r>
-    </w:p>
-    <w:p>
-      <w:r>
-        <w:t>Wirkpfad und Empfaenger. In V02 muss Modellformel immer mit Empfaengern gelesen werden. Wirkung entsteht nicht beim Sender, sondern an veraenderten Zustaenden von Menschen, Oekosystemen, Institutionen, Oeffentlichkeit oder kuenftigen Handlungsspielraeumen. Darum reicht es nicht, interne Aktivitaeten zu dokumentieren. Entscheidend ist, ob sich ein Zustand nachvollziehbar veraendert und ob diese Veraenderung im Referenzrahmen Mensch, Planet, Demokratie, SDGs, Agenda 2030 und SDG+ tragfaehig bewertet werden kann.</w:t>
-      </w:r>
-    </w:p>
-    <w:p>
-      <w:r>
-        <w:t>Ein Bericht behauptet, die Massnahme zu Wirkung statt Kapital sei erfolgreich. Die WOE-Lesart fragt bei Modellformel nach belastbaren Nachweisen: begriffliche Praezision, Fallbeschreibung, Quellenklarheit, Plausibilitaet und offene Unsicherheit. Wenn diese Nachweise fehlen, bleibt die Aussage Wirkungspotenzial oder Kommunikationsbehauptung. Sie kann wichtig sein, aber sie ist noch keine belegte Wirkung.</w:t>
-      </w:r>
-    </w:p>
-    <w:p>
-      <w:r>
-        <w:t>Rueckfluss. Fuer den WOE-Korpus bedeutet das: Begriffe aus Wirkung statt Kapital sollten dort geschaerft werden, wo sie in Glossar, Werkzeugen, Journal oder Readern doppeldeutig bleiben. Offene Forschungsfragen werden nicht versteckt. Sie markieren die Stelle, an der spaetere Evidenz, ein besserer Datensatz oder eine praezisere Fallstudie die Bewertung veraendern kann.</w:t>
-      </w:r>
-    </w:p>
-    <w:p>
-      <w:r>
-        <w:t>Daten, Quellen und Evidenz. Wissenschaftliche Anschlussfaehigkeit entsteht hier durch Quellenklarheit. Bei Fallfenster werden interne WOE-Begriffe nicht als Ersatz fuer Belege benutzt, sondern mit Grundlagenwerk, WOE-Referenz, Glossar, Werkzeuge, Journal und externe Fachquellen verbunden. Wo die Datenlage offen bleibt, wird das offengelegt. Wo eine Aussage nur plausibel ist, bleibt sie als Wirkungspotenzial markiert. Wo ein Schaden eine rote Linie beruehrt, greift Nichtkompensation vor Durchschnittslogik.</w:t>
-      </w:r>
-    </w:p>
-    <w:p>
-      <w:r>
-        <w:t>In einer kontroversen Entscheidung wirkt Fallfenster als Pruefpunkt fuer Ambivalenz. Ein Nutzen fuer eine Gruppe kann mit Risiken fuer andere Wirkungsempfaenger einhergehen. Das Skript verlangt deshalb, positive und negative Zustandsveraenderungen getrennt zu fuehren, bevor von positiver Netto-Wirkung gesprochen wird.</w:t>
-      </w:r>
-    </w:p>
-    <w:p>
-      <w:r>
-        <w:t>Bewertung und rote Linien. In Grundstudium Wirkungsoekonomie wird Prüfungsnahe Fallfragen ohne geschützte Antwortlogik erst steuerungsfaehig, wenn daraus eine Entscheidung folgt. Die Grundbegriffe muessen in spaeteren Modulen wiedererkennbar bleiben. Ohne diese Rueckkopplung bleibt Reporting eine Beschreibung. Mit Rueckkopplung wird aus Bewertung eine veraenderte Routine: ein anderer Prozess, ein geaenderter Anreiz, eine bessere Datenpflicht, eine korrigierte Kommunikation oder eine neue Priorisierung.</w:t>
-      </w:r>
-    </w:p>
-    <w:p>
-      <w:r>
-        <w:t>Die typische Fehlstelle bei Wirkung statt Kapital liegt darin, Absicht, Aktivitaet oder Reporting als Wirkung zu behandeln. Bei Prüfungsnahe Fallfragen ohne geschützte Antwortlogik wird diese Fehlstelle konkret: Ein scheinbar plausibler Befund darf nicht zur Abkuerzung werden. Quellen, Systemgrenzen, Unsicherheit und Rueckkopplung bleiben sichtbar.</w:t>
-      </w:r>
-    </w:p>
-    <w:p>
-      <w:r>
-        <w:t>Kontrollfrage. Welche Entscheidung waere falsch, wenn Prüfungsnahe Fallfragen ohne geschützte Antwortlogik in V02 missverstanden wird? Die Antwort muss mindestens eine Daten- oder Quellenannahme, eine betroffene Gruppe oder Schutzdimension, eine moegliche Nebenwirkung und einen Rueckkopplungsschritt nennen. Richtig ist nicht die lauteste Bewertung, sondern diejenige, die Begriff, Beleg und Steuerungsfolge zusammenhaelt.</w:t>
-      </w:r>
-    </w:p>
-    <w:p>
-      <w:r>
-        <w:t>Steuerung und Rueckkopplung. Die Grenze gegen Scheingenauigkeit verlaeuft bei Einleitung / Wirkungsfrage nicht zwischen Optimismus und Pessimismus. Sie verlaeuft zwischen offengelegter Unsicherheit und rhetorischer Sicherheit. Wer Wirkung statt Kapital belastbar anwenden will, benennt Systemgrenze, Zeitraum, Vergleichspunkt und offene Gegenhypothese. Gerade dadurch bleibt das Skript anschlussfaehig fuer Forschung, Praxis und spaetere Revision.</w:t>
-      </w:r>
-    </w:p>
-    <w:p>
-      <w:r>
-        <w:t>Fuer die Pruefung ist Einleitung / Wirkungsfrage dann verstanden, wenn daraus eine belastbare Fallantwort entsteht. Eine gute Antwort unterscheidet Beobachtung, Kausalannahme, Bewertung und Steuerungsfolge. Sie bewertet keine Menschen, sondern Wirkpfade, Zustandsveraenderungen, Risiken und institutionelle Bedingungen.</w:t>
-      </w:r>
-    </w:p>
-    <w:p>
-      <w:r>
-        <w:t>Pruefungsnahe Anwendung. Kernaussage zeigt, warum Wirkung statt Kapital mehr ist als ein Schlagwort im Feld Wirkpfade, Wirkungsempfaenger, Bewertung und Rueckkopplung. Die wirkungsoekonomische Frage lautet: Welche reale Veraenderung wird moeglich, welche bleibt nur Potenzial und wo entsteht ein Wirkungsrisiko? Diese Unterscheidung schuetzt vor Impact-Washing, weil sie Absicht, Aktivitaet, Reichweite und Wirkung auseinanderhaelt.</w:t>
-      </w:r>
-    </w:p>
-    <w:p>
-      <w:r>
-        <w:t>Eine Kommune, ein Unternehmen oder eine Bildungsorganisation will Wirkung statt Kapital praktisch anwenden. Der erste Schritt ist nicht die Auswahl eines Instruments, sondern die Klaerung der Zustandsveraenderung. Bei Kernaussage muss deshalb benannt werden, wer betroffen ist, welcher Zustand sich veraendert, welche Frist gilt und welche Gegenbeobachtung die Annahme widerlegen wuerde. Erst danach entsteht eine begruendete Entscheidung im Feld Begriff, Fallbewertung, Wirkpfad, rote Linie, Quellenbeurteilung oder Rueckkopplungsregel.</w:t>
-      </w:r>
-    </w:p>
-    <w:p>
-      <w:r>
-        <w:t>Transfer in den WOE-Korpus. In V02 muss Quelltext und fachliche Grundlegung immer mit Empfaengern gelesen werden. Wirkung entsteht nicht beim Sender, sondern an veraenderten Zustaenden von Menschen, Oekosystemen, Institutionen, Oeffentlichkeit oder kuenftigen Handlungsspielraeumen. Darum reicht es nicht, interne Aktivitaeten zu dokumentieren. Entscheidend ist, ob sich ein Zustand nachvollziehbar veraendert und ob diese Veraenderung im Referenzrahmen Mensch, Planet, Demokratie, SDGs, Agenda 2030 und SDG+ tragfaehig bewertet werden kann.</w:t>
-      </w:r>
-    </w:p>
-    <w:p>
-      <w:r>
-        <w:t>Ein Bericht behauptet, die Massnahme zu Wirkung statt Kapital sei erfolgreich. Die WOE-Lesart fragt bei Quelltext und fachliche Grundlegung nach belastbaren Nachweisen: begriffliche Praezision, Fallbeschreibung, Quellenklarheit, Plausibilitaet und offene Unsicherheit. Wenn diese Nachweise fehlen, bleibt die Aussage Wirkungspotenzial oder Kommunikationsbehauptung. Sie kann wichtig sein, aber sie ist noch keine belegte Wirkung.</w:t>
-      </w:r>
-    </w:p>
-    <w:p>
-      <w:r>
-        <w:t>Grenzen der Aussage. Wissenschaftliche Anschlussfaehigkeit entsteht hier durch Quellenklarheit. Bei Vom Maßstab zum Kompass werden interne WOE-Begriffe nicht als Ersatz fuer Belege benutzt, sondern mit Grundlagenwerk, WOE-Referenz, Glossar, Werkzeuge, Journal und externe Fachquellen verbunden. Wo die Datenlage offen bleibt, wird das offengelegt. Wo eine Aussage nur plausibel ist, bleibt sie als Wirkungspotenzial markiert. Wo ein Schaden eine rote Linie beruehrt, greift Nichtkompensation vor Durchschnittslogik.</w:t>
-      </w:r>
-    </w:p>
-    <w:p>
-      <w:r>
-        <w:t>In einer kontroversen Entscheidung wirkt Vom Maßstab zum Kompass als Pruefpunkt fuer Ambivalenz. Ein Nutzen fuer eine Gruppe kann mit Risiken fuer andere Wirkungsempfaenger einhergehen. Das Skript verlangt deshalb, positive und negative Zustandsveraenderungen getrennt zu fuehren, bevor von positiver Netto-Wirkung gesprochen wird.</w:t>
-      </w:r>
-    </w:p>
-    <w:p>
-      <w:r>
-        <w:t>Kontrollfrage. Welche Entscheidung waere falsch, wenn Vom Maßstab zum Kompass in V02 missverstanden wird? Die Antwort muss mindestens eine Daten- oder Quellenannahme, eine betroffene Gruppe oder Schutzdimension, eine moegliche Nebenwirkung und einen Rueckkopplungsschritt nennen. Richtig ist nicht die lauteste Bewertung, sondern diejenige, die Begriff, Beleg und Steuerungsfolge zusammenhaelt.</w:t>
-      </w:r>
-    </w:p>
-    <w:p>
-      <w:r>
-        <w:t>Rueckfluss. Fuer den WOE-Korpus bedeutet das: Begriffe aus Wirkung statt Kapital sollten dort geschaerft werden, wo sie in Glossar, Werkzeugen, Journal oder Readern doppeldeutig bleiben. Offene Forschungsfragen werden nicht versteckt. Sie markieren die Stelle, an der spaetere Evidenz, ein besserer Datensatz oder eine praezisere Fallstudie die Bewertung veraendern kann.</w:t>
+        <w:t>Vertiefungsrunde 6: Anschluss an Praxis und Forschung</w:t>
+      </w:r>
+    </w:p>
+    <w:p>
+      <w:r>
+        <w:t>Diese Runde wechselt den Blickwinkel, damit der Schlussblock nicht nur wiederholt, sondern Leseentscheidungen vorbereitet: Was ist belegt, was bleibt Potenzial, welche Nebenwirkung ist relevant und welche Steuerungsfolge wird daraus abgeleitet?</w:t>
+      </w:r>
+    </w:p>
+    <w:p>
+      <w:r>
+        <w:t>Rueckflussnotiz. Kapital als Benzin, nicht als Ziel zeigt, warum Wirkung statt Kapital mehr ist als ein Schlagwort im Feld Wirkpfade, Wirkungsempfaenger, Bewertung und Rueckkopplung. Die wirkungsoekonomische Frage lautet: Welche reale Veraenderung wird moeglich, welche bleibt nur Potenzial und wo entsteht ein Wirkungsrisiko? Diese Unterscheidung schuetzt vor Impact-Washing, weil sie Absicht, Aktivitaet, Reichweite und Wirkung auseinanderhaelt.</w:t>
+      </w:r>
+    </w:p>
+    <w:p>
+      <w:r>
+        <w:t>Eine Kommune, ein Unternehmen oder eine Bildungsorganisation will Wirkung statt Kapital praktisch anwenden. Der erste Schritt ist nicht die Auswahl eines Instruments, sondern die Klaerung der Zustandsveraenderung. Bei Kapital als Benzin, nicht als Ziel muss deshalb benannt werden, wer betroffen ist, welcher Zustand sich veraendert, welche Frist gilt und welche Gegenbeobachtung die Annahme widerlegen wuerde. Erst danach entsteht eine begruendete Entscheidung im Feld Begriff, Fallbewertung, Wirkpfad, rote Linie, Quellenbeurteilung oder Rueckkopplungsregel.</w:t>
+      </w:r>
+    </w:p>
+    <w:p>
+      <w:r>
+        <w:t>Fallpruefung. Wenn eine Kommune eine bestehende Massnahme neu priorisieren will, beginnt die Analyse bei Empfaengern, Wirkraum, Zeitraum und Datenquelle. Bei Kapital als Benzin, nicht als Ziel muss dann geklaert werden, ob Ressourcen umgeschichtet, Daten nacherhoben oder Zielkonflikte offengelegt werden. Eine tragfaehige Antwort benennt mindestens eine Quelle, eine offene Unsicherheit, eine moegliche Gegenbeobachtung und die Entscheidung, die nach der Bewertung geaendert wird.</w:t>
+      </w:r>
+    </w:p>
+    <w:p>
+      <w:r>
+        <w:t>Pruefungsimpuls. In V02 muss Der Perspektivwechsel im Kopf immer mit Empfaengern gelesen werden. Wirkung entsteht nicht beim Sender, sondern an veraenderten Zustaenden von Menschen, Oekosystemen, Institutionen, Oeffentlichkeit oder kuenftigen Handlungsspielraeumen. Darum reicht es nicht, interne Aktivitaeten zu dokumentieren. Entscheidend ist, ob sich ein Zustand nachvollziehbar veraendert und ob diese Veraenderung im Referenzrahmen Mensch, Planet, Demokratie, SDGs, Agenda 2030 und SDG+ tragfaehig bewertet werden kann.</w:t>
+      </w:r>
+    </w:p>
+    <w:p>
+      <w:r>
+        <w:t>Ein Bericht behauptet, die Massnahme zu Wirkung statt Kapital sei erfolgreich. Die WOE-Lesart fragt bei Der Perspektivwechsel im Kopf nach belastbaren Nachweisen: begriffliche Praezision, Fallbeschreibung, Quellenklarheit, Plausibilitaet und offene Unsicherheit. Wenn diese Nachweise fehlen, bleibt die Aussage Wirkungspotenzial oder Kommunikationsbehauptung. Sie kann wichtig sein, aber sie ist noch keine belegte Wirkung.</w:t>
+      </w:r>
+    </w:p>
+    <w:p>
+      <w:r>
+        <w:t>Fallpruefung. Wenn ein Unternehmen ein Produkt, einen Prozess oder eine Investition wirkungsbezogen bewerten will, beginnt die Analyse bei Empfaengern, Wirkraum, Zeitraum und Datenquelle. Bei Der Perspektivwechsel im Kopf muss dann geklaert werden, welche Entscheidung nach der Bewertung tatsaechlich anders ausfaellt. Eine tragfaehige Antwort benennt mindestens eine Quelle, eine offene Unsicherheit, eine moegliche Gegenbeobachtung und die Entscheidung, die nach der Bewertung geaendert wird.</w:t>
+      </w:r>
+    </w:p>
+    <w:p>
+      <w:r>
+        <w:t>Fuer die Bewertung reicht kein Summenscore, der zentrale Schaeden mit bequemen Pluspunkten verrechnet. Nichtkompensation und Reverse Merit Order markieren, wo rote Linien, demokratische Grundbedingungen oder planetare Grenzen Vorrang vor Durchschnittslogik haben. So bleibt positive Netto-Wirkung eine anspruchsvolle Zielgroesse und wird nicht zur dekorativen Formel.</w:t>
+      </w:r>
+    </w:p>
+    <w:p>
+      <w:r>
+        <w:t>Begriffliche Sicherung. Wissenschaftliche Anschlussfaehigkeit entsteht hier durch Quellenklarheit. Bei Warum das kein Idealismus ist werden interne WOE-Begriffe nicht als Ersatz fuer Belege benutzt, sondern mit Grundlagenwerk, WOE-Referenz, Glossar, Werkzeuge, Journal und externe Fachquellen verbunden. Wo die Datenlage offen bleibt, wird das offengelegt. Wo eine Aussage nur plausibel ist, bleibt sie als Wirkungspotenzial markiert. Wo ein Schaden eine rote Linie beruehrt, greift Nichtkompensation vor Durchschnittslogik.</w:t>
+      </w:r>
+    </w:p>
+    <w:p>
+      <w:r>
+        <w:t>In einer kontroversen Entscheidung wirkt Warum das kein Idealismus ist als Pruefpunkt fuer Ambivalenz. Ein Nutzen fuer eine Gruppe kann mit Risiken fuer andere Wirkungsempfaenger einhergehen. Das Skript verlangt deshalb, positive und negative Zustandsveraenderungen getrennt zu fuehren, bevor von positiver Netto-Wirkung gesprochen wird.</w:t>
+      </w:r>
+    </w:p>
+    <w:p>
+      <w:r>
+        <w:t>Fallpruefung. Wenn eine Bildungs- oder Forschungseinrichtung eine Wirkungsaussage fuer Lernende und Praxispartner pruefbar machen will, beginnt die Analyse bei Empfaengern, Wirkraum, Zeitraum und Datenquelle. Bei Warum das kein Idealismus ist muss dann geklaert werden, welche Begriffe, Quellen und Grenzen im Material sichtbar bleiben muessen. Eine tragfaehige Antwort benennt mindestens eine Quelle, eine offene Unsicherheit, eine moegliche Gegenbeobachtung und die Entscheidung, die nach der Bewertung geaendert wird.</w:t>
+      </w:r>
+    </w:p>
+    <w:p>
+      <w:r>
+        <w:t>Der Rueckfluss in den WOE-Korpus liegt hier in klaren Begriffen, sauber verlinkten Quellen und benannten Forschungsfragen. Wo Glossar, Werkzeuge, Journal oder Reader noch doppeldeutig bleiben, sollte Wirkung statt Kapital nicht als fertige Gewissheit auftreten, sondern als pruefbarer Lernstand mit Korrekturpfad.</w:t>
+      </w:r>
+    </w:p>
+    <w:p>
+      <w:r>
+        <w:t>Wirkpfadpruefung. In Grundstudium Wirkungsoekonomie wird Kapital neu in Dienst genommen erst steuerungsfaehig, wenn daraus eine Entscheidung folgt. Die Grundbegriffe muessen in spaeteren Modulen wiedererkennbar bleiben. Ohne diese Rueckkopplung bleibt Reporting eine Beschreibung. Mit Rueckkopplung wird aus Bewertung eine veraenderte Routine: ein anderer Prozess, ein geaenderter Anreiz, eine bessere Datenpflicht, eine korrigierte Kommunikation oder eine neue Priorisierung.</w:t>
+      </w:r>
+    </w:p>
+    <w:p>
+      <w:r>
+        <w:t>Die typische Fehlstelle bei Wirkung statt Kapital liegt darin, Absicht, Aktivitaet oder Reporting als Wirkung zu behandeln. Bei Kapital neu in Dienst genommen wird diese Fehlstelle konkret: Ein scheinbar plausibler Befund darf nicht zur Abkuerzung werden. Quellen, Systemgrenzen, Unsicherheit und Rueckkopplung bleiben sichtbar.</w:t>
+      </w:r>
+    </w:p>
+    <w:p>
+      <w:r>
+        <w:t>Fallpruefung. Wenn eine Kommune eine bestehende Massnahme neu priorisieren will, beginnt die Analyse bei Empfaengern, Wirkraum, Zeitraum und Datenquelle. Bei Kapital neu in Dienst genommen muss dann geklaert werden, ob Ressourcen umgeschichtet, Daten nacherhoben oder Zielkonflikte offengelegt werden. Eine tragfaehige Antwort benennt mindestens eine Quelle, eine offene Unsicherheit, eine moegliche Gegenbeobachtung und die Entscheidung, die nach der Bewertung geaendert wird.</w:t>
+      </w:r>
+    </w:p>
+    <w:p>
+      <w:r>
+        <w:t>Evidenzfenster. Die Grenze gegen Scheingenauigkeit verlaeuft bei Was du aus dieser Vorlesung mitnimmst nicht zwischen Optimismus und Pessimismus. Sie verlaeuft zwischen offengelegter Unsicherheit und rhetorischer Sicherheit. Wer Wirkung statt Kapital belastbar anwenden will, benennt Systemgrenze, Zeitraum, Vergleichspunkt und offene Gegenhypothese. Gerade dadurch bleibt das Skript anschlussfaehig fuer Forschung, Praxis und spaetere Revision.</w:t>
+      </w:r>
+    </w:p>
+    <w:p>
+      <w:r>
+        <w:t>Fuer die Pruefung ist Was du aus dieser Vorlesung mitnimmst dann verstanden, wenn daraus eine belastbare Fallantwort entsteht. Eine gute Antwort unterscheidet Beobachtung, Kausalannahme, Bewertung und Steuerungsfolge. Sie bewertet keine Menschen, sondern Wirkpfade, Zustandsveraenderungen, Risiken und institutionelle Bedingungen.</w:t>
+      </w:r>
+    </w:p>
+    <w:p>
+      <w:r>
+        <w:t>Fallpruefung. Wenn ein Unternehmen ein Produkt, einen Prozess oder eine Investition wirkungsbezogen bewerten will, beginnt die Analyse bei Empfaengern, Wirkraum, Zeitraum und Datenquelle. Bei Was du aus dieser Vorlesung mitnimmst muss dann geklaert werden, welche Entscheidung nach der Bewertung tatsaechlich anders ausfaellt. Eine tragfaehige Antwort benennt mindestens eine Quelle, eine offene Unsicherheit, eine moegliche Gegenbeobachtung und die Entscheidung, die nach der Bewertung geaendert wird.</w:t>
+      </w:r>
+    </w:p>
+    <w:p>
+      <w:r>
+        <w:t>Fuer die Bewertung reicht kein Summenscore, der zentrale Schaeden mit bequemen Pluspunkten verrechnet. Nichtkompensation und Reverse Merit Order markieren, wo rote Linien, demokratische Grundbedingungen oder planetare Grenzen Vorrang vor Durchschnittslogik haben. So bleibt positive Netto-Wirkung eine anspruchsvolle Zielgroesse und wird nicht zur dekorativen Formel.</w:t>
+      </w:r>
+    </w:p>
+    <w:p>
+      <w:r>
+        <w:t>Bewertungsgrenze. Wirkungsökonomische Vertiefung zeigt, warum Wirkung statt Kapital mehr ist als ein Schlagwort im Feld Wirkpfade, Wirkungsempfaenger, Bewertung und Rueckkopplung. Die wirkungsoekonomische Frage lautet: Welche reale Veraenderung wird moeglich, welche bleibt nur Potenzial und wo entsteht ein Wirkungsrisiko? Diese Unterscheidung schuetzt vor Impact-Washing, weil sie Absicht, Aktivitaet, Reichweite und Wirkung auseinanderhaelt.</w:t>
+      </w:r>
+    </w:p>
+    <w:p>
+      <w:r>
+        <w:t>Eine Kommune, ein Unternehmen oder eine Bildungsorganisation will Wirkung statt Kapital praktisch anwenden. Der erste Schritt ist nicht die Auswahl eines Instruments, sondern die Klaerung der Zustandsveraenderung. Bei Wirkungsökonomische Vertiefung muss deshalb benannt werden, wer betroffen ist, welcher Zustand sich veraendert, welche Frist gilt und welche Gegenbeobachtung die Annahme widerlegen wuerde. Erst danach entsteht eine begruendete Entscheidung im Feld Begriff, Fallbewertung, Wirkpfad, rote Linie, Quellenbeurteilung oder Rueckkopplungsregel.</w:t>
+      </w:r>
+    </w:p>
+    <w:p>
+      <w:r>
+        <w:t>Fallpruefung. Wenn eine Bildungs- oder Forschungseinrichtung eine Wirkungsaussage fuer Lernende und Praxispartner pruefbar machen will, beginnt die Analyse bei Empfaengern, Wirkraum, Zeitraum und Datenquelle. Bei Wirkungsökonomische Vertiefung muss dann geklaert werden, welche Begriffe, Quellen und Grenzen im Material sichtbar bleiben muessen. Eine tragfaehige Antwort benennt mindestens eine Quelle, eine offene Unsicherheit, eine moegliche Gegenbeobachtung und die Entscheidung, die nach der Bewertung geaendert wird.</w:t>
+      </w:r>
+    </w:p>
+    <w:p>
+      <w:r>
+        <w:t>Der Rueckfluss in den WOE-Korpus liegt hier in klaren Begriffen, sauber verlinkten Quellen und benannten Forschungsfragen. Wo Glossar, Werkzeuge, Journal oder Reader noch doppeldeutig bleiben, sollte Wirkung statt Kapital nicht als fertige Gewissheit auftreten, sondern als pruefbarer Lernstand mit Korrekturpfad.</w:t>
       </w:r>
     </w:p>
     <w:p>
@@ -3441,170 +3521,82 @@
         <w:pStyle w:val="Heading3"/>
       </w:pPr>
       <w:r>
-        <w:t>Schlussvertiefung 7: Wirkung statt Kapital im Anwendungsfall</w:t>
-      </w:r>
-    </w:p>
-    <w:p>
-      <w:r>
-        <w:t>Die folgenden Abschnitte sind keine neue Pruefungsloesung. Sie verdichten die vorhandenen Kapitel zu einer Lesart, mit der Studierende einen Fall selbststaendig analysieren koennen. Im Mittelpunkt stehen Wirkpfade, Wirkungsempfaenger, Bewertung und Rueckkopplung, nicht moralische Personenbewertung.</w:t>
-      </w:r>
-    </w:p>
-    <w:p>
-      <w:r>
-        <w:t>Begriffliche Schlussklaerung. In Grundstudium Wirkungsoekonomie wird Was Kapital gut kann erst steuerungsfaehig, wenn daraus eine Entscheidung folgt. Die Grundbegriffe muessen in spaeteren Modulen wiedererkennbar bleiben. Ohne diese Rueckkopplung bleibt Reporting eine Beschreibung. Mit Rueckkopplung wird aus Bewertung eine veraenderte Routine: ein anderer Prozess, ein geaenderter Anreiz, eine bessere Datenpflicht, eine korrigierte Kommunikation oder eine neue Priorisierung.</w:t>
-      </w:r>
-    </w:p>
-    <w:p>
-      <w:r>
-        <w:t>Die typische Fehlstelle bei Wirkung statt Kapital liegt darin, Absicht, Aktivitaet oder Reporting als Wirkung zu behandeln. Bei Was Kapital gut kann wird diese Fehlstelle konkret: Ein scheinbar plausibler Befund darf nicht zur Abkuerzung werden. Quellen, Systemgrenzen, Unsicherheit und Rueckkopplung bleiben sichtbar.</w:t>
-      </w:r>
-    </w:p>
-    <w:p>
-      <w:r>
-        <w:t>Wirkpfad und Empfaenger. Die Grenze gegen Scheingenauigkeit verlaeuft bei Der stille Zieltausch nicht zwischen Optimismus und Pessimismus. Sie verlaeuft zwischen offengelegter Unsicherheit und rhetorischer Sicherheit. Wer Wirkung statt Kapital belastbar anwenden will, benennt Systemgrenze, Zeitraum, Vergleichspunkt und offene Gegenhypothese. Gerade dadurch bleibt das Skript anschlussfaehig fuer Forschung, Praxis und spaetere Revision.</w:t>
-      </w:r>
-    </w:p>
-    <w:p>
-      <w:r>
-        <w:t>Fuer die Pruefung ist Der stille Zieltausch dann verstanden, wenn daraus eine belastbare Fallantwort entsteht. Eine gute Antwort unterscheidet Beobachtung, Kausalannahme, Bewertung und Steuerungsfolge. Sie bewertet keine Menschen, sondern Wirkpfade, Zustandsveraenderungen, Risiken und institutionelle Bedingungen.</w:t>
-      </w:r>
-    </w:p>
-    <w:p>
-      <w:r>
-        <w:t>Daten, Quellen und Evidenz. Was Wirkung bedeutet zeigt, warum Wirkung statt Kapital mehr ist als ein Schlagwort im Feld Wirkpfade, Wirkungsempfaenger, Bewertung und Rueckkopplung. Die wirkungsoekonomische Frage lautet: Welche reale Veraenderung wird moeglich, welche bleibt nur Potenzial und wo entsteht ein Wirkungsrisiko? Diese Unterscheidung schuetzt vor Impact-Washing, weil sie Absicht, Aktivitaet, Reichweite und Wirkung auseinanderhaelt.</w:t>
-      </w:r>
-    </w:p>
-    <w:p>
-      <w:r>
-        <w:t>Eine Kommune, ein Unternehmen oder eine Bildungsorganisation will Wirkung statt Kapital praktisch anwenden. Der erste Schritt ist nicht die Auswahl eines Instruments, sondern die Klaerung der Zustandsveraenderung. Bei Was Wirkung bedeutet muss deshalb benannt werden, wer betroffen ist, welcher Zustand sich veraendert, welche Frist gilt und welche Gegenbeobachtung die Annahme widerlegen wuerde. Erst danach entsteht eine begruendete Entscheidung im Feld Begriff, Fallbewertung, Wirkpfad, rote Linie, Quellenbeurteilung oder Rueckkopplungsregel.</w:t>
-      </w:r>
-    </w:p>
-    <w:p>
-      <w:r>
-        <w:t>Bewertung und rote Linien. In V02 muss Ein Beispiel mit zwei Investitionen immer mit Empfaengern gelesen werden. Wirkung entsteht nicht beim Sender, sondern an veraenderten Zustaenden von Menschen, Oekosystemen, Institutionen, Oeffentlichkeit oder kuenftigen Handlungsspielraeumen. Darum reicht es nicht, interne Aktivitaeten zu dokumentieren. Entscheidend ist, ob sich ein Zustand nachvollziehbar veraendert und ob diese Veraenderung im Referenzrahmen Mensch, Planet, Demokratie, SDGs, Agenda 2030 und SDG+ tragfaehig bewertet werden kann.</w:t>
-      </w:r>
-    </w:p>
-    <w:p>
-      <w:r>
-        <w:t>Ein Bericht behauptet, die Massnahme zu Wirkung statt Kapital sei erfolgreich. Die WOE-Lesart fragt bei Ein Beispiel mit zwei Investitionen nach belastbaren Nachweisen: begriffliche Praezision, Fallbeschreibung, Quellenklarheit, Plausibilitaet und offene Unsicherheit. Wenn diese Nachweise fehlen, bleibt die Aussage Wirkungspotenzial oder Kommunikationsbehauptung. Sie kann wichtig sein, aber sie ist noch keine belegte Wirkung.</w:t>
-      </w:r>
-    </w:p>
-    <w:p>
-      <w:r>
-        <w:t>Kontrollfrage. Welche Entscheidung waere falsch, wenn Ein Beispiel mit zwei Investitionen in V02 missverstanden wird? Die Antwort muss mindestens eine Daten- oder Quellenannahme, eine betroffene Gruppe oder Schutzdimension, eine moegliche Nebenwirkung und einen Rueckkopplungsschritt nennen. Richtig ist nicht die lauteste Bewertung, sondern diejenige, die Begriff, Beleg und Steuerungsfolge zusammenhaelt.</w:t>
-      </w:r>
-    </w:p>
-    <w:p>
-      <w:r>
-        <w:t>Steuerung und Rueckkopplung. Wissenschaftliche Anschlussfaehigkeit entsteht hier durch Quellenklarheit. Bei Kapital als Benzin, nicht als Ziel werden interne WOE-Begriffe nicht als Ersatz fuer Belege benutzt, sondern mit Grundlagenwerk, WOE-Referenz, Glossar, Werkzeuge, Journal und externe Fachquellen verbunden. Wo die Datenlage offen bleibt, wird das offengelegt. Wo eine Aussage nur plausibel ist, bleibt sie als Wirkungspotenzial markiert. Wo ein Schaden eine rote Linie beruehrt, greift Nichtkompensation vor Durchschnittslogik.</w:t>
-      </w:r>
-    </w:p>
-    <w:p>
-      <w:r>
-        <w:t>In einer kontroversen Entscheidung wirkt Kapital als Benzin, nicht als Ziel als Pruefpunkt fuer Ambivalenz. Ein Nutzen fuer eine Gruppe kann mit Risiken fuer andere Wirkungsempfaenger einhergehen. Das Skript verlangt deshalb, positive und negative Zustandsveraenderungen getrennt zu fuehren, bevor von positiver Netto-Wirkung gesprochen wird.</w:t>
-      </w:r>
-    </w:p>
-    <w:p>
-      <w:r>
-        <w:t>Pruefungsnahe Anwendung. In Grundstudium Wirkungsoekonomie wird Der Perspektivwechsel im Kopf erst steuerungsfaehig, wenn daraus eine Entscheidung folgt. Die Grundbegriffe muessen in spaeteren Modulen wiedererkennbar bleiben. Ohne diese Rueckkopplung bleibt Reporting eine Beschreibung. Mit Rueckkopplung wird aus Bewertung eine veraenderte Routine: ein anderer Prozess, ein geaenderter Anreiz, eine bessere Datenpflicht, eine korrigierte Kommunikation oder eine neue Priorisierung.</w:t>
-      </w:r>
-    </w:p>
-    <w:p>
-      <w:r>
-        <w:t>Die typische Fehlstelle bei Wirkung statt Kapital liegt darin, Absicht, Aktivitaet oder Reporting als Wirkung zu behandeln. Bei Der Perspektivwechsel im Kopf wird diese Fehlstelle konkret: Ein scheinbar plausibler Befund darf nicht zur Abkuerzung werden. Quellen, Systemgrenzen, Unsicherheit und Rueckkopplung bleiben sichtbar.</w:t>
-      </w:r>
-    </w:p>
-    <w:p>
-      <w:r>
-        <w:t>Rueckfluss. Fuer den WOE-Korpus bedeutet das: Begriffe aus Wirkung statt Kapital sollten dort geschaerft werden, wo sie in Glossar, Werkzeugen, Journal oder Readern doppeldeutig bleiben. Offene Forschungsfragen werden nicht versteckt. Sie markieren die Stelle, an der spaetere Evidenz, ein besserer Datensatz oder eine praezisere Fallstudie die Bewertung veraendern kann.</w:t>
-      </w:r>
-    </w:p>
-    <w:p>
-      <w:r>
-        <w:t>Transfer in den WOE-Korpus. Die Grenze gegen Scheingenauigkeit verlaeuft bei Warum das kein Idealismus ist nicht zwischen Optimismus und Pessimismus. Sie verlaeuft zwischen offengelegter Unsicherheit und rhetorischer Sicherheit. Wer Wirkung statt Kapital belastbar anwenden will, benennt Systemgrenze, Zeitraum, Vergleichspunkt und offene Gegenhypothese. Gerade dadurch bleibt das Skript anschlussfaehig fuer Forschung, Praxis und spaetere Revision.</w:t>
-      </w:r>
-    </w:p>
-    <w:p>
-      <w:r>
-        <w:t>Fuer die Pruefung ist Warum das kein Idealismus ist dann verstanden, wenn daraus eine belastbare Fallantwort entsteht. Eine gute Antwort unterscheidet Beobachtung, Kausalannahme, Bewertung und Steuerungsfolge. Sie bewertet keine Menschen, sondern Wirkpfade, Zustandsveraenderungen, Risiken und institutionelle Bedingungen.</w:t>
-      </w:r>
-    </w:p>
-    <w:p>
-      <w:r>
-        <w:t>Grenzen der Aussage. Kapital neu in Dienst genommen zeigt, warum Wirkung statt Kapital mehr ist als ein Schlagwort im Feld Wirkpfade, Wirkungsempfaenger, Bewertung und Rueckkopplung. Die wirkungsoekonomische Frage lautet: Welche reale Veraenderung wird moeglich, welche bleibt nur Potenzial und wo entsteht ein Wirkungsrisiko? Diese Unterscheidung schuetzt vor Impact-Washing, weil sie Absicht, Aktivitaet, Reichweite und Wirkung auseinanderhaelt.</w:t>
-      </w:r>
-    </w:p>
-    <w:p>
-      <w:r>
-        <w:t>Eine Kommune, ein Unternehmen oder eine Bildungsorganisation will Wirkung statt Kapital praktisch anwenden. Der erste Schritt ist nicht die Auswahl eines Instruments, sondern die Klaerung der Zustandsveraenderung. Bei Kapital neu in Dienst genommen muss deshalb benannt werden, wer betroffen ist, welcher Zustand sich veraendert, welche Frist gilt und welche Gegenbeobachtung die Annahme widerlegen wuerde. Erst danach entsteht eine begruendete Entscheidung im Feld Begriff, Fallbewertung, Wirkpfad, rote Linie, Quellenbeurteilung oder Rueckkopplungsregel.</w:t>
-      </w:r>
-    </w:p>
-    <w:p>
-      <w:r>
-        <w:t>Kontrollfrage. Welche Entscheidung waere falsch, wenn Kapital neu in Dienst genommen in V02 missverstanden wird? Die Antwort muss mindestens eine Daten- oder Quellenannahme, eine betroffene Gruppe oder Schutzdimension, eine moegliche Nebenwirkung und einen Rueckkopplungsschritt nennen. Richtig ist nicht die lauteste Bewertung, sondern diejenige, die Begriff, Beleg und Steuerungsfolge zusammenhaelt.</w:t>
-      </w:r>
-    </w:p>
-    <w:p>
-      <w:pPr>
-        <w:pStyle w:val="Heading3"/>
-      </w:pPr>
-      <w:r>
-        <w:t>Schlussvertiefung 8: Wirkung statt Kapital im Anwendungsfall</w:t>
-      </w:r>
-    </w:p>
-    <w:p>
-      <w:r>
-        <w:t>Die folgenden Abschnitte sind keine neue Pruefungsloesung. Sie verdichten die vorhandenen Kapitel zu einer Lesart, mit der Studierende einen Fall selbststaendig analysieren koennen. Im Mittelpunkt stehen Wirkpfade, Wirkungsempfaenger, Bewertung und Rueckkopplung, nicht moralische Personenbewertung.</w:t>
-      </w:r>
-    </w:p>
-    <w:p>
-      <w:r>
-        <w:t>Begriffliche Schlussklaerung. In V02 muss Was du aus dieser Vorlesung mitnimmst immer mit Empfaengern gelesen werden. Wirkung entsteht nicht beim Sender, sondern an veraenderten Zustaenden von Menschen, Oekosystemen, Institutionen, Oeffentlichkeit oder kuenftigen Handlungsspielraeumen. Darum reicht es nicht, interne Aktivitaeten zu dokumentieren. Entscheidend ist, ob sich ein Zustand nachvollziehbar veraendert und ob diese Veraenderung im Referenzrahmen Mensch, Planet, Demokratie, SDGs, Agenda 2030 und SDG+ tragfaehig bewertet werden kann.</w:t>
-      </w:r>
-    </w:p>
-    <w:p>
-      <w:r>
-        <w:t>Ein Bericht behauptet, die Massnahme zu Wirkung statt Kapital sei erfolgreich. Die WOE-Lesart fragt bei Was du aus dieser Vorlesung mitnimmst nach belastbaren Nachweisen: begriffliche Praezision, Fallbeschreibung, Quellenklarheit, Plausibilitaet und offene Unsicherheit. Wenn diese Nachweise fehlen, bleibt die Aussage Wirkungspotenzial oder Kommunikationsbehauptung. Sie kann wichtig sein, aber sie ist noch keine belegte Wirkung.</w:t>
-      </w:r>
-    </w:p>
-    <w:p>
-      <w:r>
-        <w:t>Wirkpfad und Empfaenger. Wissenschaftliche Anschlussfaehigkeit entsteht hier durch Quellenklarheit. Bei Wirkungsökonomische Vertiefung werden interne WOE-Begriffe nicht als Ersatz fuer Belege benutzt, sondern mit Grundlagenwerk, WOE-Referenz, Glossar, Werkzeuge, Journal und externe Fachquellen verbunden. Wo die Datenlage offen bleibt, wird das offengelegt. Wo eine Aussage nur plausibel ist, bleibt sie als Wirkungspotenzial markiert. Wo ein Schaden eine rote Linie beruehrt, greift Nichtkompensation vor Durchschnittslogik.</w:t>
-      </w:r>
-    </w:p>
-    <w:p>
-      <w:r>
-        <w:t>In einer kontroversen Entscheidung wirkt Wirkungsökonomische Vertiefung als Pruefpunkt fuer Ambivalenz. Ein Nutzen fuer eine Gruppe kann mit Risiken fuer andere Wirkungsempfaenger einhergehen. Das Skript verlangt deshalb, positive und negative Zustandsveraenderungen getrennt zu fuehren, bevor von positiver Netto-Wirkung gesprochen wird.</w:t>
-      </w:r>
-    </w:p>
-    <w:p>
-      <w:r>
-        <w:t>Daten, Quellen und Evidenz. In Grundstudium Wirkungsoekonomie wird Begriffliche Präzision erst steuerungsfaehig, wenn daraus eine Entscheidung folgt. Die Grundbegriffe muessen in spaeteren Modulen wiedererkennbar bleiben. Ohne diese Rueckkopplung bleibt Reporting eine Beschreibung. Mit Rueckkopplung wird aus Bewertung eine veraenderte Routine: ein anderer Prozess, ein geaenderter Anreiz, eine bessere Datenpflicht, eine korrigierte Kommunikation oder eine neue Priorisierung.</w:t>
-      </w:r>
-    </w:p>
-    <w:p>
-      <w:r>
-        <w:t>Die typische Fehlstelle bei Wirkung statt Kapital liegt darin, Absicht, Aktivitaet oder Reporting als Wirkung zu behandeln. Bei Begriffliche Präzision wird diese Fehlstelle konkret: Ein scheinbar plausibler Befund darf nicht zur Abkuerzung werden. Quellen, Systemgrenzen, Unsicherheit und Rueckkopplung bleiben sichtbar.</w:t>
-      </w:r>
-    </w:p>
-    <w:p>
-      <w:r>
-        <w:t>Bewertung und rote Linien. Die Grenze gegen Scheingenauigkeit verlaeuft bei Wirkpfad nicht zwischen Optimismus und Pessimismus. Sie verlaeuft zwischen offengelegter Unsicherheit und rhetorischer Sicherheit. Wer Wirkung statt Kapital belastbar anwenden will, benennt Systemgrenze, Zeitraum, Vergleichspunkt und offene Gegenhypothese. Gerade dadurch bleibt das Skript anschlussfaehig fuer Forschung, Praxis und spaetere Revision.</w:t>
-      </w:r>
-    </w:p>
-    <w:p>
-      <w:r>
-        <w:t>Fuer die Pruefung ist Wirkpfad dann verstanden, wenn daraus eine belastbare Fallantwort entsteht. Eine gute Antwort unterscheidet Beobachtung, Kausalannahme, Bewertung und Steuerungsfolge. Sie bewertet keine Menschen, sondern Wirkpfade, Zustandsveraenderungen, Risiken und institutionelle Bedingungen.</w:t>
-      </w:r>
-    </w:p>
-    <w:p>
-      <w:r>
-        <w:t>Kontrollfrage. Welche Entscheidung waere falsch, wenn Wirkpfad in V02 missverstanden wird? Die Antwort muss mindestens eine Daten- oder Quellenannahme, eine betroffene Gruppe oder Schutzdimension, eine moegliche Nebenwirkung und einen Rueckkopplungsschritt nennen. Richtig ist nicht die lauteste Bewertung, sondern diejenige, die Begriff, Beleg und Steuerungsfolge zusammenhaelt.</w:t>
-      </w:r>
-    </w:p>
-    <w:p>
-      <w:r>
-        <w:t>Rueckfluss. Fuer den WOE-Korpus bedeutet das: Begriffe aus Wirkung statt Kapital sollten dort geschaerft werden, wo sie in Glossar, Werkzeugen, Journal oder Readern doppeldeutig bleiben. Offene Forschungsfragen werden nicht versteckt. Sie markieren die Stelle, an der spaetere Evidenz, ein besserer Datensatz oder eine praezisere Fallstudie die Bewertung veraendern kann.</w:t>
+        <w:t>Vertiefungsrunde 7: Anschluss an Praxis und Forschung</w:t>
+      </w:r>
+    </w:p>
+    <w:p>
+      <w:r>
+        <w:t>Diese Runde wechselt den Blickwinkel, damit der Schlussblock nicht nur wiederholt, sondern Leseentscheidungen vorbereitet: Was ist belegt, was bleibt Potenzial, welche Nebenwirkung ist relevant und welche Steuerungsfolge wird daraus abgeleitet?</w:t>
+      </w:r>
+    </w:p>
+    <w:p>
+      <w:r>
+        <w:t>Steuerungsfolge. In V02 muss Begriffliche Präzision immer mit Empfaengern gelesen werden. Wirkung entsteht nicht beim Sender, sondern an veraenderten Zustaenden von Menschen, Oekosystemen, Institutionen, Oeffentlichkeit oder kuenftigen Handlungsspielraeumen. Darum reicht es nicht, interne Aktivitaeten zu dokumentieren. Entscheidend ist, ob sich ein Zustand nachvollziehbar veraendert und ob diese Veraenderung im Referenzrahmen Mensch, Planet, Demokratie, SDGs, Agenda 2030 und SDG+ tragfaehig bewertet werden kann.</w:t>
+      </w:r>
+    </w:p>
+    <w:p>
+      <w:r>
+        <w:t>Ein Bericht behauptet, die Massnahme zu Wirkung statt Kapital sei erfolgreich. Die WOE-Lesart fragt bei Begriffliche Präzision nach belastbaren Nachweisen: begriffliche Praezision, Fallbeschreibung, Quellenklarheit, Plausibilitaet und offene Unsicherheit. Wenn diese Nachweise fehlen, bleibt die Aussage Wirkungspotenzial oder Kommunikationsbehauptung. Sie kann wichtig sein, aber sie ist noch keine belegte Wirkung.</w:t>
+      </w:r>
+    </w:p>
+    <w:p>
+      <w:r>
+        <w:t>Fallpruefung. Wenn eine Kommune eine bestehende Massnahme neu priorisieren will, beginnt die Analyse bei Empfaengern, Wirkraum, Zeitraum und Datenquelle. Bei Begriffliche Präzision muss dann geklaert werden, ob Ressourcen umgeschichtet, Daten nacherhoben oder Zielkonflikte offengelegt werden. Eine tragfaehige Antwort benennt mindestens eine Quelle, eine offene Unsicherheit, eine moegliche Gegenbeobachtung und die Entscheidung, die nach der Bewertung geaendert wird.</w:t>
+      </w:r>
+    </w:p>
+    <w:p>
+      <w:r>
+        <w:t>Transferhinweis. Wissenschaftliche Anschlussfaehigkeit entsteht hier durch Quellenklarheit. Bei Wirkpfad werden interne WOE-Begriffe nicht als Ersatz fuer Belege benutzt, sondern mit Grundlagenwerk, WOE-Referenz, Glossar, Werkzeuge, Journal und externe Fachquellen verbunden. Wo die Datenlage offen bleibt, wird das offengelegt. Wo eine Aussage nur plausibel ist, bleibt sie als Wirkungspotenzial markiert. Wo ein Schaden eine rote Linie beruehrt, greift Nichtkompensation vor Durchschnittslogik.</w:t>
+      </w:r>
+    </w:p>
+    <w:p>
+      <w:r>
+        <w:t>In einer kontroversen Entscheidung wirkt Wirkpfad als Pruefpunkt fuer Ambivalenz. Ein Nutzen fuer eine Gruppe kann mit Risiken fuer andere Wirkungsempfaenger einhergehen. Das Skript verlangt deshalb, positive und negative Zustandsveraenderungen getrennt zu fuehren, bevor von positiver Netto-Wirkung gesprochen wird.</w:t>
+      </w:r>
+    </w:p>
+    <w:p>
+      <w:r>
+        <w:t>Fallpruefung. Wenn ein Unternehmen ein Produkt, einen Prozess oder eine Investition wirkungsbezogen bewerten will, beginnt die Analyse bei Empfaengern, Wirkraum, Zeitraum und Datenquelle. Bei Wirkpfad muss dann geklaert werden, welche Entscheidung nach der Bewertung tatsaechlich anders ausfaellt. Eine tragfaehige Antwort benennt mindestens eine Quelle, eine offene Unsicherheit, eine moegliche Gegenbeobachtung und die Entscheidung, die nach der Bewertung geaendert wird.</w:t>
+      </w:r>
+    </w:p>
+    <w:p>
+      <w:r>
+        <w:t>Fuer die Bewertung reicht kein Summenscore, der zentrale Schaeden mit bequemen Pluspunkten verrechnet. Nichtkompensation und Reverse Merit Order markieren, wo rote Linien, demokratische Grundbedingungen oder planetare Grenzen Vorrang vor Durchschnittslogik haben. So bleibt positive Netto-Wirkung eine anspruchsvolle Zielgroesse und wird nicht zur dekorativen Formel.</w:t>
+      </w:r>
+    </w:p>
+    <w:p>
+      <w:r>
+        <w:t>Rueckflussnotiz. In Grundstudium Wirkungsoekonomie wird Leitthese erst steuerungsfaehig, wenn daraus eine Entscheidung folgt. Die Grundbegriffe muessen in spaeteren Modulen wiedererkennbar bleiben. Ohne diese Rueckkopplung bleibt Reporting eine Beschreibung. Mit Rueckkopplung wird aus Bewertung eine veraenderte Routine: ein anderer Prozess, ein geaenderter Anreiz, eine bessere Datenpflicht, eine korrigierte Kommunikation oder eine neue Priorisierung.</w:t>
+      </w:r>
+    </w:p>
+    <w:p>
+      <w:r>
+        <w:t>Die typische Fehlstelle bei Wirkung statt Kapital liegt darin, Absicht, Aktivitaet oder Reporting als Wirkung zu behandeln. Bei Leitthese wird diese Fehlstelle konkret: Ein scheinbar plausibler Befund darf nicht zur Abkuerzung werden. Quellen, Systemgrenzen, Unsicherheit und Rueckkopplung bleiben sichtbar.</w:t>
+      </w:r>
+    </w:p>
+    <w:p>
+      <w:r>
+        <w:t>Fallpruefung. Wenn eine Bildungs- oder Forschungseinrichtung eine Wirkungsaussage fuer Lernende und Praxispartner pruefbar machen will, beginnt die Analyse bei Empfaengern, Wirkraum, Zeitraum und Datenquelle. Bei Leitthese muss dann geklaert werden, welche Begriffe, Quellen und Grenzen im Material sichtbar bleiben muessen. Eine tragfaehige Antwort benennt mindestens eine Quelle, eine offene Unsicherheit, eine moegliche Gegenbeobachtung und die Entscheidung, die nach der Bewertung geaendert wird.</w:t>
+      </w:r>
+    </w:p>
+    <w:p>
+      <w:r>
+        <w:t>Der Rueckfluss in den WOE-Korpus liegt hier in klaren Begriffen, sauber verlinkten Quellen und benannten Forschungsfragen. Wo Glossar, Werkzeuge, Journal oder Reader noch doppeldeutig bleiben, sollte Wirkung statt Kapital nicht als fertige Gewissheit auftreten, sondern als pruefbarer Lernstand mit Korrekturpfad.</w:t>
+      </w:r>
+    </w:p>
+    <w:p>
+      <w:r>
+        <w:t>Pruefungsimpuls. Die Grenze gegen Scheingenauigkeit verlaeuft bei Didaktische Einordnung im Studiengang nicht zwischen Optimismus und Pessimismus. Sie verlaeuft zwischen offengelegter Unsicherheit und rhetorischer Sicherheit. Wer Wirkung statt Kapital belastbar anwenden will, benennt Systemgrenze, Zeitraum, Vergleichspunkt und offene Gegenhypothese. Gerade dadurch bleibt das Skript anschlussfaehig fuer Forschung, Praxis und spaetere Revision.</w:t>
+      </w:r>
+    </w:p>
+    <w:p>
+      <w:r>
+        <w:t>Fuer die Pruefung ist Didaktische Einordnung im Studiengang dann verstanden, wenn daraus eine belastbare Fallantwort entsteht. Eine gute Antwort unterscheidet Beobachtung, Kausalannahme, Bewertung und Steuerungsfolge. Sie bewertet keine Menschen, sondern Wirkpfade, Zustandsveraenderungen, Risiken und institutionelle Bedingungen.</w:t>
+      </w:r>
+    </w:p>
+    <w:p>
+      <w:r>
+        <w:t>Fallpruefung. Wenn eine Kommune eine bestehende Massnahme neu priorisieren will, beginnt die Analyse bei Empfaengern, Wirkraum, Zeitraum und Datenquelle. Bei Didaktische Einordnung im Studiengang muss dann geklaert werden, ob Ressourcen umgeschichtet, Daten nacherhoben oder Zielkonflikte offengelegt werden. Eine tragfaehige Antwort benennt mindestens eine Quelle, eine offene Unsicherheit, eine moegliche Gegenbeobachtung und die Entscheidung, die nach der Bewertung geaendert wird.</w:t>
       </w:r>
     </w:p>
     <w:p>

--- a/docs/studienskripte/word-rohfassungen/woek-g-v02.docx
+++ b/docs/studienskripte/word-rohfassungen/woek-g-v02.docx
@@ -2793,7 +2793,7 @@
     </w:p>
     <w:p>
       <w:r>
-        <w:t>Begriffliche Sicherung. Einleitung / Wirkungsfrage zeigt, warum Wirkung statt Kapital mehr ist als ein Schlagwort im Feld Wirkpfade, Wirkungsempfaenger, Bewertung und Rueckkopplung. Die wirkungsoekonomische Frage lautet: Welche reale Veraenderung wird moeglich, welche bleibt nur Potenzial und wo entsteht ein Wirkungsrisiko? Diese Unterscheidung schuetzt vor Impact-Washing, weil sie Absicht, Aktivitaet, Reichweite und Wirkung auseinanderhaelt.</w:t>
+        <w:t>Begriffliche Sicherung. Bei Einleitung / Wirkungsfrage wird Wirkung statt Kapital als Arbeitsfrage im Feld Wirkpfade, Wirkungsempfaenger, Bewertung und Rueckkopplung lesbar. Die wirkungsoekonomische Frage lautet: Welche reale Veraenderung wird moeglich, welche bleibt nur Potenzial und wo entsteht ein Wirkungsrisiko? Diese Unterscheidung schuetzt vor Impact-Washing, weil sie Absicht, Aktivitaet, Reichweite und Wirkung auseinanderhaelt.</w:t>
       </w:r>
     </w:p>
     <w:p>
@@ -2883,7 +2883,7 @@
     </w:p>
     <w:p>
       <w:r>
-        <w:t>Transferhinweis. Der stille Zieltausch zeigt, warum Wirkung statt Kapital mehr ist als ein Schlagwort im Feld Wirkpfade, Wirkungsempfaenger, Bewertung und Rueckkopplung. Die wirkungsoekonomische Frage lautet: Welche reale Veraenderung wird moeglich, welche bleibt nur Potenzial und wo entsteht ein Wirkungsrisiko? Diese Unterscheidung schuetzt vor Impact-Washing, weil sie Absicht, Aktivitaet, Reichweite und Wirkung auseinanderhaelt.</w:t>
+        <w:t>Transferhinweis. Bei Der stille Zieltausch wird Wirkung statt Kapital als Arbeitsfrage im Feld Wirkpfade, Wirkungsempfaenger, Bewertung und Rueckkopplung lesbar. Die wirkungsoekonomische Frage lautet: Welche reale Veraenderung wird moeglich, welche bleibt nur Potenzial und wo entsteht ein Wirkungsrisiko? Diese Unterscheidung schuetzt vor Impact-Washing, weil sie Absicht, Aktivitaet, Reichweite und Wirkung auseinanderhaelt.</w:t>
       </w:r>
     </w:p>
     <w:p>
@@ -2986,7 +2986,7 @@
     </w:p>
     <w:p>
       <w:r>
-        <w:t>Evidenzfenster. Warum das kein Idealismus ist zeigt, warum Wirkung statt Kapital mehr ist als ein Schlagwort im Feld Wirkpfade, Wirkungsempfaenger, Bewertung und Rueckkopplung. Die wirkungsoekonomische Frage lautet: Welche reale Veraenderung wird moeglich, welche bleibt nur Potenzial und wo entsteht ein Wirkungsrisiko? Diese Unterscheidung schuetzt vor Impact-Washing, weil sie Absicht, Aktivitaet, Reichweite und Wirkung auseinanderhaelt.</w:t>
+        <w:t>Evidenzfenster. Bei Warum das kein Idealismus ist wird Wirkung statt Kapital als Arbeitsfrage im Feld Wirkpfade, Wirkungsempfaenger, Bewertung und Rueckkopplung lesbar. Die wirkungsoekonomische Frage lautet: Welche reale Veraenderung wird moeglich, welche bleibt nur Potenzial und wo entsteht ein Wirkungsrisiko? Diese Unterscheidung schuetzt vor Impact-Washing, weil sie Absicht, Aktivitaet, Reichweite und Wirkung auseinanderhaelt.</w:t>
       </w:r>
     </w:p>
     <w:p>
@@ -3094,7 +3094,7 @@
     </w:p>
     <w:p>
       <w:r>
-        <w:t>Pruefungsimpuls. Wirkpfad zeigt, warum Wirkung statt Kapital mehr ist als ein Schlagwort im Feld Wirkpfade, Wirkungsempfaenger, Bewertung und Rueckkopplung. Die wirkungsoekonomische Frage lautet: Welche reale Veraenderung wird moeglich, welche bleibt nur Potenzial und wo entsteht ein Wirkungsrisiko? Diese Unterscheidung schuetzt vor Impact-Washing, weil sie Absicht, Aktivitaet, Reichweite und Wirkung auseinanderhaelt.</w:t>
+        <w:t>Pruefungsimpuls. Bei Wirkpfad wird Wirkung statt Kapital als Arbeitsfrage im Feld Wirkpfade, Wirkungsempfaenger, Bewertung und Rueckkopplung lesbar. Die wirkungsoekonomische Frage lautet: Welche reale Veraenderung wird moeglich, welche bleibt nur Potenzial und wo entsteht ein Wirkungsrisiko? Diese Unterscheidung schuetzt vor Impact-Washing, weil sie Absicht, Aktivitaet, Reichweite und Wirkung auseinanderhaelt.</w:t>
       </w:r>
     </w:p>
     <w:p>
@@ -3197,7 +3197,7 @@
     </w:p>
     <w:p>
       <w:r>
-        <w:t>Steuerungsfolge. Fallfenster zeigt, warum Wirkung statt Kapital mehr ist als ein Schlagwort im Feld Wirkpfade, Wirkungsempfaenger, Bewertung und Rueckkopplung. Die wirkungsoekonomische Frage lautet: Welche reale Veraenderung wird moeglich, welche bleibt nur Potenzial und wo entsteht ein Wirkungsrisiko? Diese Unterscheidung schuetzt vor Impact-Washing, weil sie Absicht, Aktivitaet, Reichweite und Wirkung auseinanderhaelt.</w:t>
+        <w:t>Steuerungsfolge. Bei Fallfenster wird Wirkung statt Kapital als Arbeitsfrage im Feld Wirkpfade, Wirkungsempfaenger, Bewertung und Rueckkopplung lesbar. Die wirkungsoekonomische Frage lautet: Welche reale Veraenderung wird moeglich, welche bleibt nur Potenzial und wo entsteht ein Wirkungsrisiko? Diese Unterscheidung schuetzt vor Impact-Washing, weil sie Absicht, Aktivitaet, Reichweite und Wirkung auseinanderhaelt.</w:t>
       </w:r>
     </w:p>
     <w:p>
@@ -3300,7 +3300,7 @@
     </w:p>
     <w:p>
       <w:r>
-        <w:t>Wirkpfadpruefung. Vom Maßstab zum Kompass zeigt, warum Wirkung statt Kapital mehr ist als ein Schlagwort im Feld Wirkpfade, Wirkungsempfaenger, Bewertung und Rueckkopplung. Die wirkungsoekonomische Frage lautet: Welche reale Veraenderung wird moeglich, welche bleibt nur Potenzial und wo entsteht ein Wirkungsrisiko? Diese Unterscheidung schuetzt vor Impact-Washing, weil sie Absicht, Aktivitaet, Reichweite und Wirkung auseinanderhaelt.</w:t>
+        <w:t>Wirkpfadpruefung. Bei Vom Maßstab zum Kompass wird Wirkung statt Kapital als Arbeitsfrage im Feld Wirkpfade, Wirkungsempfaenger, Bewertung und Rueckkopplung lesbar. Die wirkungsoekonomische Frage lautet: Welche reale Veraenderung wird moeglich, welche bleibt nur Potenzial und wo entsteht ein Wirkungsrisiko? Diese Unterscheidung schuetzt vor Impact-Washing, weil sie Absicht, Aktivitaet, Reichweite und Wirkung auseinanderhaelt.</w:t>
       </w:r>
     </w:p>
     <w:p>
@@ -3408,7 +3408,7 @@
     </w:p>
     <w:p>
       <w:r>
-        <w:t>Rueckflussnotiz. Kapital als Benzin, nicht als Ziel zeigt, warum Wirkung statt Kapital mehr ist als ein Schlagwort im Feld Wirkpfade, Wirkungsempfaenger, Bewertung und Rueckkopplung. Die wirkungsoekonomische Frage lautet: Welche reale Veraenderung wird moeglich, welche bleibt nur Potenzial und wo entsteht ein Wirkungsrisiko? Diese Unterscheidung schuetzt vor Impact-Washing, weil sie Absicht, Aktivitaet, Reichweite und Wirkung auseinanderhaelt.</w:t>
+        <w:t>Rueckflussnotiz. Bei Kapital als Benzin, nicht als Ziel wird Wirkung statt Kapital als Arbeitsfrage im Feld Wirkpfade, Wirkungsempfaenger, Bewertung und Rueckkopplung lesbar. Die wirkungsoekonomische Frage lautet: Welche reale Veraenderung wird moeglich, welche bleibt nur Potenzial und wo entsteht ein Wirkungsrisiko? Diese Unterscheidung schuetzt vor Impact-Washing, weil sie Absicht, Aktivitaet, Reichweite und Wirkung auseinanderhaelt.</w:t>
       </w:r>
     </w:p>
     <w:p>
@@ -3498,7 +3498,7 @@
     </w:p>
     <w:p>
       <w:r>
-        <w:t>Bewertungsgrenze. Wirkungsökonomische Vertiefung zeigt, warum Wirkung statt Kapital mehr ist als ein Schlagwort im Feld Wirkpfade, Wirkungsempfaenger, Bewertung und Rueckkopplung. Die wirkungsoekonomische Frage lautet: Welche reale Veraenderung wird moeglich, welche bleibt nur Potenzial und wo entsteht ein Wirkungsrisiko? Diese Unterscheidung schuetzt vor Impact-Washing, weil sie Absicht, Aktivitaet, Reichweite und Wirkung auseinanderhaelt.</w:t>
+        <w:t>Bewertungsgrenze. Bei Wirkungsökonomische Vertiefung wird Wirkung statt Kapital als Arbeitsfrage im Feld Wirkpfade, Wirkungsempfaenger, Bewertung und Rueckkopplung lesbar. Die wirkungsoekonomische Frage lautet: Welche reale Veraenderung wird moeglich, welche bleibt nur Potenzial und wo entsteht ein Wirkungsrisiko? Diese Unterscheidung schuetzt vor Impact-Washing, weil sie Absicht, Aktivitaet, Reichweite und Wirkung auseinanderhaelt.</w:t>
       </w:r>
     </w:p>
     <w:p>

--- a/docs/studienskripte/word-rohfassungen/woek-g-v02.docx
+++ b/docs/studienskripte/word-rohfassungen/woek-g-v02.docx
@@ -16,20 +16,7 @@
     </w:p>
     <w:p>
       <w:r>
-        <w:rPr>
-          <w:i/>
-        </w:rPr>
-        <w:t>Rohfassung fuer Claude / CI-CD-Finalisierung</w:t>
-      </w:r>
-    </w:p>
-    <w:p>
-      <w:r>
-        <w:t>Quelle: /Users/hagen/Documents/New project/content/studienskripte/woek-g-v02.md</w:t>
-      </w:r>
-    </w:p>
-    <w:p>
-      <w:r>
-        <w:t>Track: Grundstudium Wirkungsökonomie Kurscode: woek-g Vorlesungscode: V02 Modul/Abschnitt: G1.1 Titel: Wirkung statt Kapital Status: Studienskript V1 · fachlich finale Codex-Fassung, Claude-CI/CD-Satzfreigabe offen Quelle: woek-akademie-app/content/lehrgaenge/woek-g-v02.md Ablage: Markdown-Master in content/studienskripte/woek-g-v02.md, Word-Rohfassung in docs/studienskripte/word-rohfassungen/woek-g-v02.docx Wissensbasis: aktuelles Grundlagenwerk, Website-Korpus inklusive Journal, Akademie-Quelltexte, Glossar, interne Dossiers und externe Fachquellen</w:t>
+        <w:t>Track: Grundstudium Wirkungsökonomie Kurscode: woek-g Vorlesungscode: V02 Modul/Abschnitt: G1.1 Titel: Wirkung statt Kapital Status: Studienskript V1. Wissensbasis: aktuelles Grundlagenwerk, Website-Korpus inklusive Journal, Akademie-Quelltexte, Glossar, interne Dossiers und externe Fachquellen</w:t>
       </w:r>
     </w:p>
     <w:p>
@@ -96,11 +83,6 @@
     <w:p>
       <w:r>
         <w:t>&gt; Welche tatsächlichen Zustandsveränderungen werden durch Wirkung statt Kapital möglich, wahrscheinlich oder riskant - und welche Bedingungen entscheiden darüber, ob aus Wirkungspotenzial tatsächliche Wirkung wird?</w:t>
-      </w:r>
-    </w:p>
-    <w:p>
-      <w:r>
-        <w:t>Dieses Studienskript ist die fachlich finale Codex-V1-Fassung fuer den Akademie-Reader und die oeffentliche Bibliothek. Claude uebernimmt danach Satz, CI/CD, PDF/Reader-Freigabe und die abschliessende Lektoratsabnahme.</w:t>
       </w:r>
     </w:p>
     <w:p>
@@ -709,7 +691,7 @@
         <w:pStyle w:val="ListBullet"/>
       </w:pPr>
       <w:r>
-        <w:t>✅ Richtig: B — Wirkung meint tatsächliche Veränderung von Zuständen, nicht Absicht, Aktivität oder Reichweite.</w:t>
+        <w:t>✅ Richtig: B - Wirkung meint tatsächliche Veränderung von Zuständen, nicht Absicht, Aktivität oder Reichweite.</w:t>
       </w:r>
     </w:p>
     <w:p>
@@ -730,7 +712,7 @@
         <w:pStyle w:val="ListBullet"/>
       </w:pPr>
       <w:r>
-        <w:t>✅ Richtig: B — Ein Auslöser erzeugt höchstens Wirkungspotenzial, solange keine tatsächliche Veränderung nachvollziehbar ist.</w:t>
+        <w:t>✅ Richtig: B - Ein Auslöser erzeugt höchstens Wirkungspotenzial, solange keine tatsächliche Veränderung nachvollziehbar ist.</w:t>
       </w:r>
     </w:p>
     <w:p>
@@ -751,7 +733,7 @@
         <w:pStyle w:val="ListBullet"/>
       </w:pPr>
       <w:r>
-        <w:t>✅ Richtig: C — Die WÖk bewertet Wirkpfade und Zustandsveränderungen, nicht den Wert von Menschen.</w:t>
+        <w:t>✅ Richtig: C - Die WÖk bewertet Wirkpfade und Zustandsveränderungen, nicht den Wert von Menschen.</w:t>
       </w:r>
     </w:p>
     <w:p>
@@ -772,7 +754,7 @@
         <w:pStyle w:val="ListBullet"/>
       </w:pPr>
       <w:r>
-        <w:t>✅ Richtig: A — Quellenklarheit und begriffliche Präzision sind Voraussetzungen für prüfbare Wirkungsaussagen.</w:t>
+        <w:t>✅ Richtig: A - Quellenklarheit und begriffliche Präzision sind Voraussetzungen für prüfbare Wirkungsaussagen.</w:t>
       </w:r>
     </w:p>
     <w:p>
@@ -793,7 +775,7 @@
         <w:pStyle w:val="ListBullet"/>
       </w:pPr>
       <w:r>
-        <w:t>✅ Richtig: B — Rückkopplung bedeutet Lernen und Nachsteuern anhand tatsächlicher Zustandsveränderungen.</w:t>
+        <w:t>✅ Richtig: B - Rückkopplung bedeutet Lernen und Nachsteuern anhand tatsächlicher Zustandsveränderungen.</w:t>
       </w:r>
     </w:p>
     <w:p>
@@ -814,7 +796,7 @@
         <w:pStyle w:val="ListBullet"/>
       </w:pPr>
       <w:r>
-        <w:t>✅ Richtig: A — Wenn eine Zielgröße gemeint ist, geht es um positive Netto-Wirkung im Referenzrahmen Mensch, Planet und Demokratie.</w:t>
+        <w:t>✅ Richtig: A - Wenn eine Zielgröße gemeint ist, geht es um positive Netto-Wirkung im Referenzrahmen Mensch, Planet und Demokratie.</w:t>
       </w:r>
     </w:p>
     <w:p>
@@ -994,11 +976,6 @@
       </w:pPr>
       <w:r>
         <w:t>7. Tiefenskript-Erweiterung Sprint 6</w:t>
-      </w:r>
-    </w:p>
-    <w:p>
-      <w:r>
-        <w:t>Status dieser Erweiterung: V1-finalisierte Codex-Erweiterung fuer Markdown-Master, Word-Rohfassung und Reader-Spiegel. Satz, Medienintegration, Lektorat und PDF-Freigabe bleiben der Claude-CI/CD-Lane vorbehalten.</w:t>
       </w:r>
     </w:p>
     <w:p>
@@ -2416,11 +2393,6 @@
       </w:r>
     </w:p>
     <w:p>
-      <w:r>
-        <w:t>Dieses Studienskript ist die fachlich finale Codex-V1-Fassung fuer den Akademie-Reader und die oeffentliche Bibliothek. Claude uebernimmt danach Satz, CI/CD, PDF/Reader-Freigabe und die abschliessende Lektoratsabnahme.</w:t>
-      </w:r>
-    </w:p>
-    <w:p>
       <w:pPr>
         <w:pStyle w:val="Heading3"/>
       </w:pPr>
@@ -3103,11 +3075,6 @@
       </w:r>
     </w:p>
     <w:p>
-      <w:r>
-        <w:t>Diese Finalisierung schliesst die Codex-Inhaltsproduktion fuer V02. Offen bleibt nicht der fachliche Kern des Skripts, sondern der naechste Produktionsschritt: Claude setzt daraus die CI/CD-konforme Reader- und PDF-Fassung, prueft Satz, Umbrueche, Medienintegration und Lektorat und markiert erst danach die veroeffentlichte Fassung als freigegeben.</w:t>
-      </w:r>
-    </w:p>
-    <w:p>
       <w:pPr>
         <w:pStyle w:val="Heading2"/>
       </w:pPr>
@@ -3128,7 +3095,7 @@
         <w:pStyle w:val="ListBullet"/>
       </w:pPr>
       <w:r>
-        <w:t>woek-akademie-app/content/lehrgaenge/woek-g-v02.md — unmittelbarer Akademie-Quelltext dieser V1-Fassung.</w:t>
+        <w:t>woek-akademie-app/content/lehrgaenge/woek-g-v02.md - unmittelbarer Akademie-Quelltext dieser V1-Fassung.</w:t>
       </w:r>
     </w:p>
     <w:p>
@@ -3136,7 +3103,7 @@
         <w:pStyle w:val="ListBullet"/>
       </w:pPr>
       <w:r>
-        <w:t>assets/pdf/die-neue-ordnung-des-wohlstands.pdf und buch.html — aktuelles Grundlagenwerk.</w:t>
+        <w:t>assets/pdf/die-neue-ordnung-des-wohlstands.pdf und buch.html - aktuelles Grundlagenwerk.</w:t>
       </w:r>
     </w:p>
     <w:p>
@@ -3145,22 +3112,6 @@
       </w:pPr>
       <w:r>
         <w:t>Website-Korpus: Referenz, Wirkungsfelder, Werkzeuge, Glossar, Bibliothek und Journal.</w:t>
-      </w:r>
-    </w:p>
-    <w:p>
-      <w:pPr>
-        <w:pStyle w:val="ListBullet"/>
-      </w:pPr>
-      <w:r>
-        <w:t>docs/CODEX-HANDOFF-studienskripte.md — Produktionsstandard.</w:t>
-      </w:r>
-    </w:p>
-    <w:p>
-      <w:pPr>
-        <w:pStyle w:val="ListBullet"/>
-      </w:pPr>
-      <w:r>
-        <w:t>docs/CODEX-HANDOFF-pruefungen.md — geschützte Prüfungs- und Antwortlogik.</w:t>
       </w:r>
     </w:p>
     <w:p>
